--- a/Skazka/ПРОЕКТИРОВАНИЕ БАЗЫ ДАННЫХ.docx
+++ b/Skazka/ПРОЕКТИРОВАНИЕ БАЗЫ ДАННЫХ.docx
@@ -1607,7 +1607,7 @@
                     <pic:cNvPicPr/>
                   </pic:nvPicPr>
                   <pic:blipFill>
-                    <a:blip r:embed="rId4"/>
+                    <a:blip r:embed="rId5"/>
                     <a:stretch>
                       <a:fillRect/>
                     </a:stretch>
@@ -1685,7 +1685,7 @@
                     <pic:cNvPicPr/>
                   </pic:nvPicPr>
                   <pic:blipFill>
-                    <a:blip r:embed="rId5"/>
+                    <a:blip r:embed="rId6"/>
                     <a:stretch>
                       <a:fillRect/>
                     </a:stretch>
@@ -1853,7 +1853,7 @@
                     <pic:cNvPicPr/>
                   </pic:nvPicPr>
                   <pic:blipFill>
-                    <a:blip r:embed="rId6"/>
+                    <a:blip r:embed="rId7"/>
                     <a:stretch>
                       <a:fillRect/>
                     </a:stretch>
@@ -3868,6 +3868,1756 @@
         <w:t>Всего база данных займёт на 100 записей: 12800 Б</w:t>
       </w:r>
     </w:p>
+    <w:p>
+      <w:pPr>
+        <w:spacing w:after="0" w:line="360" w:lineRule="auto"/>
+        <w:ind w:firstLine="709"/>
+        <w:rPr>
+          <w:rFonts w:ascii="Times New Roman" w:hAnsi="Times New Roman" w:cs="Times New Roman"/>
+          <w:sz w:val="28"/>
+          <w:szCs w:val="28"/>
+        </w:rPr>
+      </w:pPr>
+    </w:p>
+    <w:p>
+      <w:pPr>
+        <w:spacing w:after="0" w:line="360" w:lineRule="auto"/>
+        <w:ind w:firstLine="709"/>
+        <w:rPr>
+          <w:rFonts w:ascii="Times New Roman" w:hAnsi="Times New Roman" w:cs="Times New Roman"/>
+          <w:sz w:val="28"/>
+          <w:szCs w:val="28"/>
+        </w:rPr>
+      </w:pPr>
+      <w:r>
+        <w:rPr>
+          <w:rFonts w:ascii="Times New Roman" w:hAnsi="Times New Roman" w:cs="Times New Roman"/>
+          <w:sz w:val="28"/>
+          <w:szCs w:val="28"/>
+        </w:rPr>
+        <w:t xml:space="preserve">СУБД </w:t>
+      </w:r>
+      <w:proofErr w:type="spellStart"/>
+      <w:r>
+        <w:rPr>
+          <w:rFonts w:ascii="Times New Roman" w:hAnsi="Times New Roman" w:cs="Times New Roman"/>
+          <w:sz w:val="28"/>
+          <w:szCs w:val="28"/>
+          <w:lang w:val="en-US"/>
+        </w:rPr>
+        <w:t>Dbeaver</w:t>
+      </w:r>
+      <w:proofErr w:type="spellEnd"/>
+      <w:r>
+        <w:rPr>
+          <w:rFonts w:ascii="Times New Roman" w:hAnsi="Times New Roman" w:cs="Times New Roman"/>
+          <w:sz w:val="28"/>
+          <w:szCs w:val="28"/>
+        </w:rPr>
+        <w:t xml:space="preserve"> </w:t>
+      </w:r>
+      <w:r>
+        <w:rPr>
+          <w:rFonts w:ascii="Times New Roman" w:hAnsi="Times New Roman" w:cs="Times New Roman"/>
+          <w:sz w:val="28"/>
+          <w:szCs w:val="28"/>
+        </w:rPr>
+        <w:t>характеристика.</w:t>
+      </w:r>
+    </w:p>
+    <w:p>
+      <w:pPr>
+        <w:spacing w:after="0" w:line="360" w:lineRule="auto"/>
+        <w:ind w:firstLine="709"/>
+        <w:jc w:val="both"/>
+        <w:rPr>
+          <w:rFonts w:ascii="Times New Roman" w:hAnsi="Times New Roman" w:cs="Times New Roman"/>
+          <w:sz w:val="28"/>
+          <w:szCs w:val="28"/>
+        </w:rPr>
+      </w:pPr>
+      <w:proofErr w:type="spellStart"/>
+      <w:r>
+        <w:rPr>
+          <w:rFonts w:ascii="Times New Roman" w:hAnsi="Times New Roman" w:cs="Times New Roman"/>
+          <w:sz w:val="28"/>
+          <w:szCs w:val="28"/>
+        </w:rPr>
+        <w:t>DBeaver</w:t>
+      </w:r>
+      <w:proofErr w:type="spellEnd"/>
+      <w:r>
+        <w:rPr>
+          <w:rFonts w:ascii="Times New Roman" w:hAnsi="Times New Roman" w:cs="Times New Roman"/>
+          <w:sz w:val="28"/>
+          <w:szCs w:val="28"/>
+        </w:rPr>
+        <w:t xml:space="preserve"> — это универсальная программная среда для работы с базами данных, представляющая собой полноценный клиент для управления, разработки и администрирования СУБД. Он относится к классу кроссплатформенных инструментов и работает на операционных системах Windows, Linux и </w:t>
+      </w:r>
+      <w:proofErr w:type="spellStart"/>
+      <w:r>
+        <w:rPr>
+          <w:rFonts w:ascii="Times New Roman" w:hAnsi="Times New Roman" w:cs="Times New Roman"/>
+          <w:sz w:val="28"/>
+          <w:szCs w:val="28"/>
+        </w:rPr>
+        <w:t>macOS</w:t>
+      </w:r>
+      <w:proofErr w:type="spellEnd"/>
+      <w:r>
+        <w:rPr>
+          <w:rFonts w:ascii="Times New Roman" w:hAnsi="Times New Roman" w:cs="Times New Roman"/>
+          <w:sz w:val="28"/>
+          <w:szCs w:val="28"/>
+        </w:rPr>
+        <w:t xml:space="preserve">, что делает его удобным решением как для индивидуальных разработчиков, так и для командной работы. Программа построена на основе Java и использует технологию JDBC, благодаря чему поддерживает большое количество систем управления базами данных, включая </w:t>
+      </w:r>
+      <w:proofErr w:type="spellStart"/>
+      <w:r>
+        <w:rPr>
+          <w:rFonts w:ascii="Times New Roman" w:hAnsi="Times New Roman" w:cs="Times New Roman"/>
+          <w:sz w:val="28"/>
+          <w:szCs w:val="28"/>
+        </w:rPr>
+        <w:t>PostgreSQL</w:t>
+      </w:r>
+      <w:proofErr w:type="spellEnd"/>
+      <w:r>
+        <w:rPr>
+          <w:rFonts w:ascii="Times New Roman" w:hAnsi="Times New Roman" w:cs="Times New Roman"/>
+          <w:sz w:val="28"/>
+          <w:szCs w:val="28"/>
+        </w:rPr>
+        <w:t xml:space="preserve">, MySQL, Oracle Database, </w:t>
+      </w:r>
+      <w:proofErr w:type="spellStart"/>
+      <w:r>
+        <w:rPr>
+          <w:rFonts w:ascii="Times New Roman" w:hAnsi="Times New Roman" w:cs="Times New Roman"/>
+          <w:sz w:val="28"/>
+          <w:szCs w:val="28"/>
+        </w:rPr>
+        <w:t>SQLite</w:t>
+      </w:r>
+      <w:proofErr w:type="spellEnd"/>
+      <w:r>
+        <w:rPr>
+          <w:rFonts w:ascii="Times New Roman" w:hAnsi="Times New Roman" w:cs="Times New Roman"/>
+          <w:sz w:val="28"/>
+          <w:szCs w:val="28"/>
+        </w:rPr>
+        <w:t xml:space="preserve"> и многие другие.</w:t>
+      </w:r>
+    </w:p>
+    <w:p>
+      <w:pPr>
+        <w:spacing w:after="0" w:line="360" w:lineRule="auto"/>
+        <w:ind w:firstLine="709"/>
+        <w:jc w:val="both"/>
+        <w:rPr>
+          <w:rFonts w:ascii="Times New Roman" w:hAnsi="Times New Roman" w:cs="Times New Roman"/>
+          <w:sz w:val="28"/>
+          <w:szCs w:val="28"/>
+        </w:rPr>
+      </w:pPr>
+      <w:r>
+        <w:rPr>
+          <w:rFonts w:ascii="Times New Roman" w:hAnsi="Times New Roman" w:cs="Times New Roman"/>
+          <w:sz w:val="28"/>
+          <w:szCs w:val="28"/>
+        </w:rPr>
+        <w:t xml:space="preserve">Основное назначение </w:t>
+      </w:r>
+      <w:proofErr w:type="spellStart"/>
+      <w:r>
+        <w:rPr>
+          <w:rFonts w:ascii="Times New Roman" w:hAnsi="Times New Roman" w:cs="Times New Roman"/>
+          <w:sz w:val="28"/>
+          <w:szCs w:val="28"/>
+        </w:rPr>
+        <w:t>DBeaver</w:t>
+      </w:r>
+      <w:proofErr w:type="spellEnd"/>
+      <w:r>
+        <w:rPr>
+          <w:rFonts w:ascii="Times New Roman" w:hAnsi="Times New Roman" w:cs="Times New Roman"/>
+          <w:sz w:val="28"/>
+          <w:szCs w:val="28"/>
+        </w:rPr>
+        <w:t xml:space="preserve"> заключается в обеспечении удобного взаимодействия пользователя с базой данных. С его помощью можно создавать и изменять структуру базы данных, выполнять SQL-запросы, просматривать и редактировать данные, а также анализировать связи между таблицами. Встроенный SQL-редактор предоставляет расширенные возможности для написания запросов: подсветку синтаксиса, автодополнение, форматирование </w:t>
+      </w:r>
+      <w:r>
+        <w:rPr>
+          <w:rFonts w:ascii="Times New Roman" w:hAnsi="Times New Roman" w:cs="Times New Roman"/>
+          <w:sz w:val="28"/>
+          <w:szCs w:val="28"/>
+        </w:rPr>
+        <w:lastRenderedPageBreak/>
+        <w:t>кода и выполнение как отдельных команд, так и целых скриптов. Это существенно ускоряет процесс разработки и снижает вероятность ошибок.</w:t>
+      </w:r>
+    </w:p>
+    <w:p>
+      <w:pPr>
+        <w:spacing w:after="0" w:line="360" w:lineRule="auto"/>
+        <w:ind w:firstLine="709"/>
+        <w:rPr>
+          <w:rFonts w:ascii="Times New Roman" w:hAnsi="Times New Roman" w:cs="Times New Roman"/>
+          <w:sz w:val="28"/>
+          <w:szCs w:val="28"/>
+        </w:rPr>
+      </w:pPr>
+    </w:p>
+    <w:p>
+      <w:pPr>
+        <w:spacing w:after="0" w:line="360" w:lineRule="auto"/>
+        <w:ind w:firstLine="709"/>
+        <w:rPr>
+          <w:rFonts w:ascii="Times New Roman" w:hAnsi="Times New Roman" w:cs="Times New Roman"/>
+          <w:sz w:val="28"/>
+          <w:szCs w:val="28"/>
+        </w:rPr>
+      </w:pPr>
+      <w:r>
+        <w:rPr>
+          <w:rFonts w:ascii="Times New Roman" w:hAnsi="Times New Roman" w:cs="Times New Roman"/>
+          <w:sz w:val="28"/>
+          <w:szCs w:val="28"/>
+        </w:rPr>
+        <w:t>Таблица «Книги»</w:t>
+      </w:r>
+    </w:p>
+    <w:p>
+      <w:pPr>
+        <w:spacing w:after="0" w:line="360" w:lineRule="auto"/>
+        <w:ind w:firstLine="709"/>
+        <w:rPr>
+          <w:rFonts w:ascii="Times New Roman" w:hAnsi="Times New Roman" w:cs="Times New Roman"/>
+          <w:sz w:val="28"/>
+          <w:szCs w:val="28"/>
+        </w:rPr>
+      </w:pPr>
+      <w:r>
+        <w:rPr>
+          <w:rFonts w:ascii="Times New Roman" w:hAnsi="Times New Roman" w:cs="Times New Roman"/>
+          <w:sz w:val="28"/>
+          <w:szCs w:val="28"/>
+        </w:rPr>
+        <w:t>Скрипт создания:</w:t>
+      </w:r>
+    </w:p>
+    <w:p>
+      <w:pPr>
+        <w:spacing w:after="0" w:line="240" w:lineRule="auto"/>
+        <w:ind w:left="708" w:firstLine="1"/>
+        <w:rPr>
+          <w:rFonts w:ascii="Courier New" w:hAnsi="Courier New" w:cs="Courier New"/>
+          <w:sz w:val="22"/>
+          <w:szCs w:val="22"/>
+        </w:rPr>
+      </w:pPr>
+      <w:r>
+        <w:rPr>
+          <w:rFonts w:ascii="Courier New" w:hAnsi="Courier New" w:cs="Courier New"/>
+          <w:sz w:val="22"/>
+          <w:szCs w:val="22"/>
+        </w:rPr>
+        <w:t>CREATE TABLE Книги (</w:t>
+      </w:r>
+      <w:r>
+        <w:rPr>
+          <w:rFonts w:ascii="Courier New" w:hAnsi="Courier New" w:cs="Courier New"/>
+          <w:sz w:val="22"/>
+          <w:szCs w:val="22"/>
+        </w:rPr>
+        <w:br/>
+      </w:r>
+      <w:proofErr w:type="spellStart"/>
+      <w:r>
+        <w:rPr>
+          <w:rFonts w:ascii="Courier New" w:hAnsi="Courier New" w:cs="Courier New"/>
+          <w:sz w:val="22"/>
+          <w:szCs w:val="22"/>
+        </w:rPr>
+        <w:t>Код_книги</w:t>
+      </w:r>
+      <w:proofErr w:type="spellEnd"/>
+      <w:r>
+        <w:rPr>
+          <w:rFonts w:ascii="Courier New" w:hAnsi="Courier New" w:cs="Courier New"/>
+          <w:sz w:val="22"/>
+          <w:szCs w:val="22"/>
+        </w:rPr>
+        <w:t xml:space="preserve"> INTEGER NOT NULL,</w:t>
+      </w:r>
+      <w:r>
+        <w:rPr>
+          <w:rFonts w:ascii="Courier New" w:hAnsi="Courier New" w:cs="Courier New"/>
+          <w:sz w:val="22"/>
+          <w:szCs w:val="22"/>
+        </w:rPr>
+        <w:br/>
+      </w:r>
+      <w:proofErr w:type="spellStart"/>
+      <w:r>
+        <w:rPr>
+          <w:rFonts w:ascii="Courier New" w:hAnsi="Courier New" w:cs="Courier New"/>
+          <w:sz w:val="22"/>
+          <w:szCs w:val="22"/>
+        </w:rPr>
+        <w:t>Название_книги</w:t>
+      </w:r>
+      <w:proofErr w:type="spellEnd"/>
+      <w:r>
+        <w:rPr>
+          <w:rFonts w:ascii="Courier New" w:hAnsi="Courier New" w:cs="Courier New"/>
+          <w:sz w:val="22"/>
+          <w:szCs w:val="22"/>
+        </w:rPr>
+        <w:t xml:space="preserve"> </w:t>
+      </w:r>
+      <w:proofErr w:type="gramStart"/>
+      <w:r>
+        <w:rPr>
+          <w:rFonts w:ascii="Courier New" w:hAnsi="Courier New" w:cs="Courier New"/>
+          <w:sz w:val="22"/>
+          <w:szCs w:val="22"/>
+        </w:rPr>
+        <w:t>VARCHAR(</w:t>
+      </w:r>
+      <w:proofErr w:type="gramEnd"/>
+      <w:r>
+        <w:rPr>
+          <w:rFonts w:ascii="Courier New" w:hAnsi="Courier New" w:cs="Courier New"/>
+          <w:sz w:val="22"/>
+          <w:szCs w:val="22"/>
+        </w:rPr>
+        <w:t>255),</w:t>
+      </w:r>
+      <w:r>
+        <w:rPr>
+          <w:rFonts w:ascii="Courier New" w:hAnsi="Courier New" w:cs="Courier New"/>
+          <w:sz w:val="22"/>
+          <w:szCs w:val="22"/>
+        </w:rPr>
+        <w:br/>
+        <w:t xml:space="preserve">Издательство </w:t>
+      </w:r>
+      <w:proofErr w:type="gramStart"/>
+      <w:r>
+        <w:rPr>
+          <w:rFonts w:ascii="Courier New" w:hAnsi="Courier New" w:cs="Courier New"/>
+          <w:sz w:val="22"/>
+          <w:szCs w:val="22"/>
+        </w:rPr>
+        <w:t>VARCHAR(</w:t>
+      </w:r>
+      <w:proofErr w:type="gramEnd"/>
+      <w:r>
+        <w:rPr>
+          <w:rFonts w:ascii="Courier New" w:hAnsi="Courier New" w:cs="Courier New"/>
+          <w:sz w:val="22"/>
+          <w:szCs w:val="22"/>
+        </w:rPr>
+        <w:t>255),</w:t>
+      </w:r>
+      <w:r>
+        <w:rPr>
+          <w:rFonts w:ascii="Courier New" w:hAnsi="Courier New" w:cs="Courier New"/>
+          <w:sz w:val="22"/>
+          <w:szCs w:val="22"/>
+        </w:rPr>
+        <w:br/>
+        <w:t xml:space="preserve">Автор </w:t>
+      </w:r>
+      <w:proofErr w:type="gramStart"/>
+      <w:r>
+        <w:rPr>
+          <w:rFonts w:ascii="Courier New" w:hAnsi="Courier New" w:cs="Courier New"/>
+          <w:sz w:val="22"/>
+          <w:szCs w:val="22"/>
+        </w:rPr>
+        <w:t>VARCHAR(</w:t>
+      </w:r>
+      <w:proofErr w:type="gramEnd"/>
+      <w:r>
+        <w:rPr>
+          <w:rFonts w:ascii="Courier New" w:hAnsi="Courier New" w:cs="Courier New"/>
+          <w:sz w:val="22"/>
+          <w:szCs w:val="22"/>
+        </w:rPr>
+        <w:t>255),</w:t>
+      </w:r>
+      <w:r>
+        <w:rPr>
+          <w:rFonts w:ascii="Courier New" w:hAnsi="Courier New" w:cs="Courier New"/>
+          <w:sz w:val="22"/>
+          <w:szCs w:val="22"/>
+        </w:rPr>
+        <w:br/>
+      </w:r>
+      <w:proofErr w:type="spellStart"/>
+      <w:r>
+        <w:rPr>
+          <w:rFonts w:ascii="Courier New" w:hAnsi="Courier New" w:cs="Courier New"/>
+          <w:sz w:val="22"/>
+          <w:szCs w:val="22"/>
+        </w:rPr>
+        <w:t>Год_издания</w:t>
+      </w:r>
+      <w:proofErr w:type="spellEnd"/>
+      <w:r>
+        <w:rPr>
+          <w:rFonts w:ascii="Courier New" w:hAnsi="Courier New" w:cs="Courier New"/>
+          <w:sz w:val="22"/>
+          <w:szCs w:val="22"/>
+        </w:rPr>
+        <w:t xml:space="preserve"> INTEGER,</w:t>
+      </w:r>
+      <w:r>
+        <w:rPr>
+          <w:rFonts w:ascii="Courier New" w:hAnsi="Courier New" w:cs="Courier New"/>
+          <w:sz w:val="22"/>
+          <w:szCs w:val="22"/>
+        </w:rPr>
+        <w:br/>
+        <w:t>Цена INTEGER,</w:t>
+      </w:r>
+      <w:r>
+        <w:rPr>
+          <w:rFonts w:ascii="Courier New" w:hAnsi="Courier New" w:cs="Courier New"/>
+          <w:sz w:val="22"/>
+          <w:szCs w:val="22"/>
+        </w:rPr>
+        <w:br/>
+        <w:t>PRIMARY KEY (</w:t>
+      </w:r>
+      <w:proofErr w:type="spellStart"/>
+      <w:r>
+        <w:rPr>
+          <w:rFonts w:ascii="Courier New" w:hAnsi="Courier New" w:cs="Courier New"/>
+          <w:sz w:val="22"/>
+          <w:szCs w:val="22"/>
+        </w:rPr>
+        <w:t>Код_книги</w:t>
+      </w:r>
+      <w:proofErr w:type="spellEnd"/>
+      <w:r>
+        <w:rPr>
+          <w:rFonts w:ascii="Courier New" w:hAnsi="Courier New" w:cs="Courier New"/>
+          <w:sz w:val="22"/>
+          <w:szCs w:val="22"/>
+        </w:rPr>
+        <w:t>)</w:t>
+      </w:r>
+      <w:r>
+        <w:rPr>
+          <w:rFonts w:ascii="Courier New" w:hAnsi="Courier New" w:cs="Courier New"/>
+          <w:sz w:val="22"/>
+          <w:szCs w:val="22"/>
+        </w:rPr>
+        <w:br/>
+        <w:t>);</w:t>
+      </w:r>
+    </w:p>
+    <w:p>
+      <w:pPr>
+        <w:spacing w:after="0" w:line="240" w:lineRule="auto"/>
+        <w:jc w:val="center"/>
+        <w:rPr>
+          <w:rFonts w:ascii="Courier New" w:hAnsi="Courier New" w:cs="Courier New"/>
+          <w:sz w:val="22"/>
+          <w:szCs w:val="22"/>
+          <w:lang w:val="en-US"/>
+        </w:rPr>
+      </w:pPr>
+      <w:r>
+        <w:rPr>
+          <w:rFonts w:ascii="Courier New" w:hAnsi="Courier New" w:cs="Courier New"/>
+          <w:sz w:val="22"/>
+          <w:szCs w:val="22"/>
+          <w:lang w:val="en-US"/>
+        </w:rPr>
+        <w:drawing>
+          <wp:inline distT="0" distB="0" distL="0" distR="0" wp14:anchorId="3ACADEDE" wp14:editId="5F82EAD3">
+            <wp:extent cx="5940425" cy="1586865"/>
+            <wp:effectExtent l="0" t="0" r="3175" b="0"/>
+            <wp:docPr id="4170293" name="Рисунок 1"/>
+            <wp:cNvGraphicFramePr>
+              <a:graphicFrameLocks xmlns:a="http://schemas.openxmlformats.org/drawingml/2006/main" noChangeAspect="1"/>
+            </wp:cNvGraphicFramePr>
+            <a:graphic xmlns:a="http://schemas.openxmlformats.org/drawingml/2006/main">
+              <a:graphicData uri="http://schemas.openxmlformats.org/drawingml/2006/picture">
+                <pic:pic xmlns:pic="http://schemas.openxmlformats.org/drawingml/2006/picture">
+                  <pic:nvPicPr>
+                    <pic:cNvPr id="4170293" name=""/>
+                    <pic:cNvPicPr/>
+                  </pic:nvPicPr>
+                  <pic:blipFill>
+                    <a:blip r:embed="rId8"/>
+                    <a:stretch>
+                      <a:fillRect/>
+                    </a:stretch>
+                  </pic:blipFill>
+                  <pic:spPr>
+                    <a:xfrm>
+                      <a:off x="0" y="0"/>
+                      <a:ext cx="5940425" cy="1586865"/>
+                    </a:xfrm>
+                    <a:prstGeom prst="rect">
+                      <a:avLst/>
+                    </a:prstGeom>
+                  </pic:spPr>
+                </pic:pic>
+              </a:graphicData>
+            </a:graphic>
+          </wp:inline>
+        </w:drawing>
+      </w:r>
+    </w:p>
+    <w:p>
+      <w:pPr>
+        <w:spacing w:after="0" w:line="240" w:lineRule="auto"/>
+        <w:jc w:val="center"/>
+        <w:rPr>
+          <w:rFonts w:ascii="Courier New" w:hAnsi="Courier New" w:cs="Courier New"/>
+          <w:sz w:val="22"/>
+          <w:szCs w:val="22"/>
+          <w:lang w:val="en-US"/>
+        </w:rPr>
+      </w:pPr>
+    </w:p>
+    <w:p>
+      <w:pPr>
+        <w:spacing w:after="0" w:line="240" w:lineRule="auto"/>
+        <w:jc w:val="center"/>
+        <w:rPr>
+          <w:rFonts w:ascii="Courier New" w:hAnsi="Courier New" w:cs="Courier New"/>
+          <w:sz w:val="22"/>
+          <w:szCs w:val="22"/>
+          <w:lang w:val="en-US"/>
+        </w:rPr>
+      </w:pPr>
+    </w:p>
+    <w:p>
+      <w:pPr>
+        <w:spacing w:after="0" w:line="360" w:lineRule="auto"/>
+        <w:ind w:firstLine="709"/>
+        <w:rPr>
+          <w:rFonts w:ascii="Times New Roman" w:hAnsi="Times New Roman" w:cs="Times New Roman"/>
+          <w:sz w:val="28"/>
+          <w:szCs w:val="28"/>
+        </w:rPr>
+      </w:pPr>
+      <w:r>
+        <w:rPr>
+          <w:rFonts w:ascii="Times New Roman" w:hAnsi="Times New Roman" w:cs="Times New Roman"/>
+          <w:sz w:val="28"/>
+          <w:szCs w:val="28"/>
+        </w:rPr>
+        <w:t>Таблица «</w:t>
+      </w:r>
+      <w:proofErr w:type="spellStart"/>
+      <w:r>
+        <w:rPr>
+          <w:rFonts w:ascii="Times New Roman" w:hAnsi="Times New Roman" w:cs="Times New Roman"/>
+          <w:sz w:val="28"/>
+          <w:szCs w:val="28"/>
+        </w:rPr>
+        <w:t>ОптовыеКлиенты</w:t>
+      </w:r>
+      <w:proofErr w:type="spellEnd"/>
+      <w:r>
+        <w:rPr>
+          <w:rFonts w:ascii="Times New Roman" w:hAnsi="Times New Roman" w:cs="Times New Roman"/>
+          <w:sz w:val="28"/>
+          <w:szCs w:val="28"/>
+        </w:rPr>
+        <w:t>»</w:t>
+      </w:r>
+    </w:p>
+    <w:p>
+      <w:pPr>
+        <w:spacing w:after="0" w:line="360" w:lineRule="auto"/>
+        <w:ind w:firstLine="709"/>
+        <w:rPr>
+          <w:rFonts w:ascii="Times New Roman" w:hAnsi="Times New Roman" w:cs="Times New Roman"/>
+          <w:sz w:val="28"/>
+          <w:szCs w:val="28"/>
+        </w:rPr>
+      </w:pPr>
+      <w:r>
+        <w:rPr>
+          <w:rFonts w:ascii="Times New Roman" w:hAnsi="Times New Roman" w:cs="Times New Roman"/>
+          <w:sz w:val="28"/>
+          <w:szCs w:val="28"/>
+        </w:rPr>
+        <w:t>Скрипт создания:</w:t>
+      </w:r>
+    </w:p>
+    <w:p>
+      <w:pPr>
+        <w:spacing w:after="0" w:line="240" w:lineRule="auto"/>
+        <w:ind w:left="708" w:firstLine="1"/>
+        <w:rPr>
+          <w:rFonts w:ascii="Courier New" w:hAnsi="Courier New" w:cs="Courier New"/>
+          <w:sz w:val="22"/>
+          <w:szCs w:val="22"/>
+        </w:rPr>
+      </w:pPr>
+      <w:r>
+        <w:rPr>
+          <w:rFonts w:ascii="Courier New" w:hAnsi="Courier New" w:cs="Courier New"/>
+          <w:sz w:val="22"/>
+          <w:szCs w:val="22"/>
+        </w:rPr>
+        <w:t xml:space="preserve">CREATE TABLE </w:t>
+      </w:r>
+      <w:proofErr w:type="spellStart"/>
+      <w:r>
+        <w:rPr>
+          <w:rFonts w:ascii="Courier New" w:hAnsi="Courier New" w:cs="Courier New"/>
+          <w:sz w:val="22"/>
+          <w:szCs w:val="22"/>
+        </w:rPr>
+        <w:t>ОптовыеКлиенты</w:t>
+      </w:r>
+      <w:proofErr w:type="spellEnd"/>
+      <w:r>
+        <w:rPr>
+          <w:rFonts w:ascii="Courier New" w:hAnsi="Courier New" w:cs="Courier New"/>
+          <w:sz w:val="22"/>
+          <w:szCs w:val="22"/>
+        </w:rPr>
+        <w:t xml:space="preserve"> (</w:t>
+      </w:r>
+      <w:r>
+        <w:rPr>
+          <w:rFonts w:ascii="Courier New" w:hAnsi="Courier New" w:cs="Courier New"/>
+          <w:sz w:val="22"/>
+          <w:szCs w:val="22"/>
+        </w:rPr>
+        <w:br/>
+      </w:r>
+      <w:proofErr w:type="spellStart"/>
+      <w:r>
+        <w:rPr>
+          <w:rFonts w:ascii="Courier New" w:hAnsi="Courier New" w:cs="Courier New"/>
+          <w:sz w:val="22"/>
+          <w:szCs w:val="22"/>
+        </w:rPr>
+        <w:t>Код_клиента</w:t>
+      </w:r>
+      <w:proofErr w:type="spellEnd"/>
+      <w:r>
+        <w:rPr>
+          <w:rFonts w:ascii="Courier New" w:hAnsi="Courier New" w:cs="Courier New"/>
+          <w:sz w:val="22"/>
+          <w:szCs w:val="22"/>
+        </w:rPr>
+        <w:t xml:space="preserve"> INTEGER NOT NULL,</w:t>
+      </w:r>
+      <w:r>
+        <w:rPr>
+          <w:rFonts w:ascii="Courier New" w:hAnsi="Courier New" w:cs="Courier New"/>
+          <w:sz w:val="22"/>
+          <w:szCs w:val="22"/>
+        </w:rPr>
+        <w:br/>
+      </w:r>
+      <w:proofErr w:type="spellStart"/>
+      <w:r>
+        <w:rPr>
+          <w:rFonts w:ascii="Courier New" w:hAnsi="Courier New" w:cs="Courier New"/>
+          <w:sz w:val="22"/>
+          <w:szCs w:val="22"/>
+        </w:rPr>
+        <w:t>Фирма_производитель</w:t>
+      </w:r>
+      <w:proofErr w:type="spellEnd"/>
+      <w:r>
+        <w:rPr>
+          <w:rFonts w:ascii="Courier New" w:hAnsi="Courier New" w:cs="Courier New"/>
+          <w:sz w:val="22"/>
+          <w:szCs w:val="22"/>
+        </w:rPr>
+        <w:t xml:space="preserve"> </w:t>
+      </w:r>
+      <w:proofErr w:type="gramStart"/>
+      <w:r>
+        <w:rPr>
+          <w:rFonts w:ascii="Courier New" w:hAnsi="Courier New" w:cs="Courier New"/>
+          <w:sz w:val="22"/>
+          <w:szCs w:val="22"/>
+        </w:rPr>
+        <w:t>VARCHAR(</w:t>
+      </w:r>
+      <w:proofErr w:type="gramEnd"/>
+      <w:r>
+        <w:rPr>
+          <w:rFonts w:ascii="Courier New" w:hAnsi="Courier New" w:cs="Courier New"/>
+          <w:sz w:val="22"/>
+          <w:szCs w:val="22"/>
+        </w:rPr>
+        <w:t>255),</w:t>
+      </w:r>
+      <w:r>
+        <w:rPr>
+          <w:rFonts w:ascii="Courier New" w:hAnsi="Courier New" w:cs="Courier New"/>
+          <w:sz w:val="22"/>
+          <w:szCs w:val="22"/>
+        </w:rPr>
+        <w:br/>
+        <w:t xml:space="preserve">Город </w:t>
+      </w:r>
+      <w:proofErr w:type="gramStart"/>
+      <w:r>
+        <w:rPr>
+          <w:rFonts w:ascii="Courier New" w:hAnsi="Courier New" w:cs="Courier New"/>
+          <w:sz w:val="22"/>
+          <w:szCs w:val="22"/>
+        </w:rPr>
+        <w:t>VARCHAR(</w:t>
+      </w:r>
+      <w:proofErr w:type="gramEnd"/>
+      <w:r>
+        <w:rPr>
+          <w:rFonts w:ascii="Courier New" w:hAnsi="Courier New" w:cs="Courier New"/>
+          <w:sz w:val="22"/>
+          <w:szCs w:val="22"/>
+        </w:rPr>
+        <w:t>45),</w:t>
+      </w:r>
+      <w:r>
+        <w:rPr>
+          <w:rFonts w:ascii="Courier New" w:hAnsi="Courier New" w:cs="Courier New"/>
+          <w:sz w:val="22"/>
+          <w:szCs w:val="22"/>
+        </w:rPr>
+        <w:br/>
+        <w:t>PRIMARY KEY (</w:t>
+      </w:r>
+      <w:proofErr w:type="spellStart"/>
+      <w:r>
+        <w:rPr>
+          <w:rFonts w:ascii="Courier New" w:hAnsi="Courier New" w:cs="Courier New"/>
+          <w:sz w:val="22"/>
+          <w:szCs w:val="22"/>
+        </w:rPr>
+        <w:t>Код_клиента</w:t>
+      </w:r>
+      <w:proofErr w:type="spellEnd"/>
+      <w:r>
+        <w:rPr>
+          <w:rFonts w:ascii="Courier New" w:hAnsi="Courier New" w:cs="Courier New"/>
+          <w:sz w:val="22"/>
+          <w:szCs w:val="22"/>
+        </w:rPr>
+        <w:t>)</w:t>
+      </w:r>
+      <w:r>
+        <w:rPr>
+          <w:rFonts w:ascii="Courier New" w:hAnsi="Courier New" w:cs="Courier New"/>
+          <w:sz w:val="22"/>
+          <w:szCs w:val="22"/>
+        </w:rPr>
+        <w:br/>
+        <w:t>);</w:t>
+      </w:r>
+    </w:p>
+    <w:p>
+      <w:pPr>
+        <w:spacing w:after="0" w:line="240" w:lineRule="auto"/>
+        <w:jc w:val="center"/>
+        <w:rPr>
+          <w:rFonts w:ascii="Times New Roman" w:hAnsi="Times New Roman" w:cs="Times New Roman"/>
+        </w:rPr>
+      </w:pPr>
+      <w:r>
+        <w:rPr>
+          <w:rFonts w:ascii="Times New Roman" w:hAnsi="Times New Roman" w:cs="Times New Roman"/>
+        </w:rPr>
+        <w:drawing>
+          <wp:inline distT="0" distB="0" distL="0" distR="0" wp14:anchorId="34C39C60" wp14:editId="4F52DDB3">
+            <wp:extent cx="4778154" cy="2156647"/>
+            <wp:effectExtent l="0" t="0" r="3810" b="0"/>
+            <wp:docPr id="226919692" name="Рисунок 1"/>
+            <wp:cNvGraphicFramePr>
+              <a:graphicFrameLocks xmlns:a="http://schemas.openxmlformats.org/drawingml/2006/main" noChangeAspect="1"/>
+            </wp:cNvGraphicFramePr>
+            <a:graphic xmlns:a="http://schemas.openxmlformats.org/drawingml/2006/main">
+              <a:graphicData uri="http://schemas.openxmlformats.org/drawingml/2006/picture">
+                <pic:pic xmlns:pic="http://schemas.openxmlformats.org/drawingml/2006/picture">
+                  <pic:nvPicPr>
+                    <pic:cNvPr id="226919692" name=""/>
+                    <pic:cNvPicPr/>
+                  </pic:nvPicPr>
+                  <pic:blipFill>
+                    <a:blip r:embed="rId9"/>
+                    <a:stretch>
+                      <a:fillRect/>
+                    </a:stretch>
+                  </pic:blipFill>
+                  <pic:spPr>
+                    <a:xfrm>
+                      <a:off x="0" y="0"/>
+                      <a:ext cx="4778154" cy="2156647"/>
+                    </a:xfrm>
+                    <a:prstGeom prst="rect">
+                      <a:avLst/>
+                    </a:prstGeom>
+                  </pic:spPr>
+                </pic:pic>
+              </a:graphicData>
+            </a:graphic>
+          </wp:inline>
+        </w:drawing>
+      </w:r>
+    </w:p>
+    <w:p>
+      <w:pPr>
+        <w:spacing w:after="0" w:line="240" w:lineRule="auto"/>
+        <w:jc w:val="center"/>
+        <w:rPr>
+          <w:rFonts w:ascii="Times New Roman" w:hAnsi="Times New Roman" w:cs="Times New Roman"/>
+        </w:rPr>
+      </w:pPr>
+    </w:p>
+    <w:p>
+      <w:pPr>
+        <w:spacing w:after="0" w:line="240" w:lineRule="auto"/>
+        <w:jc w:val="center"/>
+        <w:rPr>
+          <w:rFonts w:ascii="Times New Roman" w:hAnsi="Times New Roman" w:cs="Times New Roman"/>
+        </w:rPr>
+      </w:pPr>
+    </w:p>
+    <w:p>
+      <w:pPr>
+        <w:spacing w:after="0" w:line="240" w:lineRule="auto"/>
+        <w:jc w:val="center"/>
+        <w:rPr>
+          <w:rFonts w:ascii="Times New Roman" w:hAnsi="Times New Roman" w:cs="Times New Roman"/>
+        </w:rPr>
+      </w:pPr>
+    </w:p>
+    <w:p>
+      <w:pPr>
+        <w:spacing w:after="0" w:line="240" w:lineRule="auto"/>
+        <w:jc w:val="center"/>
+        <w:rPr>
+          <w:rFonts w:ascii="Times New Roman" w:hAnsi="Times New Roman" w:cs="Times New Roman"/>
+        </w:rPr>
+      </w:pPr>
+    </w:p>
+    <w:p>
+      <w:pPr>
+        <w:spacing w:after="0" w:line="360" w:lineRule="auto"/>
+        <w:ind w:firstLine="709"/>
+        <w:rPr>
+          <w:rFonts w:ascii="Times New Roman" w:hAnsi="Times New Roman" w:cs="Times New Roman"/>
+          <w:sz w:val="28"/>
+          <w:szCs w:val="28"/>
+        </w:rPr>
+      </w:pPr>
+      <w:r>
+        <w:rPr>
+          <w:rFonts w:ascii="Times New Roman" w:hAnsi="Times New Roman" w:cs="Times New Roman"/>
+          <w:sz w:val="28"/>
+          <w:szCs w:val="28"/>
+        </w:rPr>
+        <w:t>Таблица «Заказы»</w:t>
+      </w:r>
+    </w:p>
+    <w:p>
+      <w:pPr>
+        <w:spacing w:after="0" w:line="360" w:lineRule="auto"/>
+        <w:ind w:firstLine="709"/>
+        <w:rPr>
+          <w:rFonts w:ascii="Times New Roman" w:hAnsi="Times New Roman" w:cs="Times New Roman"/>
+          <w:sz w:val="28"/>
+          <w:szCs w:val="28"/>
+        </w:rPr>
+      </w:pPr>
+      <w:r>
+        <w:rPr>
+          <w:rFonts w:ascii="Times New Roman" w:hAnsi="Times New Roman" w:cs="Times New Roman"/>
+          <w:sz w:val="28"/>
+          <w:szCs w:val="28"/>
+        </w:rPr>
+        <w:t>Скрипт создания:</w:t>
+      </w:r>
+    </w:p>
+    <w:p>
+      <w:pPr>
+        <w:spacing w:after="0" w:line="360" w:lineRule="auto"/>
+        <w:ind w:left="708" w:firstLine="1"/>
+        <w:rPr>
+          <w:rFonts w:ascii="Courier New" w:hAnsi="Courier New" w:cs="Courier New"/>
+          <w:sz w:val="22"/>
+          <w:szCs w:val="22"/>
+        </w:rPr>
+      </w:pPr>
+      <w:r>
+        <w:rPr>
+          <w:rFonts w:ascii="Courier New" w:hAnsi="Courier New" w:cs="Courier New"/>
+          <w:sz w:val="22"/>
+          <w:szCs w:val="22"/>
+        </w:rPr>
+        <w:t>CREATE TABLE Заказы (</w:t>
+      </w:r>
+      <w:r>
+        <w:rPr>
+          <w:rFonts w:ascii="Courier New" w:hAnsi="Courier New" w:cs="Courier New"/>
+          <w:sz w:val="22"/>
+          <w:szCs w:val="22"/>
+        </w:rPr>
+        <w:br/>
+      </w:r>
+      <w:proofErr w:type="spellStart"/>
+      <w:r>
+        <w:rPr>
+          <w:rFonts w:ascii="Courier New" w:hAnsi="Courier New" w:cs="Courier New"/>
+          <w:sz w:val="22"/>
+          <w:szCs w:val="22"/>
+        </w:rPr>
+        <w:t>Номер_заказа</w:t>
+      </w:r>
+      <w:proofErr w:type="spellEnd"/>
+      <w:r>
+        <w:rPr>
+          <w:rFonts w:ascii="Courier New" w:hAnsi="Courier New" w:cs="Courier New"/>
+          <w:sz w:val="22"/>
+          <w:szCs w:val="22"/>
+        </w:rPr>
+        <w:t xml:space="preserve"> INTEGER PRIMARY KEY AUTOINCREMENT,</w:t>
+      </w:r>
+      <w:r>
+        <w:rPr>
+          <w:rFonts w:ascii="Courier New" w:hAnsi="Courier New" w:cs="Courier New"/>
+          <w:sz w:val="22"/>
+          <w:szCs w:val="22"/>
+        </w:rPr>
+        <w:br/>
+      </w:r>
+      <w:proofErr w:type="spellStart"/>
+      <w:r>
+        <w:rPr>
+          <w:rFonts w:ascii="Courier New" w:hAnsi="Courier New" w:cs="Courier New"/>
+          <w:sz w:val="22"/>
+          <w:szCs w:val="22"/>
+        </w:rPr>
+        <w:t>ОптовыеКлиенты_Код_клиента</w:t>
+      </w:r>
+      <w:proofErr w:type="spellEnd"/>
+      <w:r>
+        <w:rPr>
+          <w:rFonts w:ascii="Courier New" w:hAnsi="Courier New" w:cs="Courier New"/>
+          <w:sz w:val="22"/>
+          <w:szCs w:val="22"/>
+        </w:rPr>
+        <w:t xml:space="preserve"> INTEGER NOT NULL,</w:t>
+      </w:r>
+      <w:r>
+        <w:rPr>
+          <w:rFonts w:ascii="Courier New" w:hAnsi="Courier New" w:cs="Courier New"/>
+          <w:sz w:val="22"/>
+          <w:szCs w:val="22"/>
+        </w:rPr>
+        <w:br/>
+      </w:r>
+      <w:proofErr w:type="spellStart"/>
+      <w:r>
+        <w:rPr>
+          <w:rFonts w:ascii="Courier New" w:hAnsi="Courier New" w:cs="Courier New"/>
+          <w:sz w:val="22"/>
+          <w:szCs w:val="22"/>
+        </w:rPr>
+        <w:t>Книги_Код_книги</w:t>
+      </w:r>
+      <w:proofErr w:type="spellEnd"/>
+      <w:r>
+        <w:rPr>
+          <w:rFonts w:ascii="Courier New" w:hAnsi="Courier New" w:cs="Courier New"/>
+          <w:sz w:val="22"/>
+          <w:szCs w:val="22"/>
+        </w:rPr>
+        <w:t xml:space="preserve"> INTEGER NOT NULL,</w:t>
+      </w:r>
+      <w:r>
+        <w:rPr>
+          <w:rFonts w:ascii="Courier New" w:hAnsi="Courier New" w:cs="Courier New"/>
+          <w:sz w:val="22"/>
+          <w:szCs w:val="22"/>
+        </w:rPr>
+        <w:br/>
+      </w:r>
+      <w:proofErr w:type="spellStart"/>
+      <w:r>
+        <w:rPr>
+          <w:rFonts w:ascii="Courier New" w:hAnsi="Courier New" w:cs="Courier New"/>
+          <w:sz w:val="22"/>
+          <w:szCs w:val="22"/>
+        </w:rPr>
+        <w:t>Дата_заказа</w:t>
+      </w:r>
+      <w:proofErr w:type="spellEnd"/>
+      <w:r>
+        <w:rPr>
+          <w:rFonts w:ascii="Courier New" w:hAnsi="Courier New" w:cs="Courier New"/>
+          <w:sz w:val="22"/>
+          <w:szCs w:val="22"/>
+        </w:rPr>
+        <w:t xml:space="preserve"> DATE,</w:t>
+      </w:r>
+      <w:r>
+        <w:rPr>
+          <w:rFonts w:ascii="Courier New" w:hAnsi="Courier New" w:cs="Courier New"/>
+          <w:sz w:val="22"/>
+          <w:szCs w:val="22"/>
+        </w:rPr>
+        <w:br/>
+        <w:t>Количество INTEGER,</w:t>
+      </w:r>
+      <w:r>
+        <w:rPr>
+          <w:rFonts w:ascii="Courier New" w:hAnsi="Courier New" w:cs="Courier New"/>
+          <w:sz w:val="22"/>
+          <w:szCs w:val="22"/>
+        </w:rPr>
+        <w:br/>
+        <w:t xml:space="preserve">Скидка </w:t>
+      </w:r>
+      <w:proofErr w:type="gramStart"/>
+      <w:r>
+        <w:rPr>
+          <w:rFonts w:ascii="Courier New" w:hAnsi="Courier New" w:cs="Courier New"/>
+          <w:sz w:val="22"/>
+          <w:szCs w:val="22"/>
+        </w:rPr>
+        <w:t>DECIMAL(</w:t>
+      </w:r>
+      <w:proofErr w:type="gramEnd"/>
+      <w:r>
+        <w:rPr>
+          <w:rFonts w:ascii="Courier New" w:hAnsi="Courier New" w:cs="Courier New"/>
+          <w:sz w:val="22"/>
+          <w:szCs w:val="22"/>
+        </w:rPr>
+        <w:t>5,2),</w:t>
+      </w:r>
+      <w:r>
+        <w:rPr>
+          <w:rFonts w:ascii="Courier New" w:hAnsi="Courier New" w:cs="Courier New"/>
+          <w:sz w:val="22"/>
+          <w:szCs w:val="22"/>
+        </w:rPr>
+        <w:br/>
+        <w:t>FOREIGN KEY (</w:t>
+      </w:r>
+      <w:proofErr w:type="spellStart"/>
+      <w:r>
+        <w:rPr>
+          <w:rFonts w:ascii="Courier New" w:hAnsi="Courier New" w:cs="Courier New"/>
+          <w:sz w:val="22"/>
+          <w:szCs w:val="22"/>
+        </w:rPr>
+        <w:t>Книги_Код_книги</w:t>
+      </w:r>
+      <w:proofErr w:type="spellEnd"/>
+      <w:r>
+        <w:rPr>
+          <w:rFonts w:ascii="Courier New" w:hAnsi="Courier New" w:cs="Courier New"/>
+          <w:sz w:val="22"/>
+          <w:szCs w:val="22"/>
+        </w:rPr>
+        <w:t>)</w:t>
+      </w:r>
+      <w:r>
+        <w:rPr>
+          <w:rFonts w:ascii="Courier New" w:hAnsi="Courier New" w:cs="Courier New"/>
+          <w:sz w:val="22"/>
+          <w:szCs w:val="22"/>
+        </w:rPr>
+        <w:br/>
+        <w:t>REFERENCES Книги (</w:t>
+      </w:r>
+      <w:proofErr w:type="spellStart"/>
+      <w:r>
+        <w:rPr>
+          <w:rFonts w:ascii="Courier New" w:hAnsi="Courier New" w:cs="Courier New"/>
+          <w:sz w:val="22"/>
+          <w:szCs w:val="22"/>
+        </w:rPr>
+        <w:t>Код_книги</w:t>
+      </w:r>
+      <w:proofErr w:type="spellEnd"/>
+      <w:r>
+        <w:rPr>
+          <w:rFonts w:ascii="Courier New" w:hAnsi="Courier New" w:cs="Courier New"/>
+          <w:sz w:val="22"/>
+          <w:szCs w:val="22"/>
+        </w:rPr>
+        <w:t>),</w:t>
+      </w:r>
+      <w:r>
+        <w:rPr>
+          <w:rFonts w:ascii="Courier New" w:hAnsi="Courier New" w:cs="Courier New"/>
+          <w:sz w:val="22"/>
+          <w:szCs w:val="22"/>
+        </w:rPr>
+        <w:br/>
+        <w:t>FOREIGN KEY (</w:t>
+      </w:r>
+      <w:proofErr w:type="spellStart"/>
+      <w:r>
+        <w:rPr>
+          <w:rFonts w:ascii="Courier New" w:hAnsi="Courier New" w:cs="Courier New"/>
+          <w:sz w:val="22"/>
+          <w:szCs w:val="22"/>
+        </w:rPr>
+        <w:t>ОптовыеКлиенты_Код_клиента</w:t>
+      </w:r>
+      <w:proofErr w:type="spellEnd"/>
+      <w:r>
+        <w:rPr>
+          <w:rFonts w:ascii="Courier New" w:hAnsi="Courier New" w:cs="Courier New"/>
+          <w:sz w:val="22"/>
+          <w:szCs w:val="22"/>
+        </w:rPr>
+        <w:t>)</w:t>
+      </w:r>
+      <w:r>
+        <w:rPr>
+          <w:rFonts w:ascii="Courier New" w:hAnsi="Courier New" w:cs="Courier New"/>
+          <w:sz w:val="22"/>
+          <w:szCs w:val="22"/>
+        </w:rPr>
+        <w:br/>
+        <w:t xml:space="preserve">REFERENCES </w:t>
+      </w:r>
+      <w:proofErr w:type="spellStart"/>
+      <w:r>
+        <w:rPr>
+          <w:rFonts w:ascii="Courier New" w:hAnsi="Courier New" w:cs="Courier New"/>
+          <w:sz w:val="22"/>
+          <w:szCs w:val="22"/>
+        </w:rPr>
+        <w:t>ОптовыеКлиенты</w:t>
+      </w:r>
+      <w:proofErr w:type="spellEnd"/>
+      <w:r>
+        <w:rPr>
+          <w:rFonts w:ascii="Courier New" w:hAnsi="Courier New" w:cs="Courier New"/>
+          <w:sz w:val="22"/>
+          <w:szCs w:val="22"/>
+        </w:rPr>
+        <w:t xml:space="preserve"> (</w:t>
+      </w:r>
+      <w:proofErr w:type="spellStart"/>
+      <w:r>
+        <w:rPr>
+          <w:rFonts w:ascii="Courier New" w:hAnsi="Courier New" w:cs="Courier New"/>
+          <w:sz w:val="22"/>
+          <w:szCs w:val="22"/>
+        </w:rPr>
+        <w:t>Код_клиента</w:t>
+      </w:r>
+      <w:proofErr w:type="spellEnd"/>
+      <w:r>
+        <w:rPr>
+          <w:rFonts w:ascii="Courier New" w:hAnsi="Courier New" w:cs="Courier New"/>
+          <w:sz w:val="22"/>
+          <w:szCs w:val="22"/>
+        </w:rPr>
+        <w:t>)</w:t>
+      </w:r>
+      <w:r>
+        <w:rPr>
+          <w:rFonts w:ascii="Courier New" w:hAnsi="Courier New" w:cs="Courier New"/>
+          <w:sz w:val="22"/>
+          <w:szCs w:val="22"/>
+        </w:rPr>
+        <w:br/>
+        <w:t>);</w:t>
+      </w:r>
+    </w:p>
+    <w:p>
+      <w:pPr>
+        <w:spacing w:after="0" w:line="360" w:lineRule="auto"/>
+        <w:jc w:val="center"/>
+        <w:rPr>
+          <w:rFonts w:ascii="Times New Roman" w:hAnsi="Times New Roman" w:cs="Times New Roman"/>
+          <w:sz w:val="28"/>
+          <w:szCs w:val="28"/>
+        </w:rPr>
+      </w:pPr>
+      <w:r>
+        <w:rPr>
+          <w:rFonts w:ascii="Times New Roman" w:hAnsi="Times New Roman" w:cs="Times New Roman"/>
+          <w:sz w:val="28"/>
+          <w:szCs w:val="28"/>
+        </w:rPr>
+        <w:drawing>
+          <wp:inline distT="0" distB="0" distL="0" distR="0" wp14:anchorId="4754C62F" wp14:editId="6E3B54F7">
+            <wp:extent cx="5940425" cy="1432560"/>
+            <wp:effectExtent l="0" t="0" r="3175" b="0"/>
+            <wp:docPr id="77018430" name="Рисунок 1"/>
+            <wp:cNvGraphicFramePr>
+              <a:graphicFrameLocks xmlns:a="http://schemas.openxmlformats.org/drawingml/2006/main" noChangeAspect="1"/>
+            </wp:cNvGraphicFramePr>
+            <a:graphic xmlns:a="http://schemas.openxmlformats.org/drawingml/2006/main">
+              <a:graphicData uri="http://schemas.openxmlformats.org/drawingml/2006/picture">
+                <pic:pic xmlns:pic="http://schemas.openxmlformats.org/drawingml/2006/picture">
+                  <pic:nvPicPr>
+                    <pic:cNvPr id="77018430" name=""/>
+                    <pic:cNvPicPr/>
+                  </pic:nvPicPr>
+                  <pic:blipFill>
+                    <a:blip r:embed="rId10"/>
+                    <a:stretch>
+                      <a:fillRect/>
+                    </a:stretch>
+                  </pic:blipFill>
+                  <pic:spPr>
+                    <a:xfrm>
+                      <a:off x="0" y="0"/>
+                      <a:ext cx="5940425" cy="1432560"/>
+                    </a:xfrm>
+                    <a:prstGeom prst="rect">
+                      <a:avLst/>
+                    </a:prstGeom>
+                  </pic:spPr>
+                </pic:pic>
+              </a:graphicData>
+            </a:graphic>
+          </wp:inline>
+        </w:drawing>
+      </w:r>
+    </w:p>
+    <w:p>
+      <w:pPr>
+        <w:spacing w:after="0" w:line="360" w:lineRule="auto"/>
+        <w:jc w:val="center"/>
+        <w:rPr>
+          <w:rFonts w:ascii="Times New Roman" w:hAnsi="Times New Roman" w:cs="Times New Roman"/>
+          <w:sz w:val="28"/>
+          <w:szCs w:val="28"/>
+        </w:rPr>
+      </w:pPr>
+    </w:p>
+    <w:p>
+      <w:pPr>
+        <w:spacing w:after="0" w:line="360" w:lineRule="auto"/>
+        <w:ind w:firstLine="709"/>
+        <w:jc w:val="both"/>
+        <w:rPr>
+          <w:rFonts w:ascii="Times New Roman" w:hAnsi="Times New Roman" w:cs="Times New Roman"/>
+          <w:i/>
+          <w:iCs/>
+          <w:sz w:val="28"/>
+          <w:szCs w:val="28"/>
+        </w:rPr>
+      </w:pPr>
+      <w:r>
+        <w:rPr>
+          <w:rFonts w:ascii="Times New Roman" w:hAnsi="Times New Roman" w:cs="Times New Roman"/>
+          <w:i/>
+          <w:iCs/>
+          <w:sz w:val="28"/>
+          <w:szCs w:val="28"/>
+        </w:rPr>
+        <w:t>Простые запросы</w:t>
+      </w:r>
+    </w:p>
+    <w:p>
+      <w:pPr>
+        <w:pStyle w:val="a7"/>
+        <w:numPr>
+          <w:ilvl w:val="0"/>
+          <w:numId w:val="1"/>
+        </w:numPr>
+        <w:spacing w:after="0" w:line="360" w:lineRule="auto"/>
+        <w:jc w:val="both"/>
+        <w:rPr>
+          <w:rFonts w:ascii="Times New Roman" w:hAnsi="Times New Roman" w:cs="Times New Roman"/>
+          <w:sz w:val="28"/>
+          <w:szCs w:val="28"/>
+        </w:rPr>
+      </w:pPr>
+      <w:r>
+        <w:rPr>
+          <w:rFonts w:ascii="Times New Roman" w:hAnsi="Times New Roman" w:cs="Times New Roman"/>
+          <w:sz w:val="28"/>
+          <w:szCs w:val="28"/>
+        </w:rPr>
+        <w:t>Вывести все фирмы-производители с городами</w:t>
+      </w:r>
+    </w:p>
+    <w:p>
+      <w:pPr>
+        <w:pStyle w:val="a7"/>
+        <w:spacing w:after="0" w:line="240" w:lineRule="auto"/>
+        <w:ind w:left="1069"/>
+        <w:jc w:val="both"/>
+        <w:rPr>
+          <w:rFonts w:ascii="Courier New" w:hAnsi="Courier New" w:cs="Courier New"/>
+        </w:rPr>
+      </w:pPr>
+      <w:r>
+        <w:rPr>
+          <w:rFonts w:ascii="Courier New" w:hAnsi="Courier New" w:cs="Courier New"/>
+        </w:rPr>
+        <w:t xml:space="preserve">SELECT </w:t>
+      </w:r>
+      <w:proofErr w:type="spellStart"/>
+      <w:r>
+        <w:rPr>
+          <w:rFonts w:ascii="Courier New" w:hAnsi="Courier New" w:cs="Courier New"/>
+        </w:rPr>
+        <w:t>Фирма_производитель</w:t>
+      </w:r>
+      <w:proofErr w:type="spellEnd"/>
+      <w:r>
+        <w:rPr>
+          <w:rFonts w:ascii="Courier New" w:hAnsi="Courier New" w:cs="Courier New"/>
+        </w:rPr>
+        <w:t>, Город</w:t>
+      </w:r>
+    </w:p>
+    <w:p>
+      <w:pPr>
+        <w:pStyle w:val="a7"/>
+        <w:spacing w:after="0" w:line="240" w:lineRule="auto"/>
+        <w:ind w:left="1069"/>
+        <w:jc w:val="both"/>
+        <w:rPr>
+          <w:rFonts w:ascii="Courier New" w:hAnsi="Courier New" w:cs="Courier New"/>
+          <w:lang w:val="en-US"/>
+        </w:rPr>
+      </w:pPr>
+      <w:r>
+        <w:rPr>
+          <w:rFonts w:ascii="Courier New" w:hAnsi="Courier New" w:cs="Courier New"/>
+        </w:rPr>
+        <w:t xml:space="preserve">FROM </w:t>
+      </w:r>
+      <w:proofErr w:type="spellStart"/>
+      <w:r>
+        <w:rPr>
+          <w:rFonts w:ascii="Courier New" w:hAnsi="Courier New" w:cs="Courier New"/>
+        </w:rPr>
+        <w:t>ОптовыеКлиенты</w:t>
+      </w:r>
+      <w:proofErr w:type="spellEnd"/>
+      <w:r>
+        <w:rPr>
+          <w:rFonts w:ascii="Courier New" w:hAnsi="Courier New" w:cs="Courier New"/>
+        </w:rPr>
+        <w:t>;</w:t>
+      </w:r>
+    </w:p>
+    <w:p>
+      <w:pPr>
+        <w:pStyle w:val="a7"/>
+        <w:spacing w:after="0" w:line="240" w:lineRule="auto"/>
+        <w:ind w:left="1069"/>
+        <w:jc w:val="both"/>
+        <w:rPr>
+          <w:rFonts w:ascii="Courier New" w:hAnsi="Courier New" w:cs="Courier New"/>
+          <w:lang w:val="en-US"/>
+        </w:rPr>
+      </w:pPr>
+    </w:p>
+    <w:p>
+      <w:pPr>
+        <w:pStyle w:val="a7"/>
+        <w:spacing w:after="0" w:line="360" w:lineRule="auto"/>
+        <w:ind w:left="0"/>
+        <w:jc w:val="center"/>
+        <w:rPr>
+          <w:rFonts w:ascii="Courier New" w:hAnsi="Courier New" w:cs="Courier New"/>
+          <w:lang w:val="en-US"/>
+        </w:rPr>
+      </w:pPr>
+      <w:r>
+        <w:rPr>
+          <w:rFonts w:ascii="Courier New" w:hAnsi="Courier New" w:cs="Courier New"/>
+          <w:lang w:val="en-US"/>
+        </w:rPr>
+        <w:drawing>
+          <wp:inline distT="0" distB="0" distL="0" distR="0" wp14:anchorId="536C5A49" wp14:editId="7ED07B7E">
+            <wp:extent cx="2933954" cy="2217612"/>
+            <wp:effectExtent l="0" t="0" r="0" b="0"/>
+            <wp:docPr id="1583810528" name="Рисунок 1"/>
+            <wp:cNvGraphicFramePr>
+              <a:graphicFrameLocks xmlns:a="http://schemas.openxmlformats.org/drawingml/2006/main" noChangeAspect="1"/>
+            </wp:cNvGraphicFramePr>
+            <a:graphic xmlns:a="http://schemas.openxmlformats.org/drawingml/2006/main">
+              <a:graphicData uri="http://schemas.openxmlformats.org/drawingml/2006/picture">
+                <pic:pic xmlns:pic="http://schemas.openxmlformats.org/drawingml/2006/picture">
+                  <pic:nvPicPr>
+                    <pic:cNvPr id="1583810528" name=""/>
+                    <pic:cNvPicPr/>
+                  </pic:nvPicPr>
+                  <pic:blipFill>
+                    <a:blip r:embed="rId11"/>
+                    <a:stretch>
+                      <a:fillRect/>
+                    </a:stretch>
+                  </pic:blipFill>
+                  <pic:spPr>
+                    <a:xfrm>
+                      <a:off x="0" y="0"/>
+                      <a:ext cx="2933954" cy="2217612"/>
+                    </a:xfrm>
+                    <a:prstGeom prst="rect">
+                      <a:avLst/>
+                    </a:prstGeom>
+                  </pic:spPr>
+                </pic:pic>
+              </a:graphicData>
+            </a:graphic>
+          </wp:inline>
+        </w:drawing>
+      </w:r>
+    </w:p>
+    <w:p>
+      <w:pPr>
+        <w:pStyle w:val="a7"/>
+        <w:spacing w:after="0" w:line="360" w:lineRule="auto"/>
+        <w:ind w:left="0"/>
+        <w:jc w:val="center"/>
+        <w:rPr>
+          <w:rFonts w:ascii="Courier New" w:hAnsi="Courier New" w:cs="Courier New"/>
+          <w:lang w:val="en-US"/>
+        </w:rPr>
+      </w:pPr>
+    </w:p>
+    <w:p>
+      <w:pPr>
+        <w:pStyle w:val="a7"/>
+        <w:numPr>
+          <w:ilvl w:val="0"/>
+          <w:numId w:val="1"/>
+        </w:numPr>
+        <w:spacing w:after="0" w:line="360" w:lineRule="auto"/>
+        <w:rPr>
+          <w:rFonts w:ascii="Times New Roman" w:hAnsi="Times New Roman" w:cs="Times New Roman"/>
+          <w:sz w:val="28"/>
+          <w:szCs w:val="28"/>
+        </w:rPr>
+      </w:pPr>
+      <w:r>
+        <w:rPr>
+          <w:rFonts w:ascii="Times New Roman" w:hAnsi="Times New Roman" w:cs="Times New Roman"/>
+          <w:sz w:val="28"/>
+          <w:szCs w:val="28"/>
+        </w:rPr>
+        <w:lastRenderedPageBreak/>
+        <w:t>Вывести название книги, автора и год издания книги</w:t>
+      </w:r>
+    </w:p>
+    <w:p>
+      <w:pPr>
+        <w:pStyle w:val="a7"/>
+        <w:spacing w:after="0" w:line="240" w:lineRule="auto"/>
+        <w:ind w:left="708" w:firstLine="1"/>
+        <w:rPr>
+          <w:rFonts w:ascii="Courier New" w:hAnsi="Courier New" w:cs="Courier New"/>
+          <w:sz w:val="22"/>
+          <w:szCs w:val="22"/>
+          <w:lang w:val="en-US"/>
+        </w:rPr>
+      </w:pPr>
+      <w:r>
+        <w:rPr>
+          <w:rFonts w:ascii="Courier New" w:hAnsi="Courier New" w:cs="Courier New"/>
+          <w:sz w:val="22"/>
+          <w:szCs w:val="22"/>
+        </w:rPr>
+        <w:t xml:space="preserve">SELECT </w:t>
+      </w:r>
+      <w:proofErr w:type="spellStart"/>
+      <w:r>
+        <w:rPr>
+          <w:rFonts w:ascii="Courier New" w:hAnsi="Courier New" w:cs="Courier New"/>
+          <w:sz w:val="22"/>
+          <w:szCs w:val="22"/>
+        </w:rPr>
+        <w:t>Название_книги</w:t>
+      </w:r>
+      <w:proofErr w:type="spellEnd"/>
+      <w:r>
+        <w:rPr>
+          <w:rFonts w:ascii="Courier New" w:hAnsi="Courier New" w:cs="Courier New"/>
+          <w:sz w:val="22"/>
+          <w:szCs w:val="22"/>
+        </w:rPr>
+        <w:t xml:space="preserve">, Автор, </w:t>
+      </w:r>
+      <w:proofErr w:type="spellStart"/>
+      <w:r>
+        <w:rPr>
+          <w:rFonts w:ascii="Courier New" w:hAnsi="Courier New" w:cs="Courier New"/>
+          <w:sz w:val="22"/>
+          <w:szCs w:val="22"/>
+        </w:rPr>
+        <w:t>Год_издания</w:t>
+      </w:r>
+      <w:proofErr w:type="spellEnd"/>
+      <w:r>
+        <w:rPr>
+          <w:rFonts w:ascii="Courier New" w:hAnsi="Courier New" w:cs="Courier New"/>
+          <w:sz w:val="22"/>
+          <w:szCs w:val="22"/>
+        </w:rPr>
+        <w:br/>
+        <w:t>FROM Книги;</w:t>
+      </w:r>
+    </w:p>
+    <w:p>
+      <w:pPr>
+        <w:pStyle w:val="a7"/>
+        <w:spacing w:after="0" w:line="240" w:lineRule="auto"/>
+        <w:ind w:left="708" w:firstLine="1"/>
+        <w:rPr>
+          <w:rFonts w:ascii="Courier New" w:hAnsi="Courier New" w:cs="Courier New"/>
+          <w:sz w:val="22"/>
+          <w:szCs w:val="22"/>
+          <w:lang w:val="en-US"/>
+        </w:rPr>
+      </w:pPr>
+    </w:p>
+    <w:p>
+      <w:pPr>
+        <w:pStyle w:val="a7"/>
+        <w:spacing w:after="0" w:line="240" w:lineRule="auto"/>
+        <w:ind w:left="0"/>
+        <w:jc w:val="center"/>
+        <w:rPr>
+          <w:rFonts w:ascii="Courier New" w:hAnsi="Courier New" w:cs="Courier New"/>
+          <w:sz w:val="22"/>
+          <w:szCs w:val="22"/>
+          <w:lang w:val="en-US"/>
+        </w:rPr>
+      </w:pPr>
+      <w:r>
+        <w:rPr>
+          <w:rFonts w:ascii="Courier New" w:hAnsi="Courier New" w:cs="Courier New"/>
+          <w:sz w:val="22"/>
+          <w:szCs w:val="22"/>
+          <w:lang w:val="en-US"/>
+        </w:rPr>
+        <w:drawing>
+          <wp:inline distT="0" distB="0" distL="0" distR="0" wp14:anchorId="6D3132BC" wp14:editId="13745AD9">
+            <wp:extent cx="4099915" cy="2141406"/>
+            <wp:effectExtent l="0" t="0" r="0" b="0"/>
+            <wp:docPr id="1885539500" name="Рисунок 1"/>
+            <wp:cNvGraphicFramePr>
+              <a:graphicFrameLocks xmlns:a="http://schemas.openxmlformats.org/drawingml/2006/main" noChangeAspect="1"/>
+            </wp:cNvGraphicFramePr>
+            <a:graphic xmlns:a="http://schemas.openxmlformats.org/drawingml/2006/main">
+              <a:graphicData uri="http://schemas.openxmlformats.org/drawingml/2006/picture">
+                <pic:pic xmlns:pic="http://schemas.openxmlformats.org/drawingml/2006/picture">
+                  <pic:nvPicPr>
+                    <pic:cNvPr id="1885539500" name=""/>
+                    <pic:cNvPicPr/>
+                  </pic:nvPicPr>
+                  <pic:blipFill>
+                    <a:blip r:embed="rId12"/>
+                    <a:stretch>
+                      <a:fillRect/>
+                    </a:stretch>
+                  </pic:blipFill>
+                  <pic:spPr>
+                    <a:xfrm>
+                      <a:off x="0" y="0"/>
+                      <a:ext cx="4099915" cy="2141406"/>
+                    </a:xfrm>
+                    <a:prstGeom prst="rect">
+                      <a:avLst/>
+                    </a:prstGeom>
+                  </pic:spPr>
+                </pic:pic>
+              </a:graphicData>
+            </a:graphic>
+          </wp:inline>
+        </w:drawing>
+      </w:r>
+    </w:p>
+    <w:p>
+      <w:pPr>
+        <w:pStyle w:val="a7"/>
+        <w:spacing w:after="0" w:line="240" w:lineRule="auto"/>
+        <w:ind w:left="0"/>
+        <w:jc w:val="center"/>
+        <w:rPr>
+          <w:rFonts w:ascii="Courier New" w:hAnsi="Courier New" w:cs="Courier New"/>
+          <w:sz w:val="22"/>
+          <w:szCs w:val="22"/>
+          <w:lang w:val="en-US"/>
+        </w:rPr>
+      </w:pPr>
+    </w:p>
+    <w:p>
+      <w:pPr>
+        <w:pStyle w:val="a7"/>
+        <w:numPr>
+          <w:ilvl w:val="0"/>
+          <w:numId w:val="1"/>
+        </w:numPr>
+        <w:rPr>
+          <w:rFonts w:ascii="Times New Roman" w:hAnsi="Times New Roman" w:cs="Times New Roman"/>
+          <w:sz w:val="28"/>
+          <w:szCs w:val="28"/>
+        </w:rPr>
+      </w:pPr>
+      <w:r>
+        <w:rPr>
+          <w:rFonts w:ascii="Times New Roman" w:hAnsi="Times New Roman" w:cs="Times New Roman"/>
+          <w:sz w:val="28"/>
+          <w:szCs w:val="28"/>
+        </w:rPr>
+        <w:t xml:space="preserve"> Вывести дату заказа, количество и скидку</w:t>
+      </w:r>
+    </w:p>
+    <w:p>
+      <w:pPr>
+        <w:spacing w:line="240" w:lineRule="auto"/>
+        <w:ind w:left="709"/>
+        <w:rPr>
+          <w:rFonts w:ascii="Courier New" w:hAnsi="Courier New" w:cs="Courier New"/>
+          <w:sz w:val="22"/>
+          <w:szCs w:val="22"/>
+          <w:lang w:val="en-US"/>
+        </w:rPr>
+      </w:pPr>
+      <w:r>
+        <w:rPr>
+          <w:rFonts w:ascii="Courier New" w:hAnsi="Courier New" w:cs="Courier New"/>
+          <w:sz w:val="22"/>
+          <w:szCs w:val="22"/>
+        </w:rPr>
+        <w:t xml:space="preserve">SELECT </w:t>
+      </w:r>
+      <w:proofErr w:type="spellStart"/>
+      <w:r>
+        <w:rPr>
+          <w:rFonts w:ascii="Courier New" w:hAnsi="Courier New" w:cs="Courier New"/>
+          <w:sz w:val="22"/>
+          <w:szCs w:val="22"/>
+        </w:rPr>
+        <w:t>Дата_заказа</w:t>
+      </w:r>
+      <w:proofErr w:type="spellEnd"/>
+      <w:r>
+        <w:rPr>
+          <w:rFonts w:ascii="Courier New" w:hAnsi="Courier New" w:cs="Courier New"/>
+          <w:sz w:val="22"/>
+          <w:szCs w:val="22"/>
+        </w:rPr>
+        <w:t>, Количество, Скидка</w:t>
+      </w:r>
+      <w:r>
+        <w:rPr>
+          <w:rFonts w:ascii="Courier New" w:hAnsi="Courier New" w:cs="Courier New"/>
+          <w:sz w:val="22"/>
+          <w:szCs w:val="22"/>
+        </w:rPr>
+        <w:br/>
+        <w:t>FROM Заказы;</w:t>
+      </w:r>
+    </w:p>
+    <w:p>
+      <w:pPr>
+        <w:spacing w:line="240" w:lineRule="auto"/>
+        <w:jc w:val="center"/>
+        <w:rPr>
+          <w:rFonts w:ascii="Courier New" w:hAnsi="Courier New" w:cs="Courier New"/>
+          <w:sz w:val="22"/>
+          <w:szCs w:val="22"/>
+          <w:lang w:val="en-US"/>
+        </w:rPr>
+      </w:pPr>
+      <w:r>
+        <w:rPr>
+          <w:rFonts w:ascii="Courier New" w:hAnsi="Courier New" w:cs="Courier New"/>
+          <w:sz w:val="22"/>
+          <w:szCs w:val="22"/>
+          <w:lang w:val="en-US"/>
+        </w:rPr>
+        <w:drawing>
+          <wp:inline distT="0" distB="0" distL="0" distR="0" wp14:anchorId="627B1B48" wp14:editId="27D28AD3">
+            <wp:extent cx="3703641" cy="2149026"/>
+            <wp:effectExtent l="0" t="0" r="0" b="3810"/>
+            <wp:docPr id="467009478" name="Рисунок 1"/>
+            <wp:cNvGraphicFramePr>
+              <a:graphicFrameLocks xmlns:a="http://schemas.openxmlformats.org/drawingml/2006/main" noChangeAspect="1"/>
+            </wp:cNvGraphicFramePr>
+            <a:graphic xmlns:a="http://schemas.openxmlformats.org/drawingml/2006/main">
+              <a:graphicData uri="http://schemas.openxmlformats.org/drawingml/2006/picture">
+                <pic:pic xmlns:pic="http://schemas.openxmlformats.org/drawingml/2006/picture">
+                  <pic:nvPicPr>
+                    <pic:cNvPr id="467009478" name=""/>
+                    <pic:cNvPicPr/>
+                  </pic:nvPicPr>
+                  <pic:blipFill>
+                    <a:blip r:embed="rId13"/>
+                    <a:stretch>
+                      <a:fillRect/>
+                    </a:stretch>
+                  </pic:blipFill>
+                  <pic:spPr>
+                    <a:xfrm>
+                      <a:off x="0" y="0"/>
+                      <a:ext cx="3703641" cy="2149026"/>
+                    </a:xfrm>
+                    <a:prstGeom prst="rect">
+                      <a:avLst/>
+                    </a:prstGeom>
+                  </pic:spPr>
+                </pic:pic>
+              </a:graphicData>
+            </a:graphic>
+          </wp:inline>
+        </w:drawing>
+      </w:r>
+    </w:p>
+    <w:p>
+      <w:pPr>
+        <w:pStyle w:val="a7"/>
+        <w:numPr>
+          <w:ilvl w:val="0"/>
+          <w:numId w:val="1"/>
+        </w:numPr>
+        <w:spacing w:line="240" w:lineRule="auto"/>
+        <w:rPr>
+          <w:rFonts w:ascii="Times New Roman" w:hAnsi="Times New Roman" w:cs="Times New Roman"/>
+          <w:sz w:val="28"/>
+          <w:szCs w:val="28"/>
+        </w:rPr>
+      </w:pPr>
+      <w:r>
+        <w:rPr>
+          <w:rFonts w:ascii="Times New Roman" w:hAnsi="Times New Roman" w:cs="Times New Roman"/>
+          <w:sz w:val="28"/>
+          <w:szCs w:val="28"/>
+        </w:rPr>
+        <w:t>Вывести книги, год издания которых начинается с 27.10.2003</w:t>
+      </w:r>
+    </w:p>
+    <w:p>
+      <w:pPr>
+        <w:pStyle w:val="a7"/>
+        <w:spacing w:line="240" w:lineRule="auto"/>
+        <w:ind w:left="1069"/>
+        <w:rPr>
+          <w:rFonts w:ascii="Times New Roman" w:hAnsi="Times New Roman" w:cs="Times New Roman"/>
+          <w:sz w:val="28"/>
+          <w:szCs w:val="28"/>
+        </w:rPr>
+      </w:pPr>
+    </w:p>
     <w:sectPr>
       <w:pgSz w:w="11906" w:h="16838"/>
       <w:pgMar w:top="1134" w:right="850" w:bottom="1134" w:left="1701" w:header="708" w:footer="708" w:gutter="0"/>
@@ -3876,6 +5626,103 @@
     </w:sectPr>
   </w:body>
 </w:document>
+</file>
+
+<file path=word/numbering.xml><?xml version="1.0" encoding="utf-8"?>
+<w:numbering xmlns:wpc="http://schemas.microsoft.com/office/word/2010/wordprocessingCanvas" xmlns:cx="http://schemas.microsoft.com/office/drawing/2014/chartex" xmlns:cx1="http://schemas.microsoft.com/office/drawing/2015/9/8/chartex" xmlns:cx2="http://schemas.microsoft.com/office/drawing/2015/10/21/chartex" xmlns:cx3="http://schemas.microsoft.com/office/drawing/2016/5/9/chartex" xmlns:cx4="http://schemas.microsoft.com/office/drawing/2016/5/10/chartex" xmlns:cx5="http://schemas.microsoft.com/office/drawing/2016/5/11/chartex" xmlns:cx6="http://schemas.microsoft.com/office/drawing/2016/5/12/chartex" xmlns:cx7="http://schemas.microsoft.com/office/drawing/2016/5/13/chartex" xmlns:cx8="http://schemas.microsoft.com/office/drawing/2016/5/14/chartex" xmlns:mc="http://schemas.openxmlformats.org/markup-compatibility/2006" xmlns:aink="http://schemas.microsoft.com/office/drawing/2016/ink" xmlns:am3d="http://schemas.microsoft.com/office/drawing/2017/model3d" xmlns:o="urn:schemas-microsoft-com:office:office" xmlns:oel="http://schemas.microsoft.com/office/2019/extlst" xmlns:r="http://schemas.openxmlformats.org/officeDocument/2006/relationships" xmlns:m="http://schemas.openxmlformats.org/officeDocument/2006/math" xmlns:v="urn:schemas-microsoft-com:vml" xmlns:wp14="http://schemas.microsoft.com/office/word/2010/wordprocessingDrawing" xmlns:wp="http://schemas.openxmlformats.org/drawingml/2006/wordprocessingDrawing" xmlns:w10="urn:schemas-microsoft-com:office:word" xmlns:w="http://schemas.openxmlformats.org/wordprocessingml/2006/main" xmlns:w14="http://schemas.microsoft.com/office/word/2010/wordml" xmlns:w15="http://schemas.microsoft.com/office/word/2012/wordml" xmlns:w16cex="http://schemas.microsoft.com/office/word/2018/wordml/cex" xmlns:w16cid="http://schemas.microsoft.com/office/word/2016/wordml/cid" xmlns:w16="http://schemas.microsoft.com/office/word/2018/wordml" xmlns:w16du="http://schemas.microsoft.com/office/word/2023/wordml/word16du" xmlns:w16sdtdh="http://schemas.microsoft.com/office/word/2020/wordml/sdtdatahash" xmlns:w16sdtfl="http://schemas.microsoft.com/office/word/2024/wordml/sdtformatlock" xmlns:w16se="http://schemas.microsoft.com/office/word/2015/wordml/symex" xmlns:wpg="http://schemas.microsoft.com/office/word/2010/wordprocessingGroup" xmlns:wpi="http://schemas.microsoft.com/office/word/2010/wordprocessingInk" xmlns:wne="http://schemas.microsoft.com/office/word/2006/wordml" xmlns:wps="http://schemas.microsoft.com/office/word/2010/wordprocessingShape" mc:Ignorable="w14 w15 w16se w16cid w16 w16cex w16sdtdh w16sdtfl w16du wp14">
+  <w:abstractNum w:abstractNumId="0" w15:restartNumberingAfterBreak="0">
+    <w:nsid w:val="45714E12"/>
+    <w:multiLevelType w:val="hybridMultilevel"/>
+    <w:tmpl w:val="5FF251C4"/>
+    <w:lvl w:ilvl="0" w:tplc="01DCBB48">
+      <w:start w:val="1"/>
+      <w:numFmt w:val="decimal"/>
+      <w:lvlText w:val="%1."/>
+      <w:lvlJc w:val="left"/>
+      <w:pPr>
+        <w:ind w:left="1069" w:hanging="360"/>
+      </w:pPr>
+      <w:rPr>
+        <w:rFonts w:hint="default"/>
+      </w:rPr>
+    </w:lvl>
+    <w:lvl w:ilvl="1" w:tplc="04190019" w:tentative="1">
+      <w:start w:val="1"/>
+      <w:numFmt w:val="lowerLetter"/>
+      <w:lvlText w:val="%2."/>
+      <w:lvlJc w:val="left"/>
+      <w:pPr>
+        <w:ind w:left="1789" w:hanging="360"/>
+      </w:pPr>
+    </w:lvl>
+    <w:lvl w:ilvl="2" w:tplc="0419001B" w:tentative="1">
+      <w:start w:val="1"/>
+      <w:numFmt w:val="lowerRoman"/>
+      <w:lvlText w:val="%3."/>
+      <w:lvlJc w:val="right"/>
+      <w:pPr>
+        <w:ind w:left="2509" w:hanging="180"/>
+      </w:pPr>
+    </w:lvl>
+    <w:lvl w:ilvl="3" w:tplc="0419000F" w:tentative="1">
+      <w:start w:val="1"/>
+      <w:numFmt w:val="decimal"/>
+      <w:lvlText w:val="%4."/>
+      <w:lvlJc w:val="left"/>
+      <w:pPr>
+        <w:ind w:left="3229" w:hanging="360"/>
+      </w:pPr>
+    </w:lvl>
+    <w:lvl w:ilvl="4" w:tplc="04190019" w:tentative="1">
+      <w:start w:val="1"/>
+      <w:numFmt w:val="lowerLetter"/>
+      <w:lvlText w:val="%5."/>
+      <w:lvlJc w:val="left"/>
+      <w:pPr>
+        <w:ind w:left="3949" w:hanging="360"/>
+      </w:pPr>
+    </w:lvl>
+    <w:lvl w:ilvl="5" w:tplc="0419001B" w:tentative="1">
+      <w:start w:val="1"/>
+      <w:numFmt w:val="lowerRoman"/>
+      <w:lvlText w:val="%6."/>
+      <w:lvlJc w:val="right"/>
+      <w:pPr>
+        <w:ind w:left="4669" w:hanging="180"/>
+      </w:pPr>
+    </w:lvl>
+    <w:lvl w:ilvl="6" w:tplc="0419000F" w:tentative="1">
+      <w:start w:val="1"/>
+      <w:numFmt w:val="decimal"/>
+      <w:lvlText w:val="%7."/>
+      <w:lvlJc w:val="left"/>
+      <w:pPr>
+        <w:ind w:left="5389" w:hanging="360"/>
+      </w:pPr>
+    </w:lvl>
+    <w:lvl w:ilvl="7" w:tplc="04190019" w:tentative="1">
+      <w:start w:val="1"/>
+      <w:numFmt w:val="lowerLetter"/>
+      <w:lvlText w:val="%8."/>
+      <w:lvlJc w:val="left"/>
+      <w:pPr>
+        <w:ind w:left="6109" w:hanging="360"/>
+      </w:pPr>
+    </w:lvl>
+    <w:lvl w:ilvl="8" w:tplc="0419001B" w:tentative="1">
+      <w:start w:val="1"/>
+      <w:numFmt w:val="lowerRoman"/>
+      <w:lvlText w:val="%9."/>
+      <w:lvlJc w:val="right"/>
+      <w:pPr>
+        <w:ind w:left="6829" w:hanging="180"/>
+      </w:pPr>
+    </w:lvl>
+  </w:abstractNum>
+  <w:num w:numId="1" w16cid:durableId="1189029106">
+    <w:abstractNumId w:val="0"/>
+  </w:num>
+</w:numbering>
 </file>
 
 <file path=word/styles.xml><?xml version="1.0" encoding="utf-8"?>

--- a/Skazka/ПРОЕКТИРОВАНИЕ БАЗЫ ДАННЫХ.docx
+++ b/Skazka/ПРОЕКТИРОВАНИЕ БАЗЫ ДАННЫХ.docx
@@ -407,25 +407,7 @@
           <w:sz w:val="28"/>
           <w:szCs w:val="28"/>
         </w:rPr>
-        <w:t xml:space="preserve">Цена </w:t>
-      </w:r>
-      <w:proofErr w:type="gramStart"/>
-      <w:r>
-        <w:rPr>
-          <w:rFonts w:ascii="Times New Roman" w:hAnsi="Times New Roman" w:cs="Times New Roman"/>
-          <w:sz w:val="28"/>
-          <w:szCs w:val="28"/>
-        </w:rPr>
-        <w:t>- это</w:t>
-      </w:r>
-      <w:proofErr w:type="gramEnd"/>
-      <w:r>
-        <w:rPr>
-          <w:rFonts w:ascii="Times New Roman" w:hAnsi="Times New Roman" w:cs="Times New Roman"/>
-          <w:sz w:val="28"/>
-          <w:szCs w:val="28"/>
-        </w:rPr>
-        <w:t xml:space="preserve"> сумма денег, которую продавец готов получить за товар,</w:t>
+        <w:t>Цена - это сумма денег, которую продавец готов получить за товар,</w:t>
       </w:r>
     </w:p>
     <w:p>
@@ -465,25 +447,7 @@
           <w:sz w:val="28"/>
           <w:szCs w:val="28"/>
         </w:rPr>
-        <w:t xml:space="preserve">Оптовые клиенты </w:t>
-      </w:r>
-      <w:proofErr w:type="gramStart"/>
-      <w:r>
-        <w:rPr>
-          <w:rFonts w:ascii="Times New Roman" w:hAnsi="Times New Roman" w:cs="Times New Roman"/>
-          <w:sz w:val="28"/>
-          <w:szCs w:val="28"/>
-        </w:rPr>
-        <w:t>- это</w:t>
-      </w:r>
-      <w:proofErr w:type="gramEnd"/>
-      <w:r>
-        <w:rPr>
-          <w:rFonts w:ascii="Times New Roman" w:hAnsi="Times New Roman" w:cs="Times New Roman"/>
-          <w:sz w:val="28"/>
-          <w:szCs w:val="28"/>
-        </w:rPr>
-        <w:t xml:space="preserve"> компании и предприниматели, которые закупают</w:t>
+        <w:t>Оптовые клиенты - это компании и предприниматели, которые закупают</w:t>
       </w:r>
     </w:p>
     <w:p>
@@ -543,25 +507,7 @@
           <w:sz w:val="28"/>
           <w:szCs w:val="28"/>
         </w:rPr>
-        <w:t xml:space="preserve">Номер заказа </w:t>
-      </w:r>
-      <w:proofErr w:type="gramStart"/>
-      <w:r>
-        <w:rPr>
-          <w:rFonts w:ascii="Times New Roman" w:hAnsi="Times New Roman" w:cs="Times New Roman"/>
-          <w:sz w:val="28"/>
-          <w:szCs w:val="28"/>
-        </w:rPr>
-        <w:t>- это</w:t>
-      </w:r>
-      <w:proofErr w:type="gramEnd"/>
-      <w:r>
-        <w:rPr>
-          <w:rFonts w:ascii="Times New Roman" w:hAnsi="Times New Roman" w:cs="Times New Roman"/>
-          <w:sz w:val="28"/>
-          <w:szCs w:val="28"/>
-        </w:rPr>
-        <w:t xml:space="preserve"> номер, который идентифицирует покупку или заказ,</w:t>
+        <w:t>Номер заказа - это номер, который идентифицирует покупку или заказ,</w:t>
       </w:r>
     </w:p>
     <w:p>
@@ -621,25 +567,7 @@
           <w:sz w:val="28"/>
           <w:szCs w:val="28"/>
         </w:rPr>
-        <w:t xml:space="preserve">Дата заказа </w:t>
-      </w:r>
-      <w:proofErr w:type="gramStart"/>
-      <w:r>
-        <w:rPr>
-          <w:rFonts w:ascii="Times New Roman" w:hAnsi="Times New Roman" w:cs="Times New Roman"/>
-          <w:sz w:val="28"/>
-          <w:szCs w:val="28"/>
-        </w:rPr>
-        <w:t>- это</w:t>
-      </w:r>
-      <w:proofErr w:type="gramEnd"/>
-      <w:r>
-        <w:rPr>
-          <w:rFonts w:ascii="Times New Roman" w:hAnsi="Times New Roman" w:cs="Times New Roman"/>
-          <w:sz w:val="28"/>
-          <w:szCs w:val="28"/>
-        </w:rPr>
-        <w:t xml:space="preserve"> дата, когда был сделан заказ.</w:t>
+        <w:t>Дата заказа - это дата, когда был сделан заказ.</w:t>
       </w:r>
     </w:p>
     <w:p>
@@ -700,25 +628,7 @@
           <w:sz w:val="28"/>
           <w:szCs w:val="28"/>
         </w:rPr>
-        <w:t xml:space="preserve">Город </w:t>
-      </w:r>
-      <w:proofErr w:type="gramStart"/>
-      <w:r>
-        <w:rPr>
-          <w:rFonts w:ascii="Times New Roman" w:hAnsi="Times New Roman" w:cs="Times New Roman"/>
-          <w:sz w:val="28"/>
-          <w:szCs w:val="28"/>
-        </w:rPr>
-        <w:t>- это</w:t>
-      </w:r>
-      <w:proofErr w:type="gramEnd"/>
-      <w:r>
-        <w:rPr>
-          <w:rFonts w:ascii="Times New Roman" w:hAnsi="Times New Roman" w:cs="Times New Roman"/>
-          <w:sz w:val="28"/>
-          <w:szCs w:val="28"/>
-        </w:rPr>
-        <w:t xml:space="preserve"> крупный населённый пункт, административный,</w:t>
+        <w:t>Город - это крупный населённый пункт, административный,</w:t>
       </w:r>
     </w:p>
     <w:p>
@@ -758,25 +668,7 @@
           <w:sz w:val="28"/>
           <w:szCs w:val="28"/>
         </w:rPr>
-        <w:t xml:space="preserve">Скидка </w:t>
-      </w:r>
-      <w:proofErr w:type="gramStart"/>
-      <w:r>
-        <w:rPr>
-          <w:rFonts w:ascii="Times New Roman" w:hAnsi="Times New Roman" w:cs="Times New Roman"/>
-          <w:sz w:val="28"/>
-          <w:szCs w:val="28"/>
-        </w:rPr>
-        <w:t>- это</w:t>
-      </w:r>
-      <w:proofErr w:type="gramEnd"/>
-      <w:r>
-        <w:rPr>
-          <w:rFonts w:ascii="Times New Roman" w:hAnsi="Times New Roman" w:cs="Times New Roman"/>
-          <w:sz w:val="28"/>
-          <w:szCs w:val="28"/>
-        </w:rPr>
-        <w:t xml:space="preserve"> сниженная стоимость товара или услуги, которая</w:t>
+        <w:t>Скидка - это сниженная стоимость товара или услуги, которая</w:t>
       </w:r>
     </w:p>
     <w:p>
@@ -940,25 +832,7 @@
           <w:sz w:val="28"/>
           <w:szCs w:val="28"/>
         </w:rPr>
-        <w:t xml:space="preserve">5. Вывести </w:t>
-      </w:r>
-      <w:proofErr w:type="gramStart"/>
-      <w:r>
-        <w:rPr>
-          <w:rFonts w:ascii="Times New Roman" w:hAnsi="Times New Roman" w:cs="Times New Roman"/>
-          <w:sz w:val="28"/>
-          <w:szCs w:val="28"/>
-        </w:rPr>
-        <w:t>все книги</w:t>
-      </w:r>
-      <w:proofErr w:type="gramEnd"/>
-      <w:r>
-        <w:rPr>
-          <w:rFonts w:ascii="Times New Roman" w:hAnsi="Times New Roman" w:cs="Times New Roman"/>
-          <w:sz w:val="28"/>
-          <w:szCs w:val="28"/>
-        </w:rPr>
-        <w:t xml:space="preserve"> написанные Толстовым.</w:t>
+        <w:t>5. Вывести все книги написанные Толстовым.</w:t>
       </w:r>
     </w:p>
     <w:p>
@@ -1741,25 +1615,7 @@
           <w:szCs w:val="28"/>
         </w:rPr>
         <w:lastRenderedPageBreak/>
-        <w:t xml:space="preserve">1 Нормальная </w:t>
-      </w:r>
-      <w:proofErr w:type="gramStart"/>
-      <w:r>
-        <w:rPr>
-          <w:rFonts w:ascii="Times New Roman" w:hAnsi="Times New Roman" w:cs="Times New Roman"/>
-          <w:sz w:val="28"/>
-          <w:szCs w:val="28"/>
-        </w:rPr>
-        <w:t>форма</w:t>
-      </w:r>
-      <w:proofErr w:type="gramEnd"/>
-      <w:r>
-        <w:rPr>
-          <w:rFonts w:ascii="Times New Roman" w:hAnsi="Times New Roman" w:cs="Times New Roman"/>
-          <w:sz w:val="28"/>
-          <w:szCs w:val="28"/>
-        </w:rPr>
-        <w:t xml:space="preserve"> Все атрибуты должны быть атомарными (не содержать множественных значений). В таблице не должно быть повторяющихся групп. В исходной таблице составной заказ с несколькими книгами приводил к дублированию данных о клиенте и не атомарности. Разделяем на три таблицы, где каждая содержит только атомарные значения.</w:t>
+        <w:t>1 Нормальная форма Все атрибуты должны быть атомарными (не содержать множественных значений). В таблице не должно быть повторяющихся групп. В исходной таблице составной заказ с несколькими книгами приводил к дублированию данных о клиенте и не атомарности. Разделяем на три таблицы, где каждая содержит только атомарные значения.</w:t>
       </w:r>
     </w:p>
     <w:p>
@@ -1799,25 +1655,7 @@
           <w:sz w:val="28"/>
           <w:szCs w:val="28"/>
         </w:rPr>
-        <w:t xml:space="preserve">Третья нормальная форма Переменная-отношение находится в третьей нормальной форме тогда и только тогда, когда она находится во второй нормальной форме, и каждый неключевой атрибут </w:t>
-      </w:r>
-      <w:proofErr w:type="spellStart"/>
-      <w:r>
-        <w:rPr>
-          <w:rFonts w:ascii="Times New Roman" w:hAnsi="Times New Roman" w:cs="Times New Roman"/>
-          <w:sz w:val="28"/>
-          <w:szCs w:val="28"/>
-        </w:rPr>
-        <w:t>нетранзитивно</w:t>
-      </w:r>
-      <w:proofErr w:type="spellEnd"/>
-      <w:r>
-        <w:rPr>
-          <w:rFonts w:ascii="Times New Roman" w:hAnsi="Times New Roman" w:cs="Times New Roman"/>
-          <w:sz w:val="28"/>
-          <w:szCs w:val="28"/>
-        </w:rPr>
-        <w:t xml:space="preserve"> зависит от её первичного ключа. Для этого требуется создать третью таблицу и указать данные для полей</w:t>
+        <w:t>Третья нормальная форма Переменная-отношение находится в третьей нормальной форме тогда и только тогда, когда она находится во второй нормальной форме, и каждый неключевой атрибут нетранзитивно зависит от её первичного ключа. Для этого требуется создать третью таблицу и указать данные для полей</w:t>
       </w:r>
     </w:p>
     <w:p>
@@ -1982,7 +1820,6 @@
         </w:rPr>
         <w:t xml:space="preserve">База данных будет реализована в СУБД – </w:t>
       </w:r>
-      <w:proofErr w:type="spellStart"/>
       <w:r>
         <w:rPr>
           <w:rFonts w:ascii="Times New Roman" w:hAnsi="Times New Roman" w:cs="Times New Roman"/>
@@ -1992,7 +1829,6 @@
         </w:rPr>
         <w:t>Dbeaver</w:t>
       </w:r>
-      <w:proofErr w:type="spellEnd"/>
     </w:p>
     <w:p>
       <w:pPr>
@@ -2108,7 +1944,6 @@
                 <w:szCs w:val="28"/>
               </w:rPr>
             </w:pPr>
-            <w:proofErr w:type="spellStart"/>
             <w:r>
               <w:rPr>
                 <w:rFonts w:ascii="Times New Roman" w:hAnsi="Times New Roman" w:cs="Times New Roman"/>
@@ -2117,7 +1952,6 @@
               </w:rPr>
               <w:t>Код_книги</w:t>
             </w:r>
-            <w:proofErr w:type="spellEnd"/>
           </w:p>
         </w:tc>
         <w:tc>
@@ -2187,7 +2021,6 @@
                 <w:szCs w:val="28"/>
               </w:rPr>
             </w:pPr>
-            <w:proofErr w:type="spellStart"/>
             <w:r>
               <w:rPr>
                 <w:rFonts w:ascii="Times New Roman" w:hAnsi="Times New Roman" w:cs="Times New Roman"/>
@@ -2196,7 +2029,6 @@
               </w:rPr>
               <w:t>Название_книги</w:t>
             </w:r>
-            <w:proofErr w:type="spellEnd"/>
           </w:p>
         </w:tc>
         <w:tc>
@@ -2420,7 +2252,6 @@
                 <w:szCs w:val="28"/>
               </w:rPr>
             </w:pPr>
-            <w:proofErr w:type="spellStart"/>
             <w:r>
               <w:rPr>
                 <w:rFonts w:ascii="Times New Roman" w:hAnsi="Times New Roman" w:cs="Times New Roman"/>
@@ -2429,7 +2260,6 @@
               </w:rPr>
               <w:t>Год_издания</w:t>
             </w:r>
-            <w:proofErr w:type="spellEnd"/>
           </w:p>
         </w:tc>
         <w:tc>
@@ -2693,25 +2523,7 @@
           <w:sz w:val="28"/>
           <w:szCs w:val="28"/>
         </w:rPr>
-        <w:t>Таблица 2 - Сущность «</w:t>
-      </w:r>
-      <w:proofErr w:type="spellStart"/>
-      <w:r>
-        <w:rPr>
-          <w:rFonts w:ascii="Times New Roman" w:hAnsi="Times New Roman" w:cs="Times New Roman"/>
-          <w:sz w:val="28"/>
-          <w:szCs w:val="28"/>
-        </w:rPr>
-        <w:t>ОптовыеКлиенты</w:t>
-      </w:r>
-      <w:proofErr w:type="spellEnd"/>
-      <w:r>
-        <w:rPr>
-          <w:rFonts w:ascii="Times New Roman" w:hAnsi="Times New Roman" w:cs="Times New Roman"/>
-          <w:sz w:val="28"/>
-          <w:szCs w:val="28"/>
-        </w:rPr>
-        <w:t>»</w:t>
+        <w:t>Таблица 2 - Сущность «ОптовыеКлиенты»</w:t>
       </w:r>
     </w:p>
     <w:tbl>
@@ -2810,7 +2622,6 @@
                 <w:szCs w:val="28"/>
               </w:rPr>
             </w:pPr>
-            <w:proofErr w:type="spellStart"/>
             <w:r>
               <w:rPr>
                 <w:rFonts w:ascii="Times New Roman" w:hAnsi="Times New Roman" w:cs="Times New Roman"/>
@@ -2819,7 +2630,6 @@
               </w:rPr>
               <w:t>Код_клиента</w:t>
             </w:r>
-            <w:proofErr w:type="spellEnd"/>
           </w:p>
         </w:tc>
         <w:tc>
@@ -2889,7 +2699,6 @@
                 <w:szCs w:val="28"/>
               </w:rPr>
             </w:pPr>
-            <w:proofErr w:type="spellStart"/>
             <w:r>
               <w:rPr>
                 <w:rFonts w:ascii="Times New Roman" w:hAnsi="Times New Roman" w:cs="Times New Roman"/>
@@ -2898,7 +2707,6 @@
               </w:rPr>
               <w:t>Фирма_производитель</w:t>
             </w:r>
-            <w:proofErr w:type="spellEnd"/>
           </w:p>
         </w:tc>
         <w:tc>
@@ -3278,7 +3086,6 @@
                 <w:szCs w:val="28"/>
               </w:rPr>
             </w:pPr>
-            <w:proofErr w:type="spellStart"/>
             <w:r>
               <w:rPr>
                 <w:rFonts w:ascii="Times New Roman" w:hAnsi="Times New Roman" w:cs="Times New Roman"/>
@@ -3287,7 +3094,6 @@
               </w:rPr>
               <w:t>Номер_заказа</w:t>
             </w:r>
-            <w:proofErr w:type="spellEnd"/>
           </w:p>
         </w:tc>
         <w:tc>
@@ -3357,7 +3163,6 @@
                 <w:szCs w:val="28"/>
               </w:rPr>
             </w:pPr>
-            <w:proofErr w:type="spellStart"/>
             <w:r>
               <w:rPr>
                 <w:rFonts w:ascii="Times New Roman" w:hAnsi="Times New Roman" w:cs="Times New Roman"/>
@@ -3366,7 +3171,6 @@
               </w:rPr>
               <w:t>Код_клиента</w:t>
             </w:r>
-            <w:proofErr w:type="spellEnd"/>
           </w:p>
         </w:tc>
         <w:tc>
@@ -3436,7 +3240,6 @@
                 <w:szCs w:val="28"/>
               </w:rPr>
             </w:pPr>
-            <w:proofErr w:type="spellStart"/>
             <w:r>
               <w:rPr>
                 <w:rFonts w:ascii="Times New Roman" w:hAnsi="Times New Roman" w:cs="Times New Roman"/>
@@ -3445,7 +3248,6 @@
               </w:rPr>
               <w:t>Код_книги</w:t>
             </w:r>
-            <w:proofErr w:type="spellEnd"/>
           </w:p>
         </w:tc>
         <w:tc>
@@ -3515,7 +3317,6 @@
                 <w:szCs w:val="28"/>
               </w:rPr>
             </w:pPr>
-            <w:proofErr w:type="spellStart"/>
             <w:r>
               <w:rPr>
                 <w:rFonts w:ascii="Times New Roman" w:hAnsi="Times New Roman" w:cs="Times New Roman"/>
@@ -3524,7 +3325,6 @@
               </w:rPr>
               <w:t>Дата_заказа</w:t>
             </w:r>
-            <w:proofErr w:type="spellEnd"/>
           </w:p>
         </w:tc>
         <w:tc>
@@ -3897,7 +3697,6 @@
         </w:rPr>
         <w:t xml:space="preserve">СУБД </w:t>
       </w:r>
-      <w:proofErr w:type="spellStart"/>
       <w:r>
         <w:rPr>
           <w:rFonts w:ascii="Times New Roman" w:hAnsi="Times New Roman" w:cs="Times New Roman"/>
@@ -3907,7 +3706,6 @@
         </w:rPr>
         <w:t>Dbeaver</w:t>
       </w:r>
-      <w:proofErr w:type="spellEnd"/>
       <w:r>
         <w:rPr>
           <w:rFonts w:ascii="Times New Roman" w:hAnsi="Times New Roman" w:cs="Times New Roman"/>
@@ -3936,115 +3734,33 @@
           <w:szCs w:val="28"/>
         </w:rPr>
       </w:pPr>
-      <w:proofErr w:type="spellStart"/>
-      <w:r>
-        <w:rPr>
-          <w:rFonts w:ascii="Times New Roman" w:hAnsi="Times New Roman" w:cs="Times New Roman"/>
-          <w:sz w:val="28"/>
-          <w:szCs w:val="28"/>
-        </w:rPr>
-        <w:t>DBeaver</w:t>
-      </w:r>
-      <w:proofErr w:type="spellEnd"/>
-      <w:r>
-        <w:rPr>
-          <w:rFonts w:ascii="Times New Roman" w:hAnsi="Times New Roman" w:cs="Times New Roman"/>
-          <w:sz w:val="28"/>
-          <w:szCs w:val="28"/>
-        </w:rPr>
-        <w:t xml:space="preserve"> — это универсальная программная среда для работы с базами данных, представляющая собой полноценный клиент для управления, разработки и администрирования СУБД. Он относится к классу кроссплатформенных инструментов и работает на операционных системах Windows, Linux и </w:t>
-      </w:r>
-      <w:proofErr w:type="spellStart"/>
-      <w:r>
-        <w:rPr>
-          <w:rFonts w:ascii="Times New Roman" w:hAnsi="Times New Roman" w:cs="Times New Roman"/>
-          <w:sz w:val="28"/>
-          <w:szCs w:val="28"/>
-        </w:rPr>
-        <w:t>macOS</w:t>
-      </w:r>
-      <w:proofErr w:type="spellEnd"/>
-      <w:r>
-        <w:rPr>
-          <w:rFonts w:ascii="Times New Roman" w:hAnsi="Times New Roman" w:cs="Times New Roman"/>
-          <w:sz w:val="28"/>
-          <w:szCs w:val="28"/>
-        </w:rPr>
-        <w:t xml:space="preserve">, что делает его удобным решением как для индивидуальных разработчиков, так и для командной работы. Программа построена на основе Java и использует технологию JDBC, благодаря чему поддерживает большое количество систем управления базами данных, включая </w:t>
-      </w:r>
-      <w:proofErr w:type="spellStart"/>
-      <w:r>
-        <w:rPr>
-          <w:rFonts w:ascii="Times New Roman" w:hAnsi="Times New Roman" w:cs="Times New Roman"/>
-          <w:sz w:val="28"/>
-          <w:szCs w:val="28"/>
-        </w:rPr>
-        <w:t>PostgreSQL</w:t>
-      </w:r>
-      <w:proofErr w:type="spellEnd"/>
-      <w:r>
-        <w:rPr>
-          <w:rFonts w:ascii="Times New Roman" w:hAnsi="Times New Roman" w:cs="Times New Roman"/>
-          <w:sz w:val="28"/>
-          <w:szCs w:val="28"/>
-        </w:rPr>
-        <w:t xml:space="preserve">, MySQL, Oracle Database, </w:t>
-      </w:r>
-      <w:proofErr w:type="spellStart"/>
-      <w:r>
-        <w:rPr>
-          <w:rFonts w:ascii="Times New Roman" w:hAnsi="Times New Roman" w:cs="Times New Roman"/>
-          <w:sz w:val="28"/>
-          <w:szCs w:val="28"/>
-        </w:rPr>
-        <w:t>SQLite</w:t>
-      </w:r>
-      <w:proofErr w:type="spellEnd"/>
-      <w:r>
-        <w:rPr>
-          <w:rFonts w:ascii="Times New Roman" w:hAnsi="Times New Roman" w:cs="Times New Roman"/>
-          <w:sz w:val="28"/>
-          <w:szCs w:val="28"/>
-        </w:rPr>
-        <w:t xml:space="preserve"> и многие другие.</w:t>
-      </w:r>
-    </w:p>
-    <w:p>
-      <w:pPr>
-        <w:spacing w:after="0" w:line="360" w:lineRule="auto"/>
-        <w:ind w:firstLine="709"/>
-        <w:jc w:val="both"/>
-        <w:rPr>
-          <w:rFonts w:ascii="Times New Roman" w:hAnsi="Times New Roman" w:cs="Times New Roman"/>
-          <w:sz w:val="28"/>
-          <w:szCs w:val="28"/>
-        </w:rPr>
-      </w:pPr>
-      <w:r>
-        <w:rPr>
-          <w:rFonts w:ascii="Times New Roman" w:hAnsi="Times New Roman" w:cs="Times New Roman"/>
-          <w:sz w:val="28"/>
-          <w:szCs w:val="28"/>
-        </w:rPr>
-        <w:t xml:space="preserve">Основное назначение </w:t>
-      </w:r>
-      <w:proofErr w:type="spellStart"/>
-      <w:r>
-        <w:rPr>
-          <w:rFonts w:ascii="Times New Roman" w:hAnsi="Times New Roman" w:cs="Times New Roman"/>
-          <w:sz w:val="28"/>
-          <w:szCs w:val="28"/>
-        </w:rPr>
-        <w:t>DBeaver</w:t>
-      </w:r>
-      <w:proofErr w:type="spellEnd"/>
-      <w:r>
-        <w:rPr>
-          <w:rFonts w:ascii="Times New Roman" w:hAnsi="Times New Roman" w:cs="Times New Roman"/>
-          <w:sz w:val="28"/>
-          <w:szCs w:val="28"/>
-        </w:rPr>
-        <w:t xml:space="preserve"> заключается в обеспечении удобного взаимодействия пользователя с базой данных. С его помощью можно создавать и изменять структуру базы данных, выполнять SQL-запросы, просматривать и редактировать данные, а также анализировать связи между таблицами. Встроенный SQL-редактор предоставляет расширенные возможности для написания запросов: подсветку синтаксиса, автодополнение, форматирование </w:t>
+      <w:r>
+        <w:rPr>
+          <w:rFonts w:ascii="Times New Roman" w:hAnsi="Times New Roman" w:cs="Times New Roman"/>
+          <w:sz w:val="28"/>
+          <w:szCs w:val="28"/>
+        </w:rPr>
+        <w:t>DBeaver — это универсальная программная среда для работы с базами данных, представляющая собой полноценный клиент для управления, разработки и администрирования СУБД. Он относится к классу кроссплатформенных инструментов и работает на операционных системах Windows, Linux и macOS, что делает его удобным решением как для индивидуальных разработчиков, так и для командной работы. Программа построена на основе Java и использует технологию JDBC, благодаря чему поддерживает большое количество систем управления базами данных, включая PostgreSQL, MySQL, Oracle Database, SQLite и многие другие.</w:t>
+      </w:r>
+    </w:p>
+    <w:p>
+      <w:pPr>
+        <w:spacing w:after="0" w:line="360" w:lineRule="auto"/>
+        <w:ind w:firstLine="709"/>
+        <w:jc w:val="both"/>
+        <w:rPr>
+          <w:rFonts w:ascii="Times New Roman" w:hAnsi="Times New Roman" w:cs="Times New Roman"/>
+          <w:sz w:val="28"/>
+          <w:szCs w:val="28"/>
+        </w:rPr>
+      </w:pPr>
+      <w:r>
+        <w:rPr>
+          <w:rFonts w:ascii="Times New Roman" w:hAnsi="Times New Roman" w:cs="Times New Roman"/>
+          <w:sz w:val="28"/>
+          <w:szCs w:val="28"/>
+        </w:rPr>
+        <w:t xml:space="preserve">Основное назначение DBeaver заключается в обеспечении удобного взаимодействия пользователя с базой данных. С его помощью можно создавать и изменять структуру базы данных, выполнять SQL-запросы, просматривать и редактировать данные, а также анализировать связи между таблицами. Встроенный SQL-редактор предоставляет расширенные возможности для написания запросов: подсветку синтаксиса, автодополнение, форматирование </w:t>
       </w:r>
       <w:r>
         <w:rPr>
@@ -4130,24 +3846,7 @@
           <w:szCs w:val="22"/>
         </w:rPr>
         <w:br/>
-      </w:r>
-      <w:proofErr w:type="spellStart"/>
-      <w:r>
-        <w:rPr>
-          <w:rFonts w:ascii="Courier New" w:hAnsi="Courier New" w:cs="Courier New"/>
-          <w:sz w:val="22"/>
-          <w:szCs w:val="22"/>
-        </w:rPr>
-        <w:t>Код_книги</w:t>
-      </w:r>
-      <w:proofErr w:type="spellEnd"/>
-      <w:r>
-        <w:rPr>
-          <w:rFonts w:ascii="Courier New" w:hAnsi="Courier New" w:cs="Courier New"/>
-          <w:sz w:val="22"/>
-          <w:szCs w:val="22"/>
-        </w:rPr>
-        <w:t xml:space="preserve"> INTEGER NOT NULL,</w:t>
+        <w:t>Код_книги INTEGER NOT NULL,</w:t>
       </w:r>
       <w:r>
         <w:rPr>
@@ -4156,42 +3855,7 @@
           <w:szCs w:val="22"/>
         </w:rPr>
         <w:br/>
-      </w:r>
-      <w:proofErr w:type="spellStart"/>
-      <w:r>
-        <w:rPr>
-          <w:rFonts w:ascii="Courier New" w:hAnsi="Courier New" w:cs="Courier New"/>
-          <w:sz w:val="22"/>
-          <w:szCs w:val="22"/>
-        </w:rPr>
-        <w:t>Название_книги</w:t>
-      </w:r>
-      <w:proofErr w:type="spellEnd"/>
-      <w:r>
-        <w:rPr>
-          <w:rFonts w:ascii="Courier New" w:hAnsi="Courier New" w:cs="Courier New"/>
-          <w:sz w:val="22"/>
-          <w:szCs w:val="22"/>
-        </w:rPr>
-        <w:t xml:space="preserve"> </w:t>
-      </w:r>
-      <w:proofErr w:type="gramStart"/>
-      <w:r>
-        <w:rPr>
-          <w:rFonts w:ascii="Courier New" w:hAnsi="Courier New" w:cs="Courier New"/>
-          <w:sz w:val="22"/>
-          <w:szCs w:val="22"/>
-        </w:rPr>
-        <w:t>VARCHAR(</w:t>
-      </w:r>
-      <w:proofErr w:type="gramEnd"/>
-      <w:r>
-        <w:rPr>
-          <w:rFonts w:ascii="Courier New" w:hAnsi="Courier New" w:cs="Courier New"/>
-          <w:sz w:val="22"/>
-          <w:szCs w:val="22"/>
-        </w:rPr>
-        <w:t>255),</w:t>
+        <w:t>Название_книги VARCHAR(255),</w:t>
       </w:r>
       <w:r>
         <w:rPr>
@@ -4200,25 +3864,7 @@
           <w:szCs w:val="22"/>
         </w:rPr>
         <w:br/>
-        <w:t xml:space="preserve">Издательство </w:t>
-      </w:r>
-      <w:proofErr w:type="gramStart"/>
-      <w:r>
-        <w:rPr>
-          <w:rFonts w:ascii="Courier New" w:hAnsi="Courier New" w:cs="Courier New"/>
-          <w:sz w:val="22"/>
-          <w:szCs w:val="22"/>
-        </w:rPr>
-        <w:t>VARCHAR(</w:t>
-      </w:r>
-      <w:proofErr w:type="gramEnd"/>
-      <w:r>
-        <w:rPr>
-          <w:rFonts w:ascii="Courier New" w:hAnsi="Courier New" w:cs="Courier New"/>
-          <w:sz w:val="22"/>
-          <w:szCs w:val="22"/>
-        </w:rPr>
-        <w:t>255),</w:t>
+        <w:t>Издательство VARCHAR(255),</w:t>
       </w:r>
       <w:r>
         <w:rPr>
@@ -4227,25 +3873,7 @@
           <w:szCs w:val="22"/>
         </w:rPr>
         <w:br/>
-        <w:t xml:space="preserve">Автор </w:t>
-      </w:r>
-      <w:proofErr w:type="gramStart"/>
-      <w:r>
-        <w:rPr>
-          <w:rFonts w:ascii="Courier New" w:hAnsi="Courier New" w:cs="Courier New"/>
-          <w:sz w:val="22"/>
-          <w:szCs w:val="22"/>
-        </w:rPr>
-        <w:t>VARCHAR(</w:t>
-      </w:r>
-      <w:proofErr w:type="gramEnd"/>
-      <w:r>
-        <w:rPr>
-          <w:rFonts w:ascii="Courier New" w:hAnsi="Courier New" w:cs="Courier New"/>
-          <w:sz w:val="22"/>
-          <w:szCs w:val="22"/>
-        </w:rPr>
-        <w:t>255),</w:t>
+        <w:t>Автор VARCHAR(255),</w:t>
       </w:r>
       <w:r>
         <w:rPr>
@@ -4254,24 +3882,7 @@
           <w:szCs w:val="22"/>
         </w:rPr>
         <w:br/>
-      </w:r>
-      <w:proofErr w:type="spellStart"/>
-      <w:r>
-        <w:rPr>
-          <w:rFonts w:ascii="Courier New" w:hAnsi="Courier New" w:cs="Courier New"/>
-          <w:sz w:val="22"/>
-          <w:szCs w:val="22"/>
-        </w:rPr>
-        <w:t>Год_издания</w:t>
-      </w:r>
-      <w:proofErr w:type="spellEnd"/>
-      <w:r>
-        <w:rPr>
-          <w:rFonts w:ascii="Courier New" w:hAnsi="Courier New" w:cs="Courier New"/>
-          <w:sz w:val="22"/>
-          <w:szCs w:val="22"/>
-        </w:rPr>
-        <w:t xml:space="preserve"> INTEGER,</w:t>
+        <w:t>Год_издания INTEGER,</w:t>
       </w:r>
       <w:r>
         <w:rPr>
@@ -4289,25 +3900,7 @@
           <w:szCs w:val="22"/>
         </w:rPr>
         <w:br/>
-        <w:t>PRIMARY KEY (</w:t>
-      </w:r>
-      <w:proofErr w:type="spellStart"/>
-      <w:r>
-        <w:rPr>
-          <w:rFonts w:ascii="Courier New" w:hAnsi="Courier New" w:cs="Courier New"/>
-          <w:sz w:val="22"/>
-          <w:szCs w:val="22"/>
-        </w:rPr>
-        <w:t>Код_книги</w:t>
-      </w:r>
-      <w:proofErr w:type="spellEnd"/>
-      <w:r>
-        <w:rPr>
-          <w:rFonts w:ascii="Courier New" w:hAnsi="Courier New" w:cs="Courier New"/>
-          <w:sz w:val="22"/>
-          <w:szCs w:val="22"/>
-        </w:rPr>
-        <w:t>)</w:t>
+        <w:t>PRIMARY KEY (Код_книги)</w:t>
       </w:r>
       <w:r>
         <w:rPr>
@@ -4414,25 +4007,7 @@
           <w:sz w:val="28"/>
           <w:szCs w:val="28"/>
         </w:rPr>
-        <w:t>Таблица «</w:t>
-      </w:r>
-      <w:proofErr w:type="spellStart"/>
-      <w:r>
-        <w:rPr>
-          <w:rFonts w:ascii="Times New Roman" w:hAnsi="Times New Roman" w:cs="Times New Roman"/>
-          <w:sz w:val="28"/>
-          <w:szCs w:val="28"/>
-        </w:rPr>
-        <w:t>ОптовыеКлиенты</w:t>
-      </w:r>
-      <w:proofErr w:type="spellEnd"/>
-      <w:r>
-        <w:rPr>
-          <w:rFonts w:ascii="Times New Roman" w:hAnsi="Times New Roman" w:cs="Times New Roman"/>
-          <w:sz w:val="28"/>
-          <w:szCs w:val="28"/>
-        </w:rPr>
-        <w:t>»</w:t>
+        <w:t>Таблица «ОптовыеКлиенты»</w:t>
       </w:r>
     </w:p>
     <w:p>
@@ -4470,25 +4045,7 @@
           <w:sz w:val="22"/>
           <w:szCs w:val="22"/>
         </w:rPr>
-        <w:t xml:space="preserve">CREATE TABLE </w:t>
-      </w:r>
-      <w:proofErr w:type="spellStart"/>
-      <w:r>
-        <w:rPr>
-          <w:rFonts w:ascii="Courier New" w:hAnsi="Courier New" w:cs="Courier New"/>
-          <w:sz w:val="22"/>
-          <w:szCs w:val="22"/>
-        </w:rPr>
-        <w:t>ОптовыеКлиенты</w:t>
-      </w:r>
-      <w:proofErr w:type="spellEnd"/>
-      <w:r>
-        <w:rPr>
-          <w:rFonts w:ascii="Courier New" w:hAnsi="Courier New" w:cs="Courier New"/>
-          <w:sz w:val="22"/>
-          <w:szCs w:val="22"/>
-        </w:rPr>
-        <w:t xml:space="preserve"> (</w:t>
+        <w:t>CREATE TABLE ОптовыеКлиенты (</w:t>
       </w:r>
       <w:r>
         <w:rPr>
@@ -4497,24 +4054,7 @@
           <w:szCs w:val="22"/>
         </w:rPr>
         <w:br/>
-      </w:r>
-      <w:proofErr w:type="spellStart"/>
-      <w:r>
-        <w:rPr>
-          <w:rFonts w:ascii="Courier New" w:hAnsi="Courier New" w:cs="Courier New"/>
-          <w:sz w:val="22"/>
-          <w:szCs w:val="22"/>
-        </w:rPr>
-        <w:t>Код_клиента</w:t>
-      </w:r>
-      <w:proofErr w:type="spellEnd"/>
-      <w:r>
-        <w:rPr>
-          <w:rFonts w:ascii="Courier New" w:hAnsi="Courier New" w:cs="Courier New"/>
-          <w:sz w:val="22"/>
-          <w:szCs w:val="22"/>
-        </w:rPr>
-        <w:t xml:space="preserve"> INTEGER NOT NULL,</w:t>
+        <w:t>Код_клиента INTEGER NOT NULL,</w:t>
       </w:r>
       <w:r>
         <w:rPr>
@@ -4523,42 +4063,7 @@
           <w:szCs w:val="22"/>
         </w:rPr>
         <w:br/>
-      </w:r>
-      <w:proofErr w:type="spellStart"/>
-      <w:r>
-        <w:rPr>
-          <w:rFonts w:ascii="Courier New" w:hAnsi="Courier New" w:cs="Courier New"/>
-          <w:sz w:val="22"/>
-          <w:szCs w:val="22"/>
-        </w:rPr>
-        <w:t>Фирма_производитель</w:t>
-      </w:r>
-      <w:proofErr w:type="spellEnd"/>
-      <w:r>
-        <w:rPr>
-          <w:rFonts w:ascii="Courier New" w:hAnsi="Courier New" w:cs="Courier New"/>
-          <w:sz w:val="22"/>
-          <w:szCs w:val="22"/>
-        </w:rPr>
-        <w:t xml:space="preserve"> </w:t>
-      </w:r>
-      <w:proofErr w:type="gramStart"/>
-      <w:r>
-        <w:rPr>
-          <w:rFonts w:ascii="Courier New" w:hAnsi="Courier New" w:cs="Courier New"/>
-          <w:sz w:val="22"/>
-          <w:szCs w:val="22"/>
-        </w:rPr>
-        <w:t>VARCHAR(</w:t>
-      </w:r>
-      <w:proofErr w:type="gramEnd"/>
-      <w:r>
-        <w:rPr>
-          <w:rFonts w:ascii="Courier New" w:hAnsi="Courier New" w:cs="Courier New"/>
-          <w:sz w:val="22"/>
-          <w:szCs w:val="22"/>
-        </w:rPr>
-        <w:t>255),</w:t>
+        <w:t>Фирма_производитель VARCHAR(255),</w:t>
       </w:r>
       <w:r>
         <w:rPr>
@@ -4567,25 +4072,7 @@
           <w:szCs w:val="22"/>
         </w:rPr>
         <w:br/>
-        <w:t xml:space="preserve">Город </w:t>
-      </w:r>
-      <w:proofErr w:type="gramStart"/>
-      <w:r>
-        <w:rPr>
-          <w:rFonts w:ascii="Courier New" w:hAnsi="Courier New" w:cs="Courier New"/>
-          <w:sz w:val="22"/>
-          <w:szCs w:val="22"/>
-        </w:rPr>
-        <w:t>VARCHAR(</w:t>
-      </w:r>
-      <w:proofErr w:type="gramEnd"/>
-      <w:r>
-        <w:rPr>
-          <w:rFonts w:ascii="Courier New" w:hAnsi="Courier New" w:cs="Courier New"/>
-          <w:sz w:val="22"/>
-          <w:szCs w:val="22"/>
-        </w:rPr>
-        <w:t>45),</w:t>
+        <w:t>Город VARCHAR(45),</w:t>
       </w:r>
       <w:r>
         <w:rPr>
@@ -4594,25 +4081,7 @@
           <w:szCs w:val="22"/>
         </w:rPr>
         <w:br/>
-        <w:t>PRIMARY KEY (</w:t>
-      </w:r>
-      <w:proofErr w:type="spellStart"/>
-      <w:r>
-        <w:rPr>
-          <w:rFonts w:ascii="Courier New" w:hAnsi="Courier New" w:cs="Courier New"/>
-          <w:sz w:val="22"/>
-          <w:szCs w:val="22"/>
-        </w:rPr>
-        <w:t>Код_клиента</w:t>
-      </w:r>
-      <w:proofErr w:type="spellEnd"/>
-      <w:r>
-        <w:rPr>
-          <w:rFonts w:ascii="Courier New" w:hAnsi="Courier New" w:cs="Courier New"/>
-          <w:sz w:val="22"/>
-          <w:szCs w:val="22"/>
-        </w:rPr>
-        <w:t>)</w:t>
+        <w:t>PRIMARY KEY (Код_клиента)</w:t>
       </w:r>
       <w:r>
         <w:rPr>
@@ -4772,24 +4241,7 @@
           <w:szCs w:val="22"/>
         </w:rPr>
         <w:br/>
-      </w:r>
-      <w:proofErr w:type="spellStart"/>
-      <w:r>
-        <w:rPr>
-          <w:rFonts w:ascii="Courier New" w:hAnsi="Courier New" w:cs="Courier New"/>
-          <w:sz w:val="22"/>
-          <w:szCs w:val="22"/>
-        </w:rPr>
-        <w:t>Номер_заказа</w:t>
-      </w:r>
-      <w:proofErr w:type="spellEnd"/>
-      <w:r>
-        <w:rPr>
-          <w:rFonts w:ascii="Courier New" w:hAnsi="Courier New" w:cs="Courier New"/>
-          <w:sz w:val="22"/>
-          <w:szCs w:val="22"/>
-        </w:rPr>
-        <w:t xml:space="preserve"> INTEGER PRIMARY KEY AUTOINCREMENT,</w:t>
+        <w:t>Номер_заказа INTEGER PRIMARY KEY AUTOINCREMENT,</w:t>
       </w:r>
       <w:r>
         <w:rPr>
@@ -4798,24 +4250,7 @@
           <w:szCs w:val="22"/>
         </w:rPr>
         <w:br/>
-      </w:r>
-      <w:proofErr w:type="spellStart"/>
-      <w:r>
-        <w:rPr>
-          <w:rFonts w:ascii="Courier New" w:hAnsi="Courier New" w:cs="Courier New"/>
-          <w:sz w:val="22"/>
-          <w:szCs w:val="22"/>
-        </w:rPr>
-        <w:t>ОптовыеКлиенты_Код_клиента</w:t>
-      </w:r>
-      <w:proofErr w:type="spellEnd"/>
-      <w:r>
-        <w:rPr>
-          <w:rFonts w:ascii="Courier New" w:hAnsi="Courier New" w:cs="Courier New"/>
-          <w:sz w:val="22"/>
-          <w:szCs w:val="22"/>
-        </w:rPr>
-        <w:t xml:space="preserve"> INTEGER NOT NULL,</w:t>
+        <w:t>ОптовыеКлиенты_Код_клиента INTEGER NOT NULL,</w:t>
       </w:r>
       <w:r>
         <w:rPr>
@@ -4824,24 +4259,7 @@
           <w:szCs w:val="22"/>
         </w:rPr>
         <w:br/>
-      </w:r>
-      <w:proofErr w:type="spellStart"/>
-      <w:r>
-        <w:rPr>
-          <w:rFonts w:ascii="Courier New" w:hAnsi="Courier New" w:cs="Courier New"/>
-          <w:sz w:val="22"/>
-          <w:szCs w:val="22"/>
-        </w:rPr>
-        <w:t>Книги_Код_книги</w:t>
-      </w:r>
-      <w:proofErr w:type="spellEnd"/>
-      <w:r>
-        <w:rPr>
-          <w:rFonts w:ascii="Courier New" w:hAnsi="Courier New" w:cs="Courier New"/>
-          <w:sz w:val="22"/>
-          <w:szCs w:val="22"/>
-        </w:rPr>
-        <w:t xml:space="preserve"> INTEGER NOT NULL,</w:t>
+        <w:t>Книги_Код_книги INTEGER NOT NULL,</w:t>
       </w:r>
       <w:r>
         <w:rPr>
@@ -4850,24 +4268,7 @@
           <w:szCs w:val="22"/>
         </w:rPr>
         <w:br/>
-      </w:r>
-      <w:proofErr w:type="spellStart"/>
-      <w:r>
-        <w:rPr>
-          <w:rFonts w:ascii="Courier New" w:hAnsi="Courier New" w:cs="Courier New"/>
-          <w:sz w:val="22"/>
-          <w:szCs w:val="22"/>
-        </w:rPr>
-        <w:t>Дата_заказа</w:t>
-      </w:r>
-      <w:proofErr w:type="spellEnd"/>
-      <w:r>
-        <w:rPr>
-          <w:rFonts w:ascii="Courier New" w:hAnsi="Courier New" w:cs="Courier New"/>
-          <w:sz w:val="22"/>
-          <w:szCs w:val="22"/>
-        </w:rPr>
-        <w:t xml:space="preserve"> DATE,</w:t>
+        <w:t>Дата_заказа DATE,</w:t>
       </w:r>
       <w:r>
         <w:rPr>
@@ -4885,25 +4286,7 @@
           <w:szCs w:val="22"/>
         </w:rPr>
         <w:br/>
-        <w:t xml:space="preserve">Скидка </w:t>
-      </w:r>
-      <w:proofErr w:type="gramStart"/>
-      <w:r>
-        <w:rPr>
-          <w:rFonts w:ascii="Courier New" w:hAnsi="Courier New" w:cs="Courier New"/>
-          <w:sz w:val="22"/>
-          <w:szCs w:val="22"/>
-        </w:rPr>
-        <w:t>DECIMAL(</w:t>
-      </w:r>
-      <w:proofErr w:type="gramEnd"/>
-      <w:r>
-        <w:rPr>
-          <w:rFonts w:ascii="Courier New" w:hAnsi="Courier New" w:cs="Courier New"/>
-          <w:sz w:val="22"/>
-          <w:szCs w:val="22"/>
-        </w:rPr>
-        <w:t>5,2),</w:t>
+        <w:t>Скидка DECIMAL(5,2),</w:t>
       </w:r>
       <w:r>
         <w:rPr>
@@ -4912,25 +4295,7 @@
           <w:szCs w:val="22"/>
         </w:rPr>
         <w:br/>
-        <w:t>FOREIGN KEY (</w:t>
-      </w:r>
-      <w:proofErr w:type="spellStart"/>
-      <w:r>
-        <w:rPr>
-          <w:rFonts w:ascii="Courier New" w:hAnsi="Courier New" w:cs="Courier New"/>
-          <w:sz w:val="22"/>
-          <w:szCs w:val="22"/>
-        </w:rPr>
-        <w:t>Книги_Код_книги</w:t>
-      </w:r>
-      <w:proofErr w:type="spellEnd"/>
-      <w:r>
-        <w:rPr>
-          <w:rFonts w:ascii="Courier New" w:hAnsi="Courier New" w:cs="Courier New"/>
-          <w:sz w:val="22"/>
-          <w:szCs w:val="22"/>
-        </w:rPr>
-        <w:t>)</w:t>
+        <w:t>FOREIGN KEY (Книги_Код_книги)</w:t>
       </w:r>
       <w:r>
         <w:rPr>
@@ -4939,25 +4304,7 @@
           <w:szCs w:val="22"/>
         </w:rPr>
         <w:br/>
-        <w:t>REFERENCES Книги (</w:t>
-      </w:r>
-      <w:proofErr w:type="spellStart"/>
-      <w:r>
-        <w:rPr>
-          <w:rFonts w:ascii="Courier New" w:hAnsi="Courier New" w:cs="Courier New"/>
-          <w:sz w:val="22"/>
-          <w:szCs w:val="22"/>
-        </w:rPr>
-        <w:t>Код_книги</w:t>
-      </w:r>
-      <w:proofErr w:type="spellEnd"/>
-      <w:r>
-        <w:rPr>
-          <w:rFonts w:ascii="Courier New" w:hAnsi="Courier New" w:cs="Courier New"/>
-          <w:sz w:val="22"/>
-          <w:szCs w:val="22"/>
-        </w:rPr>
-        <w:t>),</w:t>
+        <w:t>REFERENCES Книги (Код_книги),</w:t>
       </w:r>
       <w:r>
         <w:rPr>
@@ -4966,25 +4313,7 @@
           <w:szCs w:val="22"/>
         </w:rPr>
         <w:br/>
-        <w:t>FOREIGN KEY (</w:t>
-      </w:r>
-      <w:proofErr w:type="spellStart"/>
-      <w:r>
-        <w:rPr>
-          <w:rFonts w:ascii="Courier New" w:hAnsi="Courier New" w:cs="Courier New"/>
-          <w:sz w:val="22"/>
-          <w:szCs w:val="22"/>
-        </w:rPr>
-        <w:t>ОптовыеКлиенты_Код_клиента</w:t>
-      </w:r>
-      <w:proofErr w:type="spellEnd"/>
-      <w:r>
-        <w:rPr>
-          <w:rFonts w:ascii="Courier New" w:hAnsi="Courier New" w:cs="Courier New"/>
-          <w:sz w:val="22"/>
-          <w:szCs w:val="22"/>
-        </w:rPr>
-        <w:t>)</w:t>
+        <w:t>FOREIGN KEY (ОптовыеКлиенты_Код_клиента)</w:t>
       </w:r>
       <w:r>
         <w:rPr>
@@ -4993,43 +4322,7 @@
           <w:szCs w:val="22"/>
         </w:rPr>
         <w:br/>
-        <w:t xml:space="preserve">REFERENCES </w:t>
-      </w:r>
-      <w:proofErr w:type="spellStart"/>
-      <w:r>
-        <w:rPr>
-          <w:rFonts w:ascii="Courier New" w:hAnsi="Courier New" w:cs="Courier New"/>
-          <w:sz w:val="22"/>
-          <w:szCs w:val="22"/>
-        </w:rPr>
-        <w:t>ОптовыеКлиенты</w:t>
-      </w:r>
-      <w:proofErr w:type="spellEnd"/>
-      <w:r>
-        <w:rPr>
-          <w:rFonts w:ascii="Courier New" w:hAnsi="Courier New" w:cs="Courier New"/>
-          <w:sz w:val="22"/>
-          <w:szCs w:val="22"/>
-        </w:rPr>
-        <w:t xml:space="preserve"> (</w:t>
-      </w:r>
-      <w:proofErr w:type="spellStart"/>
-      <w:r>
-        <w:rPr>
-          <w:rFonts w:ascii="Courier New" w:hAnsi="Courier New" w:cs="Courier New"/>
-          <w:sz w:val="22"/>
-          <w:szCs w:val="22"/>
-        </w:rPr>
-        <w:t>Код_клиента</w:t>
-      </w:r>
-      <w:proofErr w:type="spellEnd"/>
-      <w:r>
-        <w:rPr>
-          <w:rFonts w:ascii="Courier New" w:hAnsi="Courier New" w:cs="Courier New"/>
-          <w:sz w:val="22"/>
-          <w:szCs w:val="22"/>
-        </w:rPr>
-        <w:t>)</w:t>
+        <w:t>REFERENCES ОптовыеКлиенты (Код_клиента)</w:t>
       </w:r>
       <w:r>
         <w:rPr>
@@ -5167,21 +4460,7 @@
         <w:rPr>
           <w:rFonts w:ascii="Courier New" w:hAnsi="Courier New" w:cs="Courier New"/>
         </w:rPr>
-        <w:t xml:space="preserve">SELECT </w:t>
-      </w:r>
-      <w:proofErr w:type="spellStart"/>
-      <w:r>
-        <w:rPr>
-          <w:rFonts w:ascii="Courier New" w:hAnsi="Courier New" w:cs="Courier New"/>
-        </w:rPr>
-        <w:t>Фирма_производитель</w:t>
-      </w:r>
-      <w:proofErr w:type="spellEnd"/>
-      <w:r>
-        <w:rPr>
-          <w:rFonts w:ascii="Courier New" w:hAnsi="Courier New" w:cs="Courier New"/>
-        </w:rPr>
-        <w:t>, Город</w:t>
+        <w:t>SELECT Фирма_производитель, Город</w:t>
       </w:r>
     </w:p>
     <w:p>
@@ -5199,21 +4478,7 @@
         <w:rPr>
           <w:rFonts w:ascii="Courier New" w:hAnsi="Courier New" w:cs="Courier New"/>
         </w:rPr>
-        <w:t xml:space="preserve">FROM </w:t>
-      </w:r>
-      <w:proofErr w:type="spellStart"/>
-      <w:r>
-        <w:rPr>
-          <w:rFonts w:ascii="Courier New" w:hAnsi="Courier New" w:cs="Courier New"/>
-        </w:rPr>
-        <w:t>ОптовыеКлиенты</w:t>
-      </w:r>
-      <w:proofErr w:type="spellEnd"/>
-      <w:r>
-        <w:rPr>
-          <w:rFonts w:ascii="Courier New" w:hAnsi="Courier New" w:cs="Courier New"/>
-        </w:rPr>
-        <w:t>;</w:t>
+        <w:t>FROM ОптовыеКлиенты;</w:t>
       </w:r>
     </w:p>
     <w:p>
@@ -5335,36 +4600,8 @@
           <w:sz w:val="22"/>
           <w:szCs w:val="22"/>
         </w:rPr>
-        <w:t xml:space="preserve">SELECT </w:t>
-      </w:r>
-      <w:proofErr w:type="spellStart"/>
-      <w:r>
-        <w:rPr>
-          <w:rFonts w:ascii="Courier New" w:hAnsi="Courier New" w:cs="Courier New"/>
-          <w:sz w:val="22"/>
-          <w:szCs w:val="22"/>
-        </w:rPr>
-        <w:t>Название_книги</w:t>
-      </w:r>
-      <w:proofErr w:type="spellEnd"/>
-      <w:r>
-        <w:rPr>
-          <w:rFonts w:ascii="Courier New" w:hAnsi="Courier New" w:cs="Courier New"/>
-          <w:sz w:val="22"/>
-          <w:szCs w:val="22"/>
-        </w:rPr>
-        <w:t xml:space="preserve">, Автор, </w:t>
-      </w:r>
-      <w:proofErr w:type="spellStart"/>
-      <w:r>
-        <w:rPr>
-          <w:rFonts w:ascii="Courier New" w:hAnsi="Courier New" w:cs="Courier New"/>
-          <w:sz w:val="22"/>
-          <w:szCs w:val="22"/>
-        </w:rPr>
-        <w:t>Год_издания</w:t>
-      </w:r>
-      <w:proofErr w:type="spellEnd"/>
+        <w:t>SELECT Название_книги, Автор, Год_издания</w:t>
+      </w:r>
       <w:r>
         <w:rPr>
           <w:rFonts w:ascii="Courier New" w:hAnsi="Courier New" w:cs="Courier New"/>
@@ -5489,34 +4726,15 @@
           <w:rFonts w:ascii="Courier New" w:hAnsi="Courier New" w:cs="Courier New"/>
           <w:sz w:val="22"/>
           <w:szCs w:val="22"/>
-          <w:lang w:val="en-US"/>
-        </w:rPr>
-      </w:pPr>
-      <w:r>
-        <w:rPr>
-          <w:rFonts w:ascii="Courier New" w:hAnsi="Courier New" w:cs="Courier New"/>
-          <w:sz w:val="22"/>
-          <w:szCs w:val="22"/>
-        </w:rPr>
-        <w:t xml:space="preserve">SELECT </w:t>
-      </w:r>
-      <w:proofErr w:type="spellStart"/>
-      <w:r>
-        <w:rPr>
-          <w:rFonts w:ascii="Courier New" w:hAnsi="Courier New" w:cs="Courier New"/>
-          <w:sz w:val="22"/>
-          <w:szCs w:val="22"/>
-        </w:rPr>
-        <w:t>Дата_заказа</w:t>
-      </w:r>
-      <w:proofErr w:type="spellEnd"/>
-      <w:r>
-        <w:rPr>
-          <w:rFonts w:ascii="Courier New" w:hAnsi="Courier New" w:cs="Courier New"/>
-          <w:sz w:val="22"/>
-          <w:szCs w:val="22"/>
-        </w:rPr>
-        <w:t>, Количество, Скидка</w:t>
+        </w:rPr>
+      </w:pPr>
+      <w:r>
+        <w:rPr>
+          <w:rFonts w:ascii="Courier New" w:hAnsi="Courier New" w:cs="Courier New"/>
+          <w:sz w:val="22"/>
+          <w:szCs w:val="22"/>
+        </w:rPr>
+        <w:t>SELECT Дата_заказа, Количество, Скидка</w:t>
       </w:r>
       <w:r>
         <w:rPr>
@@ -5531,12 +4749,23 @@
     <w:p>
       <w:pPr>
         <w:spacing w:line="240" w:lineRule="auto"/>
+        <w:ind w:left="709"/>
+        <w:rPr>
+          <w:rFonts w:ascii="Courier New" w:hAnsi="Courier New" w:cs="Courier New"/>
+          <w:sz w:val="22"/>
+          <w:szCs w:val="22"/>
+          <w:lang w:val="en-US"/>
+        </w:rPr>
+      </w:pPr>
+    </w:p>
+    <w:p>
+      <w:pPr>
+        <w:spacing w:line="240" w:lineRule="auto"/>
         <w:jc w:val="center"/>
         <w:rPr>
           <w:rFonts w:ascii="Courier New" w:hAnsi="Courier New" w:cs="Courier New"/>
           <w:sz w:val="22"/>
           <w:szCs w:val="22"/>
-          <w:lang w:val="en-US"/>
         </w:rPr>
       </w:pPr>
       <w:r>
@@ -5585,25 +4814,52 @@
     </w:p>
     <w:p>
       <w:pPr>
+        <w:spacing w:line="240" w:lineRule="auto"/>
+        <w:jc w:val="center"/>
+        <w:rPr>
+          <w:rFonts w:ascii="Courier New" w:hAnsi="Courier New" w:cs="Courier New"/>
+          <w:sz w:val="22"/>
+          <w:szCs w:val="22"/>
+        </w:rPr>
+      </w:pPr>
+    </w:p>
+    <w:p>
+      <w:pPr>
         <w:pStyle w:val="a7"/>
         <w:numPr>
           <w:ilvl w:val="0"/>
           <w:numId w:val="1"/>
         </w:numPr>
-        <w:spacing w:line="240" w:lineRule="auto"/>
-        <w:rPr>
-          <w:rFonts w:ascii="Times New Roman" w:hAnsi="Times New Roman" w:cs="Times New Roman"/>
-          <w:sz w:val="28"/>
-          <w:szCs w:val="28"/>
-        </w:rPr>
-      </w:pPr>
-      <w:r>
-        <w:rPr>
-          <w:rFonts w:ascii="Times New Roman" w:hAnsi="Times New Roman" w:cs="Times New Roman"/>
-          <w:sz w:val="28"/>
-          <w:szCs w:val="28"/>
-        </w:rPr>
-        <w:t>Вывести книги, год издания которых начинается с 27.10.2003</w:t>
+        <w:spacing w:line="360" w:lineRule="auto"/>
+        <w:rPr>
+          <w:rFonts w:ascii="Times New Roman" w:hAnsi="Times New Roman" w:cs="Times New Roman"/>
+          <w:sz w:val="28"/>
+          <w:szCs w:val="28"/>
+        </w:rPr>
+      </w:pPr>
+      <w:r>
+        <w:rPr>
+          <w:rFonts w:ascii="Times New Roman" w:hAnsi="Times New Roman" w:cs="Times New Roman"/>
+          <w:sz w:val="28"/>
+          <w:szCs w:val="28"/>
+        </w:rPr>
+        <w:t xml:space="preserve">Вывести книги, год издания которых начинается с </w:t>
+      </w:r>
+      <w:r>
+        <w:rPr>
+          <w:rFonts w:ascii="Times New Roman" w:hAnsi="Times New Roman" w:cs="Times New Roman"/>
+          <w:sz w:val="28"/>
+          <w:szCs w:val="28"/>
+        </w:rPr>
+        <w:t xml:space="preserve">1869 </w:t>
+      </w:r>
+      <w:r>
+        <w:rPr>
+          <w:rFonts w:ascii="Times New Roman" w:hAnsi="Times New Roman" w:cs="Times New Roman"/>
+          <w:sz w:val="28"/>
+          <w:szCs w:val="28"/>
+        </w:rPr>
+        <w:t>года</w:t>
       </w:r>
     </w:p>
     <w:p>
@@ -5612,11 +4868,1470 @@
         <w:spacing w:line="240" w:lineRule="auto"/>
         <w:ind w:left="1069"/>
         <w:rPr>
-          <w:rFonts w:ascii="Times New Roman" w:hAnsi="Times New Roman" w:cs="Times New Roman"/>
-          <w:sz w:val="28"/>
-          <w:szCs w:val="28"/>
-        </w:rPr>
-      </w:pPr>
+          <w:rFonts w:ascii="Courier New" w:hAnsi="Courier New" w:cs="Courier New"/>
+          <w:sz w:val="22"/>
+          <w:szCs w:val="22"/>
+        </w:rPr>
+      </w:pPr>
+      <w:r>
+        <w:rPr>
+          <w:rFonts w:ascii="Courier New" w:hAnsi="Courier New" w:cs="Courier New"/>
+          <w:sz w:val="22"/>
+          <w:szCs w:val="22"/>
+          <w:lang w:val="en-US"/>
+        </w:rPr>
+        <w:t xml:space="preserve">SELECT * FROM </w:t>
+      </w:r>
+      <w:r>
+        <w:rPr>
+          <w:rFonts w:ascii="Courier New" w:hAnsi="Courier New" w:cs="Courier New"/>
+          <w:sz w:val="22"/>
+          <w:szCs w:val="22"/>
+        </w:rPr>
+        <w:t>Книги</w:t>
+      </w:r>
+      <w:r>
+        <w:rPr>
+          <w:rFonts w:ascii="Courier New" w:hAnsi="Courier New" w:cs="Courier New"/>
+          <w:sz w:val="22"/>
+          <w:szCs w:val="22"/>
+          <w:lang w:val="en-US"/>
+        </w:rPr>
+        <w:t xml:space="preserve"> WHERE </w:t>
+      </w:r>
+      <w:r>
+        <w:rPr>
+          <w:rFonts w:ascii="Courier New" w:hAnsi="Courier New" w:cs="Courier New"/>
+          <w:sz w:val="22"/>
+          <w:szCs w:val="22"/>
+        </w:rPr>
+        <w:t>Год</w:t>
+      </w:r>
+      <w:r>
+        <w:rPr>
+          <w:rFonts w:ascii="Courier New" w:hAnsi="Courier New" w:cs="Courier New"/>
+          <w:sz w:val="22"/>
+          <w:szCs w:val="22"/>
+          <w:lang w:val="en-US"/>
+        </w:rPr>
+        <w:t>_</w:t>
+      </w:r>
+      <w:r>
+        <w:rPr>
+          <w:rFonts w:ascii="Courier New" w:hAnsi="Courier New" w:cs="Courier New"/>
+          <w:sz w:val="22"/>
+          <w:szCs w:val="22"/>
+        </w:rPr>
+        <w:t>издания</w:t>
+      </w:r>
+      <w:r>
+        <w:rPr>
+          <w:rFonts w:ascii="Courier New" w:hAnsi="Courier New" w:cs="Courier New"/>
+          <w:sz w:val="22"/>
+          <w:szCs w:val="22"/>
+          <w:lang w:val="en-US"/>
+        </w:rPr>
+        <w:t xml:space="preserve"> LIKE '1869%';</w:t>
+      </w:r>
+    </w:p>
+    <w:p>
+      <w:pPr>
+        <w:pStyle w:val="a7"/>
+        <w:spacing w:line="240" w:lineRule="auto"/>
+        <w:ind w:left="1069"/>
+        <w:rPr>
+          <w:rFonts w:ascii="Courier New" w:hAnsi="Courier New" w:cs="Courier New"/>
+          <w:sz w:val="22"/>
+          <w:szCs w:val="22"/>
+        </w:rPr>
+      </w:pPr>
+    </w:p>
+    <w:p>
+      <w:pPr>
+        <w:pStyle w:val="a7"/>
+        <w:spacing w:line="240" w:lineRule="auto"/>
+        <w:ind w:left="0"/>
+        <w:jc w:val="center"/>
+        <w:rPr>
+          <w:rFonts w:ascii="Courier New" w:hAnsi="Courier New" w:cs="Courier New"/>
+          <w:sz w:val="22"/>
+          <w:szCs w:val="22"/>
+        </w:rPr>
+      </w:pPr>
+      <w:r>
+        <w:rPr>
+          <w:rFonts w:ascii="Courier New" w:hAnsi="Courier New" w:cs="Courier New"/>
+          <w:sz w:val="22"/>
+          <w:szCs w:val="22"/>
+        </w:rPr>
+        <w:drawing>
+          <wp:inline distT="0" distB="0" distL="0" distR="0" wp14:anchorId="2827C74F" wp14:editId="7C2522F1">
+            <wp:extent cx="5940425" cy="523240"/>
+            <wp:effectExtent l="0" t="0" r="3175" b="0"/>
+            <wp:docPr id="1977284225" name="Рисунок 1"/>
+            <wp:cNvGraphicFramePr>
+              <a:graphicFrameLocks xmlns:a="http://schemas.openxmlformats.org/drawingml/2006/main" noChangeAspect="1"/>
+            </wp:cNvGraphicFramePr>
+            <a:graphic xmlns:a="http://schemas.openxmlformats.org/drawingml/2006/main">
+              <a:graphicData uri="http://schemas.openxmlformats.org/drawingml/2006/picture">
+                <pic:pic xmlns:pic="http://schemas.openxmlformats.org/drawingml/2006/picture">
+                  <pic:nvPicPr>
+                    <pic:cNvPr id="1977284225" name=""/>
+                    <pic:cNvPicPr/>
+                  </pic:nvPicPr>
+                  <pic:blipFill>
+                    <a:blip r:embed="rId14"/>
+                    <a:stretch>
+                      <a:fillRect/>
+                    </a:stretch>
+                  </pic:blipFill>
+                  <pic:spPr>
+                    <a:xfrm>
+                      <a:off x="0" y="0"/>
+                      <a:ext cx="5940425" cy="523240"/>
+                    </a:xfrm>
+                    <a:prstGeom prst="rect">
+                      <a:avLst/>
+                    </a:prstGeom>
+                  </pic:spPr>
+                </pic:pic>
+              </a:graphicData>
+            </a:graphic>
+          </wp:inline>
+        </w:drawing>
+      </w:r>
+    </w:p>
+    <w:p>
+      <w:pPr>
+        <w:pStyle w:val="a7"/>
+        <w:spacing w:line="240" w:lineRule="auto"/>
+        <w:ind w:left="0"/>
+        <w:jc w:val="center"/>
+        <w:rPr>
+          <w:rFonts w:ascii="Courier New" w:hAnsi="Courier New" w:cs="Courier New"/>
+          <w:sz w:val="22"/>
+          <w:szCs w:val="22"/>
+        </w:rPr>
+      </w:pPr>
+    </w:p>
+    <w:p>
+      <w:pPr>
+        <w:rPr>
+          <w:rFonts w:ascii="Courier New" w:hAnsi="Courier New" w:cs="Courier New"/>
+          <w:sz w:val="22"/>
+          <w:szCs w:val="22"/>
+        </w:rPr>
+      </w:pPr>
+      <w:r>
+        <w:rPr>
+          <w:rFonts w:ascii="Courier New" w:hAnsi="Courier New" w:cs="Courier New"/>
+          <w:sz w:val="22"/>
+          <w:szCs w:val="22"/>
+        </w:rPr>
+        <w:br w:type="page"/>
+      </w:r>
+    </w:p>
+    <w:p>
+      <w:pPr>
+        <w:pStyle w:val="a7"/>
+        <w:numPr>
+          <w:ilvl w:val="0"/>
+          <w:numId w:val="1"/>
+        </w:numPr>
+        <w:spacing w:line="360" w:lineRule="auto"/>
+        <w:jc w:val="both"/>
+        <w:rPr>
+          <w:rFonts w:ascii="Times New Roman" w:hAnsi="Times New Roman" w:cs="Times New Roman"/>
+          <w:sz w:val="28"/>
+          <w:szCs w:val="28"/>
+        </w:rPr>
+      </w:pPr>
+      <w:r>
+        <w:rPr>
+          <w:rFonts w:ascii="Times New Roman" w:hAnsi="Times New Roman" w:cs="Times New Roman"/>
+          <w:sz w:val="28"/>
+          <w:szCs w:val="28"/>
+        </w:rPr>
+        <w:lastRenderedPageBreak/>
+        <w:t>Вывести все книги, написанные Толстым</w:t>
+      </w:r>
+    </w:p>
+    <w:p>
+      <w:pPr>
+        <w:pStyle w:val="a7"/>
+        <w:spacing w:line="240" w:lineRule="auto"/>
+        <w:ind w:left="1069"/>
+        <w:jc w:val="both"/>
+        <w:rPr>
+          <w:rFonts w:ascii="Courier New" w:hAnsi="Courier New" w:cs="Courier New"/>
+          <w:sz w:val="22"/>
+          <w:szCs w:val="22"/>
+        </w:rPr>
+      </w:pPr>
+      <w:r>
+        <w:rPr>
+          <w:rFonts w:ascii="Courier New" w:hAnsi="Courier New" w:cs="Courier New"/>
+          <w:sz w:val="22"/>
+          <w:szCs w:val="22"/>
+        </w:rPr>
+        <w:t>SELECT *</w:t>
+      </w:r>
+      <w:r>
+        <w:rPr>
+          <w:rFonts w:ascii="Courier New" w:hAnsi="Courier New" w:cs="Courier New"/>
+          <w:sz w:val="22"/>
+          <w:szCs w:val="22"/>
+        </w:rPr>
+        <w:t xml:space="preserve"> </w:t>
+      </w:r>
+      <w:r>
+        <w:rPr>
+          <w:rFonts w:ascii="Courier New" w:hAnsi="Courier New" w:cs="Courier New"/>
+          <w:sz w:val="22"/>
+          <w:szCs w:val="22"/>
+        </w:rPr>
+        <w:t>FROM Книги</w:t>
+      </w:r>
+    </w:p>
+    <w:p>
+      <w:pPr>
+        <w:pStyle w:val="a7"/>
+        <w:spacing w:line="240" w:lineRule="auto"/>
+        <w:ind w:left="1069"/>
+        <w:jc w:val="both"/>
+        <w:rPr>
+          <w:rFonts w:ascii="Courier New" w:hAnsi="Courier New" w:cs="Courier New"/>
+          <w:sz w:val="22"/>
+          <w:szCs w:val="22"/>
+        </w:rPr>
+      </w:pPr>
+      <w:r>
+        <w:rPr>
+          <w:rFonts w:ascii="Courier New" w:hAnsi="Courier New" w:cs="Courier New"/>
+          <w:sz w:val="22"/>
+          <w:szCs w:val="22"/>
+        </w:rPr>
+        <w:t>WHERE Автор LIKE '%Толстой%';</w:t>
+      </w:r>
+    </w:p>
+    <w:p>
+      <w:pPr>
+        <w:pStyle w:val="a7"/>
+        <w:spacing w:line="240" w:lineRule="auto"/>
+        <w:ind w:left="1069"/>
+        <w:jc w:val="both"/>
+        <w:rPr>
+          <w:rFonts w:ascii="Courier New" w:hAnsi="Courier New" w:cs="Courier New"/>
+          <w:sz w:val="22"/>
+          <w:szCs w:val="22"/>
+        </w:rPr>
+      </w:pPr>
+    </w:p>
+    <w:p>
+      <w:pPr>
+        <w:pStyle w:val="a7"/>
+        <w:spacing w:line="240" w:lineRule="auto"/>
+        <w:ind w:left="0"/>
+        <w:jc w:val="center"/>
+        <w:rPr>
+          <w:rFonts w:ascii="Courier New" w:hAnsi="Courier New" w:cs="Courier New"/>
+          <w:sz w:val="22"/>
+          <w:szCs w:val="22"/>
+        </w:rPr>
+      </w:pPr>
+      <w:r>
+        <w:rPr>
+          <w:rFonts w:ascii="Courier New" w:hAnsi="Courier New" w:cs="Courier New"/>
+          <w:sz w:val="22"/>
+          <w:szCs w:val="22"/>
+        </w:rPr>
+        <w:drawing>
+          <wp:inline distT="0" distB="0" distL="0" distR="0" wp14:anchorId="25A2D2F0" wp14:editId="5205E939">
+            <wp:extent cx="5940425" cy="466090"/>
+            <wp:effectExtent l="0" t="0" r="3175" b="0"/>
+            <wp:docPr id="33271164" name="Рисунок 1"/>
+            <wp:cNvGraphicFramePr>
+              <a:graphicFrameLocks xmlns:a="http://schemas.openxmlformats.org/drawingml/2006/main" noChangeAspect="1"/>
+            </wp:cNvGraphicFramePr>
+            <a:graphic xmlns:a="http://schemas.openxmlformats.org/drawingml/2006/main">
+              <a:graphicData uri="http://schemas.openxmlformats.org/drawingml/2006/picture">
+                <pic:pic xmlns:pic="http://schemas.openxmlformats.org/drawingml/2006/picture">
+                  <pic:nvPicPr>
+                    <pic:cNvPr id="33271164" name=""/>
+                    <pic:cNvPicPr/>
+                  </pic:nvPicPr>
+                  <pic:blipFill>
+                    <a:blip r:embed="rId15"/>
+                    <a:stretch>
+                      <a:fillRect/>
+                    </a:stretch>
+                  </pic:blipFill>
+                  <pic:spPr>
+                    <a:xfrm>
+                      <a:off x="0" y="0"/>
+                      <a:ext cx="5940425" cy="466090"/>
+                    </a:xfrm>
+                    <a:prstGeom prst="rect">
+                      <a:avLst/>
+                    </a:prstGeom>
+                  </pic:spPr>
+                </pic:pic>
+              </a:graphicData>
+            </a:graphic>
+          </wp:inline>
+        </w:drawing>
+      </w:r>
+    </w:p>
+    <w:p>
+      <w:pPr>
+        <w:pStyle w:val="a7"/>
+        <w:spacing w:line="240" w:lineRule="auto"/>
+        <w:ind w:left="0"/>
+        <w:jc w:val="center"/>
+        <w:rPr>
+          <w:rFonts w:ascii="Courier New" w:hAnsi="Courier New" w:cs="Courier New"/>
+          <w:sz w:val="22"/>
+          <w:szCs w:val="22"/>
+        </w:rPr>
+      </w:pPr>
+    </w:p>
+    <w:p>
+      <w:pPr>
+        <w:pStyle w:val="a7"/>
+        <w:spacing w:line="240" w:lineRule="auto"/>
+        <w:ind w:left="0"/>
+        <w:jc w:val="center"/>
+        <w:rPr>
+          <w:rFonts w:ascii="Courier New" w:hAnsi="Courier New" w:cs="Courier New"/>
+          <w:sz w:val="22"/>
+          <w:szCs w:val="22"/>
+        </w:rPr>
+      </w:pPr>
+    </w:p>
+    <w:p>
+      <w:pPr>
+        <w:pStyle w:val="a7"/>
+        <w:spacing w:line="360" w:lineRule="auto"/>
+        <w:ind w:left="0" w:firstLine="709"/>
+        <w:jc w:val="both"/>
+        <w:rPr>
+          <w:rFonts w:ascii="Times New Roman" w:hAnsi="Times New Roman" w:cs="Times New Roman"/>
+          <w:sz w:val="28"/>
+          <w:szCs w:val="28"/>
+        </w:rPr>
+      </w:pPr>
+      <w:r>
+        <w:rPr>
+          <w:rFonts w:ascii="Times New Roman" w:hAnsi="Times New Roman" w:cs="Times New Roman"/>
+          <w:sz w:val="28"/>
+          <w:szCs w:val="28"/>
+        </w:rPr>
+        <w:t>Сложные запросы</w:t>
+      </w:r>
+    </w:p>
+    <w:p>
+      <w:pPr>
+        <w:pStyle w:val="a7"/>
+        <w:numPr>
+          <w:ilvl w:val="0"/>
+          <w:numId w:val="2"/>
+        </w:numPr>
+        <w:spacing w:line="360" w:lineRule="auto"/>
+        <w:ind w:left="1134" w:hanging="425"/>
+        <w:jc w:val="both"/>
+        <w:rPr>
+          <w:rFonts w:ascii="Times New Roman" w:hAnsi="Times New Roman" w:cs="Times New Roman"/>
+          <w:sz w:val="28"/>
+          <w:szCs w:val="28"/>
+        </w:rPr>
+      </w:pPr>
+      <w:r>
+        <w:rPr>
+          <w:rFonts w:ascii="Times New Roman" w:hAnsi="Times New Roman" w:cs="Times New Roman"/>
+          <w:sz w:val="28"/>
+          <w:szCs w:val="28"/>
+        </w:rPr>
+        <w:t>Вывести всех клиентов, которые купили книги со скидкой не менее 10% с 10 января до текущей даты</w:t>
+      </w:r>
+    </w:p>
+    <w:p>
+      <w:pPr>
+        <w:pStyle w:val="a7"/>
+        <w:spacing w:line="240" w:lineRule="auto"/>
+        <w:ind w:left="709" w:firstLine="425"/>
+        <w:jc w:val="both"/>
+        <w:rPr>
+          <w:rFonts w:ascii="Courier New" w:hAnsi="Courier New" w:cs="Courier New"/>
+          <w:sz w:val="22"/>
+          <w:szCs w:val="22"/>
+        </w:rPr>
+      </w:pPr>
+      <w:r>
+        <w:rPr>
+          <w:rFonts w:ascii="Courier New" w:hAnsi="Courier New" w:cs="Courier New"/>
+          <w:sz w:val="22"/>
+          <w:szCs w:val="22"/>
+        </w:rPr>
+        <w:t>SELECT DISTINCT о.Фирма_производитель, о.Город</w:t>
+      </w:r>
+    </w:p>
+    <w:p>
+      <w:pPr>
+        <w:pStyle w:val="a7"/>
+        <w:spacing w:line="240" w:lineRule="auto"/>
+        <w:ind w:left="709" w:firstLine="425"/>
+        <w:jc w:val="both"/>
+        <w:rPr>
+          <w:rFonts w:ascii="Courier New" w:hAnsi="Courier New" w:cs="Courier New"/>
+          <w:sz w:val="22"/>
+          <w:szCs w:val="22"/>
+        </w:rPr>
+      </w:pPr>
+      <w:r>
+        <w:rPr>
+          <w:rFonts w:ascii="Courier New" w:hAnsi="Courier New" w:cs="Courier New"/>
+          <w:sz w:val="22"/>
+          <w:szCs w:val="22"/>
+        </w:rPr>
+        <w:t>FROM ОптовыеКлиенты о</w:t>
+      </w:r>
+    </w:p>
+    <w:p>
+      <w:pPr>
+        <w:pStyle w:val="a7"/>
+        <w:spacing w:line="240" w:lineRule="auto"/>
+        <w:ind w:left="709" w:firstLine="425"/>
+        <w:jc w:val="both"/>
+        <w:rPr>
+          <w:rFonts w:ascii="Courier New" w:hAnsi="Courier New" w:cs="Courier New"/>
+          <w:sz w:val="22"/>
+          <w:szCs w:val="22"/>
+        </w:rPr>
+      </w:pPr>
+      <w:r>
+        <w:rPr>
+          <w:rFonts w:ascii="Courier New" w:hAnsi="Courier New" w:cs="Courier New"/>
+          <w:sz w:val="22"/>
+          <w:szCs w:val="22"/>
+        </w:rPr>
+        <w:t>JOIN Заказы з ON о.Код_клиента = з.ОптовыеКлиенты_Код_клиента</w:t>
+      </w:r>
+    </w:p>
+    <w:p>
+      <w:pPr>
+        <w:pStyle w:val="a7"/>
+        <w:spacing w:line="240" w:lineRule="auto"/>
+        <w:ind w:left="709" w:firstLine="425"/>
+        <w:jc w:val="both"/>
+        <w:rPr>
+          <w:rFonts w:ascii="Courier New" w:hAnsi="Courier New" w:cs="Courier New"/>
+          <w:sz w:val="22"/>
+          <w:szCs w:val="22"/>
+          <w:lang w:val="en-US"/>
+        </w:rPr>
+      </w:pPr>
+      <w:r>
+        <w:rPr>
+          <w:rFonts w:ascii="Courier New" w:hAnsi="Courier New" w:cs="Courier New"/>
+          <w:sz w:val="22"/>
+          <w:szCs w:val="22"/>
+          <w:lang w:val="en-US"/>
+        </w:rPr>
+        <w:t xml:space="preserve">WHERE </w:t>
+      </w:r>
+      <w:r>
+        <w:rPr>
+          <w:rFonts w:ascii="Courier New" w:hAnsi="Courier New" w:cs="Courier New"/>
+          <w:sz w:val="22"/>
+          <w:szCs w:val="22"/>
+        </w:rPr>
+        <w:t>з</w:t>
+      </w:r>
+      <w:r>
+        <w:rPr>
+          <w:rFonts w:ascii="Courier New" w:hAnsi="Courier New" w:cs="Courier New"/>
+          <w:sz w:val="22"/>
+          <w:szCs w:val="22"/>
+          <w:lang w:val="en-US"/>
+        </w:rPr>
+        <w:t>.</w:t>
+      </w:r>
+      <w:r>
+        <w:rPr>
+          <w:rFonts w:ascii="Courier New" w:hAnsi="Courier New" w:cs="Courier New"/>
+          <w:sz w:val="22"/>
+          <w:szCs w:val="22"/>
+        </w:rPr>
+        <w:t>Скидка</w:t>
+      </w:r>
+      <w:r>
+        <w:rPr>
+          <w:rFonts w:ascii="Courier New" w:hAnsi="Courier New" w:cs="Courier New"/>
+          <w:sz w:val="22"/>
+          <w:szCs w:val="22"/>
+          <w:lang w:val="en-US"/>
+        </w:rPr>
+        <w:t xml:space="preserve"> &gt;= 10</w:t>
+      </w:r>
+    </w:p>
+    <w:p>
+      <w:pPr>
+        <w:pStyle w:val="a7"/>
+        <w:spacing w:line="240" w:lineRule="auto"/>
+        <w:ind w:left="709" w:firstLine="425"/>
+        <w:jc w:val="both"/>
+        <w:rPr>
+          <w:rFonts w:ascii="Courier New" w:hAnsi="Courier New" w:cs="Courier New"/>
+          <w:sz w:val="22"/>
+          <w:szCs w:val="22"/>
+          <w:lang w:val="en-US"/>
+        </w:rPr>
+      </w:pPr>
+      <w:r>
+        <w:rPr>
+          <w:rFonts w:ascii="Courier New" w:hAnsi="Courier New" w:cs="Courier New"/>
+          <w:sz w:val="22"/>
+          <w:szCs w:val="22"/>
+          <w:lang w:val="en-US"/>
+        </w:rPr>
+        <w:t xml:space="preserve">AND </w:t>
+      </w:r>
+      <w:r>
+        <w:rPr>
+          <w:rFonts w:ascii="Courier New" w:hAnsi="Courier New" w:cs="Courier New"/>
+          <w:sz w:val="22"/>
+          <w:szCs w:val="22"/>
+        </w:rPr>
+        <w:t>з</w:t>
+      </w:r>
+      <w:r>
+        <w:rPr>
+          <w:rFonts w:ascii="Courier New" w:hAnsi="Courier New" w:cs="Courier New"/>
+          <w:sz w:val="22"/>
+          <w:szCs w:val="22"/>
+          <w:lang w:val="en-US"/>
+        </w:rPr>
+        <w:t>.</w:t>
+      </w:r>
+      <w:r>
+        <w:rPr>
+          <w:rFonts w:ascii="Courier New" w:hAnsi="Courier New" w:cs="Courier New"/>
+          <w:sz w:val="22"/>
+          <w:szCs w:val="22"/>
+        </w:rPr>
+        <w:t>Дата</w:t>
+      </w:r>
+      <w:r>
+        <w:rPr>
+          <w:rFonts w:ascii="Courier New" w:hAnsi="Courier New" w:cs="Courier New"/>
+          <w:sz w:val="22"/>
+          <w:szCs w:val="22"/>
+          <w:lang w:val="en-US"/>
+        </w:rPr>
+        <w:t>_</w:t>
+      </w:r>
+      <w:r>
+        <w:rPr>
+          <w:rFonts w:ascii="Courier New" w:hAnsi="Courier New" w:cs="Courier New"/>
+          <w:sz w:val="22"/>
+          <w:szCs w:val="22"/>
+        </w:rPr>
+        <w:t>заказа</w:t>
+      </w:r>
+      <w:r>
+        <w:rPr>
+          <w:rFonts w:ascii="Courier New" w:hAnsi="Courier New" w:cs="Courier New"/>
+          <w:sz w:val="22"/>
+          <w:szCs w:val="22"/>
+          <w:lang w:val="en-US"/>
+        </w:rPr>
+        <w:t xml:space="preserve"> BETWEEN '2026-01-10' AND date('now');</w:t>
+      </w:r>
+    </w:p>
+    <w:p>
+      <w:pPr>
+        <w:pStyle w:val="a7"/>
+        <w:spacing w:line="240" w:lineRule="auto"/>
+        <w:ind w:left="709"/>
+        <w:jc w:val="center"/>
+        <w:rPr>
+          <w:rFonts w:ascii="Courier New" w:hAnsi="Courier New" w:cs="Courier New"/>
+          <w:sz w:val="22"/>
+          <w:szCs w:val="22"/>
+        </w:rPr>
+      </w:pPr>
+    </w:p>
+    <w:p>
+      <w:pPr>
+        <w:pStyle w:val="a7"/>
+        <w:spacing w:line="240" w:lineRule="auto"/>
+        <w:ind w:left="0"/>
+        <w:jc w:val="center"/>
+        <w:rPr>
+          <w:rFonts w:ascii="Courier New" w:hAnsi="Courier New" w:cs="Courier New"/>
+          <w:sz w:val="22"/>
+          <w:szCs w:val="22"/>
+        </w:rPr>
+      </w:pPr>
+      <w:r>
+        <w:rPr>
+          <w:rFonts w:ascii="Courier New" w:hAnsi="Courier New" w:cs="Courier New"/>
+          <w:sz w:val="22"/>
+          <w:szCs w:val="22"/>
+        </w:rPr>
+        <w:drawing>
+          <wp:inline distT="0" distB="0" distL="0" distR="0" wp14:anchorId="6897CB2C" wp14:editId="225A5132">
+            <wp:extent cx="2941575" cy="868755"/>
+            <wp:effectExtent l="0" t="0" r="0" b="7620"/>
+            <wp:docPr id="1412544102" name="Рисунок 1"/>
+            <wp:cNvGraphicFramePr>
+              <a:graphicFrameLocks xmlns:a="http://schemas.openxmlformats.org/drawingml/2006/main" noChangeAspect="1"/>
+            </wp:cNvGraphicFramePr>
+            <a:graphic xmlns:a="http://schemas.openxmlformats.org/drawingml/2006/main">
+              <a:graphicData uri="http://schemas.openxmlformats.org/drawingml/2006/picture">
+                <pic:pic xmlns:pic="http://schemas.openxmlformats.org/drawingml/2006/picture">
+                  <pic:nvPicPr>
+                    <pic:cNvPr id="1412544102" name=""/>
+                    <pic:cNvPicPr/>
+                  </pic:nvPicPr>
+                  <pic:blipFill>
+                    <a:blip r:embed="rId16"/>
+                    <a:stretch>
+                      <a:fillRect/>
+                    </a:stretch>
+                  </pic:blipFill>
+                  <pic:spPr>
+                    <a:xfrm>
+                      <a:off x="0" y="0"/>
+                      <a:ext cx="2941575" cy="868755"/>
+                    </a:xfrm>
+                    <a:prstGeom prst="rect">
+                      <a:avLst/>
+                    </a:prstGeom>
+                  </pic:spPr>
+                </pic:pic>
+              </a:graphicData>
+            </a:graphic>
+          </wp:inline>
+        </w:drawing>
+      </w:r>
+    </w:p>
+    <w:p>
+      <w:pPr>
+        <w:pStyle w:val="a7"/>
+        <w:spacing w:line="240" w:lineRule="auto"/>
+        <w:ind w:left="709"/>
+        <w:jc w:val="center"/>
+        <w:rPr>
+          <w:rFonts w:ascii="Courier New" w:hAnsi="Courier New" w:cs="Courier New"/>
+          <w:sz w:val="22"/>
+          <w:szCs w:val="22"/>
+        </w:rPr>
+      </w:pPr>
+    </w:p>
+    <w:p>
+      <w:pPr>
+        <w:pStyle w:val="a7"/>
+        <w:numPr>
+          <w:ilvl w:val="0"/>
+          <w:numId w:val="2"/>
+        </w:numPr>
+        <w:spacing w:after="0" w:line="360" w:lineRule="auto"/>
+        <w:jc w:val="both"/>
+        <w:rPr>
+          <w:rFonts w:ascii="Times New Roman" w:hAnsi="Times New Roman" w:cs="Times New Roman"/>
+          <w:sz w:val="28"/>
+          <w:szCs w:val="28"/>
+        </w:rPr>
+      </w:pPr>
+      <w:r>
+        <w:rPr>
+          <w:rFonts w:ascii="Times New Roman" w:hAnsi="Times New Roman" w:cs="Times New Roman"/>
+          <w:sz w:val="28"/>
+          <w:szCs w:val="28"/>
+        </w:rPr>
+        <w:t xml:space="preserve"> Заказы, полученные от клиентов, название фирмы которых начинается на буквы «Л» или «Р»</w:t>
+      </w:r>
+    </w:p>
+    <w:p>
+      <w:pPr>
+        <w:pStyle w:val="a7"/>
+        <w:spacing w:after="0" w:line="240" w:lineRule="auto"/>
+        <w:ind w:left="1069"/>
+        <w:jc w:val="both"/>
+        <w:rPr>
+          <w:rFonts w:ascii="Courier New" w:hAnsi="Courier New" w:cs="Courier New"/>
+          <w:sz w:val="22"/>
+          <w:szCs w:val="22"/>
+        </w:rPr>
+      </w:pPr>
+      <w:r>
+        <w:rPr>
+          <w:rFonts w:ascii="Courier New" w:hAnsi="Courier New" w:cs="Courier New"/>
+          <w:sz w:val="22"/>
+          <w:szCs w:val="22"/>
+        </w:rPr>
+        <w:t>SELECT з.Номер_заказа, о.Фирма_производитель, з.Дата_заказа, з.Количество, з.Скидка</w:t>
+      </w:r>
+    </w:p>
+    <w:p>
+      <w:pPr>
+        <w:pStyle w:val="a7"/>
+        <w:spacing w:after="0" w:line="240" w:lineRule="auto"/>
+        <w:ind w:left="1069"/>
+        <w:jc w:val="both"/>
+        <w:rPr>
+          <w:rFonts w:ascii="Courier New" w:hAnsi="Courier New" w:cs="Courier New"/>
+          <w:sz w:val="22"/>
+          <w:szCs w:val="22"/>
+        </w:rPr>
+      </w:pPr>
+      <w:r>
+        <w:rPr>
+          <w:rFonts w:ascii="Courier New" w:hAnsi="Courier New" w:cs="Courier New"/>
+          <w:sz w:val="22"/>
+          <w:szCs w:val="22"/>
+        </w:rPr>
+        <w:t>FROM Заказы з</w:t>
+      </w:r>
+    </w:p>
+    <w:p>
+      <w:pPr>
+        <w:pStyle w:val="a7"/>
+        <w:spacing w:after="0" w:line="240" w:lineRule="auto"/>
+        <w:ind w:left="1069"/>
+        <w:jc w:val="both"/>
+        <w:rPr>
+          <w:rFonts w:ascii="Courier New" w:hAnsi="Courier New" w:cs="Courier New"/>
+          <w:sz w:val="22"/>
+          <w:szCs w:val="22"/>
+        </w:rPr>
+      </w:pPr>
+      <w:r>
+        <w:rPr>
+          <w:rFonts w:ascii="Courier New" w:hAnsi="Courier New" w:cs="Courier New"/>
+          <w:sz w:val="22"/>
+          <w:szCs w:val="22"/>
+        </w:rPr>
+        <w:t>JOIN ОптовыеКлиенты о ON з.ОптовыеКлиенты_Код_клиента = о.Код_клиента</w:t>
+      </w:r>
+    </w:p>
+    <w:p>
+      <w:pPr>
+        <w:pStyle w:val="a7"/>
+        <w:spacing w:after="0" w:line="240" w:lineRule="auto"/>
+        <w:ind w:left="1069"/>
+        <w:jc w:val="both"/>
+        <w:rPr>
+          <w:rFonts w:ascii="Courier New" w:hAnsi="Courier New" w:cs="Courier New"/>
+          <w:sz w:val="22"/>
+          <w:szCs w:val="22"/>
+        </w:rPr>
+      </w:pPr>
+      <w:r>
+        <w:rPr>
+          <w:rFonts w:ascii="Courier New" w:hAnsi="Courier New" w:cs="Courier New"/>
+          <w:sz w:val="22"/>
+          <w:szCs w:val="22"/>
+        </w:rPr>
+        <w:t>WHERE о.Фирма_производитель LIKE 'И%'</w:t>
+      </w:r>
+    </w:p>
+    <w:p>
+      <w:pPr>
+        <w:pStyle w:val="a7"/>
+        <w:spacing w:after="0" w:line="240" w:lineRule="auto"/>
+        <w:ind w:left="1069"/>
+        <w:jc w:val="both"/>
+        <w:rPr>
+          <w:rFonts w:ascii="Courier New" w:hAnsi="Courier New" w:cs="Courier New"/>
+          <w:sz w:val="22"/>
+          <w:szCs w:val="22"/>
+        </w:rPr>
+      </w:pPr>
+      <w:r>
+        <w:rPr>
+          <w:rFonts w:ascii="Courier New" w:hAnsi="Courier New" w:cs="Courier New"/>
+          <w:sz w:val="22"/>
+          <w:szCs w:val="22"/>
+        </w:rPr>
+        <w:t xml:space="preserve">   OR о.Фирма_производитель LIKE 'Т%';</w:t>
+      </w:r>
+    </w:p>
+    <w:p>
+      <w:pPr>
+        <w:pStyle w:val="a7"/>
+        <w:spacing w:line="240" w:lineRule="auto"/>
+        <w:ind w:left="709"/>
+        <w:jc w:val="center"/>
+        <w:rPr>
+          <w:rFonts w:ascii="Courier New" w:hAnsi="Courier New" w:cs="Courier New"/>
+          <w:sz w:val="22"/>
+          <w:szCs w:val="22"/>
+        </w:rPr>
+      </w:pPr>
+    </w:p>
+    <w:p>
+      <w:pPr>
+        <w:pStyle w:val="a7"/>
+        <w:spacing w:line="240" w:lineRule="auto"/>
+        <w:ind w:left="0"/>
+        <w:jc w:val="center"/>
+        <w:rPr>
+          <w:rFonts w:ascii="Courier New" w:hAnsi="Courier New" w:cs="Courier New"/>
+          <w:sz w:val="22"/>
+          <w:szCs w:val="22"/>
+        </w:rPr>
+      </w:pPr>
+      <w:r>
+        <w:rPr>
+          <w:rFonts w:ascii="Courier New" w:hAnsi="Courier New" w:cs="Courier New"/>
+          <w:sz w:val="22"/>
+          <w:szCs w:val="22"/>
+        </w:rPr>
+        <w:drawing>
+          <wp:inline distT="0" distB="0" distL="0" distR="0" wp14:anchorId="258D25AB" wp14:editId="7C33169D">
+            <wp:extent cx="5940425" cy="2126615"/>
+            <wp:effectExtent l="0" t="0" r="3175" b="6985"/>
+            <wp:docPr id="1147965869" name="Рисунок 1"/>
+            <wp:cNvGraphicFramePr>
+              <a:graphicFrameLocks xmlns:a="http://schemas.openxmlformats.org/drawingml/2006/main" noChangeAspect="1"/>
+            </wp:cNvGraphicFramePr>
+            <a:graphic xmlns:a="http://schemas.openxmlformats.org/drawingml/2006/main">
+              <a:graphicData uri="http://schemas.openxmlformats.org/drawingml/2006/picture">
+                <pic:pic xmlns:pic="http://schemas.openxmlformats.org/drawingml/2006/picture">
+                  <pic:nvPicPr>
+                    <pic:cNvPr id="1147965869" name=""/>
+                    <pic:cNvPicPr/>
+                  </pic:nvPicPr>
+                  <pic:blipFill>
+                    <a:blip r:embed="rId17"/>
+                    <a:stretch>
+                      <a:fillRect/>
+                    </a:stretch>
+                  </pic:blipFill>
+                  <pic:spPr>
+                    <a:xfrm>
+                      <a:off x="0" y="0"/>
+                      <a:ext cx="5940425" cy="2126615"/>
+                    </a:xfrm>
+                    <a:prstGeom prst="rect">
+                      <a:avLst/>
+                    </a:prstGeom>
+                  </pic:spPr>
+                </pic:pic>
+              </a:graphicData>
+            </a:graphic>
+          </wp:inline>
+        </w:drawing>
+      </w:r>
+    </w:p>
+    <w:p>
+      <w:pPr>
+        <w:rPr>
+          <w:rFonts w:ascii="Courier New" w:hAnsi="Courier New" w:cs="Courier New"/>
+          <w:sz w:val="22"/>
+          <w:szCs w:val="22"/>
+        </w:rPr>
+      </w:pPr>
+      <w:r>
+        <w:rPr>
+          <w:rFonts w:ascii="Courier New" w:hAnsi="Courier New" w:cs="Courier New"/>
+          <w:sz w:val="22"/>
+          <w:szCs w:val="22"/>
+        </w:rPr>
+        <w:br w:type="page"/>
+      </w:r>
+    </w:p>
+    <w:p>
+      <w:pPr>
+        <w:pStyle w:val="a7"/>
+        <w:numPr>
+          <w:ilvl w:val="0"/>
+          <w:numId w:val="2"/>
+        </w:numPr>
+        <w:spacing w:after="0" w:line="240" w:lineRule="auto"/>
+        <w:jc w:val="both"/>
+        <w:rPr>
+          <w:rFonts w:ascii="Times New Roman" w:hAnsi="Times New Roman" w:cs="Times New Roman"/>
+          <w:sz w:val="28"/>
+          <w:szCs w:val="28"/>
+        </w:rPr>
+      </w:pPr>
+      <w:r>
+        <w:rPr>
+          <w:rFonts w:ascii="Times New Roman" w:hAnsi="Times New Roman" w:cs="Times New Roman"/>
+          <w:sz w:val="28"/>
+          <w:szCs w:val="28"/>
+        </w:rPr>
+        <w:lastRenderedPageBreak/>
+        <w:t>Подсчитать общую сумму всех книг</w:t>
+      </w:r>
+    </w:p>
+    <w:p>
+      <w:pPr>
+        <w:pStyle w:val="a7"/>
+        <w:spacing w:after="0" w:line="240" w:lineRule="auto"/>
+        <w:ind w:left="1069"/>
+        <w:jc w:val="both"/>
+        <w:rPr>
+          <w:rFonts w:ascii="Courier New" w:hAnsi="Courier New" w:cs="Courier New"/>
+          <w:sz w:val="22"/>
+          <w:szCs w:val="22"/>
+        </w:rPr>
+      </w:pPr>
+      <w:r>
+        <w:rPr>
+          <w:rFonts w:ascii="Courier New" w:hAnsi="Courier New" w:cs="Courier New"/>
+          <w:sz w:val="22"/>
+          <w:szCs w:val="22"/>
+        </w:rPr>
+        <w:t>SELECT SUM(Цена) AS Общая_сумма_книг</w:t>
+      </w:r>
+    </w:p>
+    <w:p>
+      <w:pPr>
+        <w:pStyle w:val="a7"/>
+        <w:spacing w:after="0" w:line="240" w:lineRule="auto"/>
+        <w:ind w:left="1069"/>
+        <w:jc w:val="both"/>
+        <w:rPr>
+          <w:rFonts w:ascii="Courier New" w:hAnsi="Courier New" w:cs="Courier New"/>
+          <w:sz w:val="22"/>
+          <w:szCs w:val="22"/>
+        </w:rPr>
+      </w:pPr>
+      <w:r>
+        <w:rPr>
+          <w:rFonts w:ascii="Courier New" w:hAnsi="Courier New" w:cs="Courier New"/>
+          <w:sz w:val="22"/>
+          <w:szCs w:val="22"/>
+        </w:rPr>
+        <w:t>FROM Книги;</w:t>
+      </w:r>
+    </w:p>
+    <w:p>
+      <w:pPr>
+        <w:pStyle w:val="a7"/>
+        <w:spacing w:after="0" w:line="240" w:lineRule="auto"/>
+        <w:ind w:left="1069"/>
+        <w:jc w:val="both"/>
+        <w:rPr>
+          <w:rFonts w:ascii="Courier New" w:hAnsi="Courier New" w:cs="Courier New"/>
+          <w:sz w:val="22"/>
+          <w:szCs w:val="22"/>
+        </w:rPr>
+      </w:pPr>
+    </w:p>
+    <w:p>
+      <w:pPr>
+        <w:pStyle w:val="a7"/>
+        <w:spacing w:after="0" w:line="240" w:lineRule="auto"/>
+        <w:ind w:left="0"/>
+        <w:jc w:val="center"/>
+        <w:rPr>
+          <w:rFonts w:ascii="Courier New" w:hAnsi="Courier New" w:cs="Courier New"/>
+          <w:sz w:val="22"/>
+          <w:szCs w:val="22"/>
+        </w:rPr>
+      </w:pPr>
+      <w:r>
+        <w:rPr>
+          <w:rFonts w:ascii="Courier New" w:hAnsi="Courier New" w:cs="Courier New"/>
+          <w:sz w:val="22"/>
+          <w:szCs w:val="22"/>
+        </w:rPr>
+        <w:drawing>
+          <wp:inline distT="0" distB="0" distL="0" distR="0" wp14:anchorId="6AD763FA" wp14:editId="64235E5C">
+            <wp:extent cx="1729890" cy="464860"/>
+            <wp:effectExtent l="0" t="0" r="3810" b="0"/>
+            <wp:docPr id="1117014581" name="Рисунок 1"/>
+            <wp:cNvGraphicFramePr>
+              <a:graphicFrameLocks xmlns:a="http://schemas.openxmlformats.org/drawingml/2006/main" noChangeAspect="1"/>
+            </wp:cNvGraphicFramePr>
+            <a:graphic xmlns:a="http://schemas.openxmlformats.org/drawingml/2006/main">
+              <a:graphicData uri="http://schemas.openxmlformats.org/drawingml/2006/picture">
+                <pic:pic xmlns:pic="http://schemas.openxmlformats.org/drawingml/2006/picture">
+                  <pic:nvPicPr>
+                    <pic:cNvPr id="1117014581" name=""/>
+                    <pic:cNvPicPr/>
+                  </pic:nvPicPr>
+                  <pic:blipFill>
+                    <a:blip r:embed="rId18"/>
+                    <a:stretch>
+                      <a:fillRect/>
+                    </a:stretch>
+                  </pic:blipFill>
+                  <pic:spPr>
+                    <a:xfrm>
+                      <a:off x="0" y="0"/>
+                      <a:ext cx="1729890" cy="464860"/>
+                    </a:xfrm>
+                    <a:prstGeom prst="rect">
+                      <a:avLst/>
+                    </a:prstGeom>
+                  </pic:spPr>
+                </pic:pic>
+              </a:graphicData>
+            </a:graphic>
+          </wp:inline>
+        </w:drawing>
+      </w:r>
+    </w:p>
+    <w:p>
+      <w:pPr>
+        <w:pStyle w:val="a7"/>
+        <w:spacing w:after="0" w:line="240" w:lineRule="auto"/>
+        <w:ind w:left="0"/>
+        <w:jc w:val="center"/>
+        <w:rPr>
+          <w:rFonts w:ascii="Courier New" w:hAnsi="Courier New" w:cs="Courier New"/>
+          <w:sz w:val="22"/>
+          <w:szCs w:val="22"/>
+        </w:rPr>
+      </w:pPr>
+    </w:p>
+    <w:p>
+      <w:pPr>
+        <w:pStyle w:val="a7"/>
+        <w:numPr>
+          <w:ilvl w:val="0"/>
+          <w:numId w:val="2"/>
+        </w:numPr>
+        <w:spacing w:after="0" w:line="240" w:lineRule="auto"/>
+        <w:jc w:val="both"/>
+        <w:rPr>
+          <w:rFonts w:ascii="Times New Roman" w:hAnsi="Times New Roman" w:cs="Times New Roman"/>
+          <w:sz w:val="28"/>
+          <w:szCs w:val="28"/>
+        </w:rPr>
+      </w:pPr>
+      <w:r>
+        <w:rPr>
+          <w:rFonts w:ascii="Times New Roman" w:hAnsi="Times New Roman" w:cs="Times New Roman"/>
+          <w:sz w:val="28"/>
+          <w:szCs w:val="28"/>
+        </w:rPr>
+        <w:t xml:space="preserve"> Вывести все книги, цена которых меньше 500 рублей</w:t>
+      </w:r>
+    </w:p>
+    <w:p>
+      <w:pPr>
+        <w:pStyle w:val="a7"/>
+        <w:spacing w:after="0" w:line="240" w:lineRule="auto"/>
+        <w:ind w:left="1069"/>
+        <w:jc w:val="both"/>
+        <w:rPr>
+          <w:rFonts w:ascii="Courier New" w:hAnsi="Courier New" w:cs="Courier New"/>
+          <w:sz w:val="22"/>
+          <w:szCs w:val="22"/>
+          <w:lang w:val="en-US"/>
+        </w:rPr>
+      </w:pPr>
+      <w:r>
+        <w:rPr>
+          <w:rFonts w:ascii="Courier New" w:hAnsi="Courier New" w:cs="Courier New"/>
+          <w:sz w:val="22"/>
+          <w:szCs w:val="22"/>
+          <w:lang w:val="en-US"/>
+        </w:rPr>
+        <w:t>SELECT *</w:t>
+      </w:r>
+    </w:p>
+    <w:p>
+      <w:pPr>
+        <w:pStyle w:val="a7"/>
+        <w:spacing w:after="0" w:line="240" w:lineRule="auto"/>
+        <w:ind w:left="1069"/>
+        <w:jc w:val="both"/>
+        <w:rPr>
+          <w:rFonts w:ascii="Courier New" w:hAnsi="Courier New" w:cs="Courier New"/>
+          <w:sz w:val="22"/>
+          <w:szCs w:val="22"/>
+          <w:lang w:val="en-US"/>
+        </w:rPr>
+      </w:pPr>
+      <w:r>
+        <w:rPr>
+          <w:rFonts w:ascii="Courier New" w:hAnsi="Courier New" w:cs="Courier New"/>
+          <w:sz w:val="22"/>
+          <w:szCs w:val="22"/>
+          <w:lang w:val="en-US"/>
+        </w:rPr>
+        <w:t xml:space="preserve">FROM </w:t>
+      </w:r>
+      <w:r>
+        <w:rPr>
+          <w:rFonts w:ascii="Courier New" w:hAnsi="Courier New" w:cs="Courier New"/>
+          <w:sz w:val="22"/>
+          <w:szCs w:val="22"/>
+        </w:rPr>
+        <w:t>Книги</w:t>
+      </w:r>
+    </w:p>
+    <w:p>
+      <w:pPr>
+        <w:pStyle w:val="a7"/>
+        <w:spacing w:after="0" w:line="240" w:lineRule="auto"/>
+        <w:ind w:left="1069"/>
+        <w:jc w:val="both"/>
+        <w:rPr>
+          <w:rFonts w:ascii="Courier New" w:hAnsi="Courier New" w:cs="Courier New"/>
+          <w:sz w:val="22"/>
+          <w:szCs w:val="22"/>
+          <w:lang w:val="en-US"/>
+        </w:rPr>
+      </w:pPr>
+      <w:r>
+        <w:rPr>
+          <w:rFonts w:ascii="Courier New" w:hAnsi="Courier New" w:cs="Courier New"/>
+          <w:sz w:val="22"/>
+          <w:szCs w:val="22"/>
+          <w:lang w:val="en-US"/>
+        </w:rPr>
+        <w:t xml:space="preserve">WHERE </w:t>
+      </w:r>
+      <w:r>
+        <w:rPr>
+          <w:rFonts w:ascii="Courier New" w:hAnsi="Courier New" w:cs="Courier New"/>
+          <w:sz w:val="22"/>
+          <w:szCs w:val="22"/>
+        </w:rPr>
+        <w:t>Цена</w:t>
+      </w:r>
+      <w:r>
+        <w:rPr>
+          <w:rFonts w:ascii="Courier New" w:hAnsi="Courier New" w:cs="Courier New"/>
+          <w:sz w:val="22"/>
+          <w:szCs w:val="22"/>
+          <w:lang w:val="en-US"/>
+        </w:rPr>
+        <w:t xml:space="preserve"> &lt; </w:t>
+      </w:r>
+      <w:r>
+        <w:rPr>
+          <w:rFonts w:ascii="Courier New" w:hAnsi="Courier New" w:cs="Courier New"/>
+          <w:sz w:val="22"/>
+          <w:szCs w:val="22"/>
+          <w:lang w:val="en-US"/>
+        </w:rPr>
+        <w:t>1200</w:t>
+      </w:r>
+      <w:r>
+        <w:rPr>
+          <w:rFonts w:ascii="Courier New" w:hAnsi="Courier New" w:cs="Courier New"/>
+          <w:sz w:val="22"/>
+          <w:szCs w:val="22"/>
+          <w:lang w:val="en-US"/>
+        </w:rPr>
+        <w:t>;</w:t>
+      </w:r>
+    </w:p>
+    <w:p>
+      <w:pPr>
+        <w:pStyle w:val="a7"/>
+        <w:spacing w:after="0" w:line="240" w:lineRule="auto"/>
+        <w:ind w:left="1069"/>
+        <w:jc w:val="both"/>
+        <w:rPr>
+          <w:rFonts w:ascii="Courier New" w:hAnsi="Courier New" w:cs="Courier New"/>
+          <w:sz w:val="22"/>
+          <w:szCs w:val="22"/>
+        </w:rPr>
+      </w:pPr>
+    </w:p>
+    <w:p>
+      <w:pPr>
+        <w:pStyle w:val="a7"/>
+        <w:spacing w:after="0" w:line="240" w:lineRule="auto"/>
+        <w:ind w:left="0"/>
+        <w:jc w:val="center"/>
+        <w:rPr>
+          <w:rFonts w:ascii="Courier New" w:hAnsi="Courier New" w:cs="Courier New"/>
+          <w:sz w:val="22"/>
+          <w:szCs w:val="22"/>
+          <w:lang w:val="en-US"/>
+        </w:rPr>
+      </w:pPr>
+      <w:r>
+        <w:rPr>
+          <w:rFonts w:ascii="Courier New" w:hAnsi="Courier New" w:cs="Courier New"/>
+          <w:sz w:val="22"/>
+          <w:szCs w:val="22"/>
+          <w:lang w:val="en-US"/>
+        </w:rPr>
+        <w:drawing>
+          <wp:inline distT="0" distB="0" distL="0" distR="0" wp14:anchorId="1771871D" wp14:editId="0DF45B1B">
+            <wp:extent cx="5940425" cy="1112520"/>
+            <wp:effectExtent l="0" t="0" r="3175" b="0"/>
+            <wp:docPr id="2021726479" name="Рисунок 1"/>
+            <wp:cNvGraphicFramePr>
+              <a:graphicFrameLocks xmlns:a="http://schemas.openxmlformats.org/drawingml/2006/main" noChangeAspect="1"/>
+            </wp:cNvGraphicFramePr>
+            <a:graphic xmlns:a="http://schemas.openxmlformats.org/drawingml/2006/main">
+              <a:graphicData uri="http://schemas.openxmlformats.org/drawingml/2006/picture">
+                <pic:pic xmlns:pic="http://schemas.openxmlformats.org/drawingml/2006/picture">
+                  <pic:nvPicPr>
+                    <pic:cNvPr id="2021726479" name=""/>
+                    <pic:cNvPicPr/>
+                  </pic:nvPicPr>
+                  <pic:blipFill>
+                    <a:blip r:embed="rId19"/>
+                    <a:stretch>
+                      <a:fillRect/>
+                    </a:stretch>
+                  </pic:blipFill>
+                  <pic:spPr>
+                    <a:xfrm>
+                      <a:off x="0" y="0"/>
+                      <a:ext cx="5940425" cy="1112520"/>
+                    </a:xfrm>
+                    <a:prstGeom prst="rect">
+                      <a:avLst/>
+                    </a:prstGeom>
+                  </pic:spPr>
+                </pic:pic>
+              </a:graphicData>
+            </a:graphic>
+          </wp:inline>
+        </w:drawing>
+      </w:r>
+    </w:p>
+    <w:p>
+      <w:pPr>
+        <w:pStyle w:val="a7"/>
+        <w:spacing w:after="0" w:line="240" w:lineRule="auto"/>
+        <w:ind w:left="0"/>
+        <w:jc w:val="center"/>
+        <w:rPr>
+          <w:rFonts w:ascii="Courier New" w:hAnsi="Courier New" w:cs="Courier New"/>
+          <w:sz w:val="22"/>
+          <w:szCs w:val="22"/>
+          <w:lang w:val="en-US"/>
+        </w:rPr>
+      </w:pPr>
+    </w:p>
+    <w:p>
+      <w:pPr>
+        <w:pStyle w:val="a7"/>
+        <w:numPr>
+          <w:ilvl w:val="0"/>
+          <w:numId w:val="2"/>
+        </w:numPr>
+        <w:spacing w:after="0" w:line="240" w:lineRule="auto"/>
+        <w:jc w:val="both"/>
+        <w:rPr>
+          <w:rFonts w:ascii="Times New Roman" w:hAnsi="Times New Roman" w:cs="Times New Roman"/>
+          <w:sz w:val="28"/>
+          <w:szCs w:val="28"/>
+        </w:rPr>
+      </w:pPr>
+      <w:r>
+        <w:rPr>
+          <w:rFonts w:ascii="Times New Roman" w:hAnsi="Times New Roman" w:cs="Times New Roman"/>
+          <w:sz w:val="28"/>
+          <w:szCs w:val="28"/>
+        </w:rPr>
+        <w:t>Подсчитать, сколько денег потратили фирмы-производители</w:t>
+      </w:r>
+    </w:p>
+    <w:p>
+      <w:pPr>
+        <w:pStyle w:val="a7"/>
+        <w:spacing w:after="0" w:line="240" w:lineRule="auto"/>
+        <w:ind w:left="1069"/>
+        <w:jc w:val="both"/>
+        <w:rPr>
+          <w:rFonts w:ascii="Courier New" w:hAnsi="Courier New" w:cs="Courier New"/>
+          <w:sz w:val="22"/>
+          <w:szCs w:val="22"/>
+        </w:rPr>
+      </w:pPr>
+      <w:r>
+        <w:rPr>
+          <w:rFonts w:ascii="Courier New" w:hAnsi="Courier New" w:cs="Courier New"/>
+          <w:sz w:val="22"/>
+          <w:szCs w:val="22"/>
+        </w:rPr>
+        <w:t>SELECT о.Фирма_производитель,</w:t>
+      </w:r>
+    </w:p>
+    <w:p>
+      <w:pPr>
+        <w:pStyle w:val="a7"/>
+        <w:spacing w:after="0" w:line="240" w:lineRule="auto"/>
+        <w:ind w:left="1069"/>
+        <w:jc w:val="both"/>
+        <w:rPr>
+          <w:rFonts w:ascii="Courier New" w:hAnsi="Courier New" w:cs="Courier New"/>
+          <w:sz w:val="22"/>
+          <w:szCs w:val="22"/>
+        </w:rPr>
+      </w:pPr>
+      <w:r>
+        <w:rPr>
+          <w:rFonts w:ascii="Courier New" w:hAnsi="Courier New" w:cs="Courier New"/>
+          <w:sz w:val="22"/>
+          <w:szCs w:val="22"/>
+        </w:rPr>
+        <w:t xml:space="preserve">       SUM((к.Цена * з.Количество) - (к.Цена * з.Количество * з.Скидка / 100.0)) AS Потрачено_денег</w:t>
+      </w:r>
+    </w:p>
+    <w:p>
+      <w:pPr>
+        <w:pStyle w:val="a7"/>
+        <w:spacing w:after="0" w:line="240" w:lineRule="auto"/>
+        <w:ind w:left="1069"/>
+        <w:jc w:val="both"/>
+        <w:rPr>
+          <w:rFonts w:ascii="Courier New" w:hAnsi="Courier New" w:cs="Courier New"/>
+          <w:sz w:val="22"/>
+          <w:szCs w:val="22"/>
+        </w:rPr>
+      </w:pPr>
+      <w:r>
+        <w:rPr>
+          <w:rFonts w:ascii="Courier New" w:hAnsi="Courier New" w:cs="Courier New"/>
+          <w:sz w:val="22"/>
+          <w:szCs w:val="22"/>
+        </w:rPr>
+        <w:t>FROM Заказы з</w:t>
+      </w:r>
+    </w:p>
+    <w:p>
+      <w:pPr>
+        <w:pStyle w:val="a7"/>
+        <w:spacing w:after="0" w:line="240" w:lineRule="auto"/>
+        <w:ind w:left="1069"/>
+        <w:jc w:val="both"/>
+        <w:rPr>
+          <w:rFonts w:ascii="Courier New" w:hAnsi="Courier New" w:cs="Courier New"/>
+          <w:sz w:val="22"/>
+          <w:szCs w:val="22"/>
+        </w:rPr>
+      </w:pPr>
+      <w:r>
+        <w:rPr>
+          <w:rFonts w:ascii="Courier New" w:hAnsi="Courier New" w:cs="Courier New"/>
+          <w:sz w:val="22"/>
+          <w:szCs w:val="22"/>
+        </w:rPr>
+        <w:t>JOIN ОптовыеКлиенты о ON з.ОптовыеКлиенты_Код_клиента = о.Код_клиента</w:t>
+      </w:r>
+    </w:p>
+    <w:p>
+      <w:pPr>
+        <w:pStyle w:val="a7"/>
+        <w:spacing w:after="0" w:line="240" w:lineRule="auto"/>
+        <w:ind w:left="1069"/>
+        <w:jc w:val="both"/>
+        <w:rPr>
+          <w:rFonts w:ascii="Courier New" w:hAnsi="Courier New" w:cs="Courier New"/>
+          <w:sz w:val="22"/>
+          <w:szCs w:val="22"/>
+        </w:rPr>
+      </w:pPr>
+      <w:r>
+        <w:rPr>
+          <w:rFonts w:ascii="Courier New" w:hAnsi="Courier New" w:cs="Courier New"/>
+          <w:sz w:val="22"/>
+          <w:szCs w:val="22"/>
+        </w:rPr>
+        <w:t>JOIN Книги к ON з.Книги_Код_книги = к.Код_книги</w:t>
+      </w:r>
+    </w:p>
+    <w:p>
+      <w:pPr>
+        <w:pStyle w:val="a7"/>
+        <w:spacing w:after="0" w:line="240" w:lineRule="auto"/>
+        <w:ind w:left="1069"/>
+        <w:jc w:val="both"/>
+        <w:rPr>
+          <w:rFonts w:ascii="Courier New" w:hAnsi="Courier New" w:cs="Courier New"/>
+          <w:sz w:val="22"/>
+          <w:szCs w:val="22"/>
+          <w:lang w:val="en-US"/>
+        </w:rPr>
+      </w:pPr>
+      <w:r>
+        <w:rPr>
+          <w:rFonts w:ascii="Courier New" w:hAnsi="Courier New" w:cs="Courier New"/>
+          <w:sz w:val="22"/>
+          <w:szCs w:val="22"/>
+        </w:rPr>
+        <w:t>GROUP BY о.Фирма_производитель;</w:t>
+      </w:r>
+    </w:p>
+    <w:p>
+      <w:pPr>
+        <w:pStyle w:val="a7"/>
+        <w:spacing w:after="0" w:line="240" w:lineRule="auto"/>
+        <w:ind w:left="1069"/>
+        <w:jc w:val="both"/>
+        <w:rPr>
+          <w:rFonts w:ascii="Courier New" w:hAnsi="Courier New" w:cs="Courier New"/>
+          <w:sz w:val="22"/>
+          <w:szCs w:val="22"/>
+          <w:lang w:val="en-US"/>
+        </w:rPr>
+      </w:pPr>
+    </w:p>
+    <w:p>
+      <w:pPr>
+        <w:pStyle w:val="a7"/>
+        <w:spacing w:after="0" w:line="240" w:lineRule="auto"/>
+        <w:ind w:left="1069"/>
+        <w:jc w:val="center"/>
+        <w:rPr>
+          <w:rFonts w:ascii="Courier New" w:hAnsi="Courier New" w:cs="Courier New"/>
+          <w:sz w:val="22"/>
+          <w:szCs w:val="22"/>
+          <w:lang w:val="en-US"/>
+        </w:rPr>
+      </w:pPr>
+      <w:r>
+        <w:rPr>
+          <w:rFonts w:ascii="Courier New" w:hAnsi="Courier New" w:cs="Courier New"/>
+          <w:sz w:val="22"/>
+          <w:szCs w:val="22"/>
+          <w:lang w:val="en-US"/>
+        </w:rPr>
+        <w:drawing>
+          <wp:inline distT="0" distB="0" distL="0" distR="0" wp14:anchorId="50AE7716" wp14:editId="501B5BCF">
+            <wp:extent cx="3551228" cy="2149026"/>
+            <wp:effectExtent l="0" t="0" r="0" b="3810"/>
+            <wp:docPr id="158586018" name="Рисунок 1"/>
+            <wp:cNvGraphicFramePr>
+              <a:graphicFrameLocks xmlns:a="http://schemas.openxmlformats.org/drawingml/2006/main" noChangeAspect="1"/>
+            </wp:cNvGraphicFramePr>
+            <a:graphic xmlns:a="http://schemas.openxmlformats.org/drawingml/2006/main">
+              <a:graphicData uri="http://schemas.openxmlformats.org/drawingml/2006/picture">
+                <pic:pic xmlns:pic="http://schemas.openxmlformats.org/drawingml/2006/picture">
+                  <pic:nvPicPr>
+                    <pic:cNvPr id="158586018" name=""/>
+                    <pic:cNvPicPr/>
+                  </pic:nvPicPr>
+                  <pic:blipFill>
+                    <a:blip r:embed="rId20"/>
+                    <a:stretch>
+                      <a:fillRect/>
+                    </a:stretch>
+                  </pic:blipFill>
+                  <pic:spPr>
+                    <a:xfrm>
+                      <a:off x="0" y="0"/>
+                      <a:ext cx="3551228" cy="2149026"/>
+                    </a:xfrm>
+                    <a:prstGeom prst="rect">
+                      <a:avLst/>
+                    </a:prstGeom>
+                  </pic:spPr>
+                </pic:pic>
+              </a:graphicData>
+            </a:graphic>
+          </wp:inline>
+        </w:drawing>
+      </w:r>
     </w:p>
     <w:sectPr>
       <w:pgSz w:w="11906" w:h="16838"/>
@@ -5719,8 +6434,100 @@
       </w:pPr>
     </w:lvl>
   </w:abstractNum>
+  <w:abstractNum w:abstractNumId="1" w15:restartNumberingAfterBreak="0">
+    <w:nsid w:val="62A51E13"/>
+    <w:multiLevelType w:val="hybridMultilevel"/>
+    <w:tmpl w:val="D9E82210"/>
+    <w:lvl w:ilvl="0" w:tplc="C108C4BC">
+      <w:start w:val="1"/>
+      <w:numFmt w:val="decimal"/>
+      <w:lvlText w:val="%1."/>
+      <w:lvlJc w:val="left"/>
+      <w:pPr>
+        <w:ind w:left="1069" w:hanging="360"/>
+      </w:pPr>
+      <w:rPr>
+        <w:rFonts w:hint="default"/>
+      </w:rPr>
+    </w:lvl>
+    <w:lvl w:ilvl="1" w:tplc="04190019" w:tentative="1">
+      <w:start w:val="1"/>
+      <w:numFmt w:val="lowerLetter"/>
+      <w:lvlText w:val="%2."/>
+      <w:lvlJc w:val="left"/>
+      <w:pPr>
+        <w:ind w:left="1789" w:hanging="360"/>
+      </w:pPr>
+    </w:lvl>
+    <w:lvl w:ilvl="2" w:tplc="0419001B" w:tentative="1">
+      <w:start w:val="1"/>
+      <w:numFmt w:val="lowerRoman"/>
+      <w:lvlText w:val="%3."/>
+      <w:lvlJc w:val="right"/>
+      <w:pPr>
+        <w:ind w:left="2509" w:hanging="180"/>
+      </w:pPr>
+    </w:lvl>
+    <w:lvl w:ilvl="3" w:tplc="0419000F" w:tentative="1">
+      <w:start w:val="1"/>
+      <w:numFmt w:val="decimal"/>
+      <w:lvlText w:val="%4."/>
+      <w:lvlJc w:val="left"/>
+      <w:pPr>
+        <w:ind w:left="3229" w:hanging="360"/>
+      </w:pPr>
+    </w:lvl>
+    <w:lvl w:ilvl="4" w:tplc="04190019" w:tentative="1">
+      <w:start w:val="1"/>
+      <w:numFmt w:val="lowerLetter"/>
+      <w:lvlText w:val="%5."/>
+      <w:lvlJc w:val="left"/>
+      <w:pPr>
+        <w:ind w:left="3949" w:hanging="360"/>
+      </w:pPr>
+    </w:lvl>
+    <w:lvl w:ilvl="5" w:tplc="0419001B" w:tentative="1">
+      <w:start w:val="1"/>
+      <w:numFmt w:val="lowerRoman"/>
+      <w:lvlText w:val="%6."/>
+      <w:lvlJc w:val="right"/>
+      <w:pPr>
+        <w:ind w:left="4669" w:hanging="180"/>
+      </w:pPr>
+    </w:lvl>
+    <w:lvl w:ilvl="6" w:tplc="0419000F" w:tentative="1">
+      <w:start w:val="1"/>
+      <w:numFmt w:val="decimal"/>
+      <w:lvlText w:val="%7."/>
+      <w:lvlJc w:val="left"/>
+      <w:pPr>
+        <w:ind w:left="5389" w:hanging="360"/>
+      </w:pPr>
+    </w:lvl>
+    <w:lvl w:ilvl="7" w:tplc="04190019" w:tentative="1">
+      <w:start w:val="1"/>
+      <w:numFmt w:val="lowerLetter"/>
+      <w:lvlText w:val="%8."/>
+      <w:lvlJc w:val="left"/>
+      <w:pPr>
+        <w:ind w:left="6109" w:hanging="360"/>
+      </w:pPr>
+    </w:lvl>
+    <w:lvl w:ilvl="8" w:tplc="0419001B" w:tentative="1">
+      <w:start w:val="1"/>
+      <w:numFmt w:val="lowerRoman"/>
+      <w:lvlText w:val="%9."/>
+      <w:lvlJc w:val="right"/>
+      <w:pPr>
+        <w:ind w:left="6829" w:hanging="180"/>
+      </w:pPr>
+    </w:lvl>
+  </w:abstractNum>
   <w:num w:numId="1" w16cid:durableId="1189029106">
     <w:abstractNumId w:val="0"/>
+  </w:num>
+  <w:num w:numId="2" w16cid:durableId="337344181">
+    <w:abstractNumId w:val="1"/>
   </w:num>
 </w:numbering>
 </file>
@@ -6153,7 +6960,6 @@
     <w:next w:val="a"/>
     <w:link w:val="20"/>
     <w:uiPriority w:val="9"/>
-    <w:semiHidden/>
     <w:unhideWhenUsed/>
     <w:qFormat/>
     <w:rsid w:val="002C53AD"/>
@@ -6369,7 +7175,6 @@
     <w:basedOn w:val="a0"/>
     <w:link w:val="2"/>
     <w:uiPriority w:val="9"/>
-    <w:semiHidden/>
     <w:rsid w:val="002C53AD"/>
     <w:rPr>
       <w:rFonts w:asciiTheme="majorHAnsi" w:eastAsiaTheme="majorEastAsia" w:hAnsiTheme="majorHAnsi" w:cstheme="majorBidi"/>

--- a/Skazka/ПРОЕКТИРОВАНИЕ БАЗЫ ДАННЫХ.docx
+++ b/Skazka/ПРОЕКТИРОВАНИЕ БАЗЫ ДАННЫХ.docx
@@ -13,6 +13,7 @@
           <w:bCs/>
           <w:sz w:val="32"/>
           <w:szCs w:val="32"/>
+          <w:lang w:val="en-US"/>
         </w:rPr>
       </w:pPr>
       <w:r>
@@ -33,6 +34,36 @@
         <w:jc w:val="both"/>
         <w:rPr>
           <w:rFonts w:ascii="Times New Roman" w:hAnsi="Times New Roman" w:cs="Times New Roman"/>
+          <w:b/>
+          <w:bCs/>
+          <w:sz w:val="32"/>
+          <w:szCs w:val="32"/>
+          <w:lang w:val="en-US"/>
+        </w:rPr>
+      </w:pPr>
+    </w:p>
+    <w:p>
+      <w:pPr>
+        <w:spacing w:after="0" w:line="360" w:lineRule="auto"/>
+        <w:ind w:firstLine="709"/>
+        <w:jc w:val="both"/>
+        <w:rPr>
+          <w:rFonts w:ascii="Times New Roman" w:hAnsi="Times New Roman" w:cs="Times New Roman"/>
+          <w:b/>
+          <w:bCs/>
+          <w:sz w:val="32"/>
+          <w:szCs w:val="32"/>
+          <w:lang w:val="en-US"/>
+        </w:rPr>
+      </w:pPr>
+    </w:p>
+    <w:p>
+      <w:pPr>
+        <w:spacing w:after="0" w:line="360" w:lineRule="auto"/>
+        <w:ind w:firstLine="709"/>
+        <w:jc w:val="both"/>
+        <w:rPr>
+          <w:rFonts w:ascii="Times New Roman" w:hAnsi="Times New Roman" w:cs="Times New Roman"/>
           <w:i/>
           <w:iCs/>
           <w:sz w:val="28"/>
@@ -407,7 +438,25 @@
           <w:sz w:val="28"/>
           <w:szCs w:val="28"/>
         </w:rPr>
-        <w:t>Цена - это сумма денег, которую продавец готов получить за товар,</w:t>
+        <w:t xml:space="preserve">Цена </w:t>
+      </w:r>
+      <w:proofErr w:type="gramStart"/>
+      <w:r>
+        <w:rPr>
+          <w:rFonts w:ascii="Times New Roman" w:hAnsi="Times New Roman" w:cs="Times New Roman"/>
+          <w:sz w:val="28"/>
+          <w:szCs w:val="28"/>
+        </w:rPr>
+        <w:t>- это</w:t>
+      </w:r>
+      <w:proofErr w:type="gramEnd"/>
+      <w:r>
+        <w:rPr>
+          <w:rFonts w:ascii="Times New Roman" w:hAnsi="Times New Roman" w:cs="Times New Roman"/>
+          <w:sz w:val="28"/>
+          <w:szCs w:val="28"/>
+        </w:rPr>
+        <w:t xml:space="preserve"> сумма денег, которую продавец готов получить за товар,</w:t>
       </w:r>
     </w:p>
     <w:p>
@@ -447,7 +496,25 @@
           <w:sz w:val="28"/>
           <w:szCs w:val="28"/>
         </w:rPr>
-        <w:t>Оптовые клиенты - это компании и предприниматели, которые закупают</w:t>
+        <w:t xml:space="preserve">Оптовые клиенты </w:t>
+      </w:r>
+      <w:proofErr w:type="gramStart"/>
+      <w:r>
+        <w:rPr>
+          <w:rFonts w:ascii="Times New Roman" w:hAnsi="Times New Roman" w:cs="Times New Roman"/>
+          <w:sz w:val="28"/>
+          <w:szCs w:val="28"/>
+        </w:rPr>
+        <w:t>- это</w:t>
+      </w:r>
+      <w:proofErr w:type="gramEnd"/>
+      <w:r>
+        <w:rPr>
+          <w:rFonts w:ascii="Times New Roman" w:hAnsi="Times New Roman" w:cs="Times New Roman"/>
+          <w:sz w:val="28"/>
+          <w:szCs w:val="28"/>
+        </w:rPr>
+        <w:t xml:space="preserve"> компании и предприниматели, которые закупают</w:t>
       </w:r>
     </w:p>
     <w:p>
@@ -507,7 +574,25 @@
           <w:sz w:val="28"/>
           <w:szCs w:val="28"/>
         </w:rPr>
-        <w:t>Номер заказа - это номер, который идентифицирует покупку или заказ,</w:t>
+        <w:t xml:space="preserve">Номер заказа </w:t>
+      </w:r>
+      <w:proofErr w:type="gramStart"/>
+      <w:r>
+        <w:rPr>
+          <w:rFonts w:ascii="Times New Roman" w:hAnsi="Times New Roman" w:cs="Times New Roman"/>
+          <w:sz w:val="28"/>
+          <w:szCs w:val="28"/>
+        </w:rPr>
+        <w:t>- это</w:t>
+      </w:r>
+      <w:proofErr w:type="gramEnd"/>
+      <w:r>
+        <w:rPr>
+          <w:rFonts w:ascii="Times New Roman" w:hAnsi="Times New Roman" w:cs="Times New Roman"/>
+          <w:sz w:val="28"/>
+          <w:szCs w:val="28"/>
+        </w:rPr>
+        <w:t xml:space="preserve"> номер, который идентифицирует покупку или заказ,</w:t>
       </w:r>
     </w:p>
     <w:p>
@@ -567,7 +652,26 @@
           <w:sz w:val="28"/>
           <w:szCs w:val="28"/>
         </w:rPr>
-        <w:t>Дата заказа - это дата, когда был сделан заказ.</w:t>
+        <w:lastRenderedPageBreak/>
+        <w:t xml:space="preserve">Дата заказа </w:t>
+      </w:r>
+      <w:proofErr w:type="gramStart"/>
+      <w:r>
+        <w:rPr>
+          <w:rFonts w:ascii="Times New Roman" w:hAnsi="Times New Roman" w:cs="Times New Roman"/>
+          <w:sz w:val="28"/>
+          <w:szCs w:val="28"/>
+        </w:rPr>
+        <w:t>- это</w:t>
+      </w:r>
+      <w:proofErr w:type="gramEnd"/>
+      <w:r>
+        <w:rPr>
+          <w:rFonts w:ascii="Times New Roman" w:hAnsi="Times New Roman" w:cs="Times New Roman"/>
+          <w:sz w:val="28"/>
+          <w:szCs w:val="28"/>
+        </w:rPr>
+        <w:t xml:space="preserve"> дата, когда был сделан заказ.</w:t>
       </w:r>
     </w:p>
     <w:p>
@@ -607,7 +711,6 @@
           <w:sz w:val="28"/>
           <w:szCs w:val="28"/>
         </w:rPr>
-        <w:lastRenderedPageBreak/>
         <w:t>предметов или их частей: их величину, число или иного свойства.</w:t>
       </w:r>
     </w:p>
@@ -628,7 +731,25 @@
           <w:sz w:val="28"/>
           <w:szCs w:val="28"/>
         </w:rPr>
-        <w:t>Город - это крупный населённый пункт, административный,</w:t>
+        <w:t xml:space="preserve">Город </w:t>
+      </w:r>
+      <w:proofErr w:type="gramStart"/>
+      <w:r>
+        <w:rPr>
+          <w:rFonts w:ascii="Times New Roman" w:hAnsi="Times New Roman" w:cs="Times New Roman"/>
+          <w:sz w:val="28"/>
+          <w:szCs w:val="28"/>
+        </w:rPr>
+        <w:t>- это</w:t>
+      </w:r>
+      <w:proofErr w:type="gramEnd"/>
+      <w:r>
+        <w:rPr>
+          <w:rFonts w:ascii="Times New Roman" w:hAnsi="Times New Roman" w:cs="Times New Roman"/>
+          <w:sz w:val="28"/>
+          <w:szCs w:val="28"/>
+        </w:rPr>
+        <w:t xml:space="preserve"> крупный населённый пункт, административный,</w:t>
       </w:r>
     </w:p>
     <w:p>
@@ -668,7 +789,25 @@
           <w:sz w:val="28"/>
           <w:szCs w:val="28"/>
         </w:rPr>
-        <w:t>Скидка - это сниженная стоимость товара или услуги, которая</w:t>
+        <w:t xml:space="preserve">Скидка </w:t>
+      </w:r>
+      <w:proofErr w:type="gramStart"/>
+      <w:r>
+        <w:rPr>
+          <w:rFonts w:ascii="Times New Roman" w:hAnsi="Times New Roman" w:cs="Times New Roman"/>
+          <w:sz w:val="28"/>
+          <w:szCs w:val="28"/>
+        </w:rPr>
+        <w:t>- это</w:t>
+      </w:r>
+      <w:proofErr w:type="gramEnd"/>
+      <w:r>
+        <w:rPr>
+          <w:rFonts w:ascii="Times New Roman" w:hAnsi="Times New Roman" w:cs="Times New Roman"/>
+          <w:sz w:val="28"/>
+          <w:szCs w:val="28"/>
+        </w:rPr>
+        <w:t xml:space="preserve"> сниженная стоимость товара или услуги, которая</w:t>
       </w:r>
     </w:p>
     <w:p>
@@ -832,7 +971,25 @@
           <w:sz w:val="28"/>
           <w:szCs w:val="28"/>
         </w:rPr>
-        <w:t>5. Вывести все книги написанные Толстовым.</w:t>
+        <w:t xml:space="preserve">5. Вывести </w:t>
+      </w:r>
+      <w:proofErr w:type="gramStart"/>
+      <w:r>
+        <w:rPr>
+          <w:rFonts w:ascii="Times New Roman" w:hAnsi="Times New Roman" w:cs="Times New Roman"/>
+          <w:sz w:val="28"/>
+          <w:szCs w:val="28"/>
+        </w:rPr>
+        <w:t>все книги</w:t>
+      </w:r>
+      <w:proofErr w:type="gramEnd"/>
+      <w:r>
+        <w:rPr>
+          <w:rFonts w:ascii="Times New Roman" w:hAnsi="Times New Roman" w:cs="Times New Roman"/>
+          <w:sz w:val="28"/>
+          <w:szCs w:val="28"/>
+        </w:rPr>
+        <w:t xml:space="preserve"> написанные Толстовым.</w:t>
       </w:r>
     </w:p>
     <w:p>
@@ -1140,6 +1297,7 @@
           <w:sz w:val="28"/>
           <w:szCs w:val="28"/>
         </w:rPr>
+        <w:lastRenderedPageBreak/>
         <w:t>Отношения</w:t>
       </w:r>
     </w:p>
@@ -1180,7 +1338,6 @@
           <w:sz w:val="28"/>
           <w:szCs w:val="28"/>
         </w:rPr>
-        <w:lastRenderedPageBreak/>
         <w:t>одному и связываются по атрибуту «Код книги».</w:t>
       </w:r>
     </w:p>
@@ -1423,6 +1580,7 @@
           <w:iCs/>
           <w:sz w:val="28"/>
           <w:szCs w:val="28"/>
+          <w:lang w:val="en-US"/>
         </w:rPr>
       </w:pPr>
       <w:r>
@@ -1446,6 +1604,36 @@
         </w:rPr>
         <w:t>ДИАГРАММА</w:t>
       </w:r>
+    </w:p>
+    <w:p>
+      <w:pPr>
+        <w:spacing w:after="0" w:line="360" w:lineRule="auto"/>
+        <w:ind w:firstLine="709"/>
+        <w:jc w:val="both"/>
+        <w:rPr>
+          <w:rFonts w:ascii="Times New Roman" w:hAnsi="Times New Roman" w:cs="Times New Roman"/>
+          <w:i/>
+          <w:iCs/>
+          <w:sz w:val="28"/>
+          <w:szCs w:val="28"/>
+          <w:lang w:val="en-US"/>
+        </w:rPr>
+      </w:pPr>
+    </w:p>
+    <w:p>
+      <w:pPr>
+        <w:spacing w:after="0" w:line="360" w:lineRule="auto"/>
+        <w:ind w:firstLine="709"/>
+        <w:jc w:val="both"/>
+        <w:rPr>
+          <w:rFonts w:ascii="Times New Roman" w:hAnsi="Times New Roman" w:cs="Times New Roman"/>
+          <w:i/>
+          <w:iCs/>
+          <w:sz w:val="28"/>
+          <w:szCs w:val="28"/>
+          <w:lang w:val="en-US"/>
+        </w:rPr>
+      </w:pPr>
     </w:p>
     <w:p>
       <w:pPr>
@@ -1504,6 +1692,23 @@
     </w:p>
     <w:p>
       <w:pPr>
+        <w:rPr>
+          <w:rFonts w:ascii="Times New Roman" w:hAnsi="Times New Roman" w:cs="Times New Roman"/>
+          <w:sz w:val="28"/>
+          <w:szCs w:val="28"/>
+        </w:rPr>
+      </w:pPr>
+      <w:r>
+        <w:rPr>
+          <w:rFonts w:ascii="Times New Roman" w:hAnsi="Times New Roman" w:cs="Times New Roman"/>
+          <w:sz w:val="28"/>
+          <w:szCs w:val="28"/>
+        </w:rPr>
+        <w:br w:type="page"/>
+      </w:r>
+    </w:p>
+    <w:p>
+      <w:pPr>
         <w:spacing w:after="0" w:line="360" w:lineRule="auto"/>
         <w:ind w:firstLine="709"/>
         <w:jc w:val="both"/>
@@ -1513,6 +1718,7 @@
           <w:iCs/>
           <w:sz w:val="28"/>
           <w:szCs w:val="28"/>
+          <w:lang w:val="en-US"/>
         </w:rPr>
       </w:pPr>
       <w:r>
@@ -1523,8 +1729,39 @@
           <w:sz w:val="28"/>
           <w:szCs w:val="28"/>
         </w:rPr>
+        <w:lastRenderedPageBreak/>
         <w:t>Инфологическая нормализация данных</w:t>
       </w:r>
+    </w:p>
+    <w:p>
+      <w:pPr>
+        <w:spacing w:after="0" w:line="360" w:lineRule="auto"/>
+        <w:ind w:firstLine="709"/>
+        <w:jc w:val="both"/>
+        <w:rPr>
+          <w:rFonts w:ascii="Times New Roman" w:hAnsi="Times New Roman" w:cs="Times New Roman"/>
+          <w:i/>
+          <w:iCs/>
+          <w:sz w:val="28"/>
+          <w:szCs w:val="28"/>
+          <w:lang w:val="en-US"/>
+        </w:rPr>
+      </w:pPr>
+    </w:p>
+    <w:p>
+      <w:pPr>
+        <w:spacing w:after="0" w:line="360" w:lineRule="auto"/>
+        <w:ind w:firstLine="709"/>
+        <w:jc w:val="both"/>
+        <w:rPr>
+          <w:rFonts w:ascii="Times New Roman" w:hAnsi="Times New Roman" w:cs="Times New Roman"/>
+          <w:i/>
+          <w:iCs/>
+          <w:sz w:val="28"/>
+          <w:szCs w:val="28"/>
+          <w:lang w:val="en-US"/>
+        </w:rPr>
+      </w:pPr>
     </w:p>
     <w:p>
       <w:pPr>
@@ -1614,67 +1851,103 @@
           <w:sz w:val="28"/>
           <w:szCs w:val="28"/>
         </w:rPr>
+        <w:t xml:space="preserve">1 Нормальная </w:t>
+      </w:r>
+      <w:proofErr w:type="gramStart"/>
+      <w:r>
+        <w:rPr>
+          <w:rFonts w:ascii="Times New Roman" w:hAnsi="Times New Roman" w:cs="Times New Roman"/>
+          <w:sz w:val="28"/>
+          <w:szCs w:val="28"/>
+        </w:rPr>
+        <w:t>форма</w:t>
+      </w:r>
+      <w:proofErr w:type="gramEnd"/>
+      <w:r>
+        <w:rPr>
+          <w:rFonts w:ascii="Times New Roman" w:hAnsi="Times New Roman" w:cs="Times New Roman"/>
+          <w:sz w:val="28"/>
+          <w:szCs w:val="28"/>
+        </w:rPr>
+        <w:t xml:space="preserve"> Все атрибуты должны быть атомарными (не содержать множественных значений). В таблице не должно быть повторяющихся групп. В исходной таблице составной заказ с несколькими книгами приводил к дублированию данных о клиенте и не атомарности. Разделяем на три таблицы, где каждая содержит только атомарные значения.</w:t>
+      </w:r>
+    </w:p>
+    <w:p>
+      <w:pPr>
+        <w:spacing w:after="0" w:line="360" w:lineRule="auto"/>
+        <w:ind w:firstLine="709"/>
+        <w:jc w:val="both"/>
+        <w:rPr>
+          <w:rFonts w:ascii="Times New Roman" w:hAnsi="Times New Roman" w:cs="Times New Roman"/>
+          <w:sz w:val="28"/>
+          <w:szCs w:val="28"/>
+        </w:rPr>
+      </w:pPr>
+      <w:r>
+        <w:rPr>
+          <w:rFonts w:ascii="Times New Roman" w:hAnsi="Times New Roman" w:cs="Times New Roman"/>
+          <w:sz w:val="28"/>
+          <w:szCs w:val="28"/>
+        </w:rPr>
+        <w:t xml:space="preserve"> 2 Нормальная форма Таблица должна находиться в 1НФ, и каждый неключевой атрибут должен полностью зависеть от всего составного первичного ключа. </w:t>
+      </w:r>
+    </w:p>
+    <w:p>
+      <w:pPr>
+        <w:spacing w:after="0" w:line="360" w:lineRule="auto"/>
+        <w:ind w:firstLine="709"/>
+        <w:jc w:val="both"/>
+        <w:rPr>
+          <w:rFonts w:ascii="Times New Roman" w:hAnsi="Times New Roman" w:cs="Times New Roman"/>
+          <w:sz w:val="28"/>
+          <w:szCs w:val="28"/>
+        </w:rPr>
+      </w:pPr>
+      <w:r>
+        <w:rPr>
+          <w:rFonts w:ascii="Times New Roman" w:hAnsi="Times New Roman" w:cs="Times New Roman"/>
+          <w:sz w:val="28"/>
+          <w:szCs w:val="28"/>
+        </w:rPr>
+        <w:t xml:space="preserve">Третья нормальная форма Переменная-отношение находится в третьей нормальной форме тогда и только тогда, когда она находится во второй нормальной форме, и каждый неключевой атрибут </w:t>
+      </w:r>
+      <w:proofErr w:type="spellStart"/>
+      <w:r>
+        <w:rPr>
+          <w:rFonts w:ascii="Times New Roman" w:hAnsi="Times New Roman" w:cs="Times New Roman"/>
+          <w:sz w:val="28"/>
+          <w:szCs w:val="28"/>
+        </w:rPr>
+        <w:t>нетранзитивно</w:t>
+      </w:r>
+      <w:proofErr w:type="spellEnd"/>
+      <w:r>
+        <w:rPr>
+          <w:rFonts w:ascii="Times New Roman" w:hAnsi="Times New Roman" w:cs="Times New Roman"/>
+          <w:sz w:val="28"/>
+          <w:szCs w:val="28"/>
+        </w:rPr>
+        <w:t xml:space="preserve"> зависит от её первичного ключа. Для этого требуется создать третью таблицу и указать данные для полей</w:t>
+      </w:r>
+    </w:p>
+    <w:p>
+      <w:pPr>
+        <w:spacing w:after="0" w:line="360" w:lineRule="auto"/>
+        <w:ind w:firstLine="709"/>
+        <w:jc w:val="center"/>
+        <w:rPr>
+          <w:rFonts w:ascii="Times New Roman" w:hAnsi="Times New Roman" w:cs="Times New Roman"/>
+          <w:sz w:val="28"/>
+          <w:szCs w:val="28"/>
+        </w:rPr>
+      </w:pPr>
+      <w:r>
+        <w:rPr>
+          <w:rFonts w:ascii="Times New Roman" w:hAnsi="Times New Roman" w:cs="Times New Roman"/>
+          <w:sz w:val="28"/>
+          <w:szCs w:val="28"/>
+        </w:rPr>
         <w:lastRenderedPageBreak/>
-        <w:t>1 Нормальная форма Все атрибуты должны быть атомарными (не содержать множественных значений). В таблице не должно быть повторяющихся групп. В исходной таблице составной заказ с несколькими книгами приводил к дублированию данных о клиенте и не атомарности. Разделяем на три таблицы, где каждая содержит только атомарные значения.</w:t>
-      </w:r>
-    </w:p>
-    <w:p>
-      <w:pPr>
-        <w:spacing w:after="0" w:line="360" w:lineRule="auto"/>
-        <w:ind w:firstLine="709"/>
-        <w:jc w:val="both"/>
-        <w:rPr>
-          <w:rFonts w:ascii="Times New Roman" w:hAnsi="Times New Roman" w:cs="Times New Roman"/>
-          <w:sz w:val="28"/>
-          <w:szCs w:val="28"/>
-        </w:rPr>
-      </w:pPr>
-      <w:r>
-        <w:rPr>
-          <w:rFonts w:ascii="Times New Roman" w:hAnsi="Times New Roman" w:cs="Times New Roman"/>
-          <w:sz w:val="28"/>
-          <w:szCs w:val="28"/>
-        </w:rPr>
-        <w:t xml:space="preserve"> 2 Нормальная форма Таблица должна находиться в 1НФ, и каждый неключевой атрибут должен полностью зависеть от всего составного первичного ключа. </w:t>
-      </w:r>
-    </w:p>
-    <w:p>
-      <w:pPr>
-        <w:spacing w:after="0" w:line="360" w:lineRule="auto"/>
-        <w:ind w:firstLine="709"/>
-        <w:jc w:val="both"/>
-        <w:rPr>
-          <w:rFonts w:ascii="Times New Roman" w:hAnsi="Times New Roman" w:cs="Times New Roman"/>
-          <w:sz w:val="28"/>
-          <w:szCs w:val="28"/>
-        </w:rPr>
-      </w:pPr>
-      <w:r>
-        <w:rPr>
-          <w:rFonts w:ascii="Times New Roman" w:hAnsi="Times New Roman" w:cs="Times New Roman"/>
-          <w:sz w:val="28"/>
-          <w:szCs w:val="28"/>
-        </w:rPr>
-        <w:t>Третья нормальная форма Переменная-отношение находится в третьей нормальной форме тогда и только тогда, когда она находится во второй нормальной форме, и каждый неключевой атрибут нетранзитивно зависит от её первичного ключа. Для этого требуется создать третью таблицу и указать данные для полей</w:t>
-      </w:r>
-    </w:p>
-    <w:p>
-      <w:pPr>
-        <w:spacing w:after="0" w:line="360" w:lineRule="auto"/>
-        <w:ind w:firstLine="709"/>
-        <w:jc w:val="center"/>
-        <w:rPr>
-          <w:rFonts w:ascii="Times New Roman" w:hAnsi="Times New Roman" w:cs="Times New Roman"/>
-          <w:sz w:val="28"/>
-          <w:szCs w:val="28"/>
-        </w:rPr>
-      </w:pPr>
-      <w:r>
-        <w:rPr>
-          <w:rFonts w:ascii="Times New Roman" w:hAnsi="Times New Roman" w:cs="Times New Roman"/>
-          <w:sz w:val="28"/>
-          <w:szCs w:val="28"/>
-        </w:rPr>
         <w:drawing>
           <wp:inline distT="0" distB="0" distL="0" distR="0" wp14:anchorId="64D2D0F3" wp14:editId="3008EA24">
             <wp:extent cx="4176122" cy="3482642"/>
@@ -1733,54 +2006,6 @@
       <w:pPr>
         <w:spacing w:after="0" w:line="360" w:lineRule="auto"/>
         <w:ind w:firstLine="709"/>
-        <w:jc w:val="center"/>
-        <w:rPr>
-          <w:rFonts w:ascii="Times New Roman" w:hAnsi="Times New Roman" w:cs="Times New Roman"/>
-          <w:sz w:val="28"/>
-          <w:szCs w:val="28"/>
-        </w:rPr>
-      </w:pPr>
-    </w:p>
-    <w:p>
-      <w:pPr>
-        <w:spacing w:after="0" w:line="360" w:lineRule="auto"/>
-        <w:ind w:firstLine="709"/>
-        <w:jc w:val="center"/>
-        <w:rPr>
-          <w:rFonts w:ascii="Times New Roman" w:hAnsi="Times New Roman" w:cs="Times New Roman"/>
-          <w:sz w:val="28"/>
-          <w:szCs w:val="28"/>
-        </w:rPr>
-      </w:pPr>
-    </w:p>
-    <w:p>
-      <w:pPr>
-        <w:spacing w:after="0" w:line="360" w:lineRule="auto"/>
-        <w:ind w:firstLine="709"/>
-        <w:jc w:val="center"/>
-        <w:rPr>
-          <w:rFonts w:ascii="Times New Roman" w:hAnsi="Times New Roman" w:cs="Times New Roman"/>
-          <w:sz w:val="28"/>
-          <w:szCs w:val="28"/>
-        </w:rPr>
-      </w:pPr>
-    </w:p>
-    <w:p>
-      <w:pPr>
-        <w:spacing w:after="0" w:line="360" w:lineRule="auto"/>
-        <w:ind w:firstLine="709"/>
-        <w:jc w:val="center"/>
-        <w:rPr>
-          <w:rFonts w:ascii="Times New Roman" w:hAnsi="Times New Roman" w:cs="Times New Roman"/>
-          <w:sz w:val="28"/>
-          <w:szCs w:val="28"/>
-        </w:rPr>
-      </w:pPr>
-    </w:p>
-    <w:p>
-      <w:pPr>
-        <w:spacing w:after="0" w:line="360" w:lineRule="auto"/>
-        <w:ind w:firstLine="709"/>
         <w:rPr>
           <w:rFonts w:ascii="Times New Roman" w:hAnsi="Times New Roman" w:cs="Times New Roman"/>
           <w:i/>
@@ -1797,7 +2022,6 @@
           <w:sz w:val="28"/>
           <w:szCs w:val="28"/>
         </w:rPr>
-        <w:lastRenderedPageBreak/>
         <w:t>Логическая модель</w:t>
       </w:r>
     </w:p>
@@ -1820,6 +2044,7 @@
         </w:rPr>
         <w:t xml:space="preserve">База данных будет реализована в СУБД – </w:t>
       </w:r>
+      <w:proofErr w:type="spellStart"/>
       <w:r>
         <w:rPr>
           <w:rFonts w:ascii="Times New Roman" w:hAnsi="Times New Roman" w:cs="Times New Roman"/>
@@ -1829,6 +2054,7 @@
         </w:rPr>
         <w:t>Dbeaver</w:t>
       </w:r>
+      <w:proofErr w:type="spellEnd"/>
     </w:p>
     <w:p>
       <w:pPr>
@@ -1944,6 +2170,7 @@
                 <w:szCs w:val="28"/>
               </w:rPr>
             </w:pPr>
+            <w:proofErr w:type="spellStart"/>
             <w:r>
               <w:rPr>
                 <w:rFonts w:ascii="Times New Roman" w:hAnsi="Times New Roman" w:cs="Times New Roman"/>
@@ -1952,6 +2179,7 @@
               </w:rPr>
               <w:t>Код_книги</w:t>
             </w:r>
+            <w:proofErr w:type="spellEnd"/>
           </w:p>
         </w:tc>
         <w:tc>
@@ -2021,6 +2249,7 @@
                 <w:szCs w:val="28"/>
               </w:rPr>
             </w:pPr>
+            <w:proofErr w:type="spellStart"/>
             <w:r>
               <w:rPr>
                 <w:rFonts w:ascii="Times New Roman" w:hAnsi="Times New Roman" w:cs="Times New Roman"/>
@@ -2029,6 +2258,7 @@
               </w:rPr>
               <w:t>Название_книги</w:t>
             </w:r>
+            <w:proofErr w:type="spellEnd"/>
           </w:p>
         </w:tc>
         <w:tc>
@@ -2252,6 +2482,7 @@
                 <w:szCs w:val="28"/>
               </w:rPr>
             </w:pPr>
+            <w:proofErr w:type="spellStart"/>
             <w:r>
               <w:rPr>
                 <w:rFonts w:ascii="Times New Roman" w:hAnsi="Times New Roman" w:cs="Times New Roman"/>
@@ -2260,6 +2491,7 @@
               </w:rPr>
               <w:t>Год_издания</w:t>
             </w:r>
+            <w:proofErr w:type="spellEnd"/>
           </w:p>
         </w:tc>
         <w:tc>
@@ -2509,7 +2741,6 @@
     </w:p>
     <w:p>
       <w:pPr>
-        <w:spacing w:after="0" w:line="360" w:lineRule="auto"/>
         <w:rPr>
           <w:rFonts w:ascii="Times New Roman" w:hAnsi="Times New Roman" w:cs="Times New Roman"/>
           <w:sz w:val="28"/>
@@ -2522,8 +2753,47 @@
           <w:rFonts w:ascii="Times New Roman" w:hAnsi="Times New Roman" w:cs="Times New Roman"/>
           <w:sz w:val="28"/>
           <w:szCs w:val="28"/>
-        </w:rPr>
-        <w:t>Таблица 2 - Сущность «ОптовыеКлиенты»</w:t>
+          <w:lang w:val="en-US"/>
+        </w:rPr>
+        <w:br w:type="page"/>
+      </w:r>
+    </w:p>
+    <w:p>
+      <w:pPr>
+        <w:spacing w:after="0" w:line="360" w:lineRule="auto"/>
+        <w:rPr>
+          <w:rFonts w:ascii="Times New Roman" w:hAnsi="Times New Roman" w:cs="Times New Roman"/>
+          <w:sz w:val="28"/>
+          <w:szCs w:val="28"/>
+          <w:lang w:val="en-US"/>
+        </w:rPr>
+      </w:pPr>
+      <w:r>
+        <w:rPr>
+          <w:rFonts w:ascii="Times New Roman" w:hAnsi="Times New Roman" w:cs="Times New Roman"/>
+          <w:sz w:val="28"/>
+          <w:szCs w:val="28"/>
+        </w:rPr>
+        <w:lastRenderedPageBreak/>
+        <w:t>Таблица 2 - Сущность «</w:t>
+      </w:r>
+      <w:proofErr w:type="spellStart"/>
+      <w:r>
+        <w:rPr>
+          <w:rFonts w:ascii="Times New Roman" w:hAnsi="Times New Roman" w:cs="Times New Roman"/>
+          <w:sz w:val="28"/>
+          <w:szCs w:val="28"/>
+        </w:rPr>
+        <w:t>ОптовыеКлиенты</w:t>
+      </w:r>
+      <w:proofErr w:type="spellEnd"/>
+      <w:r>
+        <w:rPr>
+          <w:rFonts w:ascii="Times New Roman" w:hAnsi="Times New Roman" w:cs="Times New Roman"/>
+          <w:sz w:val="28"/>
+          <w:szCs w:val="28"/>
+        </w:rPr>
+        <w:t>»</w:t>
       </w:r>
     </w:p>
     <w:tbl>
@@ -2622,6 +2892,7 @@
                 <w:szCs w:val="28"/>
               </w:rPr>
             </w:pPr>
+            <w:proofErr w:type="spellStart"/>
             <w:r>
               <w:rPr>
                 <w:rFonts w:ascii="Times New Roman" w:hAnsi="Times New Roman" w:cs="Times New Roman"/>
@@ -2630,6 +2901,7 @@
               </w:rPr>
               <w:t>Код_клиента</w:t>
             </w:r>
+            <w:proofErr w:type="spellEnd"/>
           </w:p>
         </w:tc>
         <w:tc>
@@ -2699,6 +2971,7 @@
                 <w:szCs w:val="28"/>
               </w:rPr>
             </w:pPr>
+            <w:proofErr w:type="spellStart"/>
             <w:r>
               <w:rPr>
                 <w:rFonts w:ascii="Times New Roman" w:hAnsi="Times New Roman" w:cs="Times New Roman"/>
@@ -2707,6 +2980,7 @@
               </w:rPr>
               <w:t>Фирма_производитель</w:t>
             </w:r>
+            <w:proofErr w:type="spellEnd"/>
           </w:p>
         </w:tc>
         <w:tc>
@@ -2955,23 +3229,6 @@
     </w:p>
     <w:p>
       <w:pPr>
-        <w:rPr>
-          <w:rFonts w:ascii="Times New Roman" w:hAnsi="Times New Roman" w:cs="Times New Roman"/>
-          <w:sz w:val="28"/>
-          <w:szCs w:val="28"/>
-        </w:rPr>
-      </w:pPr>
-      <w:r>
-        <w:rPr>
-          <w:rFonts w:ascii="Times New Roman" w:hAnsi="Times New Roman" w:cs="Times New Roman"/>
-          <w:sz w:val="28"/>
-          <w:szCs w:val="28"/>
-        </w:rPr>
-        <w:br w:type="page"/>
-      </w:r>
-    </w:p>
-    <w:p>
-      <w:pPr>
         <w:spacing w:after="0"/>
         <w:rPr>
           <w:rFonts w:ascii="Times New Roman" w:hAnsi="Times New Roman" w:cs="Times New Roman"/>
@@ -2986,7 +3243,6 @@
           <w:sz w:val="28"/>
           <w:szCs w:val="28"/>
         </w:rPr>
-        <w:lastRenderedPageBreak/>
         <w:t>Таблица 3 - Сущность «Заказы»</w:t>
       </w:r>
     </w:p>
@@ -3086,6 +3342,7 @@
                 <w:szCs w:val="28"/>
               </w:rPr>
             </w:pPr>
+            <w:proofErr w:type="spellStart"/>
             <w:r>
               <w:rPr>
                 <w:rFonts w:ascii="Times New Roman" w:hAnsi="Times New Roman" w:cs="Times New Roman"/>
@@ -3094,6 +3351,7 @@
               </w:rPr>
               <w:t>Номер_заказа</w:t>
             </w:r>
+            <w:proofErr w:type="spellEnd"/>
           </w:p>
         </w:tc>
         <w:tc>
@@ -3163,6 +3421,7 @@
                 <w:szCs w:val="28"/>
               </w:rPr>
             </w:pPr>
+            <w:proofErr w:type="spellStart"/>
             <w:r>
               <w:rPr>
                 <w:rFonts w:ascii="Times New Roman" w:hAnsi="Times New Roman" w:cs="Times New Roman"/>
@@ -3171,6 +3430,7 @@
               </w:rPr>
               <w:t>Код_клиента</w:t>
             </w:r>
+            <w:proofErr w:type="spellEnd"/>
           </w:p>
         </w:tc>
         <w:tc>
@@ -3240,6 +3500,7 @@
                 <w:szCs w:val="28"/>
               </w:rPr>
             </w:pPr>
+            <w:proofErr w:type="spellStart"/>
             <w:r>
               <w:rPr>
                 <w:rFonts w:ascii="Times New Roman" w:hAnsi="Times New Roman" w:cs="Times New Roman"/>
@@ -3248,6 +3509,7 @@
               </w:rPr>
               <w:t>Код_книги</w:t>
             </w:r>
+            <w:proofErr w:type="spellEnd"/>
           </w:p>
         </w:tc>
         <w:tc>
@@ -3317,6 +3579,7 @@
                 <w:szCs w:val="28"/>
               </w:rPr>
             </w:pPr>
+            <w:proofErr w:type="spellStart"/>
             <w:r>
               <w:rPr>
                 <w:rFonts w:ascii="Times New Roman" w:hAnsi="Times New Roman" w:cs="Times New Roman"/>
@@ -3325,6 +3588,7 @@
               </w:rPr>
               <w:t>Дата_заказа</w:t>
             </w:r>
+            <w:proofErr w:type="spellEnd"/>
           </w:p>
         </w:tc>
         <w:tc>
@@ -3697,6 +3961,7 @@
         </w:rPr>
         <w:t xml:space="preserve">СУБД </w:t>
       </w:r>
+      <w:proofErr w:type="spellStart"/>
       <w:r>
         <w:rPr>
           <w:rFonts w:ascii="Times New Roman" w:hAnsi="Times New Roman" w:cs="Times New Roman"/>
@@ -3706,6 +3971,7 @@
         </w:rPr>
         <w:t>Dbeaver</w:t>
       </w:r>
+      <w:proofErr w:type="spellEnd"/>
       <w:r>
         <w:rPr>
           <w:rFonts w:ascii="Times New Roman" w:hAnsi="Times New Roman" w:cs="Times New Roman"/>
@@ -3734,33 +4000,41 @@
           <w:szCs w:val="28"/>
         </w:rPr>
       </w:pPr>
-      <w:r>
-        <w:rPr>
-          <w:rFonts w:ascii="Times New Roman" w:hAnsi="Times New Roman" w:cs="Times New Roman"/>
-          <w:sz w:val="28"/>
-          <w:szCs w:val="28"/>
-        </w:rPr>
-        <w:t>DBeaver — это универсальная программная среда для работы с базами данных, представляющая собой полноценный клиент для управления, разработки и администрирования СУБД. Он относится к классу кроссплатформенных инструментов и работает на операционных системах Windows, Linux и macOS, что делает его удобным решением как для индивидуальных разработчиков, так и для командной работы. Программа построена на основе Java и использует технологию JDBC, благодаря чему поддерживает большое количество систем управления базами данных, включая PostgreSQL, MySQL, Oracle Database, SQLite и многие другие.</w:t>
-      </w:r>
-    </w:p>
-    <w:p>
-      <w:pPr>
-        <w:spacing w:after="0" w:line="360" w:lineRule="auto"/>
-        <w:ind w:firstLine="709"/>
-        <w:jc w:val="both"/>
-        <w:rPr>
-          <w:rFonts w:ascii="Times New Roman" w:hAnsi="Times New Roman" w:cs="Times New Roman"/>
-          <w:sz w:val="28"/>
-          <w:szCs w:val="28"/>
-        </w:rPr>
-      </w:pPr>
-      <w:r>
-        <w:rPr>
-          <w:rFonts w:ascii="Times New Roman" w:hAnsi="Times New Roman" w:cs="Times New Roman"/>
-          <w:sz w:val="28"/>
-          <w:szCs w:val="28"/>
-        </w:rPr>
-        <w:t xml:space="preserve">Основное назначение DBeaver заключается в обеспечении удобного взаимодействия пользователя с базой данных. С его помощью можно создавать и изменять структуру базы данных, выполнять SQL-запросы, просматривать и редактировать данные, а также анализировать связи между таблицами. Встроенный SQL-редактор предоставляет расширенные возможности для написания запросов: подсветку синтаксиса, автодополнение, форматирование </w:t>
+      <w:proofErr w:type="spellStart"/>
+      <w:r>
+        <w:rPr>
+          <w:rFonts w:ascii="Times New Roman" w:hAnsi="Times New Roman" w:cs="Times New Roman"/>
+          <w:sz w:val="28"/>
+          <w:szCs w:val="28"/>
+        </w:rPr>
+        <w:t>DBeaver</w:t>
+      </w:r>
+      <w:proofErr w:type="spellEnd"/>
+      <w:r>
+        <w:rPr>
+          <w:rFonts w:ascii="Times New Roman" w:hAnsi="Times New Roman" w:cs="Times New Roman"/>
+          <w:sz w:val="28"/>
+          <w:szCs w:val="28"/>
+        </w:rPr>
+        <w:t xml:space="preserve"> — это универсальная программная среда для работы с базами данных, представляющая собой полноценный клиент для управления, разработки и администрирования СУБД. Он относится к классу кроссплатформенных инструментов и работает на операционных системах Windows, Linux и </w:t>
+      </w:r>
+      <w:proofErr w:type="spellStart"/>
+      <w:r>
+        <w:rPr>
+          <w:rFonts w:ascii="Times New Roman" w:hAnsi="Times New Roman" w:cs="Times New Roman"/>
+          <w:sz w:val="28"/>
+          <w:szCs w:val="28"/>
+        </w:rPr>
+        <w:t>macOS</w:t>
+      </w:r>
+      <w:proofErr w:type="spellEnd"/>
+      <w:r>
+        <w:rPr>
+          <w:rFonts w:ascii="Times New Roman" w:hAnsi="Times New Roman" w:cs="Times New Roman"/>
+          <w:sz w:val="28"/>
+          <w:szCs w:val="28"/>
+        </w:rPr>
+        <w:t xml:space="preserve">, что делает его удобным решением как для индивидуальных разработчиков, так и для командной работы. Программа построена на основе Java и использует технологию JDBC, благодаря чему </w:t>
       </w:r>
       <w:r>
         <w:rPr>
@@ -3769,7 +4043,81 @@
           <w:szCs w:val="28"/>
         </w:rPr>
         <w:lastRenderedPageBreak/>
-        <w:t>кода и выполнение как отдельных команд, так и целых скриптов. Это существенно ускоряет процесс разработки и снижает вероятность ошибок.</w:t>
+        <w:t xml:space="preserve">поддерживает большое количество систем управления базами данных, включая </w:t>
+      </w:r>
+      <w:proofErr w:type="spellStart"/>
+      <w:r>
+        <w:rPr>
+          <w:rFonts w:ascii="Times New Roman" w:hAnsi="Times New Roman" w:cs="Times New Roman"/>
+          <w:sz w:val="28"/>
+          <w:szCs w:val="28"/>
+        </w:rPr>
+        <w:t>PostgreSQL</w:t>
+      </w:r>
+      <w:proofErr w:type="spellEnd"/>
+      <w:r>
+        <w:rPr>
+          <w:rFonts w:ascii="Times New Roman" w:hAnsi="Times New Roman" w:cs="Times New Roman"/>
+          <w:sz w:val="28"/>
+          <w:szCs w:val="28"/>
+        </w:rPr>
+        <w:t xml:space="preserve">, MySQL, Oracle Database, </w:t>
+      </w:r>
+      <w:proofErr w:type="spellStart"/>
+      <w:r>
+        <w:rPr>
+          <w:rFonts w:ascii="Times New Roman" w:hAnsi="Times New Roman" w:cs="Times New Roman"/>
+          <w:sz w:val="28"/>
+          <w:szCs w:val="28"/>
+        </w:rPr>
+        <w:t>SQLite</w:t>
+      </w:r>
+      <w:proofErr w:type="spellEnd"/>
+      <w:r>
+        <w:rPr>
+          <w:rFonts w:ascii="Times New Roman" w:hAnsi="Times New Roman" w:cs="Times New Roman"/>
+          <w:sz w:val="28"/>
+          <w:szCs w:val="28"/>
+        </w:rPr>
+        <w:t xml:space="preserve"> и многие другие.</w:t>
+      </w:r>
+    </w:p>
+    <w:p>
+      <w:pPr>
+        <w:spacing w:after="0" w:line="360" w:lineRule="auto"/>
+        <w:ind w:firstLine="709"/>
+        <w:jc w:val="both"/>
+        <w:rPr>
+          <w:rFonts w:ascii="Times New Roman" w:hAnsi="Times New Roman" w:cs="Times New Roman"/>
+          <w:sz w:val="28"/>
+          <w:szCs w:val="28"/>
+        </w:rPr>
+      </w:pPr>
+      <w:r>
+        <w:rPr>
+          <w:rFonts w:ascii="Times New Roman" w:hAnsi="Times New Roman" w:cs="Times New Roman"/>
+          <w:sz w:val="28"/>
+          <w:szCs w:val="28"/>
+        </w:rPr>
+        <w:t xml:space="preserve">Основное назначение </w:t>
+      </w:r>
+      <w:proofErr w:type="spellStart"/>
+      <w:r>
+        <w:rPr>
+          <w:rFonts w:ascii="Times New Roman" w:hAnsi="Times New Roman" w:cs="Times New Roman"/>
+          <w:sz w:val="28"/>
+          <w:szCs w:val="28"/>
+        </w:rPr>
+        <w:t>DBeaver</w:t>
+      </w:r>
+      <w:proofErr w:type="spellEnd"/>
+      <w:r>
+        <w:rPr>
+          <w:rFonts w:ascii="Times New Roman" w:hAnsi="Times New Roman" w:cs="Times New Roman"/>
+          <w:sz w:val="28"/>
+          <w:szCs w:val="28"/>
+        </w:rPr>
+        <w:t xml:space="preserve"> заключается в обеспечении удобного взаимодействия пользователя с базой данных. С его помощью можно создавать и изменять структуру базы данных, выполнять SQL-запросы, просматривать и редактировать данные, а также анализировать связи между таблицами. Встроенный SQL-редактор предоставляет расширенные возможности для написания запросов: подсветку синтаксиса, автодополнение, форматирование кода и выполнение как отдельных команд, так и целых скриптов. Это существенно ускоряет процесс разработки и снижает вероятность ошибок.</w:t>
       </w:r>
     </w:p>
     <w:p>
@@ -3846,7 +4194,24 @@
           <w:szCs w:val="22"/>
         </w:rPr>
         <w:br/>
-        <w:t>Код_книги INTEGER NOT NULL,</w:t>
+      </w:r>
+      <w:proofErr w:type="spellStart"/>
+      <w:r>
+        <w:rPr>
+          <w:rFonts w:ascii="Courier New" w:hAnsi="Courier New" w:cs="Courier New"/>
+          <w:sz w:val="22"/>
+          <w:szCs w:val="22"/>
+        </w:rPr>
+        <w:t>Код_книги</w:t>
+      </w:r>
+      <w:proofErr w:type="spellEnd"/>
+      <w:r>
+        <w:rPr>
+          <w:rFonts w:ascii="Courier New" w:hAnsi="Courier New" w:cs="Courier New"/>
+          <w:sz w:val="22"/>
+          <w:szCs w:val="22"/>
+        </w:rPr>
+        <w:t xml:space="preserve"> INTEGER NOT NULL,</w:t>
       </w:r>
       <w:r>
         <w:rPr>
@@ -3855,7 +4220,42 @@
           <w:szCs w:val="22"/>
         </w:rPr>
         <w:br/>
-        <w:t>Название_книги VARCHAR(255),</w:t>
+      </w:r>
+      <w:proofErr w:type="spellStart"/>
+      <w:r>
+        <w:rPr>
+          <w:rFonts w:ascii="Courier New" w:hAnsi="Courier New" w:cs="Courier New"/>
+          <w:sz w:val="22"/>
+          <w:szCs w:val="22"/>
+        </w:rPr>
+        <w:t>Название_книги</w:t>
+      </w:r>
+      <w:proofErr w:type="spellEnd"/>
+      <w:r>
+        <w:rPr>
+          <w:rFonts w:ascii="Courier New" w:hAnsi="Courier New" w:cs="Courier New"/>
+          <w:sz w:val="22"/>
+          <w:szCs w:val="22"/>
+        </w:rPr>
+        <w:t xml:space="preserve"> </w:t>
+      </w:r>
+      <w:proofErr w:type="gramStart"/>
+      <w:r>
+        <w:rPr>
+          <w:rFonts w:ascii="Courier New" w:hAnsi="Courier New" w:cs="Courier New"/>
+          <w:sz w:val="22"/>
+          <w:szCs w:val="22"/>
+        </w:rPr>
+        <w:t>VARCHAR(</w:t>
+      </w:r>
+      <w:proofErr w:type="gramEnd"/>
+      <w:r>
+        <w:rPr>
+          <w:rFonts w:ascii="Courier New" w:hAnsi="Courier New" w:cs="Courier New"/>
+          <w:sz w:val="22"/>
+          <w:szCs w:val="22"/>
+        </w:rPr>
+        <w:t>255),</w:t>
       </w:r>
       <w:r>
         <w:rPr>
@@ -3864,7 +4264,25 @@
           <w:szCs w:val="22"/>
         </w:rPr>
         <w:br/>
-        <w:t>Издательство VARCHAR(255),</w:t>
+        <w:t xml:space="preserve">Издательство </w:t>
+      </w:r>
+      <w:proofErr w:type="gramStart"/>
+      <w:r>
+        <w:rPr>
+          <w:rFonts w:ascii="Courier New" w:hAnsi="Courier New" w:cs="Courier New"/>
+          <w:sz w:val="22"/>
+          <w:szCs w:val="22"/>
+        </w:rPr>
+        <w:t>VARCHAR(</w:t>
+      </w:r>
+      <w:proofErr w:type="gramEnd"/>
+      <w:r>
+        <w:rPr>
+          <w:rFonts w:ascii="Courier New" w:hAnsi="Courier New" w:cs="Courier New"/>
+          <w:sz w:val="22"/>
+          <w:szCs w:val="22"/>
+        </w:rPr>
+        <w:t>255),</w:t>
       </w:r>
       <w:r>
         <w:rPr>
@@ -3873,7 +4291,25 @@
           <w:szCs w:val="22"/>
         </w:rPr>
         <w:br/>
-        <w:t>Автор VARCHAR(255),</w:t>
+        <w:t xml:space="preserve">Автор </w:t>
+      </w:r>
+      <w:proofErr w:type="gramStart"/>
+      <w:r>
+        <w:rPr>
+          <w:rFonts w:ascii="Courier New" w:hAnsi="Courier New" w:cs="Courier New"/>
+          <w:sz w:val="22"/>
+          <w:szCs w:val="22"/>
+        </w:rPr>
+        <w:t>VARCHAR(</w:t>
+      </w:r>
+      <w:proofErr w:type="gramEnd"/>
+      <w:r>
+        <w:rPr>
+          <w:rFonts w:ascii="Courier New" w:hAnsi="Courier New" w:cs="Courier New"/>
+          <w:sz w:val="22"/>
+          <w:szCs w:val="22"/>
+        </w:rPr>
+        <w:t>255),</w:t>
       </w:r>
       <w:r>
         <w:rPr>
@@ -3882,7 +4318,24 @@
           <w:szCs w:val="22"/>
         </w:rPr>
         <w:br/>
-        <w:t>Год_издания INTEGER,</w:t>
+      </w:r>
+      <w:proofErr w:type="spellStart"/>
+      <w:r>
+        <w:rPr>
+          <w:rFonts w:ascii="Courier New" w:hAnsi="Courier New" w:cs="Courier New"/>
+          <w:sz w:val="22"/>
+          <w:szCs w:val="22"/>
+        </w:rPr>
+        <w:t>Год_издания</w:t>
+      </w:r>
+      <w:proofErr w:type="spellEnd"/>
+      <w:r>
+        <w:rPr>
+          <w:rFonts w:ascii="Courier New" w:hAnsi="Courier New" w:cs="Courier New"/>
+          <w:sz w:val="22"/>
+          <w:szCs w:val="22"/>
+        </w:rPr>
+        <w:t xml:space="preserve"> INTEGER,</w:t>
       </w:r>
       <w:r>
         <w:rPr>
@@ -3900,7 +4353,25 @@
           <w:szCs w:val="22"/>
         </w:rPr>
         <w:br/>
-        <w:t>PRIMARY KEY (Код_книги)</w:t>
+        <w:t>PRIMARY KEY (</w:t>
+      </w:r>
+      <w:proofErr w:type="spellStart"/>
+      <w:r>
+        <w:rPr>
+          <w:rFonts w:ascii="Courier New" w:hAnsi="Courier New" w:cs="Courier New"/>
+          <w:sz w:val="22"/>
+          <w:szCs w:val="22"/>
+        </w:rPr>
+        <w:t>Код_книги</w:t>
+      </w:r>
+      <w:proofErr w:type="spellEnd"/>
+      <w:r>
+        <w:rPr>
+          <w:rFonts w:ascii="Courier New" w:hAnsi="Courier New" w:cs="Courier New"/>
+          <w:sz w:val="22"/>
+          <w:szCs w:val="22"/>
+        </w:rPr>
+        <w:t>)</w:t>
       </w:r>
       <w:r>
         <w:rPr>
@@ -4007,7 +4478,25 @@
           <w:sz w:val="28"/>
           <w:szCs w:val="28"/>
         </w:rPr>
-        <w:t>Таблица «ОптовыеКлиенты»</w:t>
+        <w:t>Таблица «</w:t>
+      </w:r>
+      <w:proofErr w:type="spellStart"/>
+      <w:r>
+        <w:rPr>
+          <w:rFonts w:ascii="Times New Roman" w:hAnsi="Times New Roman" w:cs="Times New Roman"/>
+          <w:sz w:val="28"/>
+          <w:szCs w:val="28"/>
+        </w:rPr>
+        <w:t>ОптовыеКлиенты</w:t>
+      </w:r>
+      <w:proofErr w:type="spellEnd"/>
+      <w:r>
+        <w:rPr>
+          <w:rFonts w:ascii="Times New Roman" w:hAnsi="Times New Roman" w:cs="Times New Roman"/>
+          <w:sz w:val="28"/>
+          <w:szCs w:val="28"/>
+        </w:rPr>
+        <w:t>»</w:t>
       </w:r>
     </w:p>
     <w:p>
@@ -4045,7 +4534,25 @@
           <w:sz w:val="22"/>
           <w:szCs w:val="22"/>
         </w:rPr>
-        <w:t>CREATE TABLE ОптовыеКлиенты (</w:t>
+        <w:t xml:space="preserve">CREATE TABLE </w:t>
+      </w:r>
+      <w:proofErr w:type="spellStart"/>
+      <w:r>
+        <w:rPr>
+          <w:rFonts w:ascii="Courier New" w:hAnsi="Courier New" w:cs="Courier New"/>
+          <w:sz w:val="22"/>
+          <w:szCs w:val="22"/>
+        </w:rPr>
+        <w:t>ОптовыеКлиенты</w:t>
+      </w:r>
+      <w:proofErr w:type="spellEnd"/>
+      <w:r>
+        <w:rPr>
+          <w:rFonts w:ascii="Courier New" w:hAnsi="Courier New" w:cs="Courier New"/>
+          <w:sz w:val="22"/>
+          <w:szCs w:val="22"/>
+        </w:rPr>
+        <w:t xml:space="preserve"> (</w:t>
       </w:r>
       <w:r>
         <w:rPr>
@@ -4054,7 +4561,24 @@
           <w:szCs w:val="22"/>
         </w:rPr>
         <w:br/>
-        <w:t>Код_клиента INTEGER NOT NULL,</w:t>
+      </w:r>
+      <w:proofErr w:type="spellStart"/>
+      <w:r>
+        <w:rPr>
+          <w:rFonts w:ascii="Courier New" w:hAnsi="Courier New" w:cs="Courier New"/>
+          <w:sz w:val="22"/>
+          <w:szCs w:val="22"/>
+        </w:rPr>
+        <w:t>Код_клиента</w:t>
+      </w:r>
+      <w:proofErr w:type="spellEnd"/>
+      <w:r>
+        <w:rPr>
+          <w:rFonts w:ascii="Courier New" w:hAnsi="Courier New" w:cs="Courier New"/>
+          <w:sz w:val="22"/>
+          <w:szCs w:val="22"/>
+        </w:rPr>
+        <w:t xml:space="preserve"> INTEGER NOT NULL,</w:t>
       </w:r>
       <w:r>
         <w:rPr>
@@ -4063,7 +4587,42 @@
           <w:szCs w:val="22"/>
         </w:rPr>
         <w:br/>
-        <w:t>Фирма_производитель VARCHAR(255),</w:t>
+      </w:r>
+      <w:proofErr w:type="spellStart"/>
+      <w:r>
+        <w:rPr>
+          <w:rFonts w:ascii="Courier New" w:hAnsi="Courier New" w:cs="Courier New"/>
+          <w:sz w:val="22"/>
+          <w:szCs w:val="22"/>
+        </w:rPr>
+        <w:t>Фирма_производитель</w:t>
+      </w:r>
+      <w:proofErr w:type="spellEnd"/>
+      <w:r>
+        <w:rPr>
+          <w:rFonts w:ascii="Courier New" w:hAnsi="Courier New" w:cs="Courier New"/>
+          <w:sz w:val="22"/>
+          <w:szCs w:val="22"/>
+        </w:rPr>
+        <w:t xml:space="preserve"> </w:t>
+      </w:r>
+      <w:proofErr w:type="gramStart"/>
+      <w:r>
+        <w:rPr>
+          <w:rFonts w:ascii="Courier New" w:hAnsi="Courier New" w:cs="Courier New"/>
+          <w:sz w:val="22"/>
+          <w:szCs w:val="22"/>
+        </w:rPr>
+        <w:t>VARCHAR(</w:t>
+      </w:r>
+      <w:proofErr w:type="gramEnd"/>
+      <w:r>
+        <w:rPr>
+          <w:rFonts w:ascii="Courier New" w:hAnsi="Courier New" w:cs="Courier New"/>
+          <w:sz w:val="22"/>
+          <w:szCs w:val="22"/>
+        </w:rPr>
+        <w:t>255),</w:t>
       </w:r>
       <w:r>
         <w:rPr>
@@ -4072,7 +4631,25 @@
           <w:szCs w:val="22"/>
         </w:rPr>
         <w:br/>
-        <w:t>Город VARCHAR(45),</w:t>
+        <w:t xml:space="preserve">Город </w:t>
+      </w:r>
+      <w:proofErr w:type="gramStart"/>
+      <w:r>
+        <w:rPr>
+          <w:rFonts w:ascii="Courier New" w:hAnsi="Courier New" w:cs="Courier New"/>
+          <w:sz w:val="22"/>
+          <w:szCs w:val="22"/>
+        </w:rPr>
+        <w:t>VARCHAR(</w:t>
+      </w:r>
+      <w:proofErr w:type="gramEnd"/>
+      <w:r>
+        <w:rPr>
+          <w:rFonts w:ascii="Courier New" w:hAnsi="Courier New" w:cs="Courier New"/>
+          <w:sz w:val="22"/>
+          <w:szCs w:val="22"/>
+        </w:rPr>
+        <w:t>45),</w:t>
       </w:r>
       <w:r>
         <w:rPr>
@@ -4081,7 +4658,25 @@
           <w:szCs w:val="22"/>
         </w:rPr>
         <w:br/>
-        <w:t>PRIMARY KEY (Код_клиента)</w:t>
+        <w:t>PRIMARY KEY (</w:t>
+      </w:r>
+      <w:proofErr w:type="spellStart"/>
+      <w:r>
+        <w:rPr>
+          <w:rFonts w:ascii="Courier New" w:hAnsi="Courier New" w:cs="Courier New"/>
+          <w:sz w:val="22"/>
+          <w:szCs w:val="22"/>
+        </w:rPr>
+        <w:t>Код_клиента</w:t>
+      </w:r>
+      <w:proofErr w:type="spellEnd"/>
+      <w:r>
+        <w:rPr>
+          <w:rFonts w:ascii="Courier New" w:hAnsi="Courier New" w:cs="Courier New"/>
+          <w:sz w:val="22"/>
+          <w:szCs w:val="22"/>
+        </w:rPr>
+        <w:t>)</w:t>
       </w:r>
       <w:r>
         <w:rPr>
@@ -4105,6 +4700,7 @@
         <w:rPr>
           <w:rFonts w:ascii="Times New Roman" w:hAnsi="Times New Roman" w:cs="Times New Roman"/>
         </w:rPr>
+        <w:lastRenderedPageBreak/>
         <w:drawing>
           <wp:inline distT="0" distB="0" distL="0" distR="0" wp14:anchorId="34C39C60" wp14:editId="4F52DDB3">
             <wp:extent cx="4778154" cy="2156647"/>
@@ -4148,6 +4744,7 @@
         <w:jc w:val="center"/>
         <w:rPr>
           <w:rFonts w:ascii="Times New Roman" w:hAnsi="Times New Roman" w:cs="Times New Roman"/>
+          <w:lang w:val="en-US"/>
         </w:rPr>
       </w:pPr>
     </w:p>
@@ -4157,24 +4754,7 @@
         <w:jc w:val="center"/>
         <w:rPr>
           <w:rFonts w:ascii="Times New Roman" w:hAnsi="Times New Roman" w:cs="Times New Roman"/>
-        </w:rPr>
-      </w:pPr>
-    </w:p>
-    <w:p>
-      <w:pPr>
-        <w:spacing w:after="0" w:line="240" w:lineRule="auto"/>
-        <w:jc w:val="center"/>
-        <w:rPr>
-          <w:rFonts w:ascii="Times New Roman" w:hAnsi="Times New Roman" w:cs="Times New Roman"/>
-        </w:rPr>
-      </w:pPr>
-    </w:p>
-    <w:p>
-      <w:pPr>
-        <w:spacing w:after="0" w:line="240" w:lineRule="auto"/>
-        <w:jc w:val="center"/>
-        <w:rPr>
-          <w:rFonts w:ascii="Times New Roman" w:hAnsi="Times New Roman" w:cs="Times New Roman"/>
+          <w:lang w:val="en-US"/>
         </w:rPr>
       </w:pPr>
     </w:p>
@@ -4224,6 +4804,7 @@
           <w:rFonts w:ascii="Courier New" w:hAnsi="Courier New" w:cs="Courier New"/>
           <w:sz w:val="22"/>
           <w:szCs w:val="22"/>
+          <w:lang w:val="en-US"/>
         </w:rPr>
       </w:pPr>
       <w:r>
@@ -4241,7 +4822,24 @@
           <w:szCs w:val="22"/>
         </w:rPr>
         <w:br/>
-        <w:t>Номер_заказа INTEGER PRIMARY KEY AUTOINCREMENT,</w:t>
+      </w:r>
+      <w:proofErr w:type="spellStart"/>
+      <w:r>
+        <w:rPr>
+          <w:rFonts w:ascii="Courier New" w:hAnsi="Courier New" w:cs="Courier New"/>
+          <w:sz w:val="22"/>
+          <w:szCs w:val="22"/>
+        </w:rPr>
+        <w:t>Номер_заказа</w:t>
+      </w:r>
+      <w:proofErr w:type="spellEnd"/>
+      <w:r>
+        <w:rPr>
+          <w:rFonts w:ascii="Courier New" w:hAnsi="Courier New" w:cs="Courier New"/>
+          <w:sz w:val="22"/>
+          <w:szCs w:val="22"/>
+        </w:rPr>
+        <w:t xml:space="preserve"> INTEGER PRIMARY KEY AUTOINCREMENT,</w:t>
       </w:r>
       <w:r>
         <w:rPr>
@@ -4250,7 +4848,24 @@
           <w:szCs w:val="22"/>
         </w:rPr>
         <w:br/>
-        <w:t>ОптовыеКлиенты_Код_клиента INTEGER NOT NULL,</w:t>
+      </w:r>
+      <w:proofErr w:type="spellStart"/>
+      <w:r>
+        <w:rPr>
+          <w:rFonts w:ascii="Courier New" w:hAnsi="Courier New" w:cs="Courier New"/>
+          <w:sz w:val="22"/>
+          <w:szCs w:val="22"/>
+        </w:rPr>
+        <w:t>ОптовыеКлиенты_Код_клиента</w:t>
+      </w:r>
+      <w:proofErr w:type="spellEnd"/>
+      <w:r>
+        <w:rPr>
+          <w:rFonts w:ascii="Courier New" w:hAnsi="Courier New" w:cs="Courier New"/>
+          <w:sz w:val="22"/>
+          <w:szCs w:val="22"/>
+        </w:rPr>
+        <w:t xml:space="preserve"> INTEGER NOT NULL,</w:t>
       </w:r>
       <w:r>
         <w:rPr>
@@ -4259,7 +4874,24 @@
           <w:szCs w:val="22"/>
         </w:rPr>
         <w:br/>
-        <w:t>Книги_Код_книги INTEGER NOT NULL,</w:t>
+      </w:r>
+      <w:proofErr w:type="spellStart"/>
+      <w:r>
+        <w:rPr>
+          <w:rFonts w:ascii="Courier New" w:hAnsi="Courier New" w:cs="Courier New"/>
+          <w:sz w:val="22"/>
+          <w:szCs w:val="22"/>
+        </w:rPr>
+        <w:t>Книги_Код_книги</w:t>
+      </w:r>
+      <w:proofErr w:type="spellEnd"/>
+      <w:r>
+        <w:rPr>
+          <w:rFonts w:ascii="Courier New" w:hAnsi="Courier New" w:cs="Courier New"/>
+          <w:sz w:val="22"/>
+          <w:szCs w:val="22"/>
+        </w:rPr>
+        <w:t xml:space="preserve"> INTEGER NOT NULL,</w:t>
       </w:r>
       <w:r>
         <w:rPr>
@@ -4268,7 +4900,24 @@
           <w:szCs w:val="22"/>
         </w:rPr>
         <w:br/>
-        <w:t>Дата_заказа DATE,</w:t>
+      </w:r>
+      <w:proofErr w:type="spellStart"/>
+      <w:r>
+        <w:rPr>
+          <w:rFonts w:ascii="Courier New" w:hAnsi="Courier New" w:cs="Courier New"/>
+          <w:sz w:val="22"/>
+          <w:szCs w:val="22"/>
+        </w:rPr>
+        <w:t>Дата_заказа</w:t>
+      </w:r>
+      <w:proofErr w:type="spellEnd"/>
+      <w:r>
+        <w:rPr>
+          <w:rFonts w:ascii="Courier New" w:hAnsi="Courier New" w:cs="Courier New"/>
+          <w:sz w:val="22"/>
+          <w:szCs w:val="22"/>
+        </w:rPr>
+        <w:t xml:space="preserve"> DATE,</w:t>
       </w:r>
       <w:r>
         <w:rPr>
@@ -4286,7 +4935,25 @@
           <w:szCs w:val="22"/>
         </w:rPr>
         <w:br/>
-        <w:t>Скидка DECIMAL(5,2),</w:t>
+        <w:t xml:space="preserve">Скидка </w:t>
+      </w:r>
+      <w:proofErr w:type="gramStart"/>
+      <w:r>
+        <w:rPr>
+          <w:rFonts w:ascii="Courier New" w:hAnsi="Courier New" w:cs="Courier New"/>
+          <w:sz w:val="22"/>
+          <w:szCs w:val="22"/>
+        </w:rPr>
+        <w:t>DECIMAL(</w:t>
+      </w:r>
+      <w:proofErr w:type="gramEnd"/>
+      <w:r>
+        <w:rPr>
+          <w:rFonts w:ascii="Courier New" w:hAnsi="Courier New" w:cs="Courier New"/>
+          <w:sz w:val="22"/>
+          <w:szCs w:val="22"/>
+        </w:rPr>
+        <w:t>5,2),</w:t>
       </w:r>
       <w:r>
         <w:rPr>
@@ -4295,7 +4962,25 @@
           <w:szCs w:val="22"/>
         </w:rPr>
         <w:br/>
-        <w:t>FOREIGN KEY (Книги_Код_книги)</w:t>
+        <w:t>FOREIGN KEY (</w:t>
+      </w:r>
+      <w:proofErr w:type="spellStart"/>
+      <w:r>
+        <w:rPr>
+          <w:rFonts w:ascii="Courier New" w:hAnsi="Courier New" w:cs="Courier New"/>
+          <w:sz w:val="22"/>
+          <w:szCs w:val="22"/>
+        </w:rPr>
+        <w:t>Книги_Код_книги</w:t>
+      </w:r>
+      <w:proofErr w:type="spellEnd"/>
+      <w:r>
+        <w:rPr>
+          <w:rFonts w:ascii="Courier New" w:hAnsi="Courier New" w:cs="Courier New"/>
+          <w:sz w:val="22"/>
+          <w:szCs w:val="22"/>
+        </w:rPr>
+        <w:t>)</w:t>
       </w:r>
       <w:r>
         <w:rPr>
@@ -4304,7 +4989,25 @@
           <w:szCs w:val="22"/>
         </w:rPr>
         <w:br/>
-        <w:t>REFERENCES Книги (Код_книги),</w:t>
+        <w:t>REFERENCES Книги (</w:t>
+      </w:r>
+      <w:proofErr w:type="spellStart"/>
+      <w:r>
+        <w:rPr>
+          <w:rFonts w:ascii="Courier New" w:hAnsi="Courier New" w:cs="Courier New"/>
+          <w:sz w:val="22"/>
+          <w:szCs w:val="22"/>
+        </w:rPr>
+        <w:t>Код_книги</w:t>
+      </w:r>
+      <w:proofErr w:type="spellEnd"/>
+      <w:r>
+        <w:rPr>
+          <w:rFonts w:ascii="Courier New" w:hAnsi="Courier New" w:cs="Courier New"/>
+          <w:sz w:val="22"/>
+          <w:szCs w:val="22"/>
+        </w:rPr>
+        <w:t>),</w:t>
       </w:r>
       <w:r>
         <w:rPr>
@@ -4313,7 +5016,25 @@
           <w:szCs w:val="22"/>
         </w:rPr>
         <w:br/>
-        <w:t>FOREIGN KEY (ОптовыеКлиенты_Код_клиента)</w:t>
+        <w:t>FOREIGN KEY (</w:t>
+      </w:r>
+      <w:proofErr w:type="spellStart"/>
+      <w:r>
+        <w:rPr>
+          <w:rFonts w:ascii="Courier New" w:hAnsi="Courier New" w:cs="Courier New"/>
+          <w:sz w:val="22"/>
+          <w:szCs w:val="22"/>
+        </w:rPr>
+        <w:t>ОптовыеКлиенты_Код_клиента</w:t>
+      </w:r>
+      <w:proofErr w:type="spellEnd"/>
+      <w:r>
+        <w:rPr>
+          <w:rFonts w:ascii="Courier New" w:hAnsi="Courier New" w:cs="Courier New"/>
+          <w:sz w:val="22"/>
+          <w:szCs w:val="22"/>
+        </w:rPr>
+        <w:t>)</w:t>
       </w:r>
       <w:r>
         <w:rPr>
@@ -4322,7 +5043,43 @@
           <w:szCs w:val="22"/>
         </w:rPr>
         <w:br/>
-        <w:t>REFERENCES ОптовыеКлиенты (Код_клиента)</w:t>
+        <w:t xml:space="preserve">REFERENCES </w:t>
+      </w:r>
+      <w:proofErr w:type="spellStart"/>
+      <w:r>
+        <w:rPr>
+          <w:rFonts w:ascii="Courier New" w:hAnsi="Courier New" w:cs="Courier New"/>
+          <w:sz w:val="22"/>
+          <w:szCs w:val="22"/>
+        </w:rPr>
+        <w:t>ОптовыеКлиенты</w:t>
+      </w:r>
+      <w:proofErr w:type="spellEnd"/>
+      <w:r>
+        <w:rPr>
+          <w:rFonts w:ascii="Courier New" w:hAnsi="Courier New" w:cs="Courier New"/>
+          <w:sz w:val="22"/>
+          <w:szCs w:val="22"/>
+        </w:rPr>
+        <w:t xml:space="preserve"> (</w:t>
+      </w:r>
+      <w:proofErr w:type="spellStart"/>
+      <w:r>
+        <w:rPr>
+          <w:rFonts w:ascii="Courier New" w:hAnsi="Courier New" w:cs="Courier New"/>
+          <w:sz w:val="22"/>
+          <w:szCs w:val="22"/>
+        </w:rPr>
+        <w:t>Код_клиента</w:t>
+      </w:r>
+      <w:proofErr w:type="spellEnd"/>
+      <w:r>
+        <w:rPr>
+          <w:rFonts w:ascii="Courier New" w:hAnsi="Courier New" w:cs="Courier New"/>
+          <w:sz w:val="22"/>
+          <w:szCs w:val="22"/>
+        </w:rPr>
+        <w:t>)</w:t>
       </w:r>
       <w:r>
         <w:rPr>
@@ -4333,6 +5090,30 @@
         <w:br/>
         <w:t>);</w:t>
       </w:r>
+    </w:p>
+    <w:p>
+      <w:pPr>
+        <w:spacing w:after="0" w:line="360" w:lineRule="auto"/>
+        <w:ind w:left="708" w:firstLine="1"/>
+        <w:rPr>
+          <w:rFonts w:ascii="Courier New" w:hAnsi="Courier New" w:cs="Courier New"/>
+          <w:sz w:val="22"/>
+          <w:szCs w:val="22"/>
+          <w:lang w:val="en-US"/>
+        </w:rPr>
+      </w:pPr>
+    </w:p>
+    <w:p>
+      <w:pPr>
+        <w:spacing w:after="0" w:line="360" w:lineRule="auto"/>
+        <w:ind w:left="708" w:firstLine="1"/>
+        <w:rPr>
+          <w:rFonts w:ascii="Courier New" w:hAnsi="Courier New" w:cs="Courier New"/>
+          <w:sz w:val="22"/>
+          <w:szCs w:val="22"/>
+          <w:lang w:val="en-US"/>
+        </w:rPr>
+      </w:pPr>
     </w:p>
     <w:p>
       <w:pPr>
@@ -4395,6 +5176,43 @@
           <w:rFonts w:ascii="Times New Roman" w:hAnsi="Times New Roman" w:cs="Times New Roman"/>
           <w:sz w:val="28"/>
           <w:szCs w:val="28"/>
+          <w:lang w:val="en-US"/>
+        </w:rPr>
+      </w:pPr>
+    </w:p>
+    <w:p>
+      <w:pPr>
+        <w:spacing w:after="0" w:line="360" w:lineRule="auto"/>
+        <w:jc w:val="center"/>
+        <w:rPr>
+          <w:rFonts w:ascii="Times New Roman" w:hAnsi="Times New Roman" w:cs="Times New Roman"/>
+          <w:sz w:val="28"/>
+          <w:szCs w:val="28"/>
+          <w:lang w:val="en-US"/>
+        </w:rPr>
+      </w:pPr>
+    </w:p>
+    <w:p>
+      <w:pPr>
+        <w:spacing w:after="0" w:line="360" w:lineRule="auto"/>
+        <w:jc w:val="center"/>
+        <w:rPr>
+          <w:rFonts w:ascii="Times New Roman" w:hAnsi="Times New Roman" w:cs="Times New Roman"/>
+          <w:sz w:val="28"/>
+          <w:szCs w:val="28"/>
+          <w:lang w:val="en-US"/>
+        </w:rPr>
+      </w:pPr>
+    </w:p>
+    <w:p>
+      <w:pPr>
+        <w:spacing w:after="0" w:line="360" w:lineRule="auto"/>
+        <w:jc w:val="center"/>
+        <w:rPr>
+          <w:rFonts w:ascii="Times New Roman" w:hAnsi="Times New Roman" w:cs="Times New Roman"/>
+          <w:sz w:val="28"/>
+          <w:szCs w:val="28"/>
+          <w:lang w:val="en-US"/>
         </w:rPr>
       </w:pPr>
     </w:p>
@@ -4419,6 +5237,7 @@
           <w:sz w:val="28"/>
           <w:szCs w:val="28"/>
         </w:rPr>
+        <w:lastRenderedPageBreak/>
         <w:t>Простые запросы</w:t>
       </w:r>
     </w:p>
@@ -4460,7 +5279,21 @@
         <w:rPr>
           <w:rFonts w:ascii="Courier New" w:hAnsi="Courier New" w:cs="Courier New"/>
         </w:rPr>
-        <w:t>SELECT Фирма_производитель, Город</w:t>
+        <w:t xml:space="preserve">SELECT </w:t>
+      </w:r>
+      <w:proofErr w:type="spellStart"/>
+      <w:r>
+        <w:rPr>
+          <w:rFonts w:ascii="Courier New" w:hAnsi="Courier New" w:cs="Courier New"/>
+        </w:rPr>
+        <w:t>Фирма_производитель</w:t>
+      </w:r>
+      <w:proofErr w:type="spellEnd"/>
+      <w:r>
+        <w:rPr>
+          <w:rFonts w:ascii="Courier New" w:hAnsi="Courier New" w:cs="Courier New"/>
+        </w:rPr>
+        <w:t>, Город</w:t>
       </w:r>
     </w:p>
     <w:p>
@@ -4478,7 +5311,21 @@
         <w:rPr>
           <w:rFonts w:ascii="Courier New" w:hAnsi="Courier New" w:cs="Courier New"/>
         </w:rPr>
-        <w:t>FROM ОптовыеКлиенты;</w:t>
+        <w:t xml:space="preserve">FROM </w:t>
+      </w:r>
+      <w:proofErr w:type="spellStart"/>
+      <w:r>
+        <w:rPr>
+          <w:rFonts w:ascii="Courier New" w:hAnsi="Courier New" w:cs="Courier New"/>
+        </w:rPr>
+        <w:t>ОптовыеКлиенты</w:t>
+      </w:r>
+      <w:proofErr w:type="spellEnd"/>
+      <w:r>
+        <w:rPr>
+          <w:rFonts w:ascii="Courier New" w:hAnsi="Courier New" w:cs="Courier New"/>
+        </w:rPr>
+        <w:t>;</w:t>
       </w:r>
     </w:p>
     <w:p>
@@ -4578,7 +5425,6 @@
           <w:sz w:val="28"/>
           <w:szCs w:val="28"/>
         </w:rPr>
-        <w:lastRenderedPageBreak/>
         <w:t>Вывести название книги, автора и год издания книги</w:t>
       </w:r>
     </w:p>
@@ -4600,8 +5446,36 @@
           <w:sz w:val="22"/>
           <w:szCs w:val="22"/>
         </w:rPr>
-        <w:t>SELECT Название_книги, Автор, Год_издания</w:t>
-      </w:r>
+        <w:t xml:space="preserve">SELECT </w:t>
+      </w:r>
+      <w:proofErr w:type="spellStart"/>
+      <w:r>
+        <w:rPr>
+          <w:rFonts w:ascii="Courier New" w:hAnsi="Courier New" w:cs="Courier New"/>
+          <w:sz w:val="22"/>
+          <w:szCs w:val="22"/>
+        </w:rPr>
+        <w:t>Название_книги</w:t>
+      </w:r>
+      <w:proofErr w:type="spellEnd"/>
+      <w:r>
+        <w:rPr>
+          <w:rFonts w:ascii="Courier New" w:hAnsi="Courier New" w:cs="Courier New"/>
+          <w:sz w:val="22"/>
+          <w:szCs w:val="22"/>
+        </w:rPr>
+        <w:t xml:space="preserve">, Автор, </w:t>
+      </w:r>
+      <w:proofErr w:type="spellStart"/>
+      <w:r>
+        <w:rPr>
+          <w:rFonts w:ascii="Courier New" w:hAnsi="Courier New" w:cs="Courier New"/>
+          <w:sz w:val="22"/>
+          <w:szCs w:val="22"/>
+        </w:rPr>
+        <w:t>Год_издания</w:t>
+      </w:r>
+      <w:proofErr w:type="spellEnd"/>
       <w:r>
         <w:rPr>
           <w:rFonts w:ascii="Courier New" w:hAnsi="Courier New" w:cs="Courier New"/>
@@ -4646,8 +5520,8 @@
           <w:lang w:val="en-US"/>
         </w:rPr>
         <w:drawing>
-          <wp:inline distT="0" distB="0" distL="0" distR="0" wp14:anchorId="6D3132BC" wp14:editId="13745AD9">
-            <wp:extent cx="4099915" cy="2141406"/>
+          <wp:inline distT="0" distB="0" distL="0" distR="0" wp14:anchorId="6D3132BC" wp14:editId="1CE8A1B6">
+            <wp:extent cx="3543300" cy="1850683"/>
             <wp:effectExtent l="0" t="0" r="0" b="0"/>
             <wp:docPr id="1885539500" name="Рисунок 1"/>
             <wp:cNvGraphicFramePr>
@@ -4669,7 +5543,7 @@
                   <pic:spPr>
                     <a:xfrm>
                       <a:off x="0" y="0"/>
-                      <a:ext cx="4099915" cy="2141406"/>
+                      <a:ext cx="3549102" cy="1853713"/>
                     </a:xfrm>
                     <a:prstGeom prst="rect">
                       <a:avLst/>
@@ -4734,7 +5608,25 @@
           <w:sz w:val="22"/>
           <w:szCs w:val="22"/>
         </w:rPr>
-        <w:t>SELECT Дата_заказа, Количество, Скидка</w:t>
+        <w:t xml:space="preserve">SELECT </w:t>
+      </w:r>
+      <w:proofErr w:type="spellStart"/>
+      <w:r>
+        <w:rPr>
+          <w:rFonts w:ascii="Courier New" w:hAnsi="Courier New" w:cs="Courier New"/>
+          <w:sz w:val="22"/>
+          <w:szCs w:val="22"/>
+        </w:rPr>
+        <w:t>Дата_заказа</w:t>
+      </w:r>
+      <w:proofErr w:type="spellEnd"/>
+      <w:r>
+        <w:rPr>
+          <w:rFonts w:ascii="Courier New" w:hAnsi="Courier New" w:cs="Courier New"/>
+          <w:sz w:val="22"/>
+          <w:szCs w:val="22"/>
+        </w:rPr>
+        <w:t>, Количество, Скидка</w:t>
       </w:r>
       <w:r>
         <w:rPr>
@@ -4776,9 +5668,9 @@
           <w:lang w:val="en-US"/>
         </w:rPr>
         <w:drawing>
-          <wp:inline distT="0" distB="0" distL="0" distR="0" wp14:anchorId="627B1B48" wp14:editId="27D28AD3">
-            <wp:extent cx="3703641" cy="2149026"/>
-            <wp:effectExtent l="0" t="0" r="0" b="3810"/>
+          <wp:inline distT="0" distB="0" distL="0" distR="0" wp14:anchorId="627B1B48" wp14:editId="68A33AED">
+            <wp:extent cx="2849880" cy="1653635"/>
+            <wp:effectExtent l="0" t="0" r="7620" b="3810"/>
             <wp:docPr id="467009478" name="Рисунок 1"/>
             <wp:cNvGraphicFramePr>
               <a:graphicFrameLocks xmlns:a="http://schemas.openxmlformats.org/drawingml/2006/main" noChangeAspect="1"/>
@@ -4799,7 +5691,7 @@
                   <pic:spPr>
                     <a:xfrm>
                       <a:off x="0" y="0"/>
-                      <a:ext cx="3703641" cy="2149026"/>
+                      <a:ext cx="2855261" cy="1656757"/>
                     </a:xfrm>
                     <a:prstGeom prst="rect">
                       <a:avLst/>
@@ -4814,17 +5706,6 @@
     </w:p>
     <w:p>
       <w:pPr>
-        <w:spacing w:line="240" w:lineRule="auto"/>
-        <w:jc w:val="center"/>
-        <w:rPr>
-          <w:rFonts w:ascii="Courier New" w:hAnsi="Courier New" w:cs="Courier New"/>
-          <w:sz w:val="22"/>
-          <w:szCs w:val="22"/>
-        </w:rPr>
-      </w:pPr>
-    </w:p>
-    <w:p>
-      <w:pPr>
         <w:pStyle w:val="a7"/>
         <w:numPr>
           <w:ilvl w:val="0"/>
@@ -4843,6 +5724,7 @@
           <w:sz w:val="28"/>
           <w:szCs w:val="28"/>
         </w:rPr>
+        <w:lastRenderedPageBreak/>
         <w:t xml:space="preserve">Вывести книги, год издания которых начинается с </w:t>
       </w:r>
       <w:r>
@@ -4931,8 +5813,19 @@
           <w:szCs w:val="22"/>
           <w:lang w:val="en-US"/>
         </w:rPr>
-        <w:t xml:space="preserve"> LIKE '1869%';</w:t>
-      </w:r>
+        <w:t xml:space="preserve"> LIKE '1869%</w:t>
+      </w:r>
+      <w:proofErr w:type="gramStart"/>
+      <w:r>
+        <w:rPr>
+          <w:rFonts w:ascii="Courier New" w:hAnsi="Courier New" w:cs="Courier New"/>
+          <w:sz w:val="22"/>
+          <w:szCs w:val="22"/>
+          <w:lang w:val="en-US"/>
+        </w:rPr>
+        <w:t>';</w:t>
+      </w:r>
+      <w:proofErr w:type="gramEnd"/>
     </w:p>
     <w:p>
       <w:pPr>
@@ -5016,23 +5909,6 @@
     </w:p>
     <w:p>
       <w:pPr>
-        <w:rPr>
-          <w:rFonts w:ascii="Courier New" w:hAnsi="Courier New" w:cs="Courier New"/>
-          <w:sz w:val="22"/>
-          <w:szCs w:val="22"/>
-        </w:rPr>
-      </w:pPr>
-      <w:r>
-        <w:rPr>
-          <w:rFonts w:ascii="Courier New" w:hAnsi="Courier New" w:cs="Courier New"/>
-          <w:sz w:val="22"/>
-          <w:szCs w:val="22"/>
-        </w:rPr>
-        <w:br w:type="page"/>
-      </w:r>
-    </w:p>
-    <w:p>
-      <w:pPr>
         <w:pStyle w:val="a7"/>
         <w:numPr>
           <w:ilvl w:val="0"/>
@@ -5052,7 +5928,6 @@
           <w:sz w:val="28"/>
           <w:szCs w:val="28"/>
         </w:rPr>
-        <w:lastRenderedPageBreak/>
         <w:t>Вывести все книги, написанные Толстым</w:t>
       </w:r>
     </w:p>
@@ -5272,8 +6147,36 @@
           <w:sz w:val="22"/>
           <w:szCs w:val="22"/>
         </w:rPr>
-        <w:t>SELECT DISTINCT о.Фирма_производитель, о.Город</w:t>
-      </w:r>
+        <w:t xml:space="preserve">SELECT DISTINCT </w:t>
+      </w:r>
+      <w:proofErr w:type="spellStart"/>
+      <w:r>
+        <w:rPr>
+          <w:rFonts w:ascii="Courier New" w:hAnsi="Courier New" w:cs="Courier New"/>
+          <w:sz w:val="22"/>
+          <w:szCs w:val="22"/>
+        </w:rPr>
+        <w:t>о.Фирма_производитель</w:t>
+      </w:r>
+      <w:proofErr w:type="spellEnd"/>
+      <w:r>
+        <w:rPr>
+          <w:rFonts w:ascii="Courier New" w:hAnsi="Courier New" w:cs="Courier New"/>
+          <w:sz w:val="22"/>
+          <w:szCs w:val="22"/>
+        </w:rPr>
+        <w:t xml:space="preserve">, </w:t>
+      </w:r>
+      <w:proofErr w:type="spellStart"/>
+      <w:r>
+        <w:rPr>
+          <w:rFonts w:ascii="Courier New" w:hAnsi="Courier New" w:cs="Courier New"/>
+          <w:sz w:val="22"/>
+          <w:szCs w:val="22"/>
+        </w:rPr>
+        <w:t>о.Город</w:t>
+      </w:r>
+      <w:proofErr w:type="spellEnd"/>
     </w:p>
     <w:p>
       <w:pPr>
@@ -5293,7 +6196,25 @@
           <w:sz w:val="22"/>
           <w:szCs w:val="22"/>
         </w:rPr>
-        <w:t>FROM ОптовыеКлиенты о</w:t>
+        <w:t xml:space="preserve">FROM </w:t>
+      </w:r>
+      <w:proofErr w:type="spellStart"/>
+      <w:r>
+        <w:rPr>
+          <w:rFonts w:ascii="Courier New" w:hAnsi="Courier New" w:cs="Courier New"/>
+          <w:sz w:val="22"/>
+          <w:szCs w:val="22"/>
+        </w:rPr>
+        <w:t>ОптовыеКлиенты</w:t>
+      </w:r>
+      <w:proofErr w:type="spellEnd"/>
+      <w:r>
+        <w:rPr>
+          <w:rFonts w:ascii="Courier New" w:hAnsi="Courier New" w:cs="Courier New"/>
+          <w:sz w:val="22"/>
+          <w:szCs w:val="22"/>
+        </w:rPr>
+        <w:t xml:space="preserve"> о</w:t>
       </w:r>
     </w:p>
     <w:p>
@@ -5314,8 +6235,36 @@
           <w:sz w:val="22"/>
           <w:szCs w:val="22"/>
         </w:rPr>
-        <w:t>JOIN Заказы з ON о.Код_клиента = з.ОптовыеКлиенты_Код_клиента</w:t>
-      </w:r>
+        <w:t xml:space="preserve">JOIN Заказы з ON </w:t>
+      </w:r>
+      <w:proofErr w:type="spellStart"/>
+      <w:r>
+        <w:rPr>
+          <w:rFonts w:ascii="Courier New" w:hAnsi="Courier New" w:cs="Courier New"/>
+          <w:sz w:val="22"/>
+          <w:szCs w:val="22"/>
+        </w:rPr>
+        <w:t>о.Код_клиента</w:t>
+      </w:r>
+      <w:proofErr w:type="spellEnd"/>
+      <w:r>
+        <w:rPr>
+          <w:rFonts w:ascii="Courier New" w:hAnsi="Courier New" w:cs="Courier New"/>
+          <w:sz w:val="22"/>
+          <w:szCs w:val="22"/>
+        </w:rPr>
+        <w:t xml:space="preserve"> = </w:t>
+      </w:r>
+      <w:proofErr w:type="spellStart"/>
+      <w:r>
+        <w:rPr>
+          <w:rFonts w:ascii="Courier New" w:hAnsi="Courier New" w:cs="Courier New"/>
+          <w:sz w:val="22"/>
+          <w:szCs w:val="22"/>
+        </w:rPr>
+        <w:t>з.ОптовыеКлиенты_Код_клиента</w:t>
+      </w:r>
+      <w:proofErr w:type="spellEnd"/>
     </w:p>
     <w:p>
       <w:pPr>
@@ -5445,8 +6394,19 @@
           <w:szCs w:val="22"/>
           <w:lang w:val="en-US"/>
         </w:rPr>
-        <w:t xml:space="preserve"> BETWEEN '2026-01-10' AND date('now');</w:t>
-      </w:r>
+        <w:t xml:space="preserve"> BETWEEN '2026-01-10' AND date('now'</w:t>
+      </w:r>
+      <w:proofErr w:type="gramStart"/>
+      <w:r>
+        <w:rPr>
+          <w:rFonts w:ascii="Courier New" w:hAnsi="Courier New" w:cs="Courier New"/>
+          <w:sz w:val="22"/>
+          <w:szCs w:val="22"/>
+          <w:lang w:val="en-US"/>
+        </w:rPr>
+        <w:t>);</w:t>
+      </w:r>
+      <w:proofErr w:type="gramEnd"/>
     </w:p>
     <w:p>
       <w:pPr>
@@ -5571,8 +6531,90 @@
           <w:sz w:val="22"/>
           <w:szCs w:val="22"/>
         </w:rPr>
-        <w:t>SELECT з.Номер_заказа, о.Фирма_производитель, з.Дата_заказа, з.Количество, з.Скидка</w:t>
-      </w:r>
+        <w:t xml:space="preserve">SELECT </w:t>
+      </w:r>
+      <w:proofErr w:type="spellStart"/>
+      <w:r>
+        <w:rPr>
+          <w:rFonts w:ascii="Courier New" w:hAnsi="Courier New" w:cs="Courier New"/>
+          <w:sz w:val="22"/>
+          <w:szCs w:val="22"/>
+        </w:rPr>
+        <w:t>з.Номер_заказа</w:t>
+      </w:r>
+      <w:proofErr w:type="spellEnd"/>
+      <w:r>
+        <w:rPr>
+          <w:rFonts w:ascii="Courier New" w:hAnsi="Courier New" w:cs="Courier New"/>
+          <w:sz w:val="22"/>
+          <w:szCs w:val="22"/>
+        </w:rPr>
+        <w:t xml:space="preserve">, </w:t>
+      </w:r>
+      <w:proofErr w:type="spellStart"/>
+      <w:r>
+        <w:rPr>
+          <w:rFonts w:ascii="Courier New" w:hAnsi="Courier New" w:cs="Courier New"/>
+          <w:sz w:val="22"/>
+          <w:szCs w:val="22"/>
+        </w:rPr>
+        <w:t>о.Фирма_производитель</w:t>
+      </w:r>
+      <w:proofErr w:type="spellEnd"/>
+      <w:r>
+        <w:rPr>
+          <w:rFonts w:ascii="Courier New" w:hAnsi="Courier New" w:cs="Courier New"/>
+          <w:sz w:val="22"/>
+          <w:szCs w:val="22"/>
+        </w:rPr>
+        <w:t xml:space="preserve">, </w:t>
+      </w:r>
+      <w:proofErr w:type="spellStart"/>
+      <w:r>
+        <w:rPr>
+          <w:rFonts w:ascii="Courier New" w:hAnsi="Courier New" w:cs="Courier New"/>
+          <w:sz w:val="22"/>
+          <w:szCs w:val="22"/>
+        </w:rPr>
+        <w:t>з.Дата_заказа</w:t>
+      </w:r>
+      <w:proofErr w:type="spellEnd"/>
+      <w:r>
+        <w:rPr>
+          <w:rFonts w:ascii="Courier New" w:hAnsi="Courier New" w:cs="Courier New"/>
+          <w:sz w:val="22"/>
+          <w:szCs w:val="22"/>
+        </w:rPr>
+        <w:t xml:space="preserve">, </w:t>
+      </w:r>
+      <w:proofErr w:type="spellStart"/>
+      <w:r>
+        <w:rPr>
+          <w:rFonts w:ascii="Courier New" w:hAnsi="Courier New" w:cs="Courier New"/>
+          <w:sz w:val="22"/>
+          <w:szCs w:val="22"/>
+        </w:rPr>
+        <w:t>з.Количество</w:t>
+      </w:r>
+      <w:proofErr w:type="spellEnd"/>
+      <w:r>
+        <w:rPr>
+          <w:rFonts w:ascii="Courier New" w:hAnsi="Courier New" w:cs="Courier New"/>
+          <w:sz w:val="22"/>
+          <w:szCs w:val="22"/>
+        </w:rPr>
+        <w:t xml:space="preserve">, </w:t>
+      </w:r>
+      <w:proofErr w:type="spellStart"/>
+      <w:r>
+        <w:rPr>
+          <w:rFonts w:ascii="Courier New" w:hAnsi="Courier New" w:cs="Courier New"/>
+          <w:sz w:val="22"/>
+          <w:szCs w:val="22"/>
+        </w:rPr>
+        <w:t>з.Скидка</w:t>
+      </w:r>
+      <w:proofErr w:type="spellEnd"/>
     </w:p>
     <w:p>
       <w:pPr>
@@ -5613,8 +6655,54 @@
           <w:sz w:val="22"/>
           <w:szCs w:val="22"/>
         </w:rPr>
-        <w:t>JOIN ОптовыеКлиенты о ON з.ОптовыеКлиенты_Код_клиента = о.Код_клиента</w:t>
-      </w:r>
+        <w:t xml:space="preserve">JOIN </w:t>
+      </w:r>
+      <w:proofErr w:type="spellStart"/>
+      <w:r>
+        <w:rPr>
+          <w:rFonts w:ascii="Courier New" w:hAnsi="Courier New" w:cs="Courier New"/>
+          <w:sz w:val="22"/>
+          <w:szCs w:val="22"/>
+        </w:rPr>
+        <w:t>ОптовыеКлиенты</w:t>
+      </w:r>
+      <w:proofErr w:type="spellEnd"/>
+      <w:r>
+        <w:rPr>
+          <w:rFonts w:ascii="Courier New" w:hAnsi="Courier New" w:cs="Courier New"/>
+          <w:sz w:val="22"/>
+          <w:szCs w:val="22"/>
+        </w:rPr>
+        <w:t xml:space="preserve"> о ON </w:t>
+      </w:r>
+      <w:proofErr w:type="spellStart"/>
+      <w:r>
+        <w:rPr>
+          <w:rFonts w:ascii="Courier New" w:hAnsi="Courier New" w:cs="Courier New"/>
+          <w:sz w:val="22"/>
+          <w:szCs w:val="22"/>
+        </w:rPr>
+        <w:t>з.ОптовыеКлиенты_Код_клиента</w:t>
+      </w:r>
+      <w:proofErr w:type="spellEnd"/>
+      <w:r>
+        <w:rPr>
+          <w:rFonts w:ascii="Courier New" w:hAnsi="Courier New" w:cs="Courier New"/>
+          <w:sz w:val="22"/>
+          <w:szCs w:val="22"/>
+        </w:rPr>
+        <w:t xml:space="preserve"> = </w:t>
+      </w:r>
+      <w:proofErr w:type="spellStart"/>
+      <w:r>
+        <w:rPr>
+          <w:rFonts w:ascii="Courier New" w:hAnsi="Courier New" w:cs="Courier New"/>
+          <w:sz w:val="22"/>
+          <w:szCs w:val="22"/>
+        </w:rPr>
+        <w:t>о.Код_клиента</w:t>
+      </w:r>
+      <w:proofErr w:type="spellEnd"/>
     </w:p>
     <w:p>
       <w:pPr>
@@ -5634,7 +6722,25 @@
           <w:sz w:val="22"/>
           <w:szCs w:val="22"/>
         </w:rPr>
-        <w:t>WHERE о.Фирма_производитель LIKE 'И%'</w:t>
+        <w:t xml:space="preserve">WHERE </w:t>
+      </w:r>
+      <w:proofErr w:type="spellStart"/>
+      <w:r>
+        <w:rPr>
+          <w:rFonts w:ascii="Courier New" w:hAnsi="Courier New" w:cs="Courier New"/>
+          <w:sz w:val="22"/>
+          <w:szCs w:val="22"/>
+        </w:rPr>
+        <w:t>о.Фирма_производитель</w:t>
+      </w:r>
+      <w:proofErr w:type="spellEnd"/>
+      <w:r>
+        <w:rPr>
+          <w:rFonts w:ascii="Courier New" w:hAnsi="Courier New" w:cs="Courier New"/>
+          <w:sz w:val="22"/>
+          <w:szCs w:val="22"/>
+        </w:rPr>
+        <w:t xml:space="preserve"> LIKE 'И%'</w:t>
       </w:r>
     </w:p>
     <w:p>
@@ -5655,7 +6761,25 @@
           <w:sz w:val="22"/>
           <w:szCs w:val="22"/>
         </w:rPr>
-        <w:t xml:space="preserve">   OR о.Фирма_производитель LIKE 'Т%';</w:t>
+        <w:t xml:space="preserve">   OR </w:t>
+      </w:r>
+      <w:proofErr w:type="spellStart"/>
+      <w:r>
+        <w:rPr>
+          <w:rFonts w:ascii="Courier New" w:hAnsi="Courier New" w:cs="Courier New"/>
+          <w:sz w:val="22"/>
+          <w:szCs w:val="22"/>
+        </w:rPr>
+        <w:t>о.Фирма_производитель</w:t>
+      </w:r>
+      <w:proofErr w:type="spellEnd"/>
+      <w:r>
+        <w:rPr>
+          <w:rFonts w:ascii="Courier New" w:hAnsi="Courier New" w:cs="Courier New"/>
+          <w:sz w:val="22"/>
+          <w:szCs w:val="22"/>
+        </w:rPr>
+        <w:t xml:space="preserve"> LIKE 'Т%';</w:t>
       </w:r>
     </w:p>
     <w:p>
@@ -5681,18 +6805,20 @@
           <w:rFonts w:ascii="Courier New" w:hAnsi="Courier New" w:cs="Courier New"/>
           <w:sz w:val="22"/>
           <w:szCs w:val="22"/>
-        </w:rPr>
-      </w:pPr>
-      <w:r>
-        <w:rPr>
-          <w:rFonts w:ascii="Courier New" w:hAnsi="Courier New" w:cs="Courier New"/>
-          <w:sz w:val="22"/>
-          <w:szCs w:val="22"/>
-        </w:rPr>
+          <w:lang w:val="en-US"/>
+        </w:rPr>
+      </w:pPr>
+      <w:r>
+        <w:rPr>
+          <w:rFonts w:ascii="Courier New" w:hAnsi="Courier New" w:cs="Courier New"/>
+          <w:sz w:val="22"/>
+          <w:szCs w:val="22"/>
+        </w:rPr>
+        <w:lastRenderedPageBreak/>
         <w:drawing>
-          <wp:inline distT="0" distB="0" distL="0" distR="0" wp14:anchorId="258D25AB" wp14:editId="7C33169D">
-            <wp:extent cx="5940425" cy="2126615"/>
-            <wp:effectExtent l="0" t="0" r="3175" b="6985"/>
+          <wp:inline distT="0" distB="0" distL="0" distR="0" wp14:anchorId="258D25AB" wp14:editId="617E9344">
+            <wp:extent cx="4853940" cy="1737664"/>
+            <wp:effectExtent l="0" t="0" r="3810" b="0"/>
             <wp:docPr id="1147965869" name="Рисунок 1"/>
             <wp:cNvGraphicFramePr>
               <a:graphicFrameLocks xmlns:a="http://schemas.openxmlformats.org/drawingml/2006/main" noChangeAspect="1"/>
@@ -5713,7 +6839,7 @@
                   <pic:spPr>
                     <a:xfrm>
                       <a:off x="0" y="0"/>
-                      <a:ext cx="5940425" cy="2126615"/>
+                      <a:ext cx="4865294" cy="1741729"/>
                     </a:xfrm>
                     <a:prstGeom prst="rect">
                       <a:avLst/>
@@ -5728,20 +6854,17 @@
     </w:p>
     <w:p>
       <w:pPr>
-        <w:rPr>
-          <w:rFonts w:ascii="Courier New" w:hAnsi="Courier New" w:cs="Courier New"/>
-          <w:sz w:val="22"/>
-          <w:szCs w:val="22"/>
-        </w:rPr>
-      </w:pPr>
-      <w:r>
-        <w:rPr>
-          <w:rFonts w:ascii="Courier New" w:hAnsi="Courier New" w:cs="Courier New"/>
-          <w:sz w:val="22"/>
-          <w:szCs w:val="22"/>
-        </w:rPr>
-        <w:br w:type="page"/>
-      </w:r>
+        <w:pStyle w:val="a7"/>
+        <w:spacing w:line="240" w:lineRule="auto"/>
+        <w:ind w:left="0"/>
+        <w:jc w:val="center"/>
+        <w:rPr>
+          <w:rFonts w:ascii="Courier New" w:hAnsi="Courier New" w:cs="Courier New"/>
+          <w:sz w:val="22"/>
+          <w:szCs w:val="22"/>
+          <w:lang w:val="en-US"/>
+        </w:rPr>
+      </w:pPr>
     </w:p>
     <w:p>
       <w:pPr>
@@ -5764,7 +6887,6 @@
           <w:sz w:val="28"/>
           <w:szCs w:val="28"/>
         </w:rPr>
-        <w:lastRenderedPageBreak/>
         <w:t>Подсчитать общую сумму всех книг</w:t>
       </w:r>
     </w:p>
@@ -5786,8 +6908,18 @@
           <w:sz w:val="22"/>
           <w:szCs w:val="22"/>
         </w:rPr>
-        <w:t>SELECT SUM(Цена) AS Общая_сумма_книг</w:t>
-      </w:r>
+        <w:t xml:space="preserve">SELECT SUM(Цена) AS </w:t>
+      </w:r>
+      <w:proofErr w:type="spellStart"/>
+      <w:r>
+        <w:rPr>
+          <w:rFonts w:ascii="Courier New" w:hAnsi="Courier New" w:cs="Courier New"/>
+          <w:sz w:val="22"/>
+          <w:szCs w:val="22"/>
+        </w:rPr>
+        <w:t>Общая_сумма_книг</w:t>
+      </w:r>
+      <w:proofErr w:type="spellEnd"/>
     </w:p>
     <w:p>
       <w:pPr>
@@ -6008,6 +7140,7 @@
         </w:rPr>
         <w:t xml:space="preserve"> &lt; </w:t>
       </w:r>
+      <w:proofErr w:type="gramStart"/>
       <w:r>
         <w:rPr>
           <w:rFonts w:ascii="Courier New" w:hAnsi="Courier New" w:cs="Courier New"/>
@@ -6026,6 +7159,7 @@
         </w:rPr>
         <w:t>;</w:t>
       </w:r>
+      <w:proofErr w:type="gramEnd"/>
     </w:p>
     <w:p>
       <w:pPr>
@@ -6153,7 +7287,25 @@
           <w:sz w:val="22"/>
           <w:szCs w:val="22"/>
         </w:rPr>
-        <w:t>SELECT о.Фирма_производитель,</w:t>
+        <w:t xml:space="preserve">SELECT </w:t>
+      </w:r>
+      <w:proofErr w:type="spellStart"/>
+      <w:r>
+        <w:rPr>
+          <w:rFonts w:ascii="Courier New" w:hAnsi="Courier New" w:cs="Courier New"/>
+          <w:sz w:val="22"/>
+          <w:szCs w:val="22"/>
+        </w:rPr>
+        <w:t>о.Фирма_производитель</w:t>
+      </w:r>
+      <w:proofErr w:type="spellEnd"/>
+      <w:r>
+        <w:rPr>
+          <w:rFonts w:ascii="Courier New" w:hAnsi="Courier New" w:cs="Courier New"/>
+          <w:sz w:val="22"/>
+          <w:szCs w:val="22"/>
+        </w:rPr>
+        <w:t>,</w:t>
       </w:r>
     </w:p>
     <w:p>
@@ -6174,8 +7326,126 @@
           <w:sz w:val="22"/>
           <w:szCs w:val="22"/>
         </w:rPr>
-        <w:t xml:space="preserve">       SUM((к.Цена * з.Количество) - (к.Цена * з.Количество * з.Скидка / 100.0)) AS Потрачено_денег</w:t>
-      </w:r>
+        <w:t xml:space="preserve">       </w:t>
+      </w:r>
+      <w:proofErr w:type="gramStart"/>
+      <w:r>
+        <w:rPr>
+          <w:rFonts w:ascii="Courier New" w:hAnsi="Courier New" w:cs="Courier New"/>
+          <w:sz w:val="22"/>
+          <w:szCs w:val="22"/>
+        </w:rPr>
+        <w:t>SUM(</w:t>
+      </w:r>
+      <w:proofErr w:type="gramEnd"/>
+      <w:r>
+        <w:rPr>
+          <w:rFonts w:ascii="Courier New" w:hAnsi="Courier New" w:cs="Courier New"/>
+          <w:sz w:val="22"/>
+          <w:szCs w:val="22"/>
+        </w:rPr>
+        <w:t>(</w:t>
+      </w:r>
+      <w:proofErr w:type="spellStart"/>
+      <w:r>
+        <w:rPr>
+          <w:rFonts w:ascii="Courier New" w:hAnsi="Courier New" w:cs="Courier New"/>
+          <w:sz w:val="22"/>
+          <w:szCs w:val="22"/>
+        </w:rPr>
+        <w:t>к.Цена</w:t>
+      </w:r>
+      <w:proofErr w:type="spellEnd"/>
+      <w:r>
+        <w:rPr>
+          <w:rFonts w:ascii="Courier New" w:hAnsi="Courier New" w:cs="Courier New"/>
+          <w:sz w:val="22"/>
+          <w:szCs w:val="22"/>
+        </w:rPr>
+        <w:t xml:space="preserve"> * </w:t>
+      </w:r>
+      <w:proofErr w:type="spellStart"/>
+      <w:r>
+        <w:rPr>
+          <w:rFonts w:ascii="Courier New" w:hAnsi="Courier New" w:cs="Courier New"/>
+          <w:sz w:val="22"/>
+          <w:szCs w:val="22"/>
+        </w:rPr>
+        <w:t>з.Количество</w:t>
+      </w:r>
+      <w:proofErr w:type="spellEnd"/>
+      <w:r>
+        <w:rPr>
+          <w:rFonts w:ascii="Courier New" w:hAnsi="Courier New" w:cs="Courier New"/>
+          <w:sz w:val="22"/>
+          <w:szCs w:val="22"/>
+        </w:rPr>
+        <w:t>) - (</w:t>
+      </w:r>
+      <w:proofErr w:type="spellStart"/>
+      <w:r>
+        <w:rPr>
+          <w:rFonts w:ascii="Courier New" w:hAnsi="Courier New" w:cs="Courier New"/>
+          <w:sz w:val="22"/>
+          <w:szCs w:val="22"/>
+        </w:rPr>
+        <w:t>к.Цена</w:t>
+      </w:r>
+      <w:proofErr w:type="spellEnd"/>
+      <w:r>
+        <w:rPr>
+          <w:rFonts w:ascii="Courier New" w:hAnsi="Courier New" w:cs="Courier New"/>
+          <w:sz w:val="22"/>
+          <w:szCs w:val="22"/>
+        </w:rPr>
+        <w:t xml:space="preserve"> * </w:t>
+      </w:r>
+      <w:proofErr w:type="spellStart"/>
+      <w:r>
+        <w:rPr>
+          <w:rFonts w:ascii="Courier New" w:hAnsi="Courier New" w:cs="Courier New"/>
+          <w:sz w:val="22"/>
+          <w:szCs w:val="22"/>
+        </w:rPr>
+        <w:t>з.Количество</w:t>
+      </w:r>
+      <w:proofErr w:type="spellEnd"/>
+      <w:r>
+        <w:rPr>
+          <w:rFonts w:ascii="Courier New" w:hAnsi="Courier New" w:cs="Courier New"/>
+          <w:sz w:val="22"/>
+          <w:szCs w:val="22"/>
+        </w:rPr>
+        <w:t xml:space="preserve"> * </w:t>
+      </w:r>
+      <w:proofErr w:type="spellStart"/>
+      <w:r>
+        <w:rPr>
+          <w:rFonts w:ascii="Courier New" w:hAnsi="Courier New" w:cs="Courier New"/>
+          <w:sz w:val="22"/>
+          <w:szCs w:val="22"/>
+        </w:rPr>
+        <w:t>з.Скидка</w:t>
+      </w:r>
+      <w:proofErr w:type="spellEnd"/>
+      <w:r>
+        <w:rPr>
+          <w:rFonts w:ascii="Courier New" w:hAnsi="Courier New" w:cs="Courier New"/>
+          <w:sz w:val="22"/>
+          <w:szCs w:val="22"/>
+        </w:rPr>
+        <w:t xml:space="preserve"> / 100.0)) AS </w:t>
+      </w:r>
+      <w:proofErr w:type="spellStart"/>
+      <w:r>
+        <w:rPr>
+          <w:rFonts w:ascii="Courier New" w:hAnsi="Courier New" w:cs="Courier New"/>
+          <w:sz w:val="22"/>
+          <w:szCs w:val="22"/>
+        </w:rPr>
+        <w:t>Потрачено_денег</w:t>
+      </w:r>
+      <w:proofErr w:type="spellEnd"/>
     </w:p>
     <w:p>
       <w:pPr>
@@ -6216,8 +7486,54 @@
           <w:sz w:val="22"/>
           <w:szCs w:val="22"/>
         </w:rPr>
-        <w:t>JOIN ОптовыеКлиенты о ON з.ОптовыеКлиенты_Код_клиента = о.Код_клиента</w:t>
-      </w:r>
+        <w:t xml:space="preserve">JOIN </w:t>
+      </w:r>
+      <w:proofErr w:type="spellStart"/>
+      <w:r>
+        <w:rPr>
+          <w:rFonts w:ascii="Courier New" w:hAnsi="Courier New" w:cs="Courier New"/>
+          <w:sz w:val="22"/>
+          <w:szCs w:val="22"/>
+        </w:rPr>
+        <w:t>ОптовыеКлиенты</w:t>
+      </w:r>
+      <w:proofErr w:type="spellEnd"/>
+      <w:r>
+        <w:rPr>
+          <w:rFonts w:ascii="Courier New" w:hAnsi="Courier New" w:cs="Courier New"/>
+          <w:sz w:val="22"/>
+          <w:szCs w:val="22"/>
+        </w:rPr>
+        <w:t xml:space="preserve"> о ON </w:t>
+      </w:r>
+      <w:proofErr w:type="spellStart"/>
+      <w:r>
+        <w:rPr>
+          <w:rFonts w:ascii="Courier New" w:hAnsi="Courier New" w:cs="Courier New"/>
+          <w:sz w:val="22"/>
+          <w:szCs w:val="22"/>
+        </w:rPr>
+        <w:t>з.ОптовыеКлиенты_Код_клиента</w:t>
+      </w:r>
+      <w:proofErr w:type="spellEnd"/>
+      <w:r>
+        <w:rPr>
+          <w:rFonts w:ascii="Courier New" w:hAnsi="Courier New" w:cs="Courier New"/>
+          <w:sz w:val="22"/>
+          <w:szCs w:val="22"/>
+        </w:rPr>
+        <w:t xml:space="preserve"> = </w:t>
+      </w:r>
+      <w:proofErr w:type="spellStart"/>
+      <w:r>
+        <w:rPr>
+          <w:rFonts w:ascii="Courier New" w:hAnsi="Courier New" w:cs="Courier New"/>
+          <w:sz w:val="22"/>
+          <w:szCs w:val="22"/>
+        </w:rPr>
+        <w:t>о.Код_клиента</w:t>
+      </w:r>
+      <w:proofErr w:type="spellEnd"/>
     </w:p>
     <w:p>
       <w:pPr>
@@ -6237,8 +7553,36 @@
           <w:sz w:val="22"/>
           <w:szCs w:val="22"/>
         </w:rPr>
-        <w:t>JOIN Книги к ON з.Книги_Код_книги = к.Код_книги</w:t>
-      </w:r>
+        <w:t xml:space="preserve">JOIN Книги к ON </w:t>
+      </w:r>
+      <w:proofErr w:type="spellStart"/>
+      <w:r>
+        <w:rPr>
+          <w:rFonts w:ascii="Courier New" w:hAnsi="Courier New" w:cs="Courier New"/>
+          <w:sz w:val="22"/>
+          <w:szCs w:val="22"/>
+        </w:rPr>
+        <w:t>з.Книги_Код_книги</w:t>
+      </w:r>
+      <w:proofErr w:type="spellEnd"/>
+      <w:r>
+        <w:rPr>
+          <w:rFonts w:ascii="Courier New" w:hAnsi="Courier New" w:cs="Courier New"/>
+          <w:sz w:val="22"/>
+          <w:szCs w:val="22"/>
+        </w:rPr>
+        <w:t xml:space="preserve"> = </w:t>
+      </w:r>
+      <w:proofErr w:type="spellStart"/>
+      <w:r>
+        <w:rPr>
+          <w:rFonts w:ascii="Courier New" w:hAnsi="Courier New" w:cs="Courier New"/>
+          <w:sz w:val="22"/>
+          <w:szCs w:val="22"/>
+        </w:rPr>
+        <w:t>к.Код_книги</w:t>
+      </w:r>
+      <w:proofErr w:type="spellEnd"/>
     </w:p>
     <w:p>
       <w:pPr>
@@ -6259,7 +7603,25 @@
           <w:sz w:val="22"/>
           <w:szCs w:val="22"/>
         </w:rPr>
-        <w:t>GROUP BY о.Фирма_производитель;</w:t>
+        <w:t xml:space="preserve">GROUP BY </w:t>
+      </w:r>
+      <w:proofErr w:type="spellStart"/>
+      <w:r>
+        <w:rPr>
+          <w:rFonts w:ascii="Courier New" w:hAnsi="Courier New" w:cs="Courier New"/>
+          <w:sz w:val="22"/>
+          <w:szCs w:val="22"/>
+        </w:rPr>
+        <w:t>о.Фирма_производитель</w:t>
+      </w:r>
+      <w:proofErr w:type="spellEnd"/>
+      <w:r>
+        <w:rPr>
+          <w:rFonts w:ascii="Courier New" w:hAnsi="Courier New" w:cs="Courier New"/>
+          <w:sz w:val="22"/>
+          <w:szCs w:val="22"/>
+        </w:rPr>
+        <w:t>;</w:t>
       </w:r>
     </w:p>
     <w:p>

--- a/Skazka/ПРОЕКТИРОВАНИЕ БАЗЫ ДАННЫХ.docx
+++ b/Skazka/ПРОЕКТИРОВАНИЕ БАЗЫ ДАННЫХ.docx
@@ -13,7 +13,6 @@
           <w:bCs/>
           <w:sz w:val="32"/>
           <w:szCs w:val="32"/>
-          <w:lang w:val="en-US"/>
         </w:rPr>
       </w:pPr>
       <w:r>
@@ -38,7 +37,6 @@
           <w:bCs/>
           <w:sz w:val="32"/>
           <w:szCs w:val="32"/>
-          <w:lang w:val="en-US"/>
         </w:rPr>
       </w:pPr>
     </w:p>
@@ -53,7 +51,6 @@
           <w:bCs/>
           <w:sz w:val="32"/>
           <w:szCs w:val="32"/>
-          <w:lang w:val="en-US"/>
         </w:rPr>
       </w:pPr>
     </w:p>
@@ -438,25 +435,7 @@
           <w:sz w:val="28"/>
           <w:szCs w:val="28"/>
         </w:rPr>
-        <w:t xml:space="preserve">Цена </w:t>
-      </w:r>
-      <w:proofErr w:type="gramStart"/>
-      <w:r>
-        <w:rPr>
-          <w:rFonts w:ascii="Times New Roman" w:hAnsi="Times New Roman" w:cs="Times New Roman"/>
-          <w:sz w:val="28"/>
-          <w:szCs w:val="28"/>
-        </w:rPr>
-        <w:t>- это</w:t>
-      </w:r>
-      <w:proofErr w:type="gramEnd"/>
-      <w:r>
-        <w:rPr>
-          <w:rFonts w:ascii="Times New Roman" w:hAnsi="Times New Roman" w:cs="Times New Roman"/>
-          <w:sz w:val="28"/>
-          <w:szCs w:val="28"/>
-        </w:rPr>
-        <w:t xml:space="preserve"> сумма денег, которую продавец готов получить за товар,</w:t>
+        <w:t>Цена - это сумма денег, которую продавец готов получить за товар,</w:t>
       </w:r>
     </w:p>
     <w:p>
@@ -496,25 +475,7 @@
           <w:sz w:val="28"/>
           <w:szCs w:val="28"/>
         </w:rPr>
-        <w:t xml:space="preserve">Оптовые клиенты </w:t>
-      </w:r>
-      <w:proofErr w:type="gramStart"/>
-      <w:r>
-        <w:rPr>
-          <w:rFonts w:ascii="Times New Roman" w:hAnsi="Times New Roman" w:cs="Times New Roman"/>
-          <w:sz w:val="28"/>
-          <w:szCs w:val="28"/>
-        </w:rPr>
-        <w:t>- это</w:t>
-      </w:r>
-      <w:proofErr w:type="gramEnd"/>
-      <w:r>
-        <w:rPr>
-          <w:rFonts w:ascii="Times New Roman" w:hAnsi="Times New Roman" w:cs="Times New Roman"/>
-          <w:sz w:val="28"/>
-          <w:szCs w:val="28"/>
-        </w:rPr>
-        <w:t xml:space="preserve"> компании и предприниматели, которые закупают</w:t>
+        <w:t>Оптовые клиенты - это компании и предприниматели, которые закупают</w:t>
       </w:r>
     </w:p>
     <w:p>
@@ -574,25 +535,7 @@
           <w:sz w:val="28"/>
           <w:szCs w:val="28"/>
         </w:rPr>
-        <w:t xml:space="preserve">Номер заказа </w:t>
-      </w:r>
-      <w:proofErr w:type="gramStart"/>
-      <w:r>
-        <w:rPr>
-          <w:rFonts w:ascii="Times New Roman" w:hAnsi="Times New Roman" w:cs="Times New Roman"/>
-          <w:sz w:val="28"/>
-          <w:szCs w:val="28"/>
-        </w:rPr>
-        <w:t>- это</w:t>
-      </w:r>
-      <w:proofErr w:type="gramEnd"/>
-      <w:r>
-        <w:rPr>
-          <w:rFonts w:ascii="Times New Roman" w:hAnsi="Times New Roman" w:cs="Times New Roman"/>
-          <w:sz w:val="28"/>
-          <w:szCs w:val="28"/>
-        </w:rPr>
-        <w:t xml:space="preserve"> номер, который идентифицирует покупку или заказ,</w:t>
+        <w:t>Номер заказа - это номер, который идентифицирует покупку или заказ,</w:t>
       </w:r>
     </w:p>
     <w:p>
@@ -653,25 +596,7 @@
           <w:szCs w:val="28"/>
         </w:rPr>
         <w:lastRenderedPageBreak/>
-        <w:t xml:space="preserve">Дата заказа </w:t>
-      </w:r>
-      <w:proofErr w:type="gramStart"/>
-      <w:r>
-        <w:rPr>
-          <w:rFonts w:ascii="Times New Roman" w:hAnsi="Times New Roman" w:cs="Times New Roman"/>
-          <w:sz w:val="28"/>
-          <w:szCs w:val="28"/>
-        </w:rPr>
-        <w:t>- это</w:t>
-      </w:r>
-      <w:proofErr w:type="gramEnd"/>
-      <w:r>
-        <w:rPr>
-          <w:rFonts w:ascii="Times New Roman" w:hAnsi="Times New Roman" w:cs="Times New Roman"/>
-          <w:sz w:val="28"/>
-          <w:szCs w:val="28"/>
-        </w:rPr>
-        <w:t xml:space="preserve"> дата, когда был сделан заказ.</w:t>
+        <w:t>Дата заказа - это дата, когда был сделан заказ.</w:t>
       </w:r>
     </w:p>
     <w:p>
@@ -731,25 +656,7 @@
           <w:sz w:val="28"/>
           <w:szCs w:val="28"/>
         </w:rPr>
-        <w:t xml:space="preserve">Город </w:t>
-      </w:r>
-      <w:proofErr w:type="gramStart"/>
-      <w:r>
-        <w:rPr>
-          <w:rFonts w:ascii="Times New Roman" w:hAnsi="Times New Roman" w:cs="Times New Roman"/>
-          <w:sz w:val="28"/>
-          <w:szCs w:val="28"/>
-        </w:rPr>
-        <w:t>- это</w:t>
-      </w:r>
-      <w:proofErr w:type="gramEnd"/>
-      <w:r>
-        <w:rPr>
-          <w:rFonts w:ascii="Times New Roman" w:hAnsi="Times New Roman" w:cs="Times New Roman"/>
-          <w:sz w:val="28"/>
-          <w:szCs w:val="28"/>
-        </w:rPr>
-        <w:t xml:space="preserve"> крупный населённый пункт, административный,</w:t>
+        <w:t>Город - это крупный населённый пункт, административный,</w:t>
       </w:r>
     </w:p>
     <w:p>
@@ -789,25 +696,7 @@
           <w:sz w:val="28"/>
           <w:szCs w:val="28"/>
         </w:rPr>
-        <w:t xml:space="preserve">Скидка </w:t>
-      </w:r>
-      <w:proofErr w:type="gramStart"/>
-      <w:r>
-        <w:rPr>
-          <w:rFonts w:ascii="Times New Roman" w:hAnsi="Times New Roman" w:cs="Times New Roman"/>
-          <w:sz w:val="28"/>
-          <w:szCs w:val="28"/>
-        </w:rPr>
-        <w:t>- это</w:t>
-      </w:r>
-      <w:proofErr w:type="gramEnd"/>
-      <w:r>
-        <w:rPr>
-          <w:rFonts w:ascii="Times New Roman" w:hAnsi="Times New Roman" w:cs="Times New Roman"/>
-          <w:sz w:val="28"/>
-          <w:szCs w:val="28"/>
-        </w:rPr>
-        <w:t xml:space="preserve"> сниженная стоимость товара или услуги, которая</w:t>
+        <w:t>Скидка - это сниженная стоимость товара или услуги, которая</w:t>
       </w:r>
     </w:p>
     <w:p>
@@ -971,25 +860,7 @@
           <w:sz w:val="28"/>
           <w:szCs w:val="28"/>
         </w:rPr>
-        <w:t xml:space="preserve">5. Вывести </w:t>
-      </w:r>
-      <w:proofErr w:type="gramStart"/>
-      <w:r>
-        <w:rPr>
-          <w:rFonts w:ascii="Times New Roman" w:hAnsi="Times New Roman" w:cs="Times New Roman"/>
-          <w:sz w:val="28"/>
-          <w:szCs w:val="28"/>
-        </w:rPr>
-        <w:t>все книги</w:t>
-      </w:r>
-      <w:proofErr w:type="gramEnd"/>
-      <w:r>
-        <w:rPr>
-          <w:rFonts w:ascii="Times New Roman" w:hAnsi="Times New Roman" w:cs="Times New Roman"/>
-          <w:sz w:val="28"/>
-          <w:szCs w:val="28"/>
-        </w:rPr>
-        <w:t xml:space="preserve"> написанные Толстовым.</w:t>
+        <w:t>5. Вывести все книги написанные Толстым.</w:t>
       </w:r>
     </w:p>
     <w:p>
@@ -1650,6 +1521,7 @@
           <w:rFonts w:ascii="Times New Roman" w:hAnsi="Times New Roman" w:cs="Times New Roman"/>
           <w:i/>
           <w:iCs/>
+          <w:noProof/>
           <w:sz w:val="28"/>
           <w:szCs w:val="28"/>
         </w:rPr>
@@ -1777,6 +1649,7 @@
       <w:r>
         <w:rPr>
           <w:rFonts w:ascii="Times New Roman" w:hAnsi="Times New Roman" w:cs="Times New Roman"/>
+          <w:noProof/>
           <w:sz w:val="28"/>
           <w:szCs w:val="28"/>
         </w:rPr>
@@ -1851,25 +1724,7 @@
           <w:sz w:val="28"/>
           <w:szCs w:val="28"/>
         </w:rPr>
-        <w:t xml:space="preserve">1 Нормальная </w:t>
-      </w:r>
-      <w:proofErr w:type="gramStart"/>
-      <w:r>
-        <w:rPr>
-          <w:rFonts w:ascii="Times New Roman" w:hAnsi="Times New Roman" w:cs="Times New Roman"/>
-          <w:sz w:val="28"/>
-          <w:szCs w:val="28"/>
-        </w:rPr>
-        <w:t>форма</w:t>
-      </w:r>
-      <w:proofErr w:type="gramEnd"/>
-      <w:r>
-        <w:rPr>
-          <w:rFonts w:ascii="Times New Roman" w:hAnsi="Times New Roman" w:cs="Times New Roman"/>
-          <w:sz w:val="28"/>
-          <w:szCs w:val="28"/>
-        </w:rPr>
-        <w:t xml:space="preserve"> Все атрибуты должны быть атомарными (не содержать множественных значений). В таблице не должно быть повторяющихся групп. В исходной таблице составной заказ с несколькими книгами приводил к дублированию данных о клиенте и не атомарности. Разделяем на три таблицы, где каждая содержит только атомарные значения.</w:t>
+        <w:t>1 Нормальная форма Все атрибуты должны быть атомарными (не содержать множественных значений). В таблице не должно быть повторяющихся групп. В исходной таблице составной заказ с несколькими книгами приводил к дублированию данных о клиенте и не атомарности. Разделяем на три таблицы, где каждая содержит только атомарные значения.</w:t>
       </w:r>
     </w:p>
     <w:p>
@@ -1909,25 +1764,7 @@
           <w:sz w:val="28"/>
           <w:szCs w:val="28"/>
         </w:rPr>
-        <w:t xml:space="preserve">Третья нормальная форма Переменная-отношение находится в третьей нормальной форме тогда и только тогда, когда она находится во второй нормальной форме, и каждый неключевой атрибут </w:t>
-      </w:r>
-      <w:proofErr w:type="spellStart"/>
-      <w:r>
-        <w:rPr>
-          <w:rFonts w:ascii="Times New Roman" w:hAnsi="Times New Roman" w:cs="Times New Roman"/>
-          <w:sz w:val="28"/>
-          <w:szCs w:val="28"/>
-        </w:rPr>
-        <w:t>нетранзитивно</w:t>
-      </w:r>
-      <w:proofErr w:type="spellEnd"/>
-      <w:r>
-        <w:rPr>
-          <w:rFonts w:ascii="Times New Roman" w:hAnsi="Times New Roman" w:cs="Times New Roman"/>
-          <w:sz w:val="28"/>
-          <w:szCs w:val="28"/>
-        </w:rPr>
-        <w:t xml:space="preserve"> зависит от её первичного ключа. Для этого требуется создать третью таблицу и указать данные для полей</w:t>
+        <w:t>Третья нормальная форма Переменная-отношение находится в третьей нормальной форме тогда и только тогда, когда она находится во второй нормальной форме, и каждый неключевой атрибут нетранзитивно зависит от её первичного ключа. Для этого требуется создать третью таблицу и указать данные для полей</w:t>
       </w:r>
     </w:p>
     <w:p>
@@ -1944,6 +1781,7 @@
       <w:r>
         <w:rPr>
           <w:rFonts w:ascii="Times New Roman" w:hAnsi="Times New Roman" w:cs="Times New Roman"/>
+          <w:noProof/>
           <w:sz w:val="28"/>
           <w:szCs w:val="28"/>
         </w:rPr>
@@ -2033,28 +1871,25 @@
           <w:rFonts w:ascii="Times New Roman" w:hAnsi="Times New Roman" w:cs="Times New Roman"/>
           <w:sz w:val="28"/>
           <w:szCs w:val="28"/>
+        </w:rPr>
+      </w:pPr>
+      <w:r>
+        <w:rPr>
+          <w:rFonts w:ascii="Times New Roman" w:hAnsi="Times New Roman" w:cs="Times New Roman"/>
+          <w:sz w:val="28"/>
+          <w:szCs w:val="28"/>
+        </w:rPr>
+        <w:t xml:space="preserve">База данных будет реализована в СУБД – </w:t>
+      </w:r>
+      <w:r>
+        <w:rPr>
+          <w:rFonts w:ascii="Times New Roman" w:hAnsi="Times New Roman" w:cs="Times New Roman"/>
+          <w:sz w:val="28"/>
+          <w:szCs w:val="28"/>
           <w:lang w:val="en-US"/>
         </w:rPr>
-      </w:pPr>
-      <w:r>
-        <w:rPr>
-          <w:rFonts w:ascii="Times New Roman" w:hAnsi="Times New Roman" w:cs="Times New Roman"/>
-          <w:sz w:val="28"/>
-          <w:szCs w:val="28"/>
-        </w:rPr>
-        <w:t xml:space="preserve">База данных будет реализована в СУБД – </w:t>
-      </w:r>
-      <w:proofErr w:type="spellStart"/>
-      <w:r>
-        <w:rPr>
-          <w:rFonts w:ascii="Times New Roman" w:hAnsi="Times New Roman" w:cs="Times New Roman"/>
-          <w:sz w:val="28"/>
-          <w:szCs w:val="28"/>
-          <w:lang w:val="en-US"/>
-        </w:rPr>
         <w:t>Dbeaver</w:t>
       </w:r>
-      <w:proofErr w:type="spellEnd"/>
     </w:p>
     <w:p>
       <w:pPr>
@@ -2170,7 +2005,6 @@
                 <w:szCs w:val="28"/>
               </w:rPr>
             </w:pPr>
-            <w:proofErr w:type="spellStart"/>
             <w:r>
               <w:rPr>
                 <w:rFonts w:ascii="Times New Roman" w:hAnsi="Times New Roman" w:cs="Times New Roman"/>
@@ -2179,7 +2013,6 @@
               </w:rPr>
               <w:t>Код_книги</w:t>
             </w:r>
-            <w:proofErr w:type="spellEnd"/>
           </w:p>
         </w:tc>
         <w:tc>
@@ -2249,7 +2082,6 @@
                 <w:szCs w:val="28"/>
               </w:rPr>
             </w:pPr>
-            <w:proofErr w:type="spellStart"/>
             <w:r>
               <w:rPr>
                 <w:rFonts w:ascii="Times New Roman" w:hAnsi="Times New Roman" w:cs="Times New Roman"/>
@@ -2258,7 +2090,6 @@
               </w:rPr>
               <w:t>Название_книги</w:t>
             </w:r>
-            <w:proofErr w:type="spellEnd"/>
           </w:p>
         </w:tc>
         <w:tc>
@@ -2482,7 +2313,6 @@
                 <w:szCs w:val="28"/>
               </w:rPr>
             </w:pPr>
-            <w:proofErr w:type="spellStart"/>
             <w:r>
               <w:rPr>
                 <w:rFonts w:ascii="Times New Roman" w:hAnsi="Times New Roman" w:cs="Times New Roman"/>
@@ -2491,7 +2321,6 @@
               </w:rPr>
               <w:t>Год_издания</w:t>
             </w:r>
-            <w:proofErr w:type="spellEnd"/>
           </w:p>
         </w:tc>
         <w:tc>
@@ -2775,25 +2604,7 @@
           <w:szCs w:val="28"/>
         </w:rPr>
         <w:lastRenderedPageBreak/>
-        <w:t>Таблица 2 - Сущность «</w:t>
-      </w:r>
-      <w:proofErr w:type="spellStart"/>
-      <w:r>
-        <w:rPr>
-          <w:rFonts w:ascii="Times New Roman" w:hAnsi="Times New Roman" w:cs="Times New Roman"/>
-          <w:sz w:val="28"/>
-          <w:szCs w:val="28"/>
-        </w:rPr>
-        <w:t>ОптовыеКлиенты</w:t>
-      </w:r>
-      <w:proofErr w:type="spellEnd"/>
-      <w:r>
-        <w:rPr>
-          <w:rFonts w:ascii="Times New Roman" w:hAnsi="Times New Roman" w:cs="Times New Roman"/>
-          <w:sz w:val="28"/>
-          <w:szCs w:val="28"/>
-        </w:rPr>
-        <w:t>»</w:t>
+        <w:t>Таблица 2 - Сущность «ОптовыеКлиенты»</w:t>
       </w:r>
     </w:p>
     <w:tbl>
@@ -2892,7 +2703,6 @@
                 <w:szCs w:val="28"/>
               </w:rPr>
             </w:pPr>
-            <w:proofErr w:type="spellStart"/>
             <w:r>
               <w:rPr>
                 <w:rFonts w:ascii="Times New Roman" w:hAnsi="Times New Roman" w:cs="Times New Roman"/>
@@ -2901,7 +2711,6 @@
               </w:rPr>
               <w:t>Код_клиента</w:t>
             </w:r>
-            <w:proofErr w:type="spellEnd"/>
           </w:p>
         </w:tc>
         <w:tc>
@@ -2971,7 +2780,6 @@
                 <w:szCs w:val="28"/>
               </w:rPr>
             </w:pPr>
-            <w:proofErr w:type="spellStart"/>
             <w:r>
               <w:rPr>
                 <w:rFonts w:ascii="Times New Roman" w:hAnsi="Times New Roman" w:cs="Times New Roman"/>
@@ -2980,7 +2788,6 @@
               </w:rPr>
               <w:t>Фирма_производитель</w:t>
             </w:r>
-            <w:proofErr w:type="spellEnd"/>
           </w:p>
         </w:tc>
         <w:tc>
@@ -3158,8 +2965,17 @@
                 <w:rFonts w:ascii="Times New Roman" w:hAnsi="Times New Roman" w:cs="Times New Roman"/>
                 <w:sz w:val="28"/>
                 <w:szCs w:val="28"/>
-              </w:rPr>
-              <w:t>48 Б</w:t>
+                <w:lang w:val="en-US"/>
+              </w:rPr>
+              <w:t>26</w:t>
+            </w:r>
+            <w:r>
+              <w:rPr>
+                <w:rFonts w:ascii="Times New Roman" w:hAnsi="Times New Roman" w:cs="Times New Roman"/>
+                <w:sz w:val="28"/>
+                <w:szCs w:val="28"/>
+              </w:rPr>
+              <w:t xml:space="preserve"> Б</w:t>
             </w:r>
           </w:p>
         </w:tc>
@@ -3209,8 +3025,17 @@
                 <w:rFonts w:ascii="Times New Roman" w:hAnsi="Times New Roman" w:cs="Times New Roman"/>
                 <w:sz w:val="28"/>
                 <w:szCs w:val="28"/>
-              </w:rPr>
-              <w:t>4800 Б</w:t>
+                <w:lang w:val="en-US"/>
+              </w:rPr>
+              <w:t>2600</w:t>
+            </w:r>
+            <w:r>
+              <w:rPr>
+                <w:rFonts w:ascii="Times New Roman" w:hAnsi="Times New Roman" w:cs="Times New Roman"/>
+                <w:sz w:val="28"/>
+                <w:szCs w:val="28"/>
+              </w:rPr>
+              <w:t xml:space="preserve"> Б</w:t>
             </w:r>
           </w:p>
         </w:tc>
@@ -3342,7 +3167,6 @@
                 <w:szCs w:val="28"/>
               </w:rPr>
             </w:pPr>
-            <w:proofErr w:type="spellStart"/>
             <w:r>
               <w:rPr>
                 <w:rFonts w:ascii="Times New Roman" w:hAnsi="Times New Roman" w:cs="Times New Roman"/>
@@ -3351,7 +3175,6 @@
               </w:rPr>
               <w:t>Номер_заказа</w:t>
             </w:r>
-            <w:proofErr w:type="spellEnd"/>
           </w:p>
         </w:tc>
         <w:tc>
@@ -3421,7 +3244,6 @@
                 <w:szCs w:val="28"/>
               </w:rPr>
             </w:pPr>
-            <w:proofErr w:type="spellStart"/>
             <w:r>
               <w:rPr>
                 <w:rFonts w:ascii="Times New Roman" w:hAnsi="Times New Roman" w:cs="Times New Roman"/>
@@ -3430,7 +3252,6 @@
               </w:rPr>
               <w:t>Код_клиента</w:t>
             </w:r>
-            <w:proofErr w:type="spellEnd"/>
           </w:p>
         </w:tc>
         <w:tc>
@@ -3500,7 +3321,6 @@
                 <w:szCs w:val="28"/>
               </w:rPr>
             </w:pPr>
-            <w:proofErr w:type="spellStart"/>
             <w:r>
               <w:rPr>
                 <w:rFonts w:ascii="Times New Roman" w:hAnsi="Times New Roman" w:cs="Times New Roman"/>
@@ -3509,7 +3329,6 @@
               </w:rPr>
               <w:t>Код_книги</w:t>
             </w:r>
-            <w:proofErr w:type="spellEnd"/>
           </w:p>
         </w:tc>
         <w:tc>
@@ -3579,7 +3398,6 @@
                 <w:szCs w:val="28"/>
               </w:rPr>
             </w:pPr>
-            <w:proofErr w:type="spellStart"/>
             <w:r>
               <w:rPr>
                 <w:rFonts w:ascii="Times New Roman" w:hAnsi="Times New Roman" w:cs="Times New Roman"/>
@@ -3588,7 +3406,6 @@
               </w:rPr>
               <w:t>Дата_заказа</w:t>
             </w:r>
-            <w:proofErr w:type="spellEnd"/>
           </w:p>
         </w:tc>
         <w:tc>
@@ -3844,7 +3661,24 @@
                 <w:sz w:val="28"/>
                 <w:szCs w:val="28"/>
               </w:rPr>
-              <w:t>48 Б</w:t>
+              <w:t>4</w:t>
+            </w:r>
+            <w:r>
+              <w:rPr>
+                <w:rFonts w:ascii="Times New Roman" w:hAnsi="Times New Roman" w:cs="Times New Roman"/>
+                <w:sz w:val="28"/>
+                <w:szCs w:val="28"/>
+                <w:lang w:val="en-US"/>
+              </w:rPr>
+              <w:t>4</w:t>
+            </w:r>
+            <w:r>
+              <w:rPr>
+                <w:rFonts w:ascii="Times New Roman" w:hAnsi="Times New Roman" w:cs="Times New Roman"/>
+                <w:sz w:val="28"/>
+                <w:szCs w:val="28"/>
+              </w:rPr>
+              <w:t xml:space="preserve"> Б</w:t>
             </w:r>
           </w:p>
         </w:tc>
@@ -3895,7 +3729,23 @@
                 <w:sz w:val="28"/>
                 <w:szCs w:val="28"/>
               </w:rPr>
-              <w:t>4800 Б</w:t>
+              <w:t>4</w:t>
+            </w:r>
+            <w:r>
+              <w:rPr>
+                <w:rFonts w:ascii="Times New Roman" w:hAnsi="Times New Roman" w:cs="Times New Roman"/>
+                <w:sz w:val="28"/>
+                <w:szCs w:val="28"/>
+              </w:rPr>
+              <w:t>4</w:t>
+            </w:r>
+            <w:r>
+              <w:rPr>
+                <w:rFonts w:ascii="Times New Roman" w:hAnsi="Times New Roman" w:cs="Times New Roman"/>
+                <w:sz w:val="28"/>
+                <w:szCs w:val="28"/>
+              </w:rPr>
+              <w:t>00 Б</w:t>
             </w:r>
           </w:p>
         </w:tc>
@@ -3929,7 +3779,24 @@
           <w:sz w:val="28"/>
           <w:szCs w:val="28"/>
         </w:rPr>
-        <w:t>Всего база данных займёт на 100 записей: 12800 Б</w:t>
+        <w:t>Всего база данных займёт на 100 записей: 1</w:t>
+      </w:r>
+      <w:r>
+        <w:rPr>
+          <w:rFonts w:ascii="Times New Roman" w:hAnsi="Times New Roman" w:cs="Times New Roman"/>
+          <w:sz w:val="28"/>
+          <w:szCs w:val="28"/>
+          <w:lang w:val="en-US"/>
+        </w:rPr>
+        <w:t>1</w:t>
+      </w:r>
+      <w:r>
+        <w:rPr>
+          <w:rFonts w:ascii="Times New Roman" w:hAnsi="Times New Roman" w:cs="Times New Roman"/>
+          <w:sz w:val="28"/>
+          <w:szCs w:val="28"/>
+        </w:rPr>
+        <w:t>800 Б</w:t>
       </w:r>
     </w:p>
     <w:p>
@@ -3961,7 +3828,6 @@
         </w:rPr>
         <w:t xml:space="preserve">СУБД </w:t>
       </w:r>
-      <w:proofErr w:type="spellStart"/>
       <w:r>
         <w:rPr>
           <w:rFonts w:ascii="Times New Roman" w:hAnsi="Times New Roman" w:cs="Times New Roman"/>
@@ -3971,7 +3837,6 @@
         </w:rPr>
         <w:t>Dbeaver</w:t>
       </w:r>
-      <w:proofErr w:type="spellEnd"/>
       <w:r>
         <w:rPr>
           <w:rFonts w:ascii="Times New Roman" w:hAnsi="Times New Roman" w:cs="Times New Roman"/>
@@ -4000,41 +3865,13 @@
           <w:szCs w:val="28"/>
         </w:rPr>
       </w:pPr>
-      <w:proofErr w:type="spellStart"/>
-      <w:r>
-        <w:rPr>
-          <w:rFonts w:ascii="Times New Roman" w:hAnsi="Times New Roman" w:cs="Times New Roman"/>
-          <w:sz w:val="28"/>
-          <w:szCs w:val="28"/>
-        </w:rPr>
-        <w:t>DBeaver</w:t>
-      </w:r>
-      <w:proofErr w:type="spellEnd"/>
-      <w:r>
-        <w:rPr>
-          <w:rFonts w:ascii="Times New Roman" w:hAnsi="Times New Roman" w:cs="Times New Roman"/>
-          <w:sz w:val="28"/>
-          <w:szCs w:val="28"/>
-        </w:rPr>
-        <w:t xml:space="preserve"> — это универсальная программная среда для работы с базами данных, представляющая собой полноценный клиент для управления, разработки и администрирования СУБД. Он относится к классу кроссплатформенных инструментов и работает на операционных системах Windows, Linux и </w:t>
-      </w:r>
-      <w:proofErr w:type="spellStart"/>
-      <w:r>
-        <w:rPr>
-          <w:rFonts w:ascii="Times New Roman" w:hAnsi="Times New Roman" w:cs="Times New Roman"/>
-          <w:sz w:val="28"/>
-          <w:szCs w:val="28"/>
-        </w:rPr>
-        <w:t>macOS</w:t>
-      </w:r>
-      <w:proofErr w:type="spellEnd"/>
-      <w:r>
-        <w:rPr>
-          <w:rFonts w:ascii="Times New Roman" w:hAnsi="Times New Roman" w:cs="Times New Roman"/>
-          <w:sz w:val="28"/>
-          <w:szCs w:val="28"/>
-        </w:rPr>
-        <w:t xml:space="preserve">, что делает его удобным решением как для индивидуальных разработчиков, так и для командной работы. Программа построена на основе Java и использует технологию JDBC, благодаря чему </w:t>
+      <w:r>
+        <w:rPr>
+          <w:rFonts w:ascii="Times New Roman" w:hAnsi="Times New Roman" w:cs="Times New Roman"/>
+          <w:sz w:val="28"/>
+          <w:szCs w:val="28"/>
+        </w:rPr>
+        <w:t xml:space="preserve">DBeaver — это универсальная программная среда для работы с базами данных, представляющая собой полноценный клиент для управления, разработки и администрирования СУБД. Он относится к классу кроссплатформенных инструментов и работает на операционных системах Windows, Linux и macOS, что делает его удобным решением как для индивидуальных разработчиков, так и для командной работы. Программа построена на основе Java и использует технологию JDBC, благодаря чему </w:t>
       </w:r>
       <w:r>
         <w:rPr>
@@ -4043,81 +3880,27 @@
           <w:szCs w:val="28"/>
         </w:rPr>
         <w:lastRenderedPageBreak/>
-        <w:t xml:space="preserve">поддерживает большое количество систем управления базами данных, включая </w:t>
-      </w:r>
-      <w:proofErr w:type="spellStart"/>
-      <w:r>
-        <w:rPr>
-          <w:rFonts w:ascii="Times New Roman" w:hAnsi="Times New Roman" w:cs="Times New Roman"/>
-          <w:sz w:val="28"/>
-          <w:szCs w:val="28"/>
-        </w:rPr>
-        <w:t>PostgreSQL</w:t>
-      </w:r>
-      <w:proofErr w:type="spellEnd"/>
-      <w:r>
-        <w:rPr>
-          <w:rFonts w:ascii="Times New Roman" w:hAnsi="Times New Roman" w:cs="Times New Roman"/>
-          <w:sz w:val="28"/>
-          <w:szCs w:val="28"/>
-        </w:rPr>
-        <w:t xml:space="preserve">, MySQL, Oracle Database, </w:t>
-      </w:r>
-      <w:proofErr w:type="spellStart"/>
-      <w:r>
-        <w:rPr>
-          <w:rFonts w:ascii="Times New Roman" w:hAnsi="Times New Roman" w:cs="Times New Roman"/>
-          <w:sz w:val="28"/>
-          <w:szCs w:val="28"/>
-        </w:rPr>
-        <w:t>SQLite</w:t>
-      </w:r>
-      <w:proofErr w:type="spellEnd"/>
-      <w:r>
-        <w:rPr>
-          <w:rFonts w:ascii="Times New Roman" w:hAnsi="Times New Roman" w:cs="Times New Roman"/>
-          <w:sz w:val="28"/>
-          <w:szCs w:val="28"/>
-        </w:rPr>
-        <w:t xml:space="preserve"> и многие другие.</w:t>
-      </w:r>
-    </w:p>
-    <w:p>
-      <w:pPr>
-        <w:spacing w:after="0" w:line="360" w:lineRule="auto"/>
-        <w:ind w:firstLine="709"/>
-        <w:jc w:val="both"/>
-        <w:rPr>
-          <w:rFonts w:ascii="Times New Roman" w:hAnsi="Times New Roman" w:cs="Times New Roman"/>
-          <w:sz w:val="28"/>
-          <w:szCs w:val="28"/>
-        </w:rPr>
-      </w:pPr>
-      <w:r>
-        <w:rPr>
-          <w:rFonts w:ascii="Times New Roman" w:hAnsi="Times New Roman" w:cs="Times New Roman"/>
-          <w:sz w:val="28"/>
-          <w:szCs w:val="28"/>
-        </w:rPr>
-        <w:t xml:space="preserve">Основное назначение </w:t>
-      </w:r>
-      <w:proofErr w:type="spellStart"/>
-      <w:r>
-        <w:rPr>
-          <w:rFonts w:ascii="Times New Roman" w:hAnsi="Times New Roman" w:cs="Times New Roman"/>
-          <w:sz w:val="28"/>
-          <w:szCs w:val="28"/>
-        </w:rPr>
-        <w:t>DBeaver</w:t>
-      </w:r>
-      <w:proofErr w:type="spellEnd"/>
-      <w:r>
-        <w:rPr>
-          <w:rFonts w:ascii="Times New Roman" w:hAnsi="Times New Roman" w:cs="Times New Roman"/>
-          <w:sz w:val="28"/>
-          <w:szCs w:val="28"/>
-        </w:rPr>
-        <w:t xml:space="preserve"> заключается в обеспечении удобного взаимодействия пользователя с базой данных. С его помощью можно создавать и изменять структуру базы данных, выполнять SQL-запросы, просматривать и редактировать данные, а также анализировать связи между таблицами. Встроенный SQL-редактор предоставляет расширенные возможности для написания запросов: подсветку синтаксиса, автодополнение, форматирование кода и выполнение как отдельных команд, так и целых скриптов. Это существенно ускоряет процесс разработки и снижает вероятность ошибок.</w:t>
+        <w:t>поддерживает большое количество систем управления базами данных, включая PostgreSQL, MySQL, Oracle Database, SQLite и многие другие.</w:t>
+      </w:r>
+    </w:p>
+    <w:p>
+      <w:pPr>
+        <w:spacing w:after="0" w:line="360" w:lineRule="auto"/>
+        <w:ind w:firstLine="709"/>
+        <w:jc w:val="both"/>
+        <w:rPr>
+          <w:rFonts w:ascii="Times New Roman" w:hAnsi="Times New Roman" w:cs="Times New Roman"/>
+          <w:sz w:val="28"/>
+          <w:szCs w:val="28"/>
+        </w:rPr>
+      </w:pPr>
+      <w:r>
+        <w:rPr>
+          <w:rFonts w:ascii="Times New Roman" w:hAnsi="Times New Roman" w:cs="Times New Roman"/>
+          <w:sz w:val="28"/>
+          <w:szCs w:val="28"/>
+        </w:rPr>
+        <w:t>Основное назначение DBeaver заключается в обеспечении удобного взаимодействия пользователя с базой данных. С его помощью можно создавать и изменять структуру базы данных, выполнять SQL-запросы, просматривать и редактировать данные, а также анализировать связи между таблицами. Встроенный SQL-редактор предоставляет расширенные возможности для написания запросов: подсветку синтаксиса, автодополнение, форматирование кода и выполнение как отдельных команд, так и целых скриптов. Это существенно ускоряет процесс разработки и снижает вероятность ошибок.</w:t>
       </w:r>
     </w:p>
     <w:p>
@@ -4194,24 +3977,7 @@
           <w:szCs w:val="22"/>
         </w:rPr>
         <w:br/>
-      </w:r>
-      <w:proofErr w:type="spellStart"/>
-      <w:r>
-        <w:rPr>
-          <w:rFonts w:ascii="Courier New" w:hAnsi="Courier New" w:cs="Courier New"/>
-          <w:sz w:val="22"/>
-          <w:szCs w:val="22"/>
-        </w:rPr>
-        <w:t>Код_книги</w:t>
-      </w:r>
-      <w:proofErr w:type="spellEnd"/>
-      <w:r>
-        <w:rPr>
-          <w:rFonts w:ascii="Courier New" w:hAnsi="Courier New" w:cs="Courier New"/>
-          <w:sz w:val="22"/>
-          <w:szCs w:val="22"/>
-        </w:rPr>
-        <w:t xml:space="preserve"> INTEGER NOT NULL,</w:t>
+        <w:t>Код_книги INTEGER NOT NULL,</w:t>
       </w:r>
       <w:r>
         <w:rPr>
@@ -4220,42 +3986,7 @@
           <w:szCs w:val="22"/>
         </w:rPr>
         <w:br/>
-      </w:r>
-      <w:proofErr w:type="spellStart"/>
-      <w:r>
-        <w:rPr>
-          <w:rFonts w:ascii="Courier New" w:hAnsi="Courier New" w:cs="Courier New"/>
-          <w:sz w:val="22"/>
-          <w:szCs w:val="22"/>
-        </w:rPr>
-        <w:t>Название_книги</w:t>
-      </w:r>
-      <w:proofErr w:type="spellEnd"/>
-      <w:r>
-        <w:rPr>
-          <w:rFonts w:ascii="Courier New" w:hAnsi="Courier New" w:cs="Courier New"/>
-          <w:sz w:val="22"/>
-          <w:szCs w:val="22"/>
-        </w:rPr>
-        <w:t xml:space="preserve"> </w:t>
-      </w:r>
-      <w:proofErr w:type="gramStart"/>
-      <w:r>
-        <w:rPr>
-          <w:rFonts w:ascii="Courier New" w:hAnsi="Courier New" w:cs="Courier New"/>
-          <w:sz w:val="22"/>
-          <w:szCs w:val="22"/>
-        </w:rPr>
-        <w:t>VARCHAR(</w:t>
-      </w:r>
-      <w:proofErr w:type="gramEnd"/>
-      <w:r>
-        <w:rPr>
-          <w:rFonts w:ascii="Courier New" w:hAnsi="Courier New" w:cs="Courier New"/>
-          <w:sz w:val="22"/>
-          <w:szCs w:val="22"/>
-        </w:rPr>
-        <w:t>255),</w:t>
+        <w:t>Название_книги VARCHAR(255),</w:t>
       </w:r>
       <w:r>
         <w:rPr>
@@ -4264,25 +3995,7 @@
           <w:szCs w:val="22"/>
         </w:rPr>
         <w:br/>
-        <w:t xml:space="preserve">Издательство </w:t>
-      </w:r>
-      <w:proofErr w:type="gramStart"/>
-      <w:r>
-        <w:rPr>
-          <w:rFonts w:ascii="Courier New" w:hAnsi="Courier New" w:cs="Courier New"/>
-          <w:sz w:val="22"/>
-          <w:szCs w:val="22"/>
-        </w:rPr>
-        <w:t>VARCHAR(</w:t>
-      </w:r>
-      <w:proofErr w:type="gramEnd"/>
-      <w:r>
-        <w:rPr>
-          <w:rFonts w:ascii="Courier New" w:hAnsi="Courier New" w:cs="Courier New"/>
-          <w:sz w:val="22"/>
-          <w:szCs w:val="22"/>
-        </w:rPr>
-        <w:t>255),</w:t>
+        <w:t>Издательство VARCHAR(255),</w:t>
       </w:r>
       <w:r>
         <w:rPr>
@@ -4291,25 +4004,7 @@
           <w:szCs w:val="22"/>
         </w:rPr>
         <w:br/>
-        <w:t xml:space="preserve">Автор </w:t>
-      </w:r>
-      <w:proofErr w:type="gramStart"/>
-      <w:r>
-        <w:rPr>
-          <w:rFonts w:ascii="Courier New" w:hAnsi="Courier New" w:cs="Courier New"/>
-          <w:sz w:val="22"/>
-          <w:szCs w:val="22"/>
-        </w:rPr>
-        <w:t>VARCHAR(</w:t>
-      </w:r>
-      <w:proofErr w:type="gramEnd"/>
-      <w:r>
-        <w:rPr>
-          <w:rFonts w:ascii="Courier New" w:hAnsi="Courier New" w:cs="Courier New"/>
-          <w:sz w:val="22"/>
-          <w:szCs w:val="22"/>
-        </w:rPr>
-        <w:t>255),</w:t>
+        <w:t>Автор VARCHAR(255),</w:t>
       </w:r>
       <w:r>
         <w:rPr>
@@ -4318,24 +4013,7 @@
           <w:szCs w:val="22"/>
         </w:rPr>
         <w:br/>
-      </w:r>
-      <w:proofErr w:type="spellStart"/>
-      <w:r>
-        <w:rPr>
-          <w:rFonts w:ascii="Courier New" w:hAnsi="Courier New" w:cs="Courier New"/>
-          <w:sz w:val="22"/>
-          <w:szCs w:val="22"/>
-        </w:rPr>
-        <w:t>Год_издания</w:t>
-      </w:r>
-      <w:proofErr w:type="spellEnd"/>
-      <w:r>
-        <w:rPr>
-          <w:rFonts w:ascii="Courier New" w:hAnsi="Courier New" w:cs="Courier New"/>
-          <w:sz w:val="22"/>
-          <w:szCs w:val="22"/>
-        </w:rPr>
-        <w:t xml:space="preserve"> INTEGER,</w:t>
+        <w:t>Год_издания INTEGER,</w:t>
       </w:r>
       <w:r>
         <w:rPr>
@@ -4353,25 +4031,7 @@
           <w:szCs w:val="22"/>
         </w:rPr>
         <w:br/>
-        <w:t>PRIMARY KEY (</w:t>
-      </w:r>
-      <w:proofErr w:type="spellStart"/>
-      <w:r>
-        <w:rPr>
-          <w:rFonts w:ascii="Courier New" w:hAnsi="Courier New" w:cs="Courier New"/>
-          <w:sz w:val="22"/>
-          <w:szCs w:val="22"/>
-        </w:rPr>
-        <w:t>Код_книги</w:t>
-      </w:r>
-      <w:proofErr w:type="spellEnd"/>
-      <w:r>
-        <w:rPr>
-          <w:rFonts w:ascii="Courier New" w:hAnsi="Courier New" w:cs="Courier New"/>
-          <w:sz w:val="22"/>
-          <w:szCs w:val="22"/>
-        </w:rPr>
-        <w:t>)</w:t>
+        <w:t>PRIMARY KEY (Код_книги)</w:t>
       </w:r>
       <w:r>
         <w:rPr>
@@ -4397,6 +4057,7 @@
       <w:r>
         <w:rPr>
           <w:rFonts w:ascii="Courier New" w:hAnsi="Courier New" w:cs="Courier New"/>
+          <w:noProof/>
           <w:sz w:val="22"/>
           <w:szCs w:val="22"/>
           <w:lang w:val="en-US"/>
@@ -4478,25 +4139,7 @@
           <w:sz w:val="28"/>
           <w:szCs w:val="28"/>
         </w:rPr>
-        <w:t>Таблица «</w:t>
-      </w:r>
-      <w:proofErr w:type="spellStart"/>
-      <w:r>
-        <w:rPr>
-          <w:rFonts w:ascii="Times New Roman" w:hAnsi="Times New Roman" w:cs="Times New Roman"/>
-          <w:sz w:val="28"/>
-          <w:szCs w:val="28"/>
-        </w:rPr>
-        <w:t>ОптовыеКлиенты</w:t>
-      </w:r>
-      <w:proofErr w:type="spellEnd"/>
-      <w:r>
-        <w:rPr>
-          <w:rFonts w:ascii="Times New Roman" w:hAnsi="Times New Roman" w:cs="Times New Roman"/>
-          <w:sz w:val="28"/>
-          <w:szCs w:val="28"/>
-        </w:rPr>
-        <w:t>»</w:t>
+        <w:t>Таблица «ОптовыеКлиенты»</w:t>
       </w:r>
     </w:p>
     <w:p>
@@ -4534,25 +4177,7 @@
           <w:sz w:val="22"/>
           <w:szCs w:val="22"/>
         </w:rPr>
-        <w:t xml:space="preserve">CREATE TABLE </w:t>
-      </w:r>
-      <w:proofErr w:type="spellStart"/>
-      <w:r>
-        <w:rPr>
-          <w:rFonts w:ascii="Courier New" w:hAnsi="Courier New" w:cs="Courier New"/>
-          <w:sz w:val="22"/>
-          <w:szCs w:val="22"/>
-        </w:rPr>
-        <w:t>ОптовыеКлиенты</w:t>
-      </w:r>
-      <w:proofErr w:type="spellEnd"/>
-      <w:r>
-        <w:rPr>
-          <w:rFonts w:ascii="Courier New" w:hAnsi="Courier New" w:cs="Courier New"/>
-          <w:sz w:val="22"/>
-          <w:szCs w:val="22"/>
-        </w:rPr>
-        <w:t xml:space="preserve"> (</w:t>
+        <w:t>CREATE TABLE ОптовыеКлиенты (</w:t>
       </w:r>
       <w:r>
         <w:rPr>
@@ -4561,24 +4186,7 @@
           <w:szCs w:val="22"/>
         </w:rPr>
         <w:br/>
-      </w:r>
-      <w:proofErr w:type="spellStart"/>
-      <w:r>
-        <w:rPr>
-          <w:rFonts w:ascii="Courier New" w:hAnsi="Courier New" w:cs="Courier New"/>
-          <w:sz w:val="22"/>
-          <w:szCs w:val="22"/>
-        </w:rPr>
-        <w:t>Код_клиента</w:t>
-      </w:r>
-      <w:proofErr w:type="spellEnd"/>
-      <w:r>
-        <w:rPr>
-          <w:rFonts w:ascii="Courier New" w:hAnsi="Courier New" w:cs="Courier New"/>
-          <w:sz w:val="22"/>
-          <w:szCs w:val="22"/>
-        </w:rPr>
-        <w:t xml:space="preserve"> INTEGER NOT NULL,</w:t>
+        <w:t>Код_клиента INTEGER NOT NULL,</w:t>
       </w:r>
       <w:r>
         <w:rPr>
@@ -4587,42 +4195,7 @@
           <w:szCs w:val="22"/>
         </w:rPr>
         <w:br/>
-      </w:r>
-      <w:proofErr w:type="spellStart"/>
-      <w:r>
-        <w:rPr>
-          <w:rFonts w:ascii="Courier New" w:hAnsi="Courier New" w:cs="Courier New"/>
-          <w:sz w:val="22"/>
-          <w:szCs w:val="22"/>
-        </w:rPr>
-        <w:t>Фирма_производитель</w:t>
-      </w:r>
-      <w:proofErr w:type="spellEnd"/>
-      <w:r>
-        <w:rPr>
-          <w:rFonts w:ascii="Courier New" w:hAnsi="Courier New" w:cs="Courier New"/>
-          <w:sz w:val="22"/>
-          <w:szCs w:val="22"/>
-        </w:rPr>
-        <w:t xml:space="preserve"> </w:t>
-      </w:r>
-      <w:proofErr w:type="gramStart"/>
-      <w:r>
-        <w:rPr>
-          <w:rFonts w:ascii="Courier New" w:hAnsi="Courier New" w:cs="Courier New"/>
-          <w:sz w:val="22"/>
-          <w:szCs w:val="22"/>
-        </w:rPr>
-        <w:t>VARCHAR(</w:t>
-      </w:r>
-      <w:proofErr w:type="gramEnd"/>
-      <w:r>
-        <w:rPr>
-          <w:rFonts w:ascii="Courier New" w:hAnsi="Courier New" w:cs="Courier New"/>
-          <w:sz w:val="22"/>
-          <w:szCs w:val="22"/>
-        </w:rPr>
-        <w:t>255),</w:t>
+        <w:t>Фирма_производитель VARCHAR(255),</w:t>
       </w:r>
       <w:r>
         <w:rPr>
@@ -4631,25 +4204,7 @@
           <w:szCs w:val="22"/>
         </w:rPr>
         <w:br/>
-        <w:t xml:space="preserve">Город </w:t>
-      </w:r>
-      <w:proofErr w:type="gramStart"/>
-      <w:r>
-        <w:rPr>
-          <w:rFonts w:ascii="Courier New" w:hAnsi="Courier New" w:cs="Courier New"/>
-          <w:sz w:val="22"/>
-          <w:szCs w:val="22"/>
-        </w:rPr>
-        <w:t>VARCHAR(</w:t>
-      </w:r>
-      <w:proofErr w:type="gramEnd"/>
-      <w:r>
-        <w:rPr>
-          <w:rFonts w:ascii="Courier New" w:hAnsi="Courier New" w:cs="Courier New"/>
-          <w:sz w:val="22"/>
-          <w:szCs w:val="22"/>
-        </w:rPr>
-        <w:t>45),</w:t>
+        <w:t>Город VARCHAR(45),</w:t>
       </w:r>
       <w:r>
         <w:rPr>
@@ -4658,25 +4213,7 @@
           <w:szCs w:val="22"/>
         </w:rPr>
         <w:br/>
-        <w:t>PRIMARY KEY (</w:t>
-      </w:r>
-      <w:proofErr w:type="spellStart"/>
-      <w:r>
-        <w:rPr>
-          <w:rFonts w:ascii="Courier New" w:hAnsi="Courier New" w:cs="Courier New"/>
-          <w:sz w:val="22"/>
-          <w:szCs w:val="22"/>
-        </w:rPr>
-        <w:t>Код_клиента</w:t>
-      </w:r>
-      <w:proofErr w:type="spellEnd"/>
-      <w:r>
-        <w:rPr>
-          <w:rFonts w:ascii="Courier New" w:hAnsi="Courier New" w:cs="Courier New"/>
-          <w:sz w:val="22"/>
-          <w:szCs w:val="22"/>
-        </w:rPr>
-        <w:t>)</w:t>
+        <w:t>PRIMARY KEY (Код_клиента)</w:t>
       </w:r>
       <w:r>
         <w:rPr>
@@ -4699,6 +4236,7 @@
       <w:r>
         <w:rPr>
           <w:rFonts w:ascii="Times New Roman" w:hAnsi="Times New Roman" w:cs="Times New Roman"/>
+          <w:noProof/>
         </w:rPr>
         <w:lastRenderedPageBreak/>
         <w:drawing>
@@ -4804,7 +4342,6 @@
           <w:rFonts w:ascii="Courier New" w:hAnsi="Courier New" w:cs="Courier New"/>
           <w:sz w:val="22"/>
           <w:szCs w:val="22"/>
-          <w:lang w:val="en-US"/>
         </w:rPr>
       </w:pPr>
       <w:r>
@@ -4822,24 +4359,7 @@
           <w:szCs w:val="22"/>
         </w:rPr>
         <w:br/>
-      </w:r>
-      <w:proofErr w:type="spellStart"/>
-      <w:r>
-        <w:rPr>
-          <w:rFonts w:ascii="Courier New" w:hAnsi="Courier New" w:cs="Courier New"/>
-          <w:sz w:val="22"/>
-          <w:szCs w:val="22"/>
-        </w:rPr>
-        <w:t>Номер_заказа</w:t>
-      </w:r>
-      <w:proofErr w:type="spellEnd"/>
-      <w:r>
-        <w:rPr>
-          <w:rFonts w:ascii="Courier New" w:hAnsi="Courier New" w:cs="Courier New"/>
-          <w:sz w:val="22"/>
-          <w:szCs w:val="22"/>
-        </w:rPr>
-        <w:t xml:space="preserve"> INTEGER PRIMARY KEY AUTOINCREMENT,</w:t>
+        <w:t>Номер_заказа INTEGER PRIMARY KEY AUTOINCREMENT,</w:t>
       </w:r>
       <w:r>
         <w:rPr>
@@ -4848,24 +4368,7 @@
           <w:szCs w:val="22"/>
         </w:rPr>
         <w:br/>
-      </w:r>
-      <w:proofErr w:type="spellStart"/>
-      <w:r>
-        <w:rPr>
-          <w:rFonts w:ascii="Courier New" w:hAnsi="Courier New" w:cs="Courier New"/>
-          <w:sz w:val="22"/>
-          <w:szCs w:val="22"/>
-        </w:rPr>
-        <w:t>ОптовыеКлиенты_Код_клиента</w:t>
-      </w:r>
-      <w:proofErr w:type="spellEnd"/>
-      <w:r>
-        <w:rPr>
-          <w:rFonts w:ascii="Courier New" w:hAnsi="Courier New" w:cs="Courier New"/>
-          <w:sz w:val="22"/>
-          <w:szCs w:val="22"/>
-        </w:rPr>
-        <w:t xml:space="preserve"> INTEGER NOT NULL,</w:t>
+        <w:t>ОптовыеКлиенты_Код_клиента INTEGER NOT NULL,</w:t>
       </w:r>
       <w:r>
         <w:rPr>
@@ -4874,24 +4377,7 @@
           <w:szCs w:val="22"/>
         </w:rPr>
         <w:br/>
-      </w:r>
-      <w:proofErr w:type="spellStart"/>
-      <w:r>
-        <w:rPr>
-          <w:rFonts w:ascii="Courier New" w:hAnsi="Courier New" w:cs="Courier New"/>
-          <w:sz w:val="22"/>
-          <w:szCs w:val="22"/>
-        </w:rPr>
-        <w:t>Книги_Код_книги</w:t>
-      </w:r>
-      <w:proofErr w:type="spellEnd"/>
-      <w:r>
-        <w:rPr>
-          <w:rFonts w:ascii="Courier New" w:hAnsi="Courier New" w:cs="Courier New"/>
-          <w:sz w:val="22"/>
-          <w:szCs w:val="22"/>
-        </w:rPr>
-        <w:t xml:space="preserve"> INTEGER NOT NULL,</w:t>
+        <w:t>Книги_Код_книги INTEGER NOT NULL,</w:t>
       </w:r>
       <w:r>
         <w:rPr>
@@ -4900,24 +4386,7 @@
           <w:szCs w:val="22"/>
         </w:rPr>
         <w:br/>
-      </w:r>
-      <w:proofErr w:type="spellStart"/>
-      <w:r>
-        <w:rPr>
-          <w:rFonts w:ascii="Courier New" w:hAnsi="Courier New" w:cs="Courier New"/>
-          <w:sz w:val="22"/>
-          <w:szCs w:val="22"/>
-        </w:rPr>
-        <w:t>Дата_заказа</w:t>
-      </w:r>
-      <w:proofErr w:type="spellEnd"/>
-      <w:r>
-        <w:rPr>
-          <w:rFonts w:ascii="Courier New" w:hAnsi="Courier New" w:cs="Courier New"/>
-          <w:sz w:val="22"/>
-          <w:szCs w:val="22"/>
-        </w:rPr>
-        <w:t xml:space="preserve"> DATE,</w:t>
+        <w:t>Дата_заказа DATE,</w:t>
       </w:r>
       <w:r>
         <w:rPr>
@@ -4935,25 +4404,7 @@
           <w:szCs w:val="22"/>
         </w:rPr>
         <w:br/>
-        <w:t xml:space="preserve">Скидка </w:t>
-      </w:r>
-      <w:proofErr w:type="gramStart"/>
-      <w:r>
-        <w:rPr>
-          <w:rFonts w:ascii="Courier New" w:hAnsi="Courier New" w:cs="Courier New"/>
-          <w:sz w:val="22"/>
-          <w:szCs w:val="22"/>
-        </w:rPr>
-        <w:t>DECIMAL(</w:t>
-      </w:r>
-      <w:proofErr w:type="gramEnd"/>
-      <w:r>
-        <w:rPr>
-          <w:rFonts w:ascii="Courier New" w:hAnsi="Courier New" w:cs="Courier New"/>
-          <w:sz w:val="22"/>
-          <w:szCs w:val="22"/>
-        </w:rPr>
-        <w:t>5,2),</w:t>
+        <w:t>Скидка DECIMAL(5,2),</w:t>
       </w:r>
       <w:r>
         <w:rPr>
@@ -4962,25 +4413,7 @@
           <w:szCs w:val="22"/>
         </w:rPr>
         <w:br/>
-        <w:t>FOREIGN KEY (</w:t>
-      </w:r>
-      <w:proofErr w:type="spellStart"/>
-      <w:r>
-        <w:rPr>
-          <w:rFonts w:ascii="Courier New" w:hAnsi="Courier New" w:cs="Courier New"/>
-          <w:sz w:val="22"/>
-          <w:szCs w:val="22"/>
-        </w:rPr>
-        <w:t>Книги_Код_книги</w:t>
-      </w:r>
-      <w:proofErr w:type="spellEnd"/>
-      <w:r>
-        <w:rPr>
-          <w:rFonts w:ascii="Courier New" w:hAnsi="Courier New" w:cs="Courier New"/>
-          <w:sz w:val="22"/>
-          <w:szCs w:val="22"/>
-        </w:rPr>
-        <w:t>)</w:t>
+        <w:t>FOREIGN KEY (Книги_Код_книги)</w:t>
       </w:r>
       <w:r>
         <w:rPr>
@@ -4989,25 +4422,7 @@
           <w:szCs w:val="22"/>
         </w:rPr>
         <w:br/>
-        <w:t>REFERENCES Книги (</w:t>
-      </w:r>
-      <w:proofErr w:type="spellStart"/>
-      <w:r>
-        <w:rPr>
-          <w:rFonts w:ascii="Courier New" w:hAnsi="Courier New" w:cs="Courier New"/>
-          <w:sz w:val="22"/>
-          <w:szCs w:val="22"/>
-        </w:rPr>
-        <w:t>Код_книги</w:t>
-      </w:r>
-      <w:proofErr w:type="spellEnd"/>
-      <w:r>
-        <w:rPr>
-          <w:rFonts w:ascii="Courier New" w:hAnsi="Courier New" w:cs="Courier New"/>
-          <w:sz w:val="22"/>
-          <w:szCs w:val="22"/>
-        </w:rPr>
-        <w:t>),</w:t>
+        <w:t>REFERENCES Книги (Код_книги),</w:t>
       </w:r>
       <w:r>
         <w:rPr>
@@ -5016,25 +4431,7 @@
           <w:szCs w:val="22"/>
         </w:rPr>
         <w:br/>
-        <w:t>FOREIGN KEY (</w:t>
-      </w:r>
-      <w:proofErr w:type="spellStart"/>
-      <w:r>
-        <w:rPr>
-          <w:rFonts w:ascii="Courier New" w:hAnsi="Courier New" w:cs="Courier New"/>
-          <w:sz w:val="22"/>
-          <w:szCs w:val="22"/>
-        </w:rPr>
-        <w:t>ОптовыеКлиенты_Код_клиента</w:t>
-      </w:r>
-      <w:proofErr w:type="spellEnd"/>
-      <w:r>
-        <w:rPr>
-          <w:rFonts w:ascii="Courier New" w:hAnsi="Courier New" w:cs="Courier New"/>
-          <w:sz w:val="22"/>
-          <w:szCs w:val="22"/>
-        </w:rPr>
-        <w:t>)</w:t>
+        <w:t>FOREIGN KEY (ОптовыеКлиенты_Код_клиента)</w:t>
       </w:r>
       <w:r>
         <w:rPr>
@@ -5043,43 +4440,7 @@
           <w:szCs w:val="22"/>
         </w:rPr>
         <w:br/>
-        <w:t xml:space="preserve">REFERENCES </w:t>
-      </w:r>
-      <w:proofErr w:type="spellStart"/>
-      <w:r>
-        <w:rPr>
-          <w:rFonts w:ascii="Courier New" w:hAnsi="Courier New" w:cs="Courier New"/>
-          <w:sz w:val="22"/>
-          <w:szCs w:val="22"/>
-        </w:rPr>
-        <w:t>ОптовыеКлиенты</w:t>
-      </w:r>
-      <w:proofErr w:type="spellEnd"/>
-      <w:r>
-        <w:rPr>
-          <w:rFonts w:ascii="Courier New" w:hAnsi="Courier New" w:cs="Courier New"/>
-          <w:sz w:val="22"/>
-          <w:szCs w:val="22"/>
-        </w:rPr>
-        <w:t xml:space="preserve"> (</w:t>
-      </w:r>
-      <w:proofErr w:type="spellStart"/>
-      <w:r>
-        <w:rPr>
-          <w:rFonts w:ascii="Courier New" w:hAnsi="Courier New" w:cs="Courier New"/>
-          <w:sz w:val="22"/>
-          <w:szCs w:val="22"/>
-        </w:rPr>
-        <w:t>Код_клиента</w:t>
-      </w:r>
-      <w:proofErr w:type="spellEnd"/>
-      <w:r>
-        <w:rPr>
-          <w:rFonts w:ascii="Courier New" w:hAnsi="Courier New" w:cs="Courier New"/>
-          <w:sz w:val="22"/>
-          <w:szCs w:val="22"/>
-        </w:rPr>
-        <w:t>)</w:t>
+        <w:t>REFERENCES ОптовыеКлиенты (Код_клиента)</w:t>
       </w:r>
       <w:r>
         <w:rPr>
@@ -5099,7 +4460,6 @@
           <w:rFonts w:ascii="Courier New" w:hAnsi="Courier New" w:cs="Courier New"/>
           <w:sz w:val="22"/>
           <w:szCs w:val="22"/>
-          <w:lang w:val="en-US"/>
         </w:rPr>
       </w:pPr>
     </w:p>
@@ -5111,7 +4471,6 @@
           <w:rFonts w:ascii="Courier New" w:hAnsi="Courier New" w:cs="Courier New"/>
           <w:sz w:val="22"/>
           <w:szCs w:val="22"/>
-          <w:lang w:val="en-US"/>
         </w:rPr>
       </w:pPr>
     </w:p>
@@ -5128,6 +4487,7 @@
       <w:r>
         <w:rPr>
           <w:rFonts w:ascii="Times New Roman" w:hAnsi="Times New Roman" w:cs="Times New Roman"/>
+          <w:noProof/>
           <w:sz w:val="28"/>
           <w:szCs w:val="28"/>
         </w:rPr>
@@ -5279,21 +4639,7 @@
         <w:rPr>
           <w:rFonts w:ascii="Courier New" w:hAnsi="Courier New" w:cs="Courier New"/>
         </w:rPr>
-        <w:t xml:space="preserve">SELECT </w:t>
-      </w:r>
-      <w:proofErr w:type="spellStart"/>
-      <w:r>
-        <w:rPr>
-          <w:rFonts w:ascii="Courier New" w:hAnsi="Courier New" w:cs="Courier New"/>
-        </w:rPr>
-        <w:t>Фирма_производитель</w:t>
-      </w:r>
-      <w:proofErr w:type="spellEnd"/>
-      <w:r>
-        <w:rPr>
-          <w:rFonts w:ascii="Courier New" w:hAnsi="Courier New" w:cs="Courier New"/>
-        </w:rPr>
-        <w:t>, Город</w:t>
+        <w:t>SELECT Фирма_производитель, Город</w:t>
       </w:r>
     </w:p>
     <w:p>
@@ -5304,28 +4650,13 @@
         <w:jc w:val="both"/>
         <w:rPr>
           <w:rFonts w:ascii="Courier New" w:hAnsi="Courier New" w:cs="Courier New"/>
-          <w:lang w:val="en-US"/>
-        </w:rPr>
-      </w:pPr>
-      <w:r>
-        <w:rPr>
-          <w:rFonts w:ascii="Courier New" w:hAnsi="Courier New" w:cs="Courier New"/>
-        </w:rPr>
-        <w:t xml:space="preserve">FROM </w:t>
-      </w:r>
-      <w:proofErr w:type="spellStart"/>
-      <w:r>
-        <w:rPr>
-          <w:rFonts w:ascii="Courier New" w:hAnsi="Courier New" w:cs="Courier New"/>
-        </w:rPr>
-        <w:t>ОптовыеКлиенты</w:t>
-      </w:r>
-      <w:proofErr w:type="spellEnd"/>
-      <w:r>
-        <w:rPr>
-          <w:rFonts w:ascii="Courier New" w:hAnsi="Courier New" w:cs="Courier New"/>
-        </w:rPr>
-        <w:t>;</w:t>
+        </w:rPr>
+      </w:pPr>
+      <w:r>
+        <w:rPr>
+          <w:rFonts w:ascii="Courier New" w:hAnsi="Courier New" w:cs="Courier New"/>
+        </w:rPr>
+        <w:t>FROM ОптовыеКлиенты;</w:t>
       </w:r>
     </w:p>
     <w:p>
@@ -5336,7 +4667,6 @@
         <w:jc w:val="both"/>
         <w:rPr>
           <w:rFonts w:ascii="Courier New" w:hAnsi="Courier New" w:cs="Courier New"/>
-          <w:lang w:val="en-US"/>
         </w:rPr>
       </w:pPr>
     </w:p>
@@ -5354,6 +4684,7 @@
       <w:r>
         <w:rPr>
           <w:rFonts w:ascii="Courier New" w:hAnsi="Courier New" w:cs="Courier New"/>
+          <w:noProof/>
           <w:lang w:val="en-US"/>
         </w:rPr>
         <w:drawing>
@@ -5437,45 +4768,16 @@
           <w:rFonts w:ascii="Courier New" w:hAnsi="Courier New" w:cs="Courier New"/>
           <w:sz w:val="22"/>
           <w:szCs w:val="22"/>
-          <w:lang w:val="en-US"/>
-        </w:rPr>
-      </w:pPr>
-      <w:r>
-        <w:rPr>
-          <w:rFonts w:ascii="Courier New" w:hAnsi="Courier New" w:cs="Courier New"/>
-          <w:sz w:val="22"/>
-          <w:szCs w:val="22"/>
-        </w:rPr>
-        <w:t xml:space="preserve">SELECT </w:t>
-      </w:r>
-      <w:proofErr w:type="spellStart"/>
-      <w:r>
-        <w:rPr>
-          <w:rFonts w:ascii="Courier New" w:hAnsi="Courier New" w:cs="Courier New"/>
-          <w:sz w:val="22"/>
-          <w:szCs w:val="22"/>
-        </w:rPr>
-        <w:t>Название_книги</w:t>
-      </w:r>
-      <w:proofErr w:type="spellEnd"/>
-      <w:r>
-        <w:rPr>
-          <w:rFonts w:ascii="Courier New" w:hAnsi="Courier New" w:cs="Courier New"/>
-          <w:sz w:val="22"/>
-          <w:szCs w:val="22"/>
-        </w:rPr>
-        <w:t xml:space="preserve">, Автор, </w:t>
-      </w:r>
-      <w:proofErr w:type="spellStart"/>
-      <w:r>
-        <w:rPr>
-          <w:rFonts w:ascii="Courier New" w:hAnsi="Courier New" w:cs="Courier New"/>
-          <w:sz w:val="22"/>
-          <w:szCs w:val="22"/>
-        </w:rPr>
-        <w:t>Год_издания</w:t>
-      </w:r>
-      <w:proofErr w:type="spellEnd"/>
+        </w:rPr>
+      </w:pPr>
+      <w:r>
+        <w:rPr>
+          <w:rFonts w:ascii="Courier New" w:hAnsi="Courier New" w:cs="Courier New"/>
+          <w:sz w:val="22"/>
+          <w:szCs w:val="22"/>
+        </w:rPr>
+        <w:t>SELECT Название_книги, Автор, Год_издания</w:t>
+      </w:r>
       <w:r>
         <w:rPr>
           <w:rFonts w:ascii="Courier New" w:hAnsi="Courier New" w:cs="Courier New"/>
@@ -5495,7 +4797,6 @@
           <w:rFonts w:ascii="Courier New" w:hAnsi="Courier New" w:cs="Courier New"/>
           <w:sz w:val="22"/>
           <w:szCs w:val="22"/>
-          <w:lang w:val="en-US"/>
         </w:rPr>
       </w:pPr>
     </w:p>
@@ -5515,6 +4816,7 @@
       <w:r>
         <w:rPr>
           <w:rFonts w:ascii="Courier New" w:hAnsi="Courier New" w:cs="Courier New"/>
+          <w:noProof/>
           <w:sz w:val="22"/>
           <w:szCs w:val="22"/>
           <w:lang w:val="en-US"/>
@@ -5608,25 +4910,7 @@
           <w:sz w:val="22"/>
           <w:szCs w:val="22"/>
         </w:rPr>
-        <w:t xml:space="preserve">SELECT </w:t>
-      </w:r>
-      <w:proofErr w:type="spellStart"/>
-      <w:r>
-        <w:rPr>
-          <w:rFonts w:ascii="Courier New" w:hAnsi="Courier New" w:cs="Courier New"/>
-          <w:sz w:val="22"/>
-          <w:szCs w:val="22"/>
-        </w:rPr>
-        <w:t>Дата_заказа</w:t>
-      </w:r>
-      <w:proofErr w:type="spellEnd"/>
-      <w:r>
-        <w:rPr>
-          <w:rFonts w:ascii="Courier New" w:hAnsi="Courier New" w:cs="Courier New"/>
-          <w:sz w:val="22"/>
-          <w:szCs w:val="22"/>
-        </w:rPr>
-        <w:t>, Количество, Скидка</w:t>
+        <w:t>SELECT Дата_заказа, Количество, Скидка</w:t>
       </w:r>
       <w:r>
         <w:rPr>
@@ -5646,7 +4930,6 @@
           <w:rFonts w:ascii="Courier New" w:hAnsi="Courier New" w:cs="Courier New"/>
           <w:sz w:val="22"/>
           <w:szCs w:val="22"/>
-          <w:lang w:val="en-US"/>
         </w:rPr>
       </w:pPr>
     </w:p>
@@ -5663,6 +4946,7 @@
       <w:r>
         <w:rPr>
           <w:rFonts w:ascii="Courier New" w:hAnsi="Courier New" w:cs="Courier New"/>
+          <w:noProof/>
           <w:sz w:val="22"/>
           <w:szCs w:val="22"/>
           <w:lang w:val="en-US"/>
@@ -5753,15 +5037,16 @@
           <w:rFonts w:ascii="Courier New" w:hAnsi="Courier New" w:cs="Courier New"/>
           <w:sz w:val="22"/>
           <w:szCs w:val="22"/>
-        </w:rPr>
-      </w:pPr>
-      <w:r>
-        <w:rPr>
-          <w:rFonts w:ascii="Courier New" w:hAnsi="Courier New" w:cs="Courier New"/>
-          <w:sz w:val="22"/>
-          <w:szCs w:val="22"/>
           <w:lang w:val="en-US"/>
         </w:rPr>
+      </w:pPr>
+      <w:r>
+        <w:rPr>
+          <w:rFonts w:ascii="Courier New" w:hAnsi="Courier New" w:cs="Courier New"/>
+          <w:sz w:val="22"/>
+          <w:szCs w:val="22"/>
+          <w:lang w:val="en-US"/>
+        </w:rPr>
         <w:t xml:space="preserve">SELECT * FROM </w:t>
       </w:r>
       <w:r>
@@ -5813,19 +5098,8 @@
           <w:szCs w:val="22"/>
           <w:lang w:val="en-US"/>
         </w:rPr>
-        <w:t xml:space="preserve"> LIKE '1869%</w:t>
-      </w:r>
-      <w:proofErr w:type="gramStart"/>
-      <w:r>
-        <w:rPr>
-          <w:rFonts w:ascii="Courier New" w:hAnsi="Courier New" w:cs="Courier New"/>
-          <w:sz w:val="22"/>
-          <w:szCs w:val="22"/>
-          <w:lang w:val="en-US"/>
-        </w:rPr>
-        <w:t>';</w:t>
-      </w:r>
-      <w:proofErr w:type="gramEnd"/>
+        <w:t xml:space="preserve"> LIKE '1869%';</w:t>
+      </w:r>
     </w:p>
     <w:p>
       <w:pPr>
@@ -5836,6 +5110,7 @@
           <w:rFonts w:ascii="Courier New" w:hAnsi="Courier New" w:cs="Courier New"/>
           <w:sz w:val="22"/>
           <w:szCs w:val="22"/>
+          <w:lang w:val="en-US"/>
         </w:rPr>
       </w:pPr>
     </w:p>
@@ -5854,6 +5129,7 @@
       <w:r>
         <w:rPr>
           <w:rFonts w:ascii="Courier New" w:hAnsi="Courier New" w:cs="Courier New"/>
+          <w:noProof/>
           <w:sz w:val="22"/>
           <w:szCs w:val="22"/>
         </w:rPr>
@@ -5949,23 +5225,7 @@
           <w:sz w:val="22"/>
           <w:szCs w:val="22"/>
         </w:rPr>
-        <w:t>SELECT *</w:t>
-      </w:r>
-      <w:r>
-        <w:rPr>
-          <w:rFonts w:ascii="Courier New" w:hAnsi="Courier New" w:cs="Courier New"/>
-          <w:sz w:val="22"/>
-          <w:szCs w:val="22"/>
-        </w:rPr>
-        <w:t xml:space="preserve"> </w:t>
-      </w:r>
-      <w:r>
-        <w:rPr>
-          <w:rFonts w:ascii="Courier New" w:hAnsi="Courier New" w:cs="Courier New"/>
-          <w:sz w:val="22"/>
-          <w:szCs w:val="22"/>
-        </w:rPr>
-        <w:t>FROM Книги</w:t>
+        <w:t>SELECT * FROM Книги</w:t>
       </w:r>
     </w:p>
     <w:p>
@@ -6017,6 +5277,7 @@
       <w:r>
         <w:rPr>
           <w:rFonts w:ascii="Courier New" w:hAnsi="Courier New" w:cs="Courier New"/>
+          <w:noProof/>
           <w:sz w:val="22"/>
           <w:szCs w:val="22"/>
         </w:rPr>
@@ -6147,36 +5408,8 @@
           <w:sz w:val="22"/>
           <w:szCs w:val="22"/>
         </w:rPr>
-        <w:t xml:space="preserve">SELECT DISTINCT </w:t>
-      </w:r>
-      <w:proofErr w:type="spellStart"/>
-      <w:r>
-        <w:rPr>
-          <w:rFonts w:ascii="Courier New" w:hAnsi="Courier New" w:cs="Courier New"/>
-          <w:sz w:val="22"/>
-          <w:szCs w:val="22"/>
-        </w:rPr>
-        <w:t>о.Фирма_производитель</w:t>
-      </w:r>
-      <w:proofErr w:type="spellEnd"/>
-      <w:r>
-        <w:rPr>
-          <w:rFonts w:ascii="Courier New" w:hAnsi="Courier New" w:cs="Courier New"/>
-          <w:sz w:val="22"/>
-          <w:szCs w:val="22"/>
-        </w:rPr>
-        <w:t xml:space="preserve">, </w:t>
-      </w:r>
-      <w:proofErr w:type="spellStart"/>
-      <w:r>
-        <w:rPr>
-          <w:rFonts w:ascii="Courier New" w:hAnsi="Courier New" w:cs="Courier New"/>
-          <w:sz w:val="22"/>
-          <w:szCs w:val="22"/>
-        </w:rPr>
-        <w:t>о.Город</w:t>
-      </w:r>
-      <w:proofErr w:type="spellEnd"/>
+        <w:t>SELECT DISTINCT о.Фирма_производитель, о.Город</w:t>
+      </w:r>
     </w:p>
     <w:p>
       <w:pPr>
@@ -6196,25 +5429,7 @@
           <w:sz w:val="22"/>
           <w:szCs w:val="22"/>
         </w:rPr>
-        <w:t xml:space="preserve">FROM </w:t>
-      </w:r>
-      <w:proofErr w:type="spellStart"/>
-      <w:r>
-        <w:rPr>
-          <w:rFonts w:ascii="Courier New" w:hAnsi="Courier New" w:cs="Courier New"/>
-          <w:sz w:val="22"/>
-          <w:szCs w:val="22"/>
-        </w:rPr>
-        <w:t>ОптовыеКлиенты</w:t>
-      </w:r>
-      <w:proofErr w:type="spellEnd"/>
-      <w:r>
-        <w:rPr>
-          <w:rFonts w:ascii="Courier New" w:hAnsi="Courier New" w:cs="Courier New"/>
-          <w:sz w:val="22"/>
-          <w:szCs w:val="22"/>
-        </w:rPr>
-        <w:t xml:space="preserve"> о</w:t>
+        <w:t>FROM ОптовыеКлиенты о</w:t>
       </w:r>
     </w:p>
     <w:p>
@@ -6235,36 +5450,8 @@
           <w:sz w:val="22"/>
           <w:szCs w:val="22"/>
         </w:rPr>
-        <w:t xml:space="preserve">JOIN Заказы з ON </w:t>
-      </w:r>
-      <w:proofErr w:type="spellStart"/>
-      <w:r>
-        <w:rPr>
-          <w:rFonts w:ascii="Courier New" w:hAnsi="Courier New" w:cs="Courier New"/>
-          <w:sz w:val="22"/>
-          <w:szCs w:val="22"/>
-        </w:rPr>
-        <w:t>о.Код_клиента</w:t>
-      </w:r>
-      <w:proofErr w:type="spellEnd"/>
-      <w:r>
-        <w:rPr>
-          <w:rFonts w:ascii="Courier New" w:hAnsi="Courier New" w:cs="Courier New"/>
-          <w:sz w:val="22"/>
-          <w:szCs w:val="22"/>
-        </w:rPr>
-        <w:t xml:space="preserve"> = </w:t>
-      </w:r>
-      <w:proofErr w:type="spellStart"/>
-      <w:r>
-        <w:rPr>
-          <w:rFonts w:ascii="Courier New" w:hAnsi="Courier New" w:cs="Courier New"/>
-          <w:sz w:val="22"/>
-          <w:szCs w:val="22"/>
-        </w:rPr>
-        <w:t>з.ОптовыеКлиенты_Код_клиента</w:t>
-      </w:r>
-      <w:proofErr w:type="spellEnd"/>
+        <w:t>JOIN Заказы з ON о.Код_клиента = з.ОптовыеКлиенты_Код_клиента</w:t>
+      </w:r>
     </w:p>
     <w:p>
       <w:pPr>
@@ -6394,19 +5581,8 @@
           <w:szCs w:val="22"/>
           <w:lang w:val="en-US"/>
         </w:rPr>
-        <w:t xml:space="preserve"> BETWEEN '2026-01-10' AND date('now'</w:t>
-      </w:r>
-      <w:proofErr w:type="gramStart"/>
-      <w:r>
-        <w:rPr>
-          <w:rFonts w:ascii="Courier New" w:hAnsi="Courier New" w:cs="Courier New"/>
-          <w:sz w:val="22"/>
-          <w:szCs w:val="22"/>
-          <w:lang w:val="en-US"/>
-        </w:rPr>
-        <w:t>);</w:t>
-      </w:r>
-      <w:proofErr w:type="gramEnd"/>
+        <w:t xml:space="preserve"> BETWEEN '2026-01-10' AND date('now');</w:t>
+      </w:r>
     </w:p>
     <w:p>
       <w:pPr>
@@ -6418,6 +5594,7 @@
           <w:rFonts w:ascii="Courier New" w:hAnsi="Courier New" w:cs="Courier New"/>
           <w:sz w:val="22"/>
           <w:szCs w:val="22"/>
+          <w:lang w:val="en-US"/>
         </w:rPr>
       </w:pPr>
     </w:p>
@@ -6436,6 +5613,7 @@
       <w:r>
         <w:rPr>
           <w:rFonts w:ascii="Courier New" w:hAnsi="Courier New" w:cs="Courier New"/>
+          <w:noProof/>
           <w:sz w:val="22"/>
           <w:szCs w:val="22"/>
         </w:rPr>
@@ -6531,90 +5709,8 @@
           <w:sz w:val="22"/>
           <w:szCs w:val="22"/>
         </w:rPr>
-        <w:t xml:space="preserve">SELECT </w:t>
-      </w:r>
-      <w:proofErr w:type="spellStart"/>
-      <w:r>
-        <w:rPr>
-          <w:rFonts w:ascii="Courier New" w:hAnsi="Courier New" w:cs="Courier New"/>
-          <w:sz w:val="22"/>
-          <w:szCs w:val="22"/>
-        </w:rPr>
-        <w:t>з.Номер_заказа</w:t>
-      </w:r>
-      <w:proofErr w:type="spellEnd"/>
-      <w:r>
-        <w:rPr>
-          <w:rFonts w:ascii="Courier New" w:hAnsi="Courier New" w:cs="Courier New"/>
-          <w:sz w:val="22"/>
-          <w:szCs w:val="22"/>
-        </w:rPr>
-        <w:t xml:space="preserve">, </w:t>
-      </w:r>
-      <w:proofErr w:type="spellStart"/>
-      <w:r>
-        <w:rPr>
-          <w:rFonts w:ascii="Courier New" w:hAnsi="Courier New" w:cs="Courier New"/>
-          <w:sz w:val="22"/>
-          <w:szCs w:val="22"/>
-        </w:rPr>
-        <w:t>о.Фирма_производитель</w:t>
-      </w:r>
-      <w:proofErr w:type="spellEnd"/>
-      <w:r>
-        <w:rPr>
-          <w:rFonts w:ascii="Courier New" w:hAnsi="Courier New" w:cs="Courier New"/>
-          <w:sz w:val="22"/>
-          <w:szCs w:val="22"/>
-        </w:rPr>
-        <w:t xml:space="preserve">, </w:t>
-      </w:r>
-      <w:proofErr w:type="spellStart"/>
-      <w:r>
-        <w:rPr>
-          <w:rFonts w:ascii="Courier New" w:hAnsi="Courier New" w:cs="Courier New"/>
-          <w:sz w:val="22"/>
-          <w:szCs w:val="22"/>
-        </w:rPr>
-        <w:t>з.Дата_заказа</w:t>
-      </w:r>
-      <w:proofErr w:type="spellEnd"/>
-      <w:r>
-        <w:rPr>
-          <w:rFonts w:ascii="Courier New" w:hAnsi="Courier New" w:cs="Courier New"/>
-          <w:sz w:val="22"/>
-          <w:szCs w:val="22"/>
-        </w:rPr>
-        <w:t xml:space="preserve">, </w:t>
-      </w:r>
-      <w:proofErr w:type="spellStart"/>
-      <w:r>
-        <w:rPr>
-          <w:rFonts w:ascii="Courier New" w:hAnsi="Courier New" w:cs="Courier New"/>
-          <w:sz w:val="22"/>
-          <w:szCs w:val="22"/>
-        </w:rPr>
-        <w:t>з.Количество</w:t>
-      </w:r>
-      <w:proofErr w:type="spellEnd"/>
-      <w:r>
-        <w:rPr>
-          <w:rFonts w:ascii="Courier New" w:hAnsi="Courier New" w:cs="Courier New"/>
-          <w:sz w:val="22"/>
-          <w:szCs w:val="22"/>
-        </w:rPr>
-        <w:t xml:space="preserve">, </w:t>
-      </w:r>
-      <w:proofErr w:type="spellStart"/>
-      <w:r>
-        <w:rPr>
-          <w:rFonts w:ascii="Courier New" w:hAnsi="Courier New" w:cs="Courier New"/>
-          <w:sz w:val="22"/>
-          <w:szCs w:val="22"/>
-        </w:rPr>
-        <w:t>з.Скидка</w:t>
-      </w:r>
-      <w:proofErr w:type="spellEnd"/>
+        <w:t>SELECT з.Номер_заказа, о.Фирма_производитель, з.Дата_заказа, з.Количество, з.Скидка</w:t>
+      </w:r>
     </w:p>
     <w:p>
       <w:pPr>
@@ -6655,54 +5751,8 @@
           <w:sz w:val="22"/>
           <w:szCs w:val="22"/>
         </w:rPr>
-        <w:t xml:space="preserve">JOIN </w:t>
-      </w:r>
-      <w:proofErr w:type="spellStart"/>
-      <w:r>
-        <w:rPr>
-          <w:rFonts w:ascii="Courier New" w:hAnsi="Courier New" w:cs="Courier New"/>
-          <w:sz w:val="22"/>
-          <w:szCs w:val="22"/>
-        </w:rPr>
-        <w:t>ОптовыеКлиенты</w:t>
-      </w:r>
-      <w:proofErr w:type="spellEnd"/>
-      <w:r>
-        <w:rPr>
-          <w:rFonts w:ascii="Courier New" w:hAnsi="Courier New" w:cs="Courier New"/>
-          <w:sz w:val="22"/>
-          <w:szCs w:val="22"/>
-        </w:rPr>
-        <w:t xml:space="preserve"> о ON </w:t>
-      </w:r>
-      <w:proofErr w:type="spellStart"/>
-      <w:r>
-        <w:rPr>
-          <w:rFonts w:ascii="Courier New" w:hAnsi="Courier New" w:cs="Courier New"/>
-          <w:sz w:val="22"/>
-          <w:szCs w:val="22"/>
-        </w:rPr>
-        <w:t>з.ОптовыеКлиенты_Код_клиента</w:t>
-      </w:r>
-      <w:proofErr w:type="spellEnd"/>
-      <w:r>
-        <w:rPr>
-          <w:rFonts w:ascii="Courier New" w:hAnsi="Courier New" w:cs="Courier New"/>
-          <w:sz w:val="22"/>
-          <w:szCs w:val="22"/>
-        </w:rPr>
-        <w:t xml:space="preserve"> = </w:t>
-      </w:r>
-      <w:proofErr w:type="spellStart"/>
-      <w:r>
-        <w:rPr>
-          <w:rFonts w:ascii="Courier New" w:hAnsi="Courier New" w:cs="Courier New"/>
-          <w:sz w:val="22"/>
-          <w:szCs w:val="22"/>
-        </w:rPr>
-        <w:t>о.Код_клиента</w:t>
-      </w:r>
-      <w:proofErr w:type="spellEnd"/>
+        <w:t>JOIN ОптовыеКлиенты о ON з.ОптовыеКлиенты_Код_клиента = о.Код_клиента</w:t>
+      </w:r>
     </w:p>
     <w:p>
       <w:pPr>
@@ -6722,25 +5772,7 @@
           <w:sz w:val="22"/>
           <w:szCs w:val="22"/>
         </w:rPr>
-        <w:t xml:space="preserve">WHERE </w:t>
-      </w:r>
-      <w:proofErr w:type="spellStart"/>
-      <w:r>
-        <w:rPr>
-          <w:rFonts w:ascii="Courier New" w:hAnsi="Courier New" w:cs="Courier New"/>
-          <w:sz w:val="22"/>
-          <w:szCs w:val="22"/>
-        </w:rPr>
-        <w:t>о.Фирма_производитель</w:t>
-      </w:r>
-      <w:proofErr w:type="spellEnd"/>
-      <w:r>
-        <w:rPr>
-          <w:rFonts w:ascii="Courier New" w:hAnsi="Courier New" w:cs="Courier New"/>
-          <w:sz w:val="22"/>
-          <w:szCs w:val="22"/>
-        </w:rPr>
-        <w:t xml:space="preserve"> LIKE 'И%'</w:t>
+        <w:t>WHERE о.Фирма_производитель LIKE 'И%'</w:t>
       </w:r>
     </w:p>
     <w:p>
@@ -6761,25 +5793,7 @@
           <w:sz w:val="22"/>
           <w:szCs w:val="22"/>
         </w:rPr>
-        <w:t xml:space="preserve">   OR </w:t>
-      </w:r>
-      <w:proofErr w:type="spellStart"/>
-      <w:r>
-        <w:rPr>
-          <w:rFonts w:ascii="Courier New" w:hAnsi="Courier New" w:cs="Courier New"/>
-          <w:sz w:val="22"/>
-          <w:szCs w:val="22"/>
-        </w:rPr>
-        <w:t>о.Фирма_производитель</w:t>
-      </w:r>
-      <w:proofErr w:type="spellEnd"/>
-      <w:r>
-        <w:rPr>
-          <w:rFonts w:ascii="Courier New" w:hAnsi="Courier New" w:cs="Courier New"/>
-          <w:sz w:val="22"/>
-          <w:szCs w:val="22"/>
-        </w:rPr>
-        <w:t xml:space="preserve"> LIKE 'Т%';</w:t>
+        <w:t xml:space="preserve">   OR о.Фирма_производитель LIKE 'Т%';</w:t>
       </w:r>
     </w:p>
     <w:p>
@@ -6811,6 +5825,7 @@
       <w:r>
         <w:rPr>
           <w:rFonts w:ascii="Courier New" w:hAnsi="Courier New" w:cs="Courier New"/>
+          <w:noProof/>
           <w:sz w:val="22"/>
           <w:szCs w:val="22"/>
         </w:rPr>
@@ -6908,18 +5923,8 @@
           <w:sz w:val="22"/>
           <w:szCs w:val="22"/>
         </w:rPr>
-        <w:t xml:space="preserve">SELECT SUM(Цена) AS </w:t>
-      </w:r>
-      <w:proofErr w:type="spellStart"/>
-      <w:r>
-        <w:rPr>
-          <w:rFonts w:ascii="Courier New" w:hAnsi="Courier New" w:cs="Courier New"/>
-          <w:sz w:val="22"/>
-          <w:szCs w:val="22"/>
-        </w:rPr>
-        <w:t>Общая_сумма_книг</w:t>
-      </w:r>
-      <w:proofErr w:type="spellEnd"/>
+        <w:t>SELECT SUM(Цена) AS Общая_сумма_книг</w:t>
+      </w:r>
     </w:p>
     <w:p>
       <w:pPr>
@@ -6970,6 +5975,7 @@
       <w:r>
         <w:rPr>
           <w:rFonts w:ascii="Courier New" w:hAnsi="Courier New" w:cs="Courier New"/>
+          <w:noProof/>
           <w:sz w:val="22"/>
           <w:szCs w:val="22"/>
         </w:rPr>
@@ -7140,7 +6146,6 @@
         </w:rPr>
         <w:t xml:space="preserve"> &lt; </w:t>
       </w:r>
-      <w:proofErr w:type="gramStart"/>
       <w:r>
         <w:rPr>
           <w:rFonts w:ascii="Courier New" w:hAnsi="Courier New" w:cs="Courier New"/>
@@ -7159,7 +6164,6 @@
         </w:rPr>
         <w:t>;</w:t>
       </w:r>
-      <w:proofErr w:type="gramEnd"/>
     </w:p>
     <w:p>
       <w:pPr>
@@ -7190,6 +6194,7 @@
       <w:r>
         <w:rPr>
           <w:rFonts w:ascii="Courier New" w:hAnsi="Courier New" w:cs="Courier New"/>
+          <w:noProof/>
           <w:sz w:val="22"/>
           <w:szCs w:val="22"/>
           <w:lang w:val="en-US"/>
@@ -7287,25 +6292,7 @@
           <w:sz w:val="22"/>
           <w:szCs w:val="22"/>
         </w:rPr>
-        <w:t xml:space="preserve">SELECT </w:t>
-      </w:r>
-      <w:proofErr w:type="spellStart"/>
-      <w:r>
-        <w:rPr>
-          <w:rFonts w:ascii="Courier New" w:hAnsi="Courier New" w:cs="Courier New"/>
-          <w:sz w:val="22"/>
-          <w:szCs w:val="22"/>
-        </w:rPr>
-        <w:t>о.Фирма_производитель</w:t>
-      </w:r>
-      <w:proofErr w:type="spellEnd"/>
-      <w:r>
-        <w:rPr>
-          <w:rFonts w:ascii="Courier New" w:hAnsi="Courier New" w:cs="Courier New"/>
-          <w:sz w:val="22"/>
-          <w:szCs w:val="22"/>
-        </w:rPr>
-        <w:t>,</w:t>
+        <w:t>SELECT о.Фирма_производитель,</w:t>
       </w:r>
     </w:p>
     <w:p>
@@ -7326,126 +6313,8 @@
           <w:sz w:val="22"/>
           <w:szCs w:val="22"/>
         </w:rPr>
-        <w:t xml:space="preserve">       </w:t>
-      </w:r>
-      <w:proofErr w:type="gramStart"/>
-      <w:r>
-        <w:rPr>
-          <w:rFonts w:ascii="Courier New" w:hAnsi="Courier New" w:cs="Courier New"/>
-          <w:sz w:val="22"/>
-          <w:szCs w:val="22"/>
-        </w:rPr>
-        <w:t>SUM(</w:t>
-      </w:r>
-      <w:proofErr w:type="gramEnd"/>
-      <w:r>
-        <w:rPr>
-          <w:rFonts w:ascii="Courier New" w:hAnsi="Courier New" w:cs="Courier New"/>
-          <w:sz w:val="22"/>
-          <w:szCs w:val="22"/>
-        </w:rPr>
-        <w:t>(</w:t>
-      </w:r>
-      <w:proofErr w:type="spellStart"/>
-      <w:r>
-        <w:rPr>
-          <w:rFonts w:ascii="Courier New" w:hAnsi="Courier New" w:cs="Courier New"/>
-          <w:sz w:val="22"/>
-          <w:szCs w:val="22"/>
-        </w:rPr>
-        <w:t>к.Цена</w:t>
-      </w:r>
-      <w:proofErr w:type="spellEnd"/>
-      <w:r>
-        <w:rPr>
-          <w:rFonts w:ascii="Courier New" w:hAnsi="Courier New" w:cs="Courier New"/>
-          <w:sz w:val="22"/>
-          <w:szCs w:val="22"/>
-        </w:rPr>
-        <w:t xml:space="preserve"> * </w:t>
-      </w:r>
-      <w:proofErr w:type="spellStart"/>
-      <w:r>
-        <w:rPr>
-          <w:rFonts w:ascii="Courier New" w:hAnsi="Courier New" w:cs="Courier New"/>
-          <w:sz w:val="22"/>
-          <w:szCs w:val="22"/>
-        </w:rPr>
-        <w:t>з.Количество</w:t>
-      </w:r>
-      <w:proofErr w:type="spellEnd"/>
-      <w:r>
-        <w:rPr>
-          <w:rFonts w:ascii="Courier New" w:hAnsi="Courier New" w:cs="Courier New"/>
-          <w:sz w:val="22"/>
-          <w:szCs w:val="22"/>
-        </w:rPr>
-        <w:t>) - (</w:t>
-      </w:r>
-      <w:proofErr w:type="spellStart"/>
-      <w:r>
-        <w:rPr>
-          <w:rFonts w:ascii="Courier New" w:hAnsi="Courier New" w:cs="Courier New"/>
-          <w:sz w:val="22"/>
-          <w:szCs w:val="22"/>
-        </w:rPr>
-        <w:t>к.Цена</w:t>
-      </w:r>
-      <w:proofErr w:type="spellEnd"/>
-      <w:r>
-        <w:rPr>
-          <w:rFonts w:ascii="Courier New" w:hAnsi="Courier New" w:cs="Courier New"/>
-          <w:sz w:val="22"/>
-          <w:szCs w:val="22"/>
-        </w:rPr>
-        <w:t xml:space="preserve"> * </w:t>
-      </w:r>
-      <w:proofErr w:type="spellStart"/>
-      <w:r>
-        <w:rPr>
-          <w:rFonts w:ascii="Courier New" w:hAnsi="Courier New" w:cs="Courier New"/>
-          <w:sz w:val="22"/>
-          <w:szCs w:val="22"/>
-        </w:rPr>
-        <w:t>з.Количество</w:t>
-      </w:r>
-      <w:proofErr w:type="spellEnd"/>
-      <w:r>
-        <w:rPr>
-          <w:rFonts w:ascii="Courier New" w:hAnsi="Courier New" w:cs="Courier New"/>
-          <w:sz w:val="22"/>
-          <w:szCs w:val="22"/>
-        </w:rPr>
-        <w:t xml:space="preserve"> * </w:t>
-      </w:r>
-      <w:proofErr w:type="spellStart"/>
-      <w:r>
-        <w:rPr>
-          <w:rFonts w:ascii="Courier New" w:hAnsi="Courier New" w:cs="Courier New"/>
-          <w:sz w:val="22"/>
-          <w:szCs w:val="22"/>
-        </w:rPr>
-        <w:t>з.Скидка</w:t>
-      </w:r>
-      <w:proofErr w:type="spellEnd"/>
-      <w:r>
-        <w:rPr>
-          <w:rFonts w:ascii="Courier New" w:hAnsi="Courier New" w:cs="Courier New"/>
-          <w:sz w:val="22"/>
-          <w:szCs w:val="22"/>
-        </w:rPr>
-        <w:t xml:space="preserve"> / 100.0)) AS </w:t>
-      </w:r>
-      <w:proofErr w:type="spellStart"/>
-      <w:r>
-        <w:rPr>
-          <w:rFonts w:ascii="Courier New" w:hAnsi="Courier New" w:cs="Courier New"/>
-          <w:sz w:val="22"/>
-          <w:szCs w:val="22"/>
-        </w:rPr>
-        <w:t>Потрачено_денег</w:t>
-      </w:r>
-      <w:proofErr w:type="spellEnd"/>
+        <w:t xml:space="preserve">       SUM((к.Цена * з.Количество) - (к.Цена * з.Количество * з.Скидка / 100.0)) AS Потрачено_денег</w:t>
+      </w:r>
     </w:p>
     <w:p>
       <w:pPr>
@@ -7486,54 +6355,8 @@
           <w:sz w:val="22"/>
           <w:szCs w:val="22"/>
         </w:rPr>
-        <w:t xml:space="preserve">JOIN </w:t>
-      </w:r>
-      <w:proofErr w:type="spellStart"/>
-      <w:r>
-        <w:rPr>
-          <w:rFonts w:ascii="Courier New" w:hAnsi="Courier New" w:cs="Courier New"/>
-          <w:sz w:val="22"/>
-          <w:szCs w:val="22"/>
-        </w:rPr>
-        <w:t>ОптовыеКлиенты</w:t>
-      </w:r>
-      <w:proofErr w:type="spellEnd"/>
-      <w:r>
-        <w:rPr>
-          <w:rFonts w:ascii="Courier New" w:hAnsi="Courier New" w:cs="Courier New"/>
-          <w:sz w:val="22"/>
-          <w:szCs w:val="22"/>
-        </w:rPr>
-        <w:t xml:space="preserve"> о ON </w:t>
-      </w:r>
-      <w:proofErr w:type="spellStart"/>
-      <w:r>
-        <w:rPr>
-          <w:rFonts w:ascii="Courier New" w:hAnsi="Courier New" w:cs="Courier New"/>
-          <w:sz w:val="22"/>
-          <w:szCs w:val="22"/>
-        </w:rPr>
-        <w:t>з.ОптовыеКлиенты_Код_клиента</w:t>
-      </w:r>
-      <w:proofErr w:type="spellEnd"/>
-      <w:r>
-        <w:rPr>
-          <w:rFonts w:ascii="Courier New" w:hAnsi="Courier New" w:cs="Courier New"/>
-          <w:sz w:val="22"/>
-          <w:szCs w:val="22"/>
-        </w:rPr>
-        <w:t xml:space="preserve"> = </w:t>
-      </w:r>
-      <w:proofErr w:type="spellStart"/>
-      <w:r>
-        <w:rPr>
-          <w:rFonts w:ascii="Courier New" w:hAnsi="Courier New" w:cs="Courier New"/>
-          <w:sz w:val="22"/>
-          <w:szCs w:val="22"/>
-        </w:rPr>
-        <w:t>о.Код_клиента</w:t>
-      </w:r>
-      <w:proofErr w:type="spellEnd"/>
+        <w:t>JOIN ОптовыеКлиенты о ON з.ОптовыеКлиенты_Код_клиента = о.Код_клиента</w:t>
+      </w:r>
     </w:p>
     <w:p>
       <w:pPr>
@@ -7553,36 +6376,8 @@
           <w:sz w:val="22"/>
           <w:szCs w:val="22"/>
         </w:rPr>
-        <w:t xml:space="preserve">JOIN Книги к ON </w:t>
-      </w:r>
-      <w:proofErr w:type="spellStart"/>
-      <w:r>
-        <w:rPr>
-          <w:rFonts w:ascii="Courier New" w:hAnsi="Courier New" w:cs="Courier New"/>
-          <w:sz w:val="22"/>
-          <w:szCs w:val="22"/>
-        </w:rPr>
-        <w:t>з.Книги_Код_книги</w:t>
-      </w:r>
-      <w:proofErr w:type="spellEnd"/>
-      <w:r>
-        <w:rPr>
-          <w:rFonts w:ascii="Courier New" w:hAnsi="Courier New" w:cs="Courier New"/>
-          <w:sz w:val="22"/>
-          <w:szCs w:val="22"/>
-        </w:rPr>
-        <w:t xml:space="preserve"> = </w:t>
-      </w:r>
-      <w:proofErr w:type="spellStart"/>
-      <w:r>
-        <w:rPr>
-          <w:rFonts w:ascii="Courier New" w:hAnsi="Courier New" w:cs="Courier New"/>
-          <w:sz w:val="22"/>
-          <w:szCs w:val="22"/>
-        </w:rPr>
-        <w:t>к.Код_книги</w:t>
-      </w:r>
-      <w:proofErr w:type="spellEnd"/>
+        <w:t>JOIN Книги к ON з.Книги_Код_книги = к.Код_книги</w:t>
+      </w:r>
     </w:p>
     <w:p>
       <w:pPr>
@@ -7594,34 +6389,15 @@
           <w:rFonts w:ascii="Courier New" w:hAnsi="Courier New" w:cs="Courier New"/>
           <w:sz w:val="22"/>
           <w:szCs w:val="22"/>
-          <w:lang w:val="en-US"/>
-        </w:rPr>
-      </w:pPr>
-      <w:r>
-        <w:rPr>
-          <w:rFonts w:ascii="Courier New" w:hAnsi="Courier New" w:cs="Courier New"/>
-          <w:sz w:val="22"/>
-          <w:szCs w:val="22"/>
-        </w:rPr>
-        <w:t xml:space="preserve">GROUP BY </w:t>
-      </w:r>
-      <w:proofErr w:type="spellStart"/>
-      <w:r>
-        <w:rPr>
-          <w:rFonts w:ascii="Courier New" w:hAnsi="Courier New" w:cs="Courier New"/>
-          <w:sz w:val="22"/>
-          <w:szCs w:val="22"/>
-        </w:rPr>
-        <w:t>о.Фирма_производитель</w:t>
-      </w:r>
-      <w:proofErr w:type="spellEnd"/>
-      <w:r>
-        <w:rPr>
-          <w:rFonts w:ascii="Courier New" w:hAnsi="Courier New" w:cs="Courier New"/>
-          <w:sz w:val="22"/>
-          <w:szCs w:val="22"/>
-        </w:rPr>
-        <w:t>;</w:t>
+        </w:rPr>
+      </w:pPr>
+      <w:r>
+        <w:rPr>
+          <w:rFonts w:ascii="Courier New" w:hAnsi="Courier New" w:cs="Courier New"/>
+          <w:sz w:val="22"/>
+          <w:szCs w:val="22"/>
+        </w:rPr>
+        <w:t>GROUP BY о.Фирма_производитель;</w:t>
       </w:r>
     </w:p>
     <w:p>
@@ -7634,7 +6410,6 @@
           <w:rFonts w:ascii="Courier New" w:hAnsi="Courier New" w:cs="Courier New"/>
           <w:sz w:val="22"/>
           <w:szCs w:val="22"/>
-          <w:lang w:val="en-US"/>
         </w:rPr>
       </w:pPr>
     </w:p>
@@ -7654,6 +6429,7 @@
       <w:r>
         <w:rPr>
           <w:rFonts w:ascii="Courier New" w:hAnsi="Courier New" w:cs="Courier New"/>
+          <w:noProof/>
           <w:sz w:val="22"/>
           <w:szCs w:val="22"/>
           <w:lang w:val="en-US"/>
@@ -8496,6 +7272,7 @@
   <w:style w:type="character" w:default="1" w:styleId="a0">
     <w:name w:val="Default Paragraph Font"/>
     <w:uiPriority w:val="1"/>
+    <w:semiHidden/>
     <w:unhideWhenUsed/>
   </w:style>
   <w:style w:type="table" w:default="1" w:styleId="a1">
